--- a/formatos/New_draft/acuerdo_sin_ads_persona_fisica.docx
+++ b/formatos/New_draft/acuerdo_sin_ads_persona_fisica.docx
@@ -130,32 +130,19 @@
           <w:szCs w:val="23"/>
           <w:highlight w:val="yellow"/>
         </w:rPr>
-        <w:t xml:space="preserve">{{ </w:t>
-      </w:r>
-      <w:proofErr w:type="spellStart"/>
-      <w:r>
-        <w:rPr>
-          <w:rFonts w:ascii="Garamond" w:eastAsia="Garamond" w:hAnsi="Garamond" w:cs="Garamond"/>
-          <w:b/>
-          <w:bCs/>
-          <w:sz w:val="23"/>
-          <w:szCs w:val="23"/>
-          <w:highlight w:val="yellow"/>
-        </w:rPr>
-        <w:t>RAZÓN_SOCIAL</w:t>
-      </w:r>
-      <w:r>
-        <w:rPr>
-          <w:rFonts w:ascii="Garamond" w:eastAsia="Garamond" w:hAnsi="Garamond" w:cs="Garamond"/>
-          <w:b/>
-          <w:bCs/>
-          <w:sz w:val="23"/>
-          <w:szCs w:val="23"/>
-          <w:highlight w:val="yellow"/>
-        </w:rPr>
-        <w:t>|upper</w:t>
-      </w:r>
-      <w:proofErr w:type="spellEnd"/>
+        <w:t>{{ RAZÓN_SOCIAL</w:t>
+      </w:r>
+      <w:r>
+        <w:rPr>
+          <w:rFonts w:ascii="Garamond" w:eastAsia="Garamond" w:hAnsi="Garamond" w:cs="Garamond"/>
+          <w:b/>
+          <w:bCs/>
+          <w:sz w:val="23"/>
+          <w:szCs w:val="23"/>
+          <w:highlight w:val="yellow"/>
+        </w:rPr>
+        <w:t>_ENCABEZADO</w:t>
+      </w:r>
       <w:r>
         <w:rPr>
           <w:rFonts w:ascii="Garamond" w:eastAsia="Garamond" w:hAnsi="Garamond" w:cs="Garamond"/>
@@ -2767,6 +2754,9 @@
         <w:jc w:val="both"/>
         <w:rPr>
           <w:rFonts w:ascii="Garamond" w:eastAsia="Garamond" w:hAnsi="Garamond" w:cs="Garamond"/>
+          <w:sz w:val="23"/>
+          <w:szCs w:val="23"/>
+          <w:lang w:val="es-MX"/>
         </w:rPr>
       </w:pPr>
       <w:r>
@@ -3261,7 +3251,19 @@
         <w:rPr>
           <w:rFonts w:ascii="Garamond" w:eastAsia="Garamond" w:hAnsi="Garamond" w:cs="Garamond"/>
         </w:rPr>
-        <w:t xml:space="preserve"> Abstenerse de reproducir, copiar y/o desarrollar el software de cualquier plataforma desarrollada por Rappi; </w:t>
+        <w:t xml:space="preserve"> Abstenerse de reproducir, copiar y/o desarrollar el software de cualquier plataforma desarrollada por Rappi;</w:t>
+      </w:r>
+      <w:r>
+        <w:rPr>
+          <w:rFonts w:ascii="Garamond" w:eastAsia="Garamond" w:hAnsi="Garamond" w:cs="Garamond"/>
+        </w:rPr>
+        <w:t xml:space="preserve"> y</w:t>
+      </w:r>
+      <w:r>
+        <w:rPr>
+          <w:rFonts w:ascii="Garamond" w:eastAsia="Garamond" w:hAnsi="Garamond" w:cs="Garamond"/>
+        </w:rPr>
+        <w:t xml:space="preserve"> </w:t>
       </w:r>
       <w:r>
         <w:rPr>
@@ -3293,7 +3295,1380 @@
         <w:rPr>
           <w:rFonts w:ascii="Garamond" w:eastAsia="Garamond" w:hAnsi="Garamond" w:cs="Garamond"/>
         </w:rPr>
-        <w:t xml:space="preserve"> Eliminar todo el software que pertenezca a Rappi una vez cese el uso de la Plataforma Rappi por parte del Aliado Comercial; y </w:t>
+        <w:t xml:space="preserve"> Eliminar todo el software que pertenezca a Rappi una vez cese el uso de la Plataforma Rappi por parte del Aliado Comercial</w:t>
+      </w:r>
+      <w:r>
+        <w:rPr>
+          <w:rFonts w:ascii="Garamond" w:eastAsia="Garamond" w:hAnsi="Garamond" w:cs="Garamond"/>
+        </w:rPr>
+        <w:t>.</w:t>
+      </w:r>
+    </w:p>
+    <w:p>
+      <w:pPr>
+        <w:jc w:val="both"/>
+        <w:rPr>
+          <w:rFonts w:ascii="Garamond" w:eastAsia="Garamond" w:hAnsi="Garamond" w:cs="Garamond"/>
+          <w:sz w:val="23"/>
+          <w:szCs w:val="23"/>
+          <w:lang w:val="es-ES"/>
+        </w:rPr>
+      </w:pPr>
+      <w:r>
+        <w:rPr>
+          <w:rFonts w:ascii="Garamond" w:eastAsia="Garamond" w:hAnsi="Garamond" w:cs="Garamond"/>
+          <w:sz w:val="23"/>
+          <w:szCs w:val="23"/>
+          <w:highlight w:val="yellow"/>
+          <w:lang w:val="es-ES"/>
+        </w:rPr>
+        <w:t xml:space="preserve">{%p if activa_descuento_menu %}</w:t>
+      </w:r>
+      <w:proofErr w:type="spellStart"/>
+      <w:r>
+        <w:rPr>
+          <w:rFonts w:ascii="Garamond" w:eastAsia="Garamond" w:hAnsi="Garamond" w:cs="Garamond"/>
+          <w:sz w:val="23"/>
+          <w:szCs w:val="23"/>
+          <w:highlight w:val="yellow"/>
+          <w:lang w:val="es-ES"/>
+        </w:rPr>
+        <w:t/>
+      </w:r>
+      <w:proofErr w:type="spellEnd"/>
+      <w:r>
+        <w:rPr>
+          <w:rFonts w:ascii="Garamond" w:eastAsia="Garamond" w:hAnsi="Garamond" w:cs="Garamond"/>
+          <w:sz w:val="23"/>
+          <w:szCs w:val="23"/>
+          <w:highlight w:val="yellow"/>
+          <w:lang w:val="es-ES"/>
+        </w:rPr>
+        <w:t xml:space="preserve"/>
+      </w:r>
+      <w:proofErr w:type="spellStart"/>
+      <w:r>
+        <w:rPr>
+          <w:rFonts w:ascii="Garamond" w:eastAsia="Garamond" w:hAnsi="Garamond" w:cs="Garamond"/>
+          <w:sz w:val="23"/>
+          <w:szCs w:val="23"/>
+          <w:highlight w:val="yellow"/>
+          <w:lang w:val="es-ES"/>
+        </w:rPr>
+        <w:t/>
+      </w:r>
+      <w:r>
+        <w:rPr>
+          <w:rFonts w:ascii="Garamond" w:eastAsia="Garamond" w:hAnsi="Garamond" w:cs="Garamond"/>
+          <w:sz w:val="23"/>
+          <w:szCs w:val="23"/>
+          <w:highlight w:val="yellow"/>
+          <w:lang w:val="es-ES"/>
+        </w:rPr>
+        <w:t/>
+      </w:r>
+      <w:r>
+        <w:rPr>
+          <w:rFonts w:ascii="Garamond" w:eastAsia="Garamond" w:hAnsi="Garamond" w:cs="Garamond"/>
+          <w:sz w:val="23"/>
+          <w:szCs w:val="23"/>
+          <w:highlight w:val="yellow"/>
+          <w:lang w:val="es-ES"/>
+        </w:rPr>
+        <w:t/>
+      </w:r>
+      <w:proofErr w:type="spellEnd"/>
+      <w:r>
+        <w:rPr>
+          <w:rFonts w:ascii="Garamond" w:eastAsia="Garamond" w:hAnsi="Garamond" w:cs="Garamond"/>
+          <w:sz w:val="23"/>
+          <w:szCs w:val="23"/>
+          <w:highlight w:val="yellow"/>
+          <w:lang w:val="es-ES"/>
+        </w:rPr>
+        <w:t xml:space="preserve"/>
+      </w:r>
+    </w:p>
+    <w:p>
+      <w:pPr>
+        <w:jc w:val="both"/>
+        <w:rPr>
+          <w:rFonts w:ascii="Garamond" w:eastAsia="Garamond" w:hAnsi="Garamond" w:cs="Garamond"/>
+          <w:sz w:val="23"/>
+          <w:szCs w:val="23"/>
+        </w:rPr>
+      </w:pPr>
+      <w:r>
+        <w:rPr>
+          <w:rFonts w:ascii="Garamond" w:eastAsia="Garamond" w:hAnsi="Garamond" w:cs="Garamond"/>
+          <w:sz w:val="23"/>
+          <w:szCs w:val="23"/>
+        </w:rPr>
+        <w:t xml:space="preserve">{{ ROM_DESCUENTO_MENU }} Realizar un descuento de por lo menos el </w:t>
+      </w:r>
+      <w:proofErr w:type="gramStart"/>
+      <w:r>
+        <w:rPr>
+          <w:rFonts w:ascii="Garamond" w:eastAsia="Garamond" w:hAnsi="Garamond" w:cs="Garamond"/>
+          <w:sz w:val="23"/>
+          <w:szCs w:val="23"/>
+          <w:highlight w:val="yellow"/>
+        </w:rPr>
+        <w:t>{{ N</w:t>
+      </w:r>
+      <w:proofErr w:type="gramEnd"/>
+      <w:r>
+        <w:rPr>
+          <w:rFonts w:ascii="Garamond" w:eastAsia="Garamond" w:hAnsi="Garamond" w:cs="Garamond"/>
+          <w:sz w:val="23"/>
+          <w:szCs w:val="23"/>
+          <w:highlight w:val="yellow"/>
+        </w:rPr>
+        <w:t>_DESCUENTO_</w:t>
+      </w:r>
+      <w:proofErr w:type="gramStart"/>
+      <w:r>
+        <w:rPr>
+          <w:rFonts w:ascii="Garamond" w:eastAsia="Garamond" w:hAnsi="Garamond" w:cs="Garamond"/>
+          <w:sz w:val="23"/>
+          <w:szCs w:val="23"/>
+          <w:highlight w:val="yellow"/>
+        </w:rPr>
+        <w:t>MENU }}</w:t>
+      </w:r>
+      <w:r>
+        <w:rPr>
+          <w:rFonts w:ascii="Garamond" w:eastAsia="Garamond" w:hAnsi="Garamond" w:cs="Garamond"/>
+          <w:sz w:val="23"/>
+          <w:szCs w:val="23"/>
+        </w:rPr>
+        <w:t>%</w:t>
+      </w:r>
+      <w:proofErr w:type="gramEnd"/>
+      <w:r>
+        <w:rPr>
+          <w:rFonts w:ascii="Garamond" w:eastAsia="Garamond" w:hAnsi="Garamond" w:cs="Garamond"/>
+          <w:sz w:val="23"/>
+          <w:szCs w:val="23"/>
+        </w:rPr>
+        <w:t xml:space="preserve"> (</w:t>
+      </w:r>
+      <w:proofErr w:type="gramStart"/>
+      <w:r>
+        <w:rPr>
+          <w:rFonts w:ascii="Garamond" w:eastAsia="Garamond" w:hAnsi="Garamond" w:cs="Garamond"/>
+          <w:sz w:val="23"/>
+          <w:szCs w:val="23"/>
+          <w:highlight w:val="yellow"/>
+        </w:rPr>
+        <w:t xml:space="preserve">{{ </w:t>
+      </w:r>
+      <w:proofErr w:type="spellStart"/>
+      <w:r>
+        <w:rPr>
+          <w:rFonts w:ascii="Garamond" w:eastAsia="Garamond" w:hAnsi="Garamond" w:cs="Garamond"/>
+          <w:sz w:val="23"/>
+          <w:szCs w:val="23"/>
+          <w:highlight w:val="yellow"/>
+        </w:rPr>
+        <w:t>VALOR</w:t>
+      </w:r>
+      <w:proofErr w:type="gramEnd"/>
+      <w:r>
+        <w:rPr>
+          <w:rFonts w:ascii="Garamond" w:eastAsia="Garamond" w:hAnsi="Garamond" w:cs="Garamond"/>
+          <w:sz w:val="23"/>
+          <w:szCs w:val="23"/>
+          <w:highlight w:val="yellow"/>
+        </w:rPr>
+        <w:t>_DESCUENTO_MENU</w:t>
+      </w:r>
+      <w:r>
+        <w:rPr>
+          <w:rFonts w:ascii="Garamond" w:eastAsia="Garamond" w:hAnsi="Garamond" w:cs="Garamond"/>
+          <w:sz w:val="23"/>
+          <w:szCs w:val="23"/>
+          <w:highlight w:val="yellow"/>
+        </w:rPr>
+        <w:t>|</w:t>
+      </w:r>
+      <w:proofErr w:type="gramStart"/>
+      <w:r>
+        <w:rPr>
+          <w:rFonts w:ascii="Garamond" w:eastAsia="Garamond" w:hAnsi="Garamond" w:cs="Garamond"/>
+          <w:sz w:val="23"/>
+          <w:szCs w:val="23"/>
+          <w:highlight w:val="yellow"/>
+        </w:rPr>
+        <w:t>lower</w:t>
+      </w:r>
+      <w:proofErr w:type="spellEnd"/>
+      <w:r>
+        <w:rPr>
+          <w:rFonts w:ascii="Garamond" w:eastAsia="Garamond" w:hAnsi="Garamond" w:cs="Garamond"/>
+          <w:sz w:val="23"/>
+          <w:szCs w:val="23"/>
+          <w:highlight w:val="yellow"/>
+        </w:rPr>
+        <w:t xml:space="preserve"> }</w:t>
+      </w:r>
+      <w:proofErr w:type="gramEnd"/>
+      <w:r>
+        <w:rPr>
+          <w:rFonts w:ascii="Garamond" w:eastAsia="Garamond" w:hAnsi="Garamond" w:cs="Garamond"/>
+          <w:sz w:val="23"/>
+          <w:szCs w:val="23"/>
+          <w:highlight w:val="yellow"/>
+        </w:rPr>
+        <w:t>}</w:t>
+      </w:r>
+      <w:r>
+        <w:rPr>
+          <w:rFonts w:ascii="Garamond" w:eastAsia="Garamond" w:hAnsi="Garamond" w:cs="Garamond"/>
+          <w:sz w:val="23"/>
+          <w:szCs w:val="23"/>
+        </w:rPr>
+        <w:t xml:space="preserve"> </w:t>
+      </w:r>
+      <w:r>
+        <w:rPr>
+          <w:rFonts w:ascii="Garamond" w:eastAsia="Garamond" w:hAnsi="Garamond" w:cs="Garamond"/>
+          <w:sz w:val="23"/>
+          <w:szCs w:val="23"/>
+        </w:rPr>
+        <w:t xml:space="preserve">por ciento) en todo el menú dentro de la Plataforma Rappi durante los primeros </w:t>
+      </w:r>
+      <w:proofErr w:type="gramStart"/>
+      <w:r>
+        <w:rPr>
+          <w:rFonts w:ascii="Garamond" w:eastAsia="Garamond" w:hAnsi="Garamond" w:cs="Garamond"/>
+          <w:sz w:val="23"/>
+          <w:szCs w:val="23"/>
+          <w:highlight w:val="yellow"/>
+        </w:rPr>
+        <w:t>{{ N</w:t>
+      </w:r>
+      <w:proofErr w:type="gramEnd"/>
+      <w:r>
+        <w:rPr>
+          <w:rFonts w:ascii="Garamond" w:eastAsia="Garamond" w:hAnsi="Garamond" w:cs="Garamond"/>
+          <w:sz w:val="23"/>
+          <w:szCs w:val="23"/>
+          <w:highlight w:val="yellow"/>
+        </w:rPr>
+        <w:t>_MESES_DESCUENTO_</w:t>
+      </w:r>
+      <w:proofErr w:type="gramStart"/>
+      <w:r>
+        <w:rPr>
+          <w:rFonts w:ascii="Garamond" w:eastAsia="Garamond" w:hAnsi="Garamond" w:cs="Garamond"/>
+          <w:sz w:val="23"/>
+          <w:szCs w:val="23"/>
+          <w:highlight w:val="yellow"/>
+        </w:rPr>
+        <w:t>MENU }</w:t>
+      </w:r>
+      <w:proofErr w:type="gramEnd"/>
+      <w:r>
+        <w:rPr>
+          <w:rFonts w:ascii="Garamond" w:eastAsia="Garamond" w:hAnsi="Garamond" w:cs="Garamond"/>
+          <w:sz w:val="23"/>
+          <w:szCs w:val="23"/>
+          <w:highlight w:val="yellow"/>
+        </w:rPr>
+        <w:t>}</w:t>
+      </w:r>
+      <w:r>
+        <w:rPr>
+          <w:rFonts w:ascii="Garamond" w:eastAsia="Garamond" w:hAnsi="Garamond" w:cs="Garamond"/>
+          <w:sz w:val="23"/>
+          <w:szCs w:val="23"/>
+        </w:rPr>
+        <w:t xml:space="preserve"> (</w:t>
+      </w:r>
+      <w:proofErr w:type="gramStart"/>
+      <w:r>
+        <w:rPr>
+          <w:rFonts w:ascii="Garamond" w:eastAsia="Garamond" w:hAnsi="Garamond" w:cs="Garamond"/>
+          <w:sz w:val="23"/>
+          <w:szCs w:val="23"/>
+          <w:highlight w:val="yellow"/>
+        </w:rPr>
+        <w:t xml:space="preserve">{{ </w:t>
+      </w:r>
+      <w:proofErr w:type="spellStart"/>
+      <w:r>
+        <w:rPr>
+          <w:rFonts w:ascii="Garamond" w:eastAsia="Garamond" w:hAnsi="Garamond" w:cs="Garamond"/>
+          <w:sz w:val="23"/>
+          <w:szCs w:val="23"/>
+          <w:highlight w:val="yellow"/>
+        </w:rPr>
+        <w:t>VALOR</w:t>
+      </w:r>
+      <w:proofErr w:type="gramEnd"/>
+      <w:r>
+        <w:rPr>
+          <w:rFonts w:ascii="Garamond" w:eastAsia="Garamond" w:hAnsi="Garamond" w:cs="Garamond"/>
+          <w:sz w:val="23"/>
+          <w:szCs w:val="23"/>
+          <w:highlight w:val="yellow"/>
+        </w:rPr>
+        <w:t>_MES_DESCUENTO_MENU</w:t>
+      </w:r>
+      <w:r>
+        <w:rPr>
+          <w:rFonts w:ascii="Garamond" w:eastAsia="Garamond" w:hAnsi="Garamond" w:cs="Garamond"/>
+          <w:sz w:val="23"/>
+          <w:szCs w:val="23"/>
+          <w:highlight w:val="yellow"/>
+        </w:rPr>
+        <w:t>|</w:t>
+      </w:r>
+      <w:proofErr w:type="gramStart"/>
+      <w:r>
+        <w:rPr>
+          <w:rFonts w:ascii="Garamond" w:eastAsia="Garamond" w:hAnsi="Garamond" w:cs="Garamond"/>
+          <w:sz w:val="23"/>
+          <w:szCs w:val="23"/>
+          <w:highlight w:val="yellow"/>
+        </w:rPr>
+        <w:t>lower</w:t>
+      </w:r>
+      <w:proofErr w:type="spellEnd"/>
+      <w:r>
+        <w:rPr>
+          <w:rFonts w:ascii="Garamond" w:eastAsia="Garamond" w:hAnsi="Garamond" w:cs="Garamond"/>
+          <w:sz w:val="23"/>
+          <w:szCs w:val="23"/>
+          <w:highlight w:val="yellow"/>
+        </w:rPr>
+        <w:t xml:space="preserve"> }</w:t>
+      </w:r>
+      <w:proofErr w:type="gramEnd"/>
+      <w:r>
+        <w:rPr>
+          <w:rFonts w:ascii="Garamond" w:eastAsia="Garamond" w:hAnsi="Garamond" w:cs="Garamond"/>
+          <w:sz w:val="23"/>
+          <w:szCs w:val="23"/>
+          <w:highlight w:val="yellow"/>
+        </w:rPr>
+        <w:t>}</w:t>
+      </w:r>
+      <w:r>
+        <w:rPr>
+          <w:rFonts w:ascii="Garamond" w:eastAsia="Garamond" w:hAnsi="Garamond" w:cs="Garamond"/>
+          <w:sz w:val="23"/>
+          <w:szCs w:val="23"/>
+        </w:rPr>
+        <w:t>) meses de ejecución del presente Acuerdo.</w:t>
+      </w:r>
+    </w:p>
+    <w:p>
+      <w:pPr>
+        <w:jc w:val="both"/>
+        <w:rPr>
+          <w:rFonts w:ascii="Garamond" w:eastAsia="Garamond" w:hAnsi="Garamond" w:cs="Garamond"/>
+          <w:sz w:val="23"/>
+          <w:szCs w:val="23"/>
+          <w:lang w:val="en-US"/>
+        </w:rPr>
+      </w:pPr>
+      <w:r>
+        <w:rPr>
+          <w:rFonts w:ascii="Garamond" w:eastAsia="Garamond" w:hAnsi="Garamond" w:cs="Garamond"/>
+          <w:sz w:val="23"/>
+          <w:szCs w:val="23"/>
+          <w:highlight w:val="yellow"/>
+          <w:lang w:val="en-US"/>
+        </w:rPr>
+        <w:t>{%p endif %}</w:t>
+      </w:r>
+    </w:p>
+    <w:p>
+      <w:pPr>
+        <w:jc w:val="both"/>
+        <w:rPr>
+          <w:rFonts w:ascii="Garamond" w:eastAsia="Garamond" w:hAnsi="Garamond" w:cs="Garamond"/>
+          <w:sz w:val="23"/>
+          <w:szCs w:val="23"/>
+          <w:lang w:val="en-US"/>
+        </w:rPr>
+      </w:pPr>
+      <w:r>
+        <w:rPr>
+          <w:rFonts w:ascii="Garamond" w:eastAsia="Garamond" w:hAnsi="Garamond" w:cs="Garamond"/>
+          <w:sz w:val="23"/>
+          <w:szCs w:val="23"/>
+          <w:highlight w:val="yellow"/>
+          <w:lang w:val="en-US"/>
+        </w:rPr>
+        <w:t xml:space="preserve">{%p if </w:t>
+      </w:r>
+      <w:proofErr w:type="spellStart"/>
+      <w:r>
+        <w:rPr>
+          <w:rFonts w:ascii="Garamond" w:eastAsia="Garamond" w:hAnsi="Garamond" w:cs="Garamond"/>
+          <w:sz w:val="23"/>
+          <w:szCs w:val="23"/>
+          <w:highlight w:val="yellow"/>
+          <w:lang w:val="en-US"/>
+        </w:rPr>
+        <w:t>activa_mark_down</w:t>
+      </w:r>
+      <w:proofErr w:type="spellEnd"/>
+      <w:r>
+        <w:rPr>
+          <w:rFonts w:ascii="Garamond" w:eastAsia="Garamond" w:hAnsi="Garamond" w:cs="Garamond"/>
+          <w:sz w:val="23"/>
+          <w:szCs w:val="23"/>
+          <w:highlight w:val="yellow"/>
+          <w:lang w:val="en-US"/>
+        </w:rPr>
+        <w:t xml:space="preserve"> %}</w:t>
+      </w:r>
+    </w:p>
+    <w:p>
+      <w:pPr>
+        <w:jc w:val="both"/>
+        <w:rPr>
+          <w:rFonts w:ascii="Garamond" w:eastAsia="Garamond" w:hAnsi="Garamond" w:cs="Garamond"/>
+          <w:sz w:val="23"/>
+          <w:szCs w:val="23"/>
+        </w:rPr>
+      </w:pPr>
+      <w:r>
+        <w:rPr>
+          <w:rFonts w:ascii="Garamond" w:eastAsia="Garamond" w:hAnsi="Garamond" w:cs="Garamond"/>
+          <w:sz w:val="23"/>
+          <w:szCs w:val="23"/>
+        </w:rPr>
+        <w:t xml:space="preserve">{{ ROM_MARK_DOWN }} Realizar una inversión mensual en promociones del </w:t>
+      </w:r>
+      <w:proofErr w:type="gramStart"/>
+      <w:r>
+        <w:rPr>
+          <w:rFonts w:ascii="Garamond" w:eastAsia="Garamond" w:hAnsi="Garamond" w:cs="Garamond"/>
+          <w:sz w:val="23"/>
+          <w:szCs w:val="23"/>
+          <w:highlight w:val="yellow"/>
+        </w:rPr>
+        <w:t>{{ N</w:t>
+      </w:r>
+      <w:proofErr w:type="gramEnd"/>
+      <w:r>
+        <w:rPr>
+          <w:rFonts w:ascii="Garamond" w:eastAsia="Garamond" w:hAnsi="Garamond" w:cs="Garamond"/>
+          <w:sz w:val="23"/>
+          <w:szCs w:val="23"/>
+          <w:highlight w:val="yellow"/>
+        </w:rPr>
+        <w:t>_DESCUENTO_MARK_</w:t>
+      </w:r>
+      <w:proofErr w:type="gramStart"/>
+      <w:r>
+        <w:rPr>
+          <w:rFonts w:ascii="Garamond" w:eastAsia="Garamond" w:hAnsi="Garamond" w:cs="Garamond"/>
+          <w:sz w:val="23"/>
+          <w:szCs w:val="23"/>
+          <w:highlight w:val="yellow"/>
+        </w:rPr>
+        <w:t>DOWN }}</w:t>
+      </w:r>
+      <w:r>
+        <w:rPr>
+          <w:rFonts w:ascii="Garamond" w:eastAsia="Garamond" w:hAnsi="Garamond" w:cs="Garamond"/>
+          <w:sz w:val="23"/>
+          <w:szCs w:val="23"/>
+        </w:rPr>
+        <w:t>%</w:t>
+      </w:r>
+      <w:proofErr w:type="gramEnd"/>
+      <w:r>
+        <w:rPr>
+          <w:rFonts w:ascii="Garamond" w:eastAsia="Garamond" w:hAnsi="Garamond" w:cs="Garamond"/>
+          <w:sz w:val="23"/>
+          <w:szCs w:val="23"/>
+        </w:rPr>
+        <w:t xml:space="preserve"> (</w:t>
+      </w:r>
+      <w:proofErr w:type="gramStart"/>
+      <w:r>
+        <w:rPr>
+          <w:rFonts w:ascii="Garamond" w:eastAsia="Garamond" w:hAnsi="Garamond" w:cs="Garamond"/>
+          <w:sz w:val="23"/>
+          <w:szCs w:val="23"/>
+          <w:highlight w:val="yellow"/>
+        </w:rPr>
+        <w:t xml:space="preserve">{{ </w:t>
+      </w:r>
+      <w:proofErr w:type="spellStart"/>
+      <w:r>
+        <w:rPr>
+          <w:rFonts w:ascii="Garamond" w:eastAsia="Garamond" w:hAnsi="Garamond" w:cs="Garamond"/>
+          <w:sz w:val="23"/>
+          <w:szCs w:val="23"/>
+          <w:highlight w:val="yellow"/>
+        </w:rPr>
+        <w:t>VALOR</w:t>
+      </w:r>
+      <w:proofErr w:type="gramEnd"/>
+      <w:r>
+        <w:rPr>
+          <w:rFonts w:ascii="Garamond" w:eastAsia="Garamond" w:hAnsi="Garamond" w:cs="Garamond"/>
+          <w:sz w:val="23"/>
+          <w:szCs w:val="23"/>
+          <w:highlight w:val="yellow"/>
+        </w:rPr>
+        <w:t>_DESCUENTO_MARK_DOWN|</w:t>
+      </w:r>
+      <w:proofErr w:type="gramStart"/>
+      <w:r>
+        <w:rPr>
+          <w:rFonts w:ascii="Garamond" w:eastAsia="Garamond" w:hAnsi="Garamond" w:cs="Garamond"/>
+          <w:sz w:val="23"/>
+          <w:szCs w:val="23"/>
+          <w:highlight w:val="yellow"/>
+        </w:rPr>
+        <w:t>lower</w:t>
+      </w:r>
+      <w:proofErr w:type="spellEnd"/>
+      <w:r>
+        <w:rPr>
+          <w:rFonts w:ascii="Garamond" w:eastAsia="Garamond" w:hAnsi="Garamond" w:cs="Garamond"/>
+          <w:sz w:val="23"/>
+          <w:szCs w:val="23"/>
+          <w:highlight w:val="yellow"/>
+        </w:rPr>
+        <w:t xml:space="preserve"> }</w:t>
+      </w:r>
+      <w:proofErr w:type="gramEnd"/>
+      <w:r>
+        <w:rPr>
+          <w:rFonts w:ascii="Garamond" w:eastAsia="Garamond" w:hAnsi="Garamond" w:cs="Garamond"/>
+          <w:sz w:val="23"/>
+          <w:szCs w:val="23"/>
+          <w:highlight w:val="yellow"/>
+        </w:rPr>
+        <w:t>}</w:t>
+      </w:r>
+      <w:r>
+        <w:rPr>
+          <w:rFonts w:ascii="Garamond" w:eastAsia="Garamond" w:hAnsi="Garamond" w:cs="Garamond"/>
+          <w:sz w:val="23"/>
+          <w:szCs w:val="23"/>
+        </w:rPr>
+        <w:t xml:space="preserve"> por ciento) de las ventas totales </w:t>
+      </w:r>
+      <w:r>
+        <w:rPr>
+          <w:rFonts w:ascii="Garamond" w:eastAsia="Garamond" w:hAnsi="Garamond" w:cs="Garamond"/>
+          <w:sz w:val="23"/>
+          <w:szCs w:val="23"/>
+        </w:rPr>
+        <w:lastRenderedPageBreak/>
+        <w:t>realizadas por el Aliado a través de la Plataforma Rappi durante el mes inmediatamente anterior durante la vigencia del presente Acuerdo.</w:t>
+      </w:r>
+    </w:p>
+    <w:p>
+      <w:pPr>
+        <w:jc w:val="both"/>
+        <w:rPr>
+          <w:rFonts w:ascii="Garamond" w:eastAsia="Garamond" w:hAnsi="Garamond" w:cs="Garamond"/>
+          <w:sz w:val="23"/>
+          <w:szCs w:val="23"/>
+          <w:lang w:val="es-MX"/>
+        </w:rPr>
+      </w:pPr>
+      <w:r>
+        <w:rPr>
+          <w:rFonts w:ascii="Garamond" w:eastAsia="Garamond" w:hAnsi="Garamond" w:cs="Garamond"/>
+          <w:sz w:val="23"/>
+          <w:szCs w:val="23"/>
+          <w:highlight w:val="yellow"/>
+          <w:lang w:val="es-ES"/>
+        </w:rPr>
+        <w:t xml:space="preserve">{%p </w:t>
+      </w:r>
+      <w:proofErr w:type="spellStart"/>
+      <w:r>
+        <w:rPr>
+          <w:rFonts w:ascii="Garamond" w:eastAsia="Garamond" w:hAnsi="Garamond" w:cs="Garamond"/>
+          <w:sz w:val="23"/>
+          <w:szCs w:val="23"/>
+          <w:highlight w:val="yellow"/>
+          <w:lang w:val="es-ES"/>
+        </w:rPr>
+        <w:t>endif</w:t>
+      </w:r>
+      <w:proofErr w:type="spellEnd"/>
+      <w:r>
+        <w:rPr>
+          <w:rFonts w:ascii="Garamond" w:eastAsia="Garamond" w:hAnsi="Garamond" w:cs="Garamond"/>
+          <w:sz w:val="23"/>
+          <w:szCs w:val="23"/>
+          <w:highlight w:val="yellow"/>
+          <w:lang w:val="es-ES"/>
+        </w:rPr>
+        <w:t xml:space="preserve"> %}</w:t>
+      </w:r>
+    </w:p>
+    <w:p>
+      <w:pPr>
+        <w:jc w:val="both"/>
+        <w:rPr>
+          <w:rFonts w:ascii="Garamond" w:eastAsia="Garamond" w:hAnsi="Garamond" w:cs="Garamond"/>
+          <w:sz w:val="23"/>
+          <w:szCs w:val="23"/>
+          <w:lang w:val="es-ES"/>
+        </w:rPr>
+      </w:pPr>
+      <w:r>
+        <w:rPr>
+          <w:rFonts w:ascii="Garamond" w:eastAsia="Garamond" w:hAnsi="Garamond" w:cs="Garamond"/>
+          <w:sz w:val="23"/>
+          <w:szCs w:val="23"/>
+          <w:highlight w:val="yellow"/>
+          <w:lang w:val="es-ES"/>
+        </w:rPr>
+        <w:t xml:space="preserve">{%p </w:t>
+      </w:r>
+      <w:proofErr w:type="spellStart"/>
+      <w:r>
+        <w:rPr>
+          <w:rFonts w:ascii="Garamond" w:eastAsia="Garamond" w:hAnsi="Garamond" w:cs="Garamond"/>
+          <w:sz w:val="23"/>
+          <w:szCs w:val="23"/>
+          <w:highlight w:val="yellow"/>
+          <w:lang w:val="es-ES"/>
+        </w:rPr>
+        <w:t>if</w:t>
+      </w:r>
+      <w:proofErr w:type="spellEnd"/>
+      <w:r>
+        <w:rPr>
+          <w:rFonts w:ascii="Garamond" w:eastAsia="Garamond" w:hAnsi="Garamond" w:cs="Garamond"/>
+          <w:sz w:val="23"/>
+          <w:szCs w:val="23"/>
+          <w:highlight w:val="yellow"/>
+          <w:lang w:val="es-ES"/>
+        </w:rPr>
+        <w:t xml:space="preserve"> </w:t>
+      </w:r>
+      <w:proofErr w:type="spellStart"/>
+      <w:r>
+        <w:rPr>
+          <w:rFonts w:ascii="Garamond" w:eastAsia="Garamond" w:hAnsi="Garamond" w:cs="Garamond"/>
+          <w:sz w:val="23"/>
+          <w:szCs w:val="23"/>
+          <w:highlight w:val="yellow"/>
+          <w:lang w:val="es-ES"/>
+        </w:rPr>
+        <w:t>activa_publicaciones_redes</w:t>
+      </w:r>
+      <w:proofErr w:type="spellEnd"/>
+      <w:r>
+        <w:rPr>
+          <w:rFonts w:ascii="Garamond" w:eastAsia="Garamond" w:hAnsi="Garamond" w:cs="Garamond"/>
+          <w:sz w:val="23"/>
+          <w:szCs w:val="23"/>
+          <w:highlight w:val="yellow"/>
+          <w:lang w:val="es-ES"/>
+        </w:rPr>
+        <w:t xml:space="preserve"> %}</w:t>
+      </w:r>
+    </w:p>
+    <w:p>
+      <w:pPr>
+        <w:jc w:val="both"/>
+        <w:rPr>
+          <w:rFonts w:ascii="Garamond" w:eastAsia="Garamond" w:hAnsi="Garamond" w:cs="Garamond"/>
+          <w:sz w:val="23"/>
+          <w:szCs w:val="23"/>
+        </w:rPr>
+      </w:pPr>
+      <w:r>
+        <w:rPr>
+          <w:rFonts w:ascii="Garamond" w:eastAsia="Garamond" w:hAnsi="Garamond" w:cs="Garamond"/>
+          <w:sz w:val="23"/>
+          <w:szCs w:val="23"/>
+        </w:rPr>
+        <w:t xml:space="preserve">{{ ROM_REDES }} Realizar, al menos </w:t>
+      </w:r>
+      <w:proofErr w:type="gramStart"/>
+      <w:r>
+        <w:rPr>
+          <w:rFonts w:ascii="Garamond" w:eastAsia="Garamond" w:hAnsi="Garamond" w:cs="Garamond"/>
+          <w:sz w:val="23"/>
+          <w:szCs w:val="23"/>
+          <w:highlight w:val="yellow"/>
+        </w:rPr>
+        <w:t xml:space="preserve">{{ </w:t>
+      </w:r>
+      <w:r>
+        <w:rPr>
+          <w:rFonts w:ascii="Garamond" w:eastAsia="Garamond" w:hAnsi="Garamond" w:cs="Garamond"/>
+          <w:sz w:val="23"/>
+          <w:szCs w:val="23"/>
+          <w:highlight w:val="yellow"/>
+        </w:rPr>
+        <w:t>N</w:t>
+      </w:r>
+      <w:proofErr w:type="gramEnd"/>
+      <w:r>
+        <w:rPr>
+          <w:rFonts w:ascii="Garamond" w:eastAsia="Garamond" w:hAnsi="Garamond" w:cs="Garamond"/>
+          <w:sz w:val="23"/>
+          <w:szCs w:val="23"/>
+          <w:highlight w:val="yellow"/>
+        </w:rPr>
+        <w:t>_</w:t>
+      </w:r>
+      <w:r>
+        <w:rPr>
+          <w:rFonts w:ascii="Garamond" w:eastAsia="Garamond" w:hAnsi="Garamond" w:cs="Garamond"/>
+          <w:sz w:val="23"/>
+          <w:szCs w:val="23"/>
+          <w:highlight w:val="yellow"/>
+        </w:rPr>
+        <w:t>DESCUENTO_</w:t>
+      </w:r>
+      <w:proofErr w:type="gramStart"/>
+      <w:r>
+        <w:rPr>
+          <w:rFonts w:ascii="Garamond" w:eastAsia="Garamond" w:hAnsi="Garamond" w:cs="Garamond"/>
+          <w:sz w:val="23"/>
+          <w:szCs w:val="23"/>
+          <w:highlight w:val="yellow"/>
+        </w:rPr>
+        <w:t>REDES }</w:t>
+      </w:r>
+      <w:proofErr w:type="gramEnd"/>
+      <w:r>
+        <w:rPr>
+          <w:rFonts w:ascii="Garamond" w:eastAsia="Garamond" w:hAnsi="Garamond" w:cs="Garamond"/>
+          <w:sz w:val="23"/>
+          <w:szCs w:val="23"/>
+          <w:highlight w:val="yellow"/>
+        </w:rPr>
+        <w:t>}</w:t>
+      </w:r>
+      <w:r>
+        <w:rPr>
+          <w:rFonts w:ascii="Garamond" w:eastAsia="Garamond" w:hAnsi="Garamond" w:cs="Garamond"/>
+          <w:sz w:val="23"/>
+          <w:szCs w:val="23"/>
+        </w:rPr>
+        <w:t xml:space="preserve"> (</w:t>
+      </w:r>
+      <w:proofErr w:type="gramStart"/>
+      <w:r>
+        <w:rPr>
+          <w:rFonts w:ascii="Garamond" w:eastAsia="Garamond" w:hAnsi="Garamond" w:cs="Garamond"/>
+          <w:sz w:val="23"/>
+          <w:szCs w:val="23"/>
+          <w:highlight w:val="yellow"/>
+        </w:rPr>
+        <w:t xml:space="preserve">{{ </w:t>
+      </w:r>
+      <w:proofErr w:type="spellStart"/>
+      <w:r>
+        <w:rPr>
+          <w:rFonts w:ascii="Garamond" w:eastAsia="Garamond" w:hAnsi="Garamond" w:cs="Garamond"/>
+          <w:sz w:val="23"/>
+          <w:szCs w:val="23"/>
+          <w:highlight w:val="yellow"/>
+        </w:rPr>
+        <w:t>DESCUENTO</w:t>
+      </w:r>
+      <w:proofErr w:type="gramEnd"/>
+      <w:r>
+        <w:rPr>
+          <w:rFonts w:ascii="Garamond" w:eastAsia="Garamond" w:hAnsi="Garamond" w:cs="Garamond"/>
+          <w:sz w:val="23"/>
+          <w:szCs w:val="23"/>
+          <w:highlight w:val="yellow"/>
+        </w:rPr>
+        <w:t>_REDES</w:t>
+      </w:r>
+      <w:r>
+        <w:rPr>
+          <w:rFonts w:ascii="Garamond" w:eastAsia="Garamond" w:hAnsi="Garamond" w:cs="Garamond"/>
+          <w:sz w:val="23"/>
+          <w:szCs w:val="23"/>
+          <w:highlight w:val="yellow"/>
+        </w:rPr>
+        <w:t>|</w:t>
+      </w:r>
+      <w:proofErr w:type="gramStart"/>
+      <w:r>
+        <w:rPr>
+          <w:rFonts w:ascii="Garamond" w:eastAsia="Garamond" w:hAnsi="Garamond" w:cs="Garamond"/>
+          <w:sz w:val="23"/>
+          <w:szCs w:val="23"/>
+          <w:highlight w:val="yellow"/>
+        </w:rPr>
+        <w:t>lower</w:t>
+      </w:r>
+      <w:proofErr w:type="spellEnd"/>
+      <w:r>
+        <w:rPr>
+          <w:rFonts w:ascii="Garamond" w:eastAsia="Garamond" w:hAnsi="Garamond" w:cs="Garamond"/>
+          <w:sz w:val="23"/>
+          <w:szCs w:val="23"/>
+          <w:highlight w:val="yellow"/>
+        </w:rPr>
+        <w:t xml:space="preserve"> }</w:t>
+      </w:r>
+      <w:proofErr w:type="gramEnd"/>
+      <w:r>
+        <w:rPr>
+          <w:rFonts w:ascii="Garamond" w:eastAsia="Garamond" w:hAnsi="Garamond" w:cs="Garamond"/>
+          <w:sz w:val="23"/>
+          <w:szCs w:val="23"/>
+          <w:highlight w:val="yellow"/>
+        </w:rPr>
+        <w:t>}</w:t>
+      </w:r>
+      <w:r>
+        <w:rPr>
+          <w:rFonts w:ascii="Garamond" w:eastAsia="Garamond" w:hAnsi="Garamond" w:cs="Garamond"/>
+          <w:sz w:val="23"/>
+          <w:szCs w:val="23"/>
+        </w:rPr>
+        <w:t xml:space="preserve">) publicaciones mensuales en sus redes sociales garantizando que estén dirigidas única y exclusivamente a incrementar sus ventas a través de la Plataforma Rappi, </w:t>
+      </w:r>
+      <w:proofErr w:type="gramStart"/>
+      <w:r>
+        <w:rPr>
+          <w:rFonts w:ascii="Garamond" w:eastAsia="Garamond" w:hAnsi="Garamond" w:cs="Garamond"/>
+          <w:sz w:val="23"/>
+          <w:szCs w:val="23"/>
+        </w:rPr>
+        <w:t>enunciando</w:t>
+      </w:r>
+      <w:proofErr w:type="gramEnd"/>
+      <w:r>
+        <w:rPr>
+          <w:rFonts w:ascii="Garamond" w:eastAsia="Garamond" w:hAnsi="Garamond" w:cs="Garamond"/>
+          <w:sz w:val="23"/>
+          <w:szCs w:val="23"/>
+        </w:rPr>
+        <w:t xml:space="preserve"> pero no limitando, Instagram, Facebook y/o Tik Tok. Dichas publicaciones deberán ser presentadas y aprobadas por Rappi previo a su publicación.</w:t>
+      </w:r>
+    </w:p>
+    <w:p>
+      <w:pPr>
+        <w:jc w:val="both"/>
+        <w:rPr>
+          <w:rFonts w:ascii="Garamond" w:eastAsia="Garamond" w:hAnsi="Garamond" w:cs="Garamond"/>
+          <w:sz w:val="23"/>
+          <w:szCs w:val="23"/>
+          <w:lang w:val="en-US"/>
+        </w:rPr>
+      </w:pPr>
+      <w:r>
+        <w:rPr>
+          <w:rFonts w:ascii="Garamond" w:eastAsia="Garamond" w:hAnsi="Garamond" w:cs="Garamond"/>
+          <w:sz w:val="23"/>
+          <w:szCs w:val="23"/>
+          <w:highlight w:val="yellow"/>
+          <w:lang w:val="en-US"/>
+        </w:rPr>
+        <w:t>{%p endif %}</w:t>
+      </w:r>
+    </w:p>
+    <w:p>
+      <w:pPr>
+        <w:jc w:val="both"/>
+        <w:rPr>
+          <w:rFonts w:ascii="Garamond" w:eastAsia="Garamond" w:hAnsi="Garamond" w:cs="Garamond"/>
+          <w:sz w:val="23"/>
+          <w:szCs w:val="23"/>
+          <w:lang w:val="en-US"/>
+        </w:rPr>
+      </w:pPr>
+      <w:r>
+        <w:rPr>
+          <w:rFonts w:ascii="Garamond" w:eastAsia="Garamond" w:hAnsi="Garamond" w:cs="Garamond"/>
+          <w:sz w:val="23"/>
+          <w:szCs w:val="23"/>
+          <w:highlight w:val="yellow"/>
+          <w:lang w:val="en-US"/>
+        </w:rPr>
+        <w:t xml:space="preserve">{%p if </w:t>
+      </w:r>
+      <w:proofErr w:type="spellStart"/>
+      <w:r>
+        <w:rPr>
+          <w:rFonts w:ascii="Garamond" w:eastAsia="Garamond" w:hAnsi="Garamond" w:cs="Garamond"/>
+          <w:sz w:val="23"/>
+          <w:szCs w:val="23"/>
+          <w:highlight w:val="yellow"/>
+          <w:lang w:val="en-US"/>
+        </w:rPr>
+        <w:t>activa_platillos_top_seller</w:t>
+      </w:r>
+      <w:proofErr w:type="spellEnd"/>
+      <w:r>
+        <w:rPr>
+          <w:rFonts w:ascii="Garamond" w:eastAsia="Garamond" w:hAnsi="Garamond" w:cs="Garamond"/>
+          <w:sz w:val="23"/>
+          <w:szCs w:val="23"/>
+          <w:highlight w:val="yellow"/>
+          <w:lang w:val="en-US"/>
+        </w:rPr>
+        <w:t xml:space="preserve"> %}</w:t>
+      </w:r>
+    </w:p>
+    <w:p>
+      <w:pPr>
+        <w:jc w:val="both"/>
+        <w:rPr>
+          <w:rFonts w:ascii="Garamond" w:eastAsia="Garamond" w:hAnsi="Garamond" w:cs="Garamond"/>
+        </w:rPr>
+      </w:pPr>
+      <w:r>
+        <w:rPr>
+          <w:rFonts w:ascii="Garamond" w:eastAsia="Garamond" w:hAnsi="Garamond" w:cs="Garamond"/>
+        </w:rPr>
+        <w:t xml:space="preserve">{{ ROM_PLATILLOS }} Ofrecer </w:t>
+      </w:r>
+      <w:proofErr w:type="gramStart"/>
+      <w:r>
+        <w:rPr>
+          <w:rFonts w:ascii="Garamond" w:eastAsia="Garamond" w:hAnsi="Garamond" w:cs="Garamond"/>
+          <w:sz w:val="23"/>
+          <w:szCs w:val="23"/>
+          <w:highlight w:val="yellow"/>
+        </w:rPr>
+        <w:t xml:space="preserve">{{ </w:t>
+      </w:r>
+      <w:r>
+        <w:rPr>
+          <w:rFonts w:ascii="Garamond" w:eastAsia="Garamond" w:hAnsi="Garamond" w:cs="Garamond"/>
+          <w:sz w:val="23"/>
+          <w:szCs w:val="23"/>
+          <w:highlight w:val="yellow"/>
+        </w:rPr>
+        <w:t>N</w:t>
+      </w:r>
+      <w:proofErr w:type="gramEnd"/>
+      <w:r>
+        <w:rPr>
+          <w:rFonts w:ascii="Garamond" w:eastAsia="Garamond" w:hAnsi="Garamond" w:cs="Garamond"/>
+          <w:sz w:val="23"/>
+          <w:szCs w:val="23"/>
+          <w:highlight w:val="yellow"/>
+        </w:rPr>
+        <w:t>_</w:t>
+      </w:r>
+      <w:r>
+        <w:rPr>
+          <w:rFonts w:ascii="Garamond" w:eastAsia="Garamond" w:hAnsi="Garamond" w:cs="Garamond"/>
+          <w:sz w:val="23"/>
+          <w:szCs w:val="23"/>
+          <w:highlight w:val="yellow"/>
+        </w:rPr>
+        <w:t>CANTIDAD_</w:t>
+      </w:r>
+      <w:proofErr w:type="gramStart"/>
+      <w:r>
+        <w:rPr>
+          <w:rFonts w:ascii="Garamond" w:eastAsia="Garamond" w:hAnsi="Garamond" w:cs="Garamond"/>
+          <w:sz w:val="23"/>
+          <w:szCs w:val="23"/>
+          <w:highlight w:val="yellow"/>
+        </w:rPr>
+        <w:t>PLATILLOS }</w:t>
+      </w:r>
+      <w:proofErr w:type="gramEnd"/>
+      <w:r>
+        <w:rPr>
+          <w:rFonts w:ascii="Garamond" w:eastAsia="Garamond" w:hAnsi="Garamond" w:cs="Garamond"/>
+          <w:sz w:val="23"/>
+          <w:szCs w:val="23"/>
+          <w:highlight w:val="yellow"/>
+        </w:rPr>
+        <w:t>}</w:t>
+      </w:r>
+      <w:r>
+        <w:rPr>
+          <w:rFonts w:ascii="Garamond" w:eastAsia="Garamond" w:hAnsi="Garamond" w:cs="Garamond"/>
+          <w:sz w:val="23"/>
+          <w:szCs w:val="23"/>
+        </w:rPr>
+        <w:t xml:space="preserve"> </w:t>
+      </w:r>
+      <w:r>
+        <w:rPr>
+          <w:rFonts w:ascii="Garamond" w:eastAsia="Garamond" w:hAnsi="Garamond" w:cs="Garamond"/>
+        </w:rPr>
+        <w:t xml:space="preserve">platillos que sean Top Seller un </w:t>
+      </w:r>
+      <w:proofErr w:type="gramStart"/>
+      <w:r>
+        <w:rPr>
+          <w:rFonts w:ascii="Garamond" w:eastAsia="Garamond" w:hAnsi="Garamond" w:cs="Garamond"/>
+          <w:sz w:val="23"/>
+          <w:szCs w:val="23"/>
+          <w:highlight w:val="yellow"/>
+        </w:rPr>
+        <w:t xml:space="preserve">{{ </w:t>
+      </w:r>
+      <w:r>
+        <w:rPr>
+          <w:rFonts w:ascii="Garamond" w:eastAsia="Garamond" w:hAnsi="Garamond" w:cs="Garamond"/>
+          <w:sz w:val="23"/>
+          <w:szCs w:val="23"/>
+          <w:highlight w:val="yellow"/>
+        </w:rPr>
+        <w:t>N</w:t>
+      </w:r>
+      <w:proofErr w:type="gramEnd"/>
+      <w:r>
+        <w:rPr>
+          <w:rFonts w:ascii="Garamond" w:eastAsia="Garamond" w:hAnsi="Garamond" w:cs="Garamond"/>
+          <w:sz w:val="23"/>
+          <w:szCs w:val="23"/>
+          <w:highlight w:val="yellow"/>
+        </w:rPr>
+        <w:t>_DESCUENTO_</w:t>
+      </w:r>
+      <w:proofErr w:type="gramStart"/>
+      <w:r>
+        <w:rPr>
+          <w:rFonts w:ascii="Garamond" w:eastAsia="Garamond" w:hAnsi="Garamond" w:cs="Garamond"/>
+          <w:sz w:val="23"/>
+          <w:szCs w:val="23"/>
+          <w:highlight w:val="yellow"/>
+        </w:rPr>
+        <w:t>PLATILLOS }}</w:t>
+      </w:r>
+      <w:r>
+        <w:rPr>
+          <w:rFonts w:ascii="Garamond" w:eastAsia="Garamond" w:hAnsi="Garamond" w:cs="Garamond"/>
+        </w:rPr>
+        <w:t>%</w:t>
+      </w:r>
+      <w:proofErr w:type="gramEnd"/>
+      <w:r>
+        <w:rPr>
+          <w:rFonts w:ascii="Garamond" w:eastAsia="Garamond" w:hAnsi="Garamond" w:cs="Garamond"/>
+        </w:rPr>
+        <w:t xml:space="preserve"> (</w:t>
+      </w:r>
+      <w:proofErr w:type="gramStart"/>
+      <w:r>
+        <w:rPr>
+          <w:rFonts w:ascii="Garamond" w:eastAsia="Garamond" w:hAnsi="Garamond" w:cs="Garamond"/>
+          <w:sz w:val="23"/>
+          <w:szCs w:val="23"/>
+          <w:highlight w:val="yellow"/>
+        </w:rPr>
+        <w:t xml:space="preserve">{{ </w:t>
+      </w:r>
+      <w:proofErr w:type="spellStart"/>
+      <w:r>
+        <w:rPr>
+          <w:rFonts w:ascii="Garamond" w:eastAsia="Garamond" w:hAnsi="Garamond" w:cs="Garamond"/>
+          <w:sz w:val="23"/>
+          <w:szCs w:val="23"/>
+          <w:highlight w:val="yellow"/>
+        </w:rPr>
+        <w:t>VALOR</w:t>
+      </w:r>
+      <w:proofErr w:type="gramEnd"/>
+      <w:r>
+        <w:rPr>
+          <w:rFonts w:ascii="Garamond" w:eastAsia="Garamond" w:hAnsi="Garamond" w:cs="Garamond"/>
+          <w:sz w:val="23"/>
+          <w:szCs w:val="23"/>
+          <w:highlight w:val="yellow"/>
+        </w:rPr>
+        <w:t>_DESCUENTO_PLATILLOS</w:t>
+      </w:r>
+      <w:r>
+        <w:rPr>
+          <w:rFonts w:ascii="Garamond" w:eastAsia="Garamond" w:hAnsi="Garamond" w:cs="Garamond"/>
+          <w:sz w:val="23"/>
+          <w:szCs w:val="23"/>
+          <w:highlight w:val="yellow"/>
+        </w:rPr>
+        <w:t>|</w:t>
+      </w:r>
+      <w:proofErr w:type="gramStart"/>
+      <w:r>
+        <w:rPr>
+          <w:rFonts w:ascii="Garamond" w:eastAsia="Garamond" w:hAnsi="Garamond" w:cs="Garamond"/>
+          <w:sz w:val="23"/>
+          <w:szCs w:val="23"/>
+          <w:highlight w:val="yellow"/>
+        </w:rPr>
+        <w:t>lower</w:t>
+      </w:r>
+      <w:proofErr w:type="spellEnd"/>
+      <w:r>
+        <w:rPr>
+          <w:rFonts w:ascii="Garamond" w:eastAsia="Garamond" w:hAnsi="Garamond" w:cs="Garamond"/>
+          <w:sz w:val="23"/>
+          <w:szCs w:val="23"/>
+          <w:highlight w:val="yellow"/>
+        </w:rPr>
+        <w:t xml:space="preserve"> }</w:t>
+      </w:r>
+      <w:proofErr w:type="gramEnd"/>
+      <w:r>
+        <w:rPr>
+          <w:rFonts w:ascii="Garamond" w:eastAsia="Garamond" w:hAnsi="Garamond" w:cs="Garamond"/>
+          <w:sz w:val="23"/>
+          <w:szCs w:val="23"/>
+          <w:highlight w:val="yellow"/>
+        </w:rPr>
+        <w:t>}</w:t>
+      </w:r>
+      <w:r>
+        <w:rPr>
+          <w:rFonts w:ascii="Garamond" w:eastAsia="Garamond" w:hAnsi="Garamond" w:cs="Garamond"/>
+        </w:rPr>
+        <w:t xml:space="preserve"> por ciento) de descuento exclusivo al interior de la Plataforma Rappi, durante los primeros </w:t>
+      </w:r>
+      <w:proofErr w:type="gramStart"/>
+      <w:r>
+        <w:rPr>
+          <w:rFonts w:ascii="Garamond" w:eastAsia="Garamond" w:hAnsi="Garamond" w:cs="Garamond"/>
+          <w:sz w:val="23"/>
+          <w:szCs w:val="23"/>
+          <w:highlight w:val="yellow"/>
+        </w:rPr>
+        <w:t xml:space="preserve">{{ </w:t>
+      </w:r>
+      <w:r>
+        <w:rPr>
+          <w:rFonts w:ascii="Garamond" w:eastAsia="Garamond" w:hAnsi="Garamond" w:cs="Garamond"/>
+          <w:sz w:val="23"/>
+          <w:szCs w:val="23"/>
+          <w:highlight w:val="yellow"/>
+        </w:rPr>
+        <w:t>N</w:t>
+      </w:r>
+      <w:proofErr w:type="gramEnd"/>
+      <w:r>
+        <w:rPr>
+          <w:rFonts w:ascii="Garamond" w:eastAsia="Garamond" w:hAnsi="Garamond" w:cs="Garamond"/>
+          <w:sz w:val="23"/>
+          <w:szCs w:val="23"/>
+          <w:highlight w:val="yellow"/>
+        </w:rPr>
+        <w:t>_</w:t>
+      </w:r>
+      <w:r>
+        <w:rPr>
+          <w:rFonts w:ascii="Garamond" w:eastAsia="Garamond" w:hAnsi="Garamond" w:cs="Garamond"/>
+          <w:sz w:val="23"/>
+          <w:szCs w:val="23"/>
+          <w:highlight w:val="yellow"/>
+        </w:rPr>
+        <w:t>MESES_DESCUENTO_</w:t>
+      </w:r>
+      <w:proofErr w:type="gramStart"/>
+      <w:r>
+        <w:rPr>
+          <w:rFonts w:ascii="Garamond" w:eastAsia="Garamond" w:hAnsi="Garamond" w:cs="Garamond"/>
+          <w:sz w:val="23"/>
+          <w:szCs w:val="23"/>
+          <w:highlight w:val="yellow"/>
+        </w:rPr>
+        <w:t>PLATILLOS }</w:t>
+      </w:r>
+      <w:proofErr w:type="gramEnd"/>
+      <w:r>
+        <w:rPr>
+          <w:rFonts w:ascii="Garamond" w:eastAsia="Garamond" w:hAnsi="Garamond" w:cs="Garamond"/>
+          <w:sz w:val="23"/>
+          <w:szCs w:val="23"/>
+          <w:highlight w:val="yellow"/>
+        </w:rPr>
+        <w:t>}</w:t>
+      </w:r>
+      <w:r>
+        <w:rPr>
+          <w:rFonts w:ascii="Garamond" w:eastAsia="Garamond" w:hAnsi="Garamond" w:cs="Garamond"/>
+        </w:rPr>
+        <w:t xml:space="preserve"> (</w:t>
+      </w:r>
+      <w:proofErr w:type="gramStart"/>
+      <w:r>
+        <w:rPr>
+          <w:rFonts w:ascii="Garamond" w:eastAsia="Garamond" w:hAnsi="Garamond" w:cs="Garamond"/>
+          <w:sz w:val="23"/>
+          <w:szCs w:val="23"/>
+          <w:highlight w:val="yellow"/>
+        </w:rPr>
+        <w:t xml:space="preserve">{{ </w:t>
+      </w:r>
+      <w:proofErr w:type="spellStart"/>
+      <w:r>
+        <w:rPr>
+          <w:rFonts w:ascii="Garamond" w:eastAsia="Garamond" w:hAnsi="Garamond" w:cs="Garamond"/>
+          <w:sz w:val="23"/>
+          <w:szCs w:val="23"/>
+          <w:highlight w:val="yellow"/>
+        </w:rPr>
+        <w:t>VALOR</w:t>
+      </w:r>
+      <w:proofErr w:type="gramEnd"/>
+      <w:r>
+        <w:rPr>
+          <w:rFonts w:ascii="Garamond" w:eastAsia="Garamond" w:hAnsi="Garamond" w:cs="Garamond"/>
+          <w:sz w:val="23"/>
+          <w:szCs w:val="23"/>
+          <w:highlight w:val="yellow"/>
+        </w:rPr>
+        <w:t>_</w:t>
+      </w:r>
+      <w:r>
+        <w:rPr>
+          <w:rFonts w:ascii="Garamond" w:eastAsia="Garamond" w:hAnsi="Garamond" w:cs="Garamond"/>
+          <w:sz w:val="23"/>
+          <w:szCs w:val="23"/>
+          <w:highlight w:val="yellow"/>
+        </w:rPr>
+        <w:t>MES_</w:t>
+      </w:r>
+      <w:r>
+        <w:rPr>
+          <w:rFonts w:ascii="Garamond" w:eastAsia="Garamond" w:hAnsi="Garamond" w:cs="Garamond"/>
+          <w:sz w:val="23"/>
+          <w:szCs w:val="23"/>
+          <w:highlight w:val="yellow"/>
+        </w:rPr>
+        <w:t>DESCUENTO_PLATILLOS</w:t>
+      </w:r>
+      <w:r>
+        <w:rPr>
+          <w:rFonts w:ascii="Garamond" w:eastAsia="Garamond" w:hAnsi="Garamond" w:cs="Garamond"/>
+          <w:sz w:val="23"/>
+          <w:szCs w:val="23"/>
+          <w:highlight w:val="yellow"/>
+        </w:rPr>
+        <w:t>|</w:t>
+      </w:r>
+      <w:proofErr w:type="gramStart"/>
+      <w:r>
+        <w:rPr>
+          <w:rFonts w:ascii="Garamond" w:eastAsia="Garamond" w:hAnsi="Garamond" w:cs="Garamond"/>
+          <w:sz w:val="23"/>
+          <w:szCs w:val="23"/>
+          <w:highlight w:val="yellow"/>
+        </w:rPr>
+        <w:t>lower</w:t>
+      </w:r>
+      <w:proofErr w:type="spellEnd"/>
+      <w:r>
+        <w:rPr>
+          <w:rFonts w:ascii="Garamond" w:eastAsia="Garamond" w:hAnsi="Garamond" w:cs="Garamond"/>
+          <w:sz w:val="23"/>
+          <w:szCs w:val="23"/>
+          <w:highlight w:val="yellow"/>
+        </w:rPr>
+        <w:t xml:space="preserve"> }</w:t>
+      </w:r>
+      <w:proofErr w:type="gramEnd"/>
+      <w:r>
+        <w:rPr>
+          <w:rFonts w:ascii="Garamond" w:eastAsia="Garamond" w:hAnsi="Garamond" w:cs="Garamond"/>
+          <w:sz w:val="23"/>
+          <w:szCs w:val="23"/>
+          <w:highlight w:val="yellow"/>
+        </w:rPr>
+        <w:t>}</w:t>
+      </w:r>
+      <w:r>
+        <w:rPr>
+          <w:rFonts w:ascii="Garamond" w:eastAsia="Garamond" w:hAnsi="Garamond" w:cs="Garamond"/>
+        </w:rPr>
+        <w:t>) meses de ejecución del presente Acuerdo.</w:t>
+      </w:r>
+    </w:p>
+    <w:p>
+      <w:pPr>
+        <w:jc w:val="both"/>
+        <w:rPr>
+          <w:rFonts w:ascii="Garamond" w:eastAsia="Garamond" w:hAnsi="Garamond" w:cs="Garamond"/>
+          <w:sz w:val="23"/>
+          <w:szCs w:val="23"/>
+          <w:lang w:val="pt-PT"/>
+        </w:rPr>
+      </w:pPr>
+      <w:r>
+        <w:rPr>
+          <w:rFonts w:ascii="Garamond" w:eastAsia="Garamond" w:hAnsi="Garamond" w:cs="Garamond"/>
+          <w:sz w:val="23"/>
+          <w:szCs w:val="23"/>
+          <w:highlight w:val="yellow"/>
+          <w:lang w:val="pt-PT"/>
+        </w:rPr>
+        <w:t>{%p endif %}</w:t>
+      </w:r>
+    </w:p>
+    <w:p>
+      <w:pPr>
+        <w:jc w:val="both"/>
+        <w:rPr>
+          <w:rFonts w:ascii="Garamond" w:eastAsia="Garamond" w:hAnsi="Garamond" w:cs="Garamond"/>
+          <w:lang w:val="pt-PT"/>
+        </w:rPr>
+      </w:pPr>
+    </w:p>
+    <w:p>
+      <w:pPr>
+        <w:jc w:val="both"/>
+        <w:rPr>
+          <w:rFonts w:ascii="Garamond" w:eastAsia="Garamond" w:hAnsi="Garamond" w:cs="Garamond"/>
+          <w:b/>
+          <w:bCs/>
+          <w:u w:val="single"/>
+        </w:rPr>
+      </w:pPr>
+      <w:r>
+        <w:rPr>
+          <w:rFonts w:ascii="Garamond" w:eastAsia="Garamond" w:hAnsi="Garamond" w:cs="Garamond"/>
+          <w:b/>
+          <w:bCs/>
+          <w:u w:val="single"/>
+          <w:lang w:val="pt-PT"/>
+        </w:rPr>
+        <w:t>CLÁUSULA QUINTA. – Balanceo</w:t>
+      </w:r>
+      <w:r>
+        <w:rPr>
+          <w:rFonts w:ascii="Garamond" w:eastAsia="Garamond" w:hAnsi="Garamond" w:cs="Garamond"/>
+          <w:b/>
+          <w:bCs/>
+          <w:lang w:val="pt-PT"/>
+        </w:rPr>
+        <w:t xml:space="preserve">. </w:t>
+      </w:r>
+      <w:r>
+        <w:rPr>
+          <w:rFonts w:ascii="Garamond" w:eastAsia="Garamond" w:hAnsi="Garamond" w:cs="Garamond"/>
+        </w:rPr>
+        <w:t xml:space="preserve">El Aliado Comercial declara y acepta que Rappi, en cualquier momento, podrá: </w:t>
+      </w:r>
+      <w:r>
+        <w:rPr>
+          <w:rFonts w:ascii="Garamond" w:eastAsia="Garamond" w:hAnsi="Garamond" w:cs="Garamond"/>
+          <w:b/>
+          <w:bCs/>
+        </w:rPr>
+        <w:t>(i)</w:t>
+      </w:r>
+      <w:r>
+        <w:rPr>
+          <w:rFonts w:ascii="Garamond" w:eastAsia="Garamond" w:hAnsi="Garamond" w:cs="Garamond"/>
+        </w:rPr>
+        <w:t xml:space="preserve"> apagar y/o suspender Establecimientos de Comercio; </w:t>
       </w:r>
       <w:r>
         <w:rPr>
@@ -3310,7 +4685,7 @@
           <w:b/>
           <w:bCs/>
         </w:rPr>
-        <w:t>xviii</w:t>
+        <w:t>ii</w:t>
       </w:r>
       <w:proofErr w:type="spellEnd"/>
       <w:r>
@@ -3324,475 +4699,64 @@
       <w:r>
         <w:rPr>
           <w:rFonts w:ascii="Garamond" w:eastAsia="Garamond" w:hAnsi="Garamond" w:cs="Garamond"/>
-          <w:b/>
-          <w:bCs/>
-        </w:rPr>
-        <w:t xml:space="preserve"> </w:t>
-      </w:r>
-      <w:r>
-        <w:rPr>
-          <w:rFonts w:ascii="Garamond" w:eastAsia="Garamond" w:hAnsi="Garamond" w:cs="Garamond"/>
-          <w:highlight w:val="yellow"/>
-        </w:rPr>
-        <w:t xml:space="preserve">{%p </w:t>
+        </w:rPr>
+        <w:t xml:space="preserve"> apagar y/o suspender Productos; </w:t>
+      </w:r>
+      <w:r>
+        <w:rPr>
+          <w:rFonts w:ascii="Garamond" w:eastAsia="Garamond" w:hAnsi="Garamond" w:cs="Garamond"/>
+          <w:b/>
+          <w:bCs/>
+        </w:rPr>
+        <w:t>(</w:t>
       </w:r>
       <w:proofErr w:type="spellStart"/>
       <w:r>
         <w:rPr>
           <w:rFonts w:ascii="Garamond" w:eastAsia="Garamond" w:hAnsi="Garamond" w:cs="Garamond"/>
-          <w:highlight w:val="yellow"/>
-        </w:rPr>
-        <w:t>if</w:t>
+          <w:b/>
+          <w:bCs/>
+        </w:rPr>
+        <w:t>iii</w:t>
       </w:r>
       <w:proofErr w:type="spellEnd"/>
       <w:r>
         <w:rPr>
           <w:rFonts w:ascii="Garamond" w:eastAsia="Garamond" w:hAnsi="Garamond" w:cs="Garamond"/>
-          <w:highlight w:val="yellow"/>
-        </w:rPr>
-        <w:t xml:space="preserve"> </w:t>
+          <w:b/>
+          <w:bCs/>
+        </w:rPr>
+        <w:t xml:space="preserve">) </w:t>
+      </w:r>
+      <w:r>
+        <w:rPr>
+          <w:rFonts w:ascii="Garamond" w:eastAsia="Garamond" w:hAnsi="Garamond" w:cs="Garamond"/>
+        </w:rPr>
+        <w:t xml:space="preserve">aumentar o reducir el Radio de Cobertura de los Establecimientos de Comercio; </w:t>
+      </w:r>
+      <w:r>
+        <w:rPr>
+          <w:rFonts w:ascii="Garamond" w:eastAsia="Garamond" w:hAnsi="Garamond" w:cs="Garamond"/>
+          <w:b/>
+          <w:bCs/>
+        </w:rPr>
+        <w:t>(</w:t>
       </w:r>
       <w:proofErr w:type="spellStart"/>
       <w:r>
         <w:rPr>
           <w:rFonts w:ascii="Garamond" w:eastAsia="Garamond" w:hAnsi="Garamond" w:cs="Garamond"/>
-          <w:highlight w:val="yellow"/>
-        </w:rPr>
-        <w:t>tipo_ads</w:t>
+          <w:b/>
+          <w:bCs/>
+        </w:rPr>
+        <w:t>iv</w:t>
       </w:r>
       <w:proofErr w:type="spellEnd"/>
       <w:r>
         <w:rPr>
           <w:rFonts w:ascii="Garamond" w:eastAsia="Garamond" w:hAnsi="Garamond" w:cs="Garamond"/>
-          <w:highlight w:val="yellow"/>
-        </w:rPr>
-        <w:t xml:space="preserve"> == </w:t>
-      </w:r>
-      <w:r>
-        <w:rPr>
-          <w:rFonts w:ascii="Garamond" w:eastAsia="Garamond" w:hAnsi="Garamond" w:cs="Garamond"/>
-          <w:sz w:val="23"/>
-          <w:szCs w:val="23"/>
-          <w:highlight w:val="yellow"/>
-        </w:rPr>
-        <w:t>'</w:t>
-      </w:r>
-      <w:r>
-        <w:rPr>
-          <w:rFonts w:ascii="Garamond" w:eastAsia="Garamond" w:hAnsi="Garamond" w:cs="Garamond"/>
-          <w:highlight w:val="yellow"/>
-        </w:rPr>
-        <w:t>aliado</w:t>
-      </w:r>
-      <w:r>
-        <w:rPr>
-          <w:rFonts w:ascii="Garamond" w:eastAsia="Garamond" w:hAnsi="Garamond" w:cs="Garamond"/>
-          <w:sz w:val="23"/>
-          <w:szCs w:val="23"/>
-          <w:highlight w:val="yellow"/>
-        </w:rPr>
-        <w:t>'</w:t>
-      </w:r>
-      <w:r>
-        <w:rPr>
-          <w:rFonts w:ascii="Garamond" w:eastAsia="Garamond" w:hAnsi="Garamond" w:cs="Garamond"/>
-        </w:rPr>
-        <w:t xml:space="preserve"> </w:t>
-      </w:r>
-      <w:r>
-        <w:rPr>
-          <w:rFonts w:ascii="Garamond" w:eastAsia="Garamond" w:hAnsi="Garamond" w:cs="Garamond"/>
-          <w:highlight w:val="yellow"/>
-        </w:rPr>
-        <w:t>%</w:t>
-      </w:r>
-      <w:r>
-        <w:rPr>
-          <w:rFonts w:ascii="Garamond" w:eastAsia="Garamond" w:hAnsi="Garamond" w:cs="Garamond"/>
-          <w:highlight w:val="yellow"/>
-        </w:rPr>
-        <w:t>}</w:t>
-      </w:r>
-      <w:r>
-        <w:rPr>
-          <w:rFonts w:ascii="Garamond" w:eastAsia="Garamond" w:hAnsi="Garamond" w:cs="Garamond"/>
-        </w:rPr>
-        <w:t xml:space="preserve">Realizar una inversión mensual en </w:t>
-      </w:r>
-      <w:proofErr w:type="spellStart"/>
-      <w:r>
-        <w:rPr>
-          <w:rFonts w:ascii="Garamond" w:eastAsia="Garamond" w:hAnsi="Garamond" w:cs="Garamond"/>
-        </w:rPr>
-        <w:t>Ads</w:t>
-      </w:r>
-      <w:proofErr w:type="spellEnd"/>
-      <w:r>
-        <w:rPr>
-          <w:rFonts w:ascii="Garamond" w:eastAsia="Garamond" w:hAnsi="Garamond" w:cs="Garamond"/>
-        </w:rPr>
-        <w:t xml:space="preserve"> equivalente al </w:t>
-      </w:r>
-      <w:r>
-        <w:rPr>
-          <w:rFonts w:ascii="Garamond" w:eastAsia="Garamond" w:hAnsi="Garamond" w:cs="Garamond"/>
-          <w:sz w:val="23"/>
-          <w:szCs w:val="23"/>
-          <w:highlight w:val="yellow"/>
-        </w:rPr>
-        <w:t>{{ N_ADS }}</w:t>
-      </w:r>
-      <w:r>
-        <w:rPr>
-          <w:rFonts w:ascii="Garamond" w:eastAsia="Garamond" w:hAnsi="Garamond" w:cs="Garamond"/>
-        </w:rPr>
-        <w:t>% (</w:t>
-      </w:r>
-      <w:r>
-        <w:rPr>
-          <w:rFonts w:ascii="Garamond" w:eastAsia="Garamond" w:hAnsi="Garamond" w:cs="Garamond"/>
-          <w:sz w:val="23"/>
-          <w:szCs w:val="23"/>
-          <w:highlight w:val="yellow"/>
-        </w:rPr>
-        <w:t>{{ VALOR_ADS }}</w:t>
-      </w:r>
-      <w:r>
-        <w:rPr>
-          <w:rFonts w:ascii="Garamond" w:eastAsia="Garamond" w:hAnsi="Garamond" w:cs="Garamond"/>
-        </w:rPr>
-        <w:t xml:space="preserve"> por ciento) de sus ventas totales en la Plataforma Rappi del mes anterior. Rappi activará los </w:t>
-      </w:r>
-      <w:proofErr w:type="spellStart"/>
-      <w:r>
-        <w:rPr>
-          <w:rFonts w:ascii="Garamond" w:eastAsia="Garamond" w:hAnsi="Garamond" w:cs="Garamond"/>
-        </w:rPr>
-        <w:t>Ads</w:t>
-      </w:r>
-      <w:proofErr w:type="spellEnd"/>
-      <w:r>
-        <w:rPr>
-          <w:rFonts w:ascii="Garamond" w:eastAsia="Garamond" w:hAnsi="Garamond" w:cs="Garamond"/>
-        </w:rPr>
-        <w:t xml:space="preserve"> en las fechas acordadas por las Partes, sujetándose su ejecución y cobro a los términos disponibles en </w:t>
-      </w:r>
-      <w:hyperlink r:id="rId8">
-        <w:r>
-          <w:rPr>
-            <w:rFonts w:ascii="Garamond" w:eastAsia="Garamond" w:hAnsi="Garamond" w:cs="Garamond"/>
-            <w:color w:val="1155CC"/>
-            <w:u w:val="single"/>
-          </w:rPr>
-          <w:t>https://legal.rappi.com.co/mexico/terminos-y-condiciones-ads-vertical-restaurantes-mexico</w:t>
-        </w:r>
-      </w:hyperlink>
-      <w:r>
-        <w:rPr>
-          <w:rFonts w:ascii="Garamond" w:eastAsia="Garamond" w:hAnsi="Garamond" w:cs="Garamond"/>
-        </w:rPr>
-        <w:t>.</w:t>
-      </w:r>
-      <w:r>
-        <w:rPr>
-          <w:rFonts w:ascii="Garamond" w:eastAsia="Garamond" w:hAnsi="Garamond" w:cs="Garamond"/>
-        </w:rPr>
-        <w:t xml:space="preserve"> </w:t>
-      </w:r>
-      <w:r>
-        <w:rPr>
-          <w:rFonts w:ascii="Garamond" w:eastAsia="Garamond" w:hAnsi="Garamond" w:cs="Garamond"/>
-          <w:highlight w:val="yellow"/>
-        </w:rPr>
-        <w:t xml:space="preserve">{%p </w:t>
-      </w:r>
-      <w:proofErr w:type="spellStart"/>
-      <w:r>
-        <w:rPr>
-          <w:rFonts w:ascii="Garamond" w:eastAsia="Garamond" w:hAnsi="Garamond" w:cs="Garamond"/>
-          <w:highlight w:val="yellow"/>
-        </w:rPr>
-        <w:t>elif</w:t>
-      </w:r>
-      <w:proofErr w:type="spellEnd"/>
-      <w:r>
-        <w:rPr>
-          <w:rFonts w:ascii="Garamond" w:eastAsia="Garamond" w:hAnsi="Garamond" w:cs="Garamond"/>
-          <w:highlight w:val="yellow"/>
-        </w:rPr>
-        <w:t xml:space="preserve"> </w:t>
-      </w:r>
-      <w:proofErr w:type="spellStart"/>
-      <w:r>
-        <w:rPr>
-          <w:rFonts w:ascii="Garamond" w:eastAsia="Garamond" w:hAnsi="Garamond" w:cs="Garamond"/>
-          <w:highlight w:val="yellow"/>
-        </w:rPr>
-        <w:t>tipo_ads</w:t>
-      </w:r>
-      <w:proofErr w:type="spellEnd"/>
-      <w:r>
-        <w:rPr>
-          <w:rFonts w:ascii="Garamond" w:eastAsia="Garamond" w:hAnsi="Garamond" w:cs="Garamond"/>
-          <w:highlight w:val="yellow"/>
-        </w:rPr>
-        <w:t xml:space="preserve"> == </w:t>
-      </w:r>
-      <w:r>
-        <w:rPr>
-          <w:rFonts w:ascii="Garamond" w:eastAsia="Garamond" w:hAnsi="Garamond" w:cs="Garamond"/>
-          <w:sz w:val="23"/>
-          <w:szCs w:val="23"/>
-          <w:highlight w:val="yellow"/>
-        </w:rPr>
-        <w:t>'</w:t>
-      </w:r>
-      <w:proofErr w:type="spellStart"/>
-      <w:r>
-        <w:rPr>
-          <w:rFonts w:ascii="Garamond" w:eastAsia="Garamond" w:hAnsi="Garamond" w:cs="Garamond"/>
-          <w:sz w:val="23"/>
-          <w:szCs w:val="23"/>
-          <w:highlight w:val="yellow"/>
-        </w:rPr>
-        <w:t>aliado_y_rappi</w:t>
-      </w:r>
-      <w:proofErr w:type="spellEnd"/>
-      <w:r>
-        <w:rPr>
-          <w:rFonts w:ascii="Garamond" w:eastAsia="Garamond" w:hAnsi="Garamond" w:cs="Garamond"/>
-          <w:sz w:val="23"/>
-          <w:szCs w:val="23"/>
-          <w:highlight w:val="yellow"/>
-        </w:rPr>
-        <w:t>'</w:t>
-      </w:r>
-      <w:r>
-        <w:rPr>
-          <w:rFonts w:ascii="Garamond" w:eastAsia="Garamond" w:hAnsi="Garamond" w:cs="Garamond"/>
-          <w:highlight w:val="yellow"/>
-        </w:rPr>
-        <w:t xml:space="preserve"> %}</w:t>
-      </w:r>
-      <w:r>
-        <w:rPr>
-          <w:rFonts w:ascii="Garamond" w:eastAsia="Garamond" w:hAnsi="Garamond" w:cs="Garamond"/>
-        </w:rPr>
-        <w:t xml:space="preserve"> </w:t>
-      </w:r>
-      <w:r>
-        <w:rPr>
-          <w:rFonts w:ascii="Garamond" w:eastAsia="Garamond" w:hAnsi="Garamond" w:cs="Garamond"/>
-        </w:rPr>
-        <w:t xml:space="preserve">El Aliado realizará una inversión mensual en </w:t>
-      </w:r>
-      <w:proofErr w:type="spellStart"/>
-      <w:r>
-        <w:rPr>
-          <w:rFonts w:ascii="Garamond" w:eastAsia="Garamond" w:hAnsi="Garamond" w:cs="Garamond"/>
-        </w:rPr>
-        <w:t>Ads</w:t>
-      </w:r>
-      <w:proofErr w:type="spellEnd"/>
-      <w:r>
-        <w:rPr>
-          <w:rFonts w:ascii="Garamond" w:eastAsia="Garamond" w:hAnsi="Garamond" w:cs="Garamond"/>
-        </w:rPr>
-        <w:t xml:space="preserve"> equivalente al </w:t>
-      </w:r>
-      <w:proofErr w:type="gramStart"/>
-      <w:r>
-        <w:rPr>
-          <w:rFonts w:ascii="Garamond" w:eastAsia="Garamond" w:hAnsi="Garamond" w:cs="Garamond"/>
-          <w:highlight w:val="yellow"/>
-          <w:lang w:val="es-ES"/>
-        </w:rPr>
-        <w:t>{{ N</w:t>
-      </w:r>
-      <w:proofErr w:type="gramEnd"/>
-      <w:r>
-        <w:rPr>
-          <w:rFonts w:ascii="Garamond" w:eastAsia="Garamond" w:hAnsi="Garamond" w:cs="Garamond"/>
-          <w:highlight w:val="yellow"/>
-          <w:lang w:val="es-ES"/>
-        </w:rPr>
-        <w:t>_</w:t>
-      </w:r>
-      <w:proofErr w:type="gramStart"/>
-      <w:r>
-        <w:rPr>
-          <w:rFonts w:ascii="Garamond" w:eastAsia="Garamond" w:hAnsi="Garamond" w:cs="Garamond"/>
-          <w:highlight w:val="yellow"/>
-          <w:lang w:val="es-ES"/>
-        </w:rPr>
-        <w:t>ADS }</w:t>
-      </w:r>
-      <w:proofErr w:type="gramEnd"/>
-      <w:r>
-        <w:rPr>
-          <w:rFonts w:ascii="Garamond" w:eastAsia="Garamond" w:hAnsi="Garamond" w:cs="Garamond"/>
-          <w:highlight w:val="yellow"/>
-          <w:lang w:val="es-ES"/>
-        </w:rPr>
-        <w:t>}</w:t>
-      </w:r>
-      <w:r>
-        <w:rPr>
-          <w:rFonts w:ascii="Garamond" w:eastAsia="Garamond" w:hAnsi="Garamond" w:cs="Garamond"/>
-          <w:lang w:val="es-ES"/>
-        </w:rPr>
-        <w:t xml:space="preserve"> % </w:t>
-      </w:r>
-      <w:r>
-        <w:rPr>
-          <w:rFonts w:ascii="Garamond" w:eastAsia="Garamond" w:hAnsi="Garamond" w:cs="Garamond"/>
-          <w:highlight w:val="yellow"/>
-          <w:lang w:val="es-ES"/>
-        </w:rPr>
-        <w:t>(</w:t>
-      </w:r>
-      <w:proofErr w:type="gramStart"/>
-      <w:r>
-        <w:rPr>
-          <w:rFonts w:ascii="Garamond" w:eastAsia="Garamond" w:hAnsi="Garamond" w:cs="Garamond"/>
-          <w:highlight w:val="yellow"/>
-          <w:lang w:val="es-ES"/>
-        </w:rPr>
-        <w:t>{{ VALOR</w:t>
-      </w:r>
-      <w:proofErr w:type="gramEnd"/>
-      <w:r>
-        <w:rPr>
-          <w:rFonts w:ascii="Garamond" w:eastAsia="Garamond" w:hAnsi="Garamond" w:cs="Garamond"/>
-          <w:highlight w:val="yellow"/>
-          <w:lang w:val="es-ES"/>
-        </w:rPr>
-        <w:t>_</w:t>
-      </w:r>
-      <w:proofErr w:type="gramStart"/>
-      <w:r>
-        <w:rPr>
-          <w:rFonts w:ascii="Garamond" w:eastAsia="Garamond" w:hAnsi="Garamond" w:cs="Garamond"/>
-          <w:highlight w:val="yellow"/>
-          <w:lang w:val="es-ES"/>
-        </w:rPr>
-        <w:t>ADS }</w:t>
-      </w:r>
-      <w:proofErr w:type="gramEnd"/>
-      <w:r>
-        <w:rPr>
-          <w:rFonts w:ascii="Garamond" w:eastAsia="Garamond" w:hAnsi="Garamond" w:cs="Garamond"/>
-          <w:highlight w:val="yellow"/>
-          <w:lang w:val="es-ES"/>
-        </w:rPr>
-        <w:t>})</w:t>
-      </w:r>
-      <w:r>
-        <w:rPr>
-          <w:rFonts w:ascii="Garamond" w:eastAsia="Garamond" w:hAnsi="Garamond" w:cs="Garamond"/>
-        </w:rPr>
-        <w:t xml:space="preserve"> de sus ventas totales en la Plataforma Rappi del mes anterior y Rappi realizará una inversión mensual en </w:t>
-      </w:r>
-      <w:proofErr w:type="spellStart"/>
-      <w:r>
-        <w:rPr>
-          <w:rFonts w:ascii="Garamond" w:eastAsia="Garamond" w:hAnsi="Garamond" w:cs="Garamond"/>
-        </w:rPr>
-        <w:t>Ads</w:t>
-      </w:r>
-      <w:proofErr w:type="spellEnd"/>
-      <w:r>
-        <w:rPr>
-          <w:rFonts w:ascii="Garamond" w:eastAsia="Garamond" w:hAnsi="Garamond" w:cs="Garamond"/>
-        </w:rPr>
-        <w:t xml:space="preserve"> </w:t>
-      </w:r>
-      <w:r>
-        <w:rPr>
-          <w:rFonts w:ascii="Garamond" w:eastAsia="Garamond" w:hAnsi="Garamond" w:cs="Garamond"/>
-        </w:rPr>
-        <w:t xml:space="preserve">equivalente al </w:t>
-      </w:r>
-      <w:proofErr w:type="gramStart"/>
-      <w:r>
-        <w:rPr>
-          <w:rFonts w:ascii="Garamond" w:eastAsia="Garamond" w:hAnsi="Garamond" w:cs="Garamond"/>
-          <w:highlight w:val="yellow"/>
-        </w:rPr>
-        <w:t>{{ N</w:t>
-      </w:r>
-      <w:proofErr w:type="gramEnd"/>
-      <w:r>
-        <w:rPr>
-          <w:rFonts w:ascii="Garamond" w:eastAsia="Garamond" w:hAnsi="Garamond" w:cs="Garamond"/>
-          <w:highlight w:val="yellow"/>
-        </w:rPr>
-        <w:t>_ADS_</w:t>
-      </w:r>
-      <w:proofErr w:type="gramStart"/>
-      <w:r>
-        <w:rPr>
-          <w:rFonts w:ascii="Garamond" w:eastAsia="Garamond" w:hAnsi="Garamond" w:cs="Garamond"/>
-          <w:highlight w:val="yellow"/>
-        </w:rPr>
-        <w:t>RAPPI }}</w:t>
-      </w:r>
-      <w:r>
-        <w:rPr>
-          <w:rFonts w:ascii="Garamond" w:eastAsia="Garamond" w:hAnsi="Garamond" w:cs="Garamond"/>
-        </w:rPr>
-        <w:t>%</w:t>
-      </w:r>
-      <w:proofErr w:type="gramEnd"/>
-      <w:r>
-        <w:rPr>
-          <w:rFonts w:ascii="Garamond" w:eastAsia="Garamond" w:hAnsi="Garamond" w:cs="Garamond"/>
-        </w:rPr>
-        <w:t xml:space="preserve"> </w:t>
-      </w:r>
-      <w:r>
-        <w:rPr>
-          <w:rFonts w:ascii="Garamond" w:eastAsia="Garamond" w:hAnsi="Garamond" w:cs="Garamond"/>
-          <w:highlight w:val="yellow"/>
-        </w:rPr>
-        <w:t>(</w:t>
-      </w:r>
-      <w:proofErr w:type="gramStart"/>
-      <w:r>
-        <w:rPr>
-          <w:rFonts w:ascii="Garamond" w:eastAsia="Garamond" w:hAnsi="Garamond" w:cs="Garamond"/>
-          <w:highlight w:val="yellow"/>
-        </w:rPr>
-        <w:t>{{ VALOR</w:t>
-      </w:r>
-      <w:proofErr w:type="gramEnd"/>
-      <w:r>
-        <w:rPr>
-          <w:rFonts w:ascii="Garamond" w:eastAsia="Garamond" w:hAnsi="Garamond" w:cs="Garamond"/>
-          <w:highlight w:val="yellow"/>
-        </w:rPr>
-        <w:t>_ADS_</w:t>
-      </w:r>
-      <w:proofErr w:type="gramStart"/>
-      <w:r>
-        <w:rPr>
-          <w:rFonts w:ascii="Garamond" w:eastAsia="Garamond" w:hAnsi="Garamond" w:cs="Garamond"/>
-          <w:highlight w:val="yellow"/>
-        </w:rPr>
-        <w:t>RAPPI }</w:t>
-      </w:r>
-      <w:proofErr w:type="gramEnd"/>
-      <w:r>
-        <w:rPr>
-          <w:rFonts w:ascii="Garamond" w:eastAsia="Garamond" w:hAnsi="Garamond" w:cs="Garamond"/>
-          <w:highlight w:val="yellow"/>
-        </w:rPr>
-        <w:t>}</w:t>
-      </w:r>
-      <w:r>
-        <w:rPr>
-          <w:rFonts w:ascii="Garamond" w:eastAsia="Garamond" w:hAnsi="Garamond" w:cs="Garamond"/>
-          <w:highlight w:val="yellow"/>
+          <w:b/>
+          <w:bCs/>
         </w:rPr>
         <w:t>)</w:t>
       </w:r>
@@ -3800,1620 +4764,65 @@
         <w:rPr>
           <w:rFonts w:ascii="Garamond" w:eastAsia="Garamond" w:hAnsi="Garamond" w:cs="Garamond"/>
         </w:rPr>
-        <w:t xml:space="preserve"> de las ventas totales del Aliado en la Plataforma Rappi del mes anterior. Rappi activará los </w:t>
-      </w:r>
-      <w:proofErr w:type="spellStart"/>
-      <w:r>
-        <w:rPr>
-          <w:rFonts w:ascii="Garamond" w:eastAsia="Garamond" w:hAnsi="Garamond" w:cs="Garamond"/>
-        </w:rPr>
-        <w:t>Ads</w:t>
-      </w:r>
-      <w:proofErr w:type="spellEnd"/>
-      <w:r>
-        <w:rPr>
-          <w:rFonts w:ascii="Garamond" w:eastAsia="Garamond" w:hAnsi="Garamond" w:cs="Garamond"/>
-        </w:rPr>
-        <w:t xml:space="preserve"> en las fechas acordadas por las Partes, sujetándose su ejecución y cobro a los términos </w:t>
-      </w:r>
-      <w:r>
-        <w:rPr>
-          <w:rFonts w:ascii="Garamond" w:eastAsia="Garamond" w:hAnsi="Garamond" w:cs="Garamond"/>
-        </w:rPr>
-        <w:lastRenderedPageBreak/>
-        <w:t xml:space="preserve">disponibles en https://legal.rappi.com.co/mexico/terminos-y-condiciones-ads-vertical-restaurantes-mexico Solo se facturarán los </w:t>
-      </w:r>
-      <w:proofErr w:type="spellStart"/>
-      <w:r>
-        <w:rPr>
-          <w:rFonts w:ascii="Garamond" w:eastAsia="Garamond" w:hAnsi="Garamond" w:cs="Garamond"/>
-        </w:rPr>
-        <w:t>Clicks</w:t>
-      </w:r>
-      <w:proofErr w:type="spellEnd"/>
-      <w:r>
-        <w:rPr>
-          <w:rFonts w:ascii="Garamond" w:eastAsia="Garamond" w:hAnsi="Garamond" w:cs="Garamond"/>
-        </w:rPr>
-        <w:t xml:space="preserve"> efectivamente ejecutados.</w:t>
-      </w:r>
-    </w:p>
-    <w:p>
-      <w:pPr>
-        <w:jc w:val="both"/>
-        <w:rPr>
-          <w:rFonts w:ascii="Garamond" w:eastAsia="Garamond" w:hAnsi="Garamond" w:cs="Garamond"/>
-          <w:sz w:val="23"/>
-          <w:szCs w:val="23"/>
+        <w:t xml:space="preserve"> habilitar o deshabilitar métodos de pago; y/o </w:t>
+      </w:r>
+      <w:r>
+        <w:rPr>
+          <w:rFonts w:ascii="Garamond" w:eastAsia="Garamond" w:hAnsi="Garamond" w:cs="Garamond"/>
+          <w:b/>
+          <w:bCs/>
+        </w:rPr>
+        <w:t>(v)</w:t>
+      </w:r>
+      <w:r>
+        <w:rPr>
+          <w:rFonts w:ascii="Garamond" w:eastAsia="Garamond" w:hAnsi="Garamond" w:cs="Garamond"/>
+        </w:rPr>
+        <w:t xml:space="preserve"> hacer uso de cualquier herramienta que permita balancear la demanda de la Plataforma Rappi, sin que se configure incumplimiento de ningún tipo por parte de Rappi.</w:t>
+      </w:r>
+    </w:p>
+    <w:p>
+      <w:pPr>
+        <w:jc w:val="both"/>
+        <w:rPr>
+          <w:rFonts w:ascii="Garamond" w:eastAsia="Garamond" w:hAnsi="Garamond" w:cs="Garamond"/>
+          <w:b/>
+          <w:bCs/>
+          <w:u w:val="single"/>
+        </w:rPr>
+      </w:pPr>
+    </w:p>
+    <w:p>
+      <w:pPr>
+        <w:jc w:val="both"/>
+        <w:rPr>
+          <w:rFonts w:ascii="Garamond" w:eastAsia="Garamond" w:hAnsi="Garamond" w:cs="Garamond"/>
+        </w:rPr>
+      </w:pPr>
+      <w:r>
+        <w:rPr>
+          <w:rFonts w:ascii="Garamond" w:eastAsia="Garamond" w:hAnsi="Garamond" w:cs="Garamond"/>
+          <w:b/>
+          <w:bCs/>
+          <w:u w:val="single"/>
           <w:lang w:val="pt-PT"/>
         </w:rPr>
-      </w:pPr>
-      <w:r>
-        <w:rPr>
-          <w:rFonts w:ascii="Garamond" w:eastAsia="Garamond" w:hAnsi="Garamond" w:cs="Garamond"/>
-          <w:sz w:val="23"/>
-          <w:szCs w:val="23"/>
-          <w:highlight w:val="yellow"/>
+        <w:t>CLÁUSULA SEXTA. – Seguridad e higiene</w:t>
+      </w:r>
+      <w:r>
+        <w:rPr>
+          <w:rFonts w:ascii="Garamond" w:eastAsia="Garamond" w:hAnsi="Garamond" w:cs="Garamond"/>
+          <w:b/>
+          <w:bCs/>
           <w:lang w:val="pt-PT"/>
         </w:rPr>
-        <w:t>{%</w:t>
-      </w:r>
-      <w:r>
-        <w:rPr>
-          <w:rFonts w:ascii="Garamond" w:eastAsia="Garamond" w:hAnsi="Garamond" w:cs="Garamond"/>
-          <w:sz w:val="23"/>
-          <w:szCs w:val="23"/>
-          <w:highlight w:val="yellow"/>
-          <w:lang w:val="pt-PT"/>
-        </w:rPr>
-        <w:t>p</w:t>
-      </w:r>
-      <w:r>
-        <w:rPr>
-          <w:rFonts w:ascii="Garamond" w:eastAsia="Garamond" w:hAnsi="Garamond" w:cs="Garamond"/>
-          <w:sz w:val="23"/>
-          <w:szCs w:val="23"/>
-          <w:highlight w:val="yellow"/>
-          <w:lang w:val="pt-PT"/>
-        </w:rPr>
-        <w:t xml:space="preserve"> endif %}</w:t>
-      </w:r>
-    </w:p>
-    <w:p>
-      <w:pPr>
-        <w:jc w:val="both"/>
-        <w:rPr>
-          <w:rFonts w:ascii="Garamond" w:eastAsia="Garamond" w:hAnsi="Garamond" w:cs="Garamond"/>
-          <w:sz w:val="23"/>
-          <w:szCs w:val="23"/>
-          <w:lang w:val="es-ES"/>
-        </w:rPr>
-      </w:pPr>
-      <w:r>
-        <w:rPr>
-          <w:rFonts w:ascii="Garamond" w:eastAsia="Garamond" w:hAnsi="Garamond" w:cs="Garamond"/>
-          <w:sz w:val="23"/>
-          <w:szCs w:val="23"/>
-          <w:highlight w:val="yellow"/>
-          <w:lang w:val="es-ES"/>
-        </w:rPr>
-        <w:t xml:space="preserve">{%p </w:t>
-      </w:r>
-      <w:proofErr w:type="spellStart"/>
-      <w:r>
-        <w:rPr>
-          <w:rFonts w:ascii="Garamond" w:eastAsia="Garamond" w:hAnsi="Garamond" w:cs="Garamond"/>
-          <w:sz w:val="23"/>
-          <w:szCs w:val="23"/>
-          <w:highlight w:val="yellow"/>
-          <w:lang w:val="es-ES"/>
-        </w:rPr>
-        <w:t>if</w:t>
-      </w:r>
-      <w:proofErr w:type="spellEnd"/>
-      <w:r>
-        <w:rPr>
-          <w:rFonts w:ascii="Garamond" w:eastAsia="Garamond" w:hAnsi="Garamond" w:cs="Garamond"/>
-          <w:sz w:val="23"/>
-          <w:szCs w:val="23"/>
-          <w:highlight w:val="yellow"/>
-          <w:lang w:val="es-ES"/>
-        </w:rPr>
-        <w:t xml:space="preserve"> </w:t>
-      </w:r>
-      <w:proofErr w:type="spellStart"/>
-      <w:r>
-        <w:rPr>
-          <w:rFonts w:ascii="Garamond" w:eastAsia="Garamond" w:hAnsi="Garamond" w:cs="Garamond"/>
-          <w:sz w:val="23"/>
-          <w:szCs w:val="23"/>
-          <w:highlight w:val="yellow"/>
-          <w:lang w:val="es-ES"/>
-        </w:rPr>
-        <w:t>activa_compromisos_ad</w:t>
-      </w:r>
-      <w:r>
-        <w:rPr>
-          <w:rFonts w:ascii="Garamond" w:eastAsia="Garamond" w:hAnsi="Garamond" w:cs="Garamond"/>
-          <w:sz w:val="23"/>
-          <w:szCs w:val="23"/>
-          <w:highlight w:val="yellow"/>
-          <w:lang w:val="es-ES"/>
-        </w:rPr>
-        <w:t>i</w:t>
-      </w:r>
-      <w:r>
-        <w:rPr>
-          <w:rFonts w:ascii="Garamond" w:eastAsia="Garamond" w:hAnsi="Garamond" w:cs="Garamond"/>
-          <w:sz w:val="23"/>
-          <w:szCs w:val="23"/>
-          <w:highlight w:val="yellow"/>
-          <w:lang w:val="es-ES"/>
-        </w:rPr>
-        <w:t>cionales</w:t>
-      </w:r>
-      <w:proofErr w:type="spellEnd"/>
-      <w:r>
-        <w:rPr>
-          <w:rFonts w:ascii="Garamond" w:eastAsia="Garamond" w:hAnsi="Garamond" w:cs="Garamond"/>
-          <w:sz w:val="23"/>
-          <w:szCs w:val="23"/>
-          <w:highlight w:val="yellow"/>
-          <w:lang w:val="es-ES"/>
-        </w:rPr>
-        <w:t xml:space="preserve"> %}</w:t>
-      </w:r>
-    </w:p>
-    <w:p>
-      <w:pPr>
-        <w:jc w:val="both"/>
-        <w:rPr>
-          <w:rFonts w:ascii="Garamond" w:eastAsia="Garamond" w:hAnsi="Garamond" w:cs="Garamond"/>
-          <w:sz w:val="23"/>
-          <w:szCs w:val="23"/>
-        </w:rPr>
-      </w:pPr>
-      <w:r>
-        <w:rPr>
-          <w:rFonts w:ascii="Garamond" w:eastAsia="Garamond" w:hAnsi="Garamond" w:cs="Garamond"/>
-          <w:sz w:val="23"/>
-          <w:szCs w:val="23"/>
-        </w:rPr>
-        <w:t xml:space="preserve">(x) Realizar un descuento de por lo menos el </w:t>
-      </w:r>
-      <w:proofErr w:type="gramStart"/>
-      <w:r>
-        <w:rPr>
-          <w:rFonts w:ascii="Garamond" w:eastAsia="Garamond" w:hAnsi="Garamond" w:cs="Garamond"/>
-          <w:sz w:val="23"/>
-          <w:szCs w:val="23"/>
-          <w:highlight w:val="yellow"/>
-        </w:rPr>
-        <w:t>{{ N</w:t>
-      </w:r>
-      <w:proofErr w:type="gramEnd"/>
-      <w:r>
-        <w:rPr>
-          <w:rFonts w:ascii="Garamond" w:eastAsia="Garamond" w:hAnsi="Garamond" w:cs="Garamond"/>
-          <w:sz w:val="23"/>
-          <w:szCs w:val="23"/>
-          <w:highlight w:val="yellow"/>
-        </w:rPr>
-        <w:t>_DESCUENTO_</w:t>
-      </w:r>
-      <w:proofErr w:type="gramStart"/>
-      <w:r>
-        <w:rPr>
-          <w:rFonts w:ascii="Garamond" w:eastAsia="Garamond" w:hAnsi="Garamond" w:cs="Garamond"/>
-          <w:sz w:val="23"/>
-          <w:szCs w:val="23"/>
-          <w:highlight w:val="yellow"/>
-        </w:rPr>
-        <w:t>MENU }}</w:t>
-      </w:r>
-      <w:r>
-        <w:rPr>
-          <w:rFonts w:ascii="Garamond" w:eastAsia="Garamond" w:hAnsi="Garamond" w:cs="Garamond"/>
-          <w:sz w:val="23"/>
-          <w:szCs w:val="23"/>
-        </w:rPr>
-        <w:t>%</w:t>
-      </w:r>
-      <w:proofErr w:type="gramEnd"/>
-      <w:r>
-        <w:rPr>
-          <w:rFonts w:ascii="Garamond" w:eastAsia="Garamond" w:hAnsi="Garamond" w:cs="Garamond"/>
-          <w:sz w:val="23"/>
-          <w:szCs w:val="23"/>
-        </w:rPr>
-        <w:t xml:space="preserve"> (</w:t>
-      </w:r>
-      <w:proofErr w:type="gramStart"/>
-      <w:r>
-        <w:rPr>
-          <w:rFonts w:ascii="Garamond" w:eastAsia="Garamond" w:hAnsi="Garamond" w:cs="Garamond"/>
-          <w:sz w:val="23"/>
-          <w:szCs w:val="23"/>
-          <w:highlight w:val="yellow"/>
-        </w:rPr>
-        <w:t xml:space="preserve">{{ </w:t>
-      </w:r>
-      <w:proofErr w:type="spellStart"/>
-      <w:r>
-        <w:rPr>
-          <w:rFonts w:ascii="Garamond" w:eastAsia="Garamond" w:hAnsi="Garamond" w:cs="Garamond"/>
-          <w:sz w:val="23"/>
-          <w:szCs w:val="23"/>
-          <w:highlight w:val="yellow"/>
-        </w:rPr>
-        <w:t>VALOR</w:t>
-      </w:r>
-      <w:proofErr w:type="gramEnd"/>
-      <w:r>
-        <w:rPr>
-          <w:rFonts w:ascii="Garamond" w:eastAsia="Garamond" w:hAnsi="Garamond" w:cs="Garamond"/>
-          <w:sz w:val="23"/>
-          <w:szCs w:val="23"/>
-          <w:highlight w:val="yellow"/>
-        </w:rPr>
-        <w:t>_DESCUENTO_MENU</w:t>
-      </w:r>
-      <w:r>
-        <w:rPr>
-          <w:rFonts w:ascii="Garamond" w:eastAsia="Garamond" w:hAnsi="Garamond" w:cs="Garamond"/>
-          <w:sz w:val="23"/>
-          <w:szCs w:val="23"/>
-          <w:highlight w:val="yellow"/>
-        </w:rPr>
-        <w:t>|</w:t>
-      </w:r>
-      <w:proofErr w:type="gramStart"/>
-      <w:r>
-        <w:rPr>
-          <w:rFonts w:ascii="Garamond" w:eastAsia="Garamond" w:hAnsi="Garamond" w:cs="Garamond"/>
-          <w:sz w:val="23"/>
-          <w:szCs w:val="23"/>
-          <w:highlight w:val="yellow"/>
-        </w:rPr>
-        <w:t>lower</w:t>
-      </w:r>
-      <w:proofErr w:type="spellEnd"/>
-      <w:r>
-        <w:rPr>
-          <w:rFonts w:ascii="Garamond" w:eastAsia="Garamond" w:hAnsi="Garamond" w:cs="Garamond"/>
-          <w:sz w:val="23"/>
-          <w:szCs w:val="23"/>
-          <w:highlight w:val="yellow"/>
-        </w:rPr>
-        <w:t xml:space="preserve"> }</w:t>
-      </w:r>
-      <w:proofErr w:type="gramEnd"/>
-      <w:r>
-        <w:rPr>
-          <w:rFonts w:ascii="Garamond" w:eastAsia="Garamond" w:hAnsi="Garamond" w:cs="Garamond"/>
-          <w:sz w:val="23"/>
-          <w:szCs w:val="23"/>
-          <w:highlight w:val="yellow"/>
-        </w:rPr>
-        <w:t>}</w:t>
-      </w:r>
-      <w:r>
-        <w:rPr>
-          <w:rFonts w:ascii="Garamond" w:eastAsia="Garamond" w:hAnsi="Garamond" w:cs="Garamond"/>
-          <w:sz w:val="23"/>
-          <w:szCs w:val="23"/>
-        </w:rPr>
-        <w:t xml:space="preserve"> </w:t>
-      </w:r>
-      <w:r>
-        <w:rPr>
-          <w:rFonts w:ascii="Garamond" w:eastAsia="Garamond" w:hAnsi="Garamond" w:cs="Garamond"/>
-          <w:sz w:val="23"/>
-          <w:szCs w:val="23"/>
-        </w:rPr>
-        <w:t xml:space="preserve">por ciento) en todo el menú dentro de la Plataforma Rappi durante los primeros </w:t>
-      </w:r>
-      <w:proofErr w:type="gramStart"/>
-      <w:r>
-        <w:rPr>
-          <w:rFonts w:ascii="Garamond" w:eastAsia="Garamond" w:hAnsi="Garamond" w:cs="Garamond"/>
-          <w:sz w:val="23"/>
-          <w:szCs w:val="23"/>
-          <w:highlight w:val="yellow"/>
-        </w:rPr>
-        <w:t>{{ N</w:t>
-      </w:r>
-      <w:proofErr w:type="gramEnd"/>
-      <w:r>
-        <w:rPr>
-          <w:rFonts w:ascii="Garamond" w:eastAsia="Garamond" w:hAnsi="Garamond" w:cs="Garamond"/>
-          <w:sz w:val="23"/>
-          <w:szCs w:val="23"/>
-          <w:highlight w:val="yellow"/>
-        </w:rPr>
-        <w:t>_MESES_DESCUENTO_</w:t>
-      </w:r>
-      <w:proofErr w:type="gramStart"/>
-      <w:r>
-        <w:rPr>
-          <w:rFonts w:ascii="Garamond" w:eastAsia="Garamond" w:hAnsi="Garamond" w:cs="Garamond"/>
-          <w:sz w:val="23"/>
-          <w:szCs w:val="23"/>
-          <w:highlight w:val="yellow"/>
-        </w:rPr>
-        <w:t>MENU }</w:t>
-      </w:r>
-      <w:proofErr w:type="gramEnd"/>
-      <w:r>
-        <w:rPr>
-          <w:rFonts w:ascii="Garamond" w:eastAsia="Garamond" w:hAnsi="Garamond" w:cs="Garamond"/>
-          <w:sz w:val="23"/>
-          <w:szCs w:val="23"/>
-          <w:highlight w:val="yellow"/>
-        </w:rPr>
-        <w:t>}</w:t>
-      </w:r>
-      <w:r>
-        <w:rPr>
-          <w:rFonts w:ascii="Garamond" w:eastAsia="Garamond" w:hAnsi="Garamond" w:cs="Garamond"/>
-          <w:sz w:val="23"/>
-          <w:szCs w:val="23"/>
-        </w:rPr>
-        <w:t xml:space="preserve"> (</w:t>
-      </w:r>
-      <w:proofErr w:type="gramStart"/>
-      <w:r>
-        <w:rPr>
-          <w:rFonts w:ascii="Garamond" w:eastAsia="Garamond" w:hAnsi="Garamond" w:cs="Garamond"/>
-          <w:sz w:val="23"/>
-          <w:szCs w:val="23"/>
-          <w:highlight w:val="yellow"/>
-        </w:rPr>
-        <w:t xml:space="preserve">{{ </w:t>
-      </w:r>
-      <w:proofErr w:type="spellStart"/>
-      <w:r>
-        <w:rPr>
-          <w:rFonts w:ascii="Garamond" w:eastAsia="Garamond" w:hAnsi="Garamond" w:cs="Garamond"/>
-          <w:sz w:val="23"/>
-          <w:szCs w:val="23"/>
-          <w:highlight w:val="yellow"/>
-        </w:rPr>
-        <w:t>VALOR</w:t>
-      </w:r>
-      <w:proofErr w:type="gramEnd"/>
-      <w:r>
-        <w:rPr>
-          <w:rFonts w:ascii="Garamond" w:eastAsia="Garamond" w:hAnsi="Garamond" w:cs="Garamond"/>
-          <w:sz w:val="23"/>
-          <w:szCs w:val="23"/>
-          <w:highlight w:val="yellow"/>
-        </w:rPr>
-        <w:t>_MES_DESCUENTO_MENU</w:t>
-      </w:r>
-      <w:r>
-        <w:rPr>
-          <w:rFonts w:ascii="Garamond" w:eastAsia="Garamond" w:hAnsi="Garamond" w:cs="Garamond"/>
-          <w:sz w:val="23"/>
-          <w:szCs w:val="23"/>
-          <w:highlight w:val="yellow"/>
-        </w:rPr>
-        <w:t>|</w:t>
-      </w:r>
-      <w:proofErr w:type="gramStart"/>
-      <w:r>
-        <w:rPr>
-          <w:rFonts w:ascii="Garamond" w:eastAsia="Garamond" w:hAnsi="Garamond" w:cs="Garamond"/>
-          <w:sz w:val="23"/>
-          <w:szCs w:val="23"/>
-          <w:highlight w:val="yellow"/>
-        </w:rPr>
-        <w:t>lower</w:t>
-      </w:r>
-      <w:proofErr w:type="spellEnd"/>
-      <w:r>
-        <w:rPr>
-          <w:rFonts w:ascii="Garamond" w:eastAsia="Garamond" w:hAnsi="Garamond" w:cs="Garamond"/>
-          <w:sz w:val="23"/>
-          <w:szCs w:val="23"/>
-          <w:highlight w:val="yellow"/>
-        </w:rPr>
-        <w:t xml:space="preserve"> }</w:t>
-      </w:r>
-      <w:proofErr w:type="gramEnd"/>
-      <w:r>
-        <w:rPr>
-          <w:rFonts w:ascii="Garamond" w:eastAsia="Garamond" w:hAnsi="Garamond" w:cs="Garamond"/>
-          <w:sz w:val="23"/>
-          <w:szCs w:val="23"/>
-          <w:highlight w:val="yellow"/>
-        </w:rPr>
-        <w:t>}</w:t>
-      </w:r>
-      <w:r>
-        <w:rPr>
-          <w:rFonts w:ascii="Garamond" w:eastAsia="Garamond" w:hAnsi="Garamond" w:cs="Garamond"/>
-          <w:sz w:val="23"/>
-          <w:szCs w:val="23"/>
-        </w:rPr>
-        <w:t>) meses de ejecución del presente Acuerdo.</w:t>
-      </w:r>
-    </w:p>
-    <w:p>
-      <w:pPr>
-        <w:jc w:val="both"/>
-        <w:rPr>
-          <w:rFonts w:ascii="Garamond" w:eastAsia="Garamond" w:hAnsi="Garamond" w:cs="Garamond"/>
-          <w:sz w:val="23"/>
-          <w:szCs w:val="23"/>
-          <w:lang w:val="en-US"/>
-        </w:rPr>
-      </w:pPr>
-      <w:r>
-        <w:rPr>
-          <w:rFonts w:ascii="Garamond" w:eastAsia="Garamond" w:hAnsi="Garamond" w:cs="Garamond"/>
-          <w:sz w:val="23"/>
-          <w:szCs w:val="23"/>
-          <w:highlight w:val="yellow"/>
-          <w:lang w:val="en-US"/>
-        </w:rPr>
-        <w:t>{%p endif %}</w:t>
-      </w:r>
-    </w:p>
-    <w:p>
-      <w:pPr>
-        <w:jc w:val="both"/>
-        <w:rPr>
-          <w:rFonts w:ascii="Garamond" w:eastAsia="Garamond" w:hAnsi="Garamond" w:cs="Garamond"/>
-          <w:sz w:val="23"/>
-          <w:szCs w:val="23"/>
-          <w:lang w:val="en-US"/>
-        </w:rPr>
-      </w:pPr>
-      <w:r>
-        <w:rPr>
-          <w:rFonts w:ascii="Garamond" w:eastAsia="Garamond" w:hAnsi="Garamond" w:cs="Garamond"/>
-          <w:sz w:val="23"/>
-          <w:szCs w:val="23"/>
-          <w:highlight w:val="yellow"/>
-          <w:lang w:val="en-US"/>
-        </w:rPr>
-        <w:t xml:space="preserve">{%p if </w:t>
-      </w:r>
-      <w:proofErr w:type="spellStart"/>
-      <w:r>
-        <w:rPr>
-          <w:rFonts w:ascii="Garamond" w:eastAsia="Garamond" w:hAnsi="Garamond" w:cs="Garamond"/>
-          <w:sz w:val="23"/>
-          <w:szCs w:val="23"/>
-          <w:highlight w:val="yellow"/>
-          <w:lang w:val="en-US"/>
-        </w:rPr>
-        <w:t>activa_mark_down</w:t>
-      </w:r>
-      <w:proofErr w:type="spellEnd"/>
-      <w:r>
-        <w:rPr>
-          <w:rFonts w:ascii="Garamond" w:eastAsia="Garamond" w:hAnsi="Garamond" w:cs="Garamond"/>
-          <w:sz w:val="23"/>
-          <w:szCs w:val="23"/>
-          <w:highlight w:val="yellow"/>
-          <w:lang w:val="en-US"/>
-        </w:rPr>
-        <w:t xml:space="preserve"> %}</w:t>
-      </w:r>
-    </w:p>
-    <w:p>
-      <w:pPr>
-        <w:jc w:val="both"/>
-        <w:rPr>
-          <w:rFonts w:ascii="Garamond" w:eastAsia="Garamond" w:hAnsi="Garamond" w:cs="Garamond"/>
-          <w:sz w:val="23"/>
-          <w:szCs w:val="23"/>
-        </w:rPr>
-      </w:pPr>
-      <w:r>
-        <w:rPr>
-          <w:rFonts w:ascii="Garamond" w:eastAsia="Garamond" w:hAnsi="Garamond" w:cs="Garamond"/>
-          <w:sz w:val="23"/>
-          <w:szCs w:val="23"/>
-        </w:rPr>
-        <w:t xml:space="preserve">(x) Realizar una inversión mensual en promociones del </w:t>
-      </w:r>
-      <w:proofErr w:type="gramStart"/>
-      <w:r>
-        <w:rPr>
-          <w:rFonts w:ascii="Garamond" w:eastAsia="Garamond" w:hAnsi="Garamond" w:cs="Garamond"/>
-          <w:sz w:val="23"/>
-          <w:szCs w:val="23"/>
-          <w:highlight w:val="yellow"/>
-        </w:rPr>
-        <w:t>{{ N</w:t>
-      </w:r>
-      <w:proofErr w:type="gramEnd"/>
-      <w:r>
-        <w:rPr>
-          <w:rFonts w:ascii="Garamond" w:eastAsia="Garamond" w:hAnsi="Garamond" w:cs="Garamond"/>
-          <w:sz w:val="23"/>
-          <w:szCs w:val="23"/>
-          <w:highlight w:val="yellow"/>
-        </w:rPr>
-        <w:t>_DESCUENTO_MARK_</w:t>
-      </w:r>
-      <w:proofErr w:type="gramStart"/>
-      <w:r>
-        <w:rPr>
-          <w:rFonts w:ascii="Garamond" w:eastAsia="Garamond" w:hAnsi="Garamond" w:cs="Garamond"/>
-          <w:sz w:val="23"/>
-          <w:szCs w:val="23"/>
-          <w:highlight w:val="yellow"/>
-        </w:rPr>
-        <w:t>DOWN }}</w:t>
-      </w:r>
-      <w:r>
-        <w:rPr>
-          <w:rFonts w:ascii="Garamond" w:eastAsia="Garamond" w:hAnsi="Garamond" w:cs="Garamond"/>
-          <w:sz w:val="23"/>
-          <w:szCs w:val="23"/>
-        </w:rPr>
-        <w:t>%</w:t>
-      </w:r>
-      <w:proofErr w:type="gramEnd"/>
-      <w:r>
-        <w:rPr>
-          <w:rFonts w:ascii="Garamond" w:eastAsia="Garamond" w:hAnsi="Garamond" w:cs="Garamond"/>
-          <w:sz w:val="23"/>
-          <w:szCs w:val="23"/>
-        </w:rPr>
-        <w:t xml:space="preserve"> (</w:t>
-      </w:r>
-      <w:proofErr w:type="gramStart"/>
-      <w:r>
-        <w:rPr>
-          <w:rFonts w:ascii="Garamond" w:eastAsia="Garamond" w:hAnsi="Garamond" w:cs="Garamond"/>
-          <w:sz w:val="23"/>
-          <w:szCs w:val="23"/>
-          <w:highlight w:val="yellow"/>
-        </w:rPr>
-        <w:t xml:space="preserve">{{ </w:t>
-      </w:r>
-      <w:proofErr w:type="spellStart"/>
-      <w:r>
-        <w:rPr>
-          <w:rFonts w:ascii="Garamond" w:eastAsia="Garamond" w:hAnsi="Garamond" w:cs="Garamond"/>
-          <w:sz w:val="23"/>
-          <w:szCs w:val="23"/>
-          <w:highlight w:val="yellow"/>
-        </w:rPr>
-        <w:t>VALOR</w:t>
-      </w:r>
-      <w:proofErr w:type="gramEnd"/>
-      <w:r>
-        <w:rPr>
-          <w:rFonts w:ascii="Garamond" w:eastAsia="Garamond" w:hAnsi="Garamond" w:cs="Garamond"/>
-          <w:sz w:val="23"/>
-          <w:szCs w:val="23"/>
-          <w:highlight w:val="yellow"/>
-        </w:rPr>
-        <w:t>_DESCUENTO_MARK_DOWN|</w:t>
-      </w:r>
-      <w:proofErr w:type="gramStart"/>
-      <w:r>
-        <w:rPr>
-          <w:rFonts w:ascii="Garamond" w:eastAsia="Garamond" w:hAnsi="Garamond" w:cs="Garamond"/>
-          <w:sz w:val="23"/>
-          <w:szCs w:val="23"/>
-          <w:highlight w:val="yellow"/>
-        </w:rPr>
-        <w:t>lower</w:t>
-      </w:r>
-      <w:proofErr w:type="spellEnd"/>
-      <w:r>
-        <w:rPr>
-          <w:rFonts w:ascii="Garamond" w:eastAsia="Garamond" w:hAnsi="Garamond" w:cs="Garamond"/>
-          <w:sz w:val="23"/>
-          <w:szCs w:val="23"/>
-          <w:highlight w:val="yellow"/>
-        </w:rPr>
-        <w:t xml:space="preserve"> }</w:t>
-      </w:r>
-      <w:proofErr w:type="gramEnd"/>
-      <w:r>
-        <w:rPr>
-          <w:rFonts w:ascii="Garamond" w:eastAsia="Garamond" w:hAnsi="Garamond" w:cs="Garamond"/>
-          <w:sz w:val="23"/>
-          <w:szCs w:val="23"/>
-          <w:highlight w:val="yellow"/>
-        </w:rPr>
-        <w:t>}</w:t>
-      </w:r>
-      <w:r>
-        <w:rPr>
-          <w:rFonts w:ascii="Garamond" w:eastAsia="Garamond" w:hAnsi="Garamond" w:cs="Garamond"/>
-          <w:sz w:val="23"/>
-          <w:szCs w:val="23"/>
-        </w:rPr>
-        <w:t xml:space="preserve"> por ciento) de las ventas totales realizadas por el Aliado a través de la Plataforma Rappi durante el mes inmediatamente anterior durante la vigencia del presente Acuerdo.</w:t>
-      </w:r>
-    </w:p>
-    <w:p>
-      <w:pPr>
-        <w:jc w:val="both"/>
-        <w:rPr>
-          <w:rFonts w:ascii="Garamond" w:eastAsia="Garamond" w:hAnsi="Garamond" w:cs="Garamond"/>
-          <w:sz w:val="23"/>
-          <w:szCs w:val="23"/>
-          <w:lang w:val="es-MX"/>
-        </w:rPr>
-      </w:pPr>
-      <w:r>
-        <w:rPr>
-          <w:rFonts w:ascii="Garamond" w:eastAsia="Garamond" w:hAnsi="Garamond" w:cs="Garamond"/>
-          <w:sz w:val="23"/>
-          <w:szCs w:val="23"/>
-          <w:highlight w:val="yellow"/>
-          <w:lang w:val="es-ES"/>
-        </w:rPr>
-        <w:t xml:space="preserve">{%p </w:t>
-      </w:r>
-      <w:proofErr w:type="spellStart"/>
-      <w:r>
-        <w:rPr>
-          <w:rFonts w:ascii="Garamond" w:eastAsia="Garamond" w:hAnsi="Garamond" w:cs="Garamond"/>
-          <w:sz w:val="23"/>
-          <w:szCs w:val="23"/>
-          <w:highlight w:val="yellow"/>
-          <w:lang w:val="es-ES"/>
-        </w:rPr>
-        <w:t>endif</w:t>
-      </w:r>
-      <w:proofErr w:type="spellEnd"/>
-      <w:r>
-        <w:rPr>
-          <w:rFonts w:ascii="Garamond" w:eastAsia="Garamond" w:hAnsi="Garamond" w:cs="Garamond"/>
-          <w:sz w:val="23"/>
-          <w:szCs w:val="23"/>
-          <w:highlight w:val="yellow"/>
-          <w:lang w:val="es-ES"/>
-        </w:rPr>
-        <w:t xml:space="preserve"> %}</w:t>
-      </w:r>
-    </w:p>
-    <w:p>
-      <w:pPr>
-        <w:jc w:val="both"/>
-        <w:rPr>
-          <w:rFonts w:ascii="Garamond" w:eastAsia="Garamond" w:hAnsi="Garamond" w:cs="Garamond"/>
-          <w:sz w:val="23"/>
-          <w:szCs w:val="23"/>
-          <w:lang w:val="es-ES"/>
-        </w:rPr>
-      </w:pPr>
-      <w:r>
-        <w:rPr>
-          <w:rFonts w:ascii="Garamond" w:eastAsia="Garamond" w:hAnsi="Garamond" w:cs="Garamond"/>
-          <w:sz w:val="23"/>
-          <w:szCs w:val="23"/>
-          <w:highlight w:val="yellow"/>
-          <w:lang w:val="es-ES"/>
-        </w:rPr>
-        <w:t xml:space="preserve">{%p </w:t>
-      </w:r>
-      <w:proofErr w:type="spellStart"/>
-      <w:r>
-        <w:rPr>
-          <w:rFonts w:ascii="Garamond" w:eastAsia="Garamond" w:hAnsi="Garamond" w:cs="Garamond"/>
-          <w:sz w:val="23"/>
-          <w:szCs w:val="23"/>
-          <w:highlight w:val="yellow"/>
-          <w:lang w:val="es-ES"/>
-        </w:rPr>
-        <w:t>if</w:t>
-      </w:r>
-      <w:proofErr w:type="spellEnd"/>
-      <w:r>
-        <w:rPr>
-          <w:rFonts w:ascii="Garamond" w:eastAsia="Garamond" w:hAnsi="Garamond" w:cs="Garamond"/>
-          <w:sz w:val="23"/>
-          <w:szCs w:val="23"/>
-          <w:highlight w:val="yellow"/>
-          <w:lang w:val="es-ES"/>
-        </w:rPr>
-        <w:t xml:space="preserve"> </w:t>
-      </w:r>
-      <w:proofErr w:type="spellStart"/>
-      <w:r>
-        <w:rPr>
-          <w:rFonts w:ascii="Garamond" w:eastAsia="Garamond" w:hAnsi="Garamond" w:cs="Garamond"/>
-          <w:sz w:val="23"/>
-          <w:szCs w:val="23"/>
-          <w:highlight w:val="yellow"/>
-          <w:lang w:val="es-ES"/>
-        </w:rPr>
-        <w:t>activa_publicaciones_redes</w:t>
-      </w:r>
-      <w:proofErr w:type="spellEnd"/>
-      <w:r>
-        <w:rPr>
-          <w:rFonts w:ascii="Garamond" w:eastAsia="Garamond" w:hAnsi="Garamond" w:cs="Garamond"/>
-          <w:sz w:val="23"/>
-          <w:szCs w:val="23"/>
-          <w:highlight w:val="yellow"/>
-          <w:lang w:val="es-ES"/>
-        </w:rPr>
-        <w:t xml:space="preserve"> %}</w:t>
-      </w:r>
-    </w:p>
-    <w:p>
-      <w:pPr>
-        <w:jc w:val="both"/>
-        <w:rPr>
-          <w:rFonts w:ascii="Garamond" w:eastAsia="Garamond" w:hAnsi="Garamond" w:cs="Garamond"/>
-          <w:sz w:val="23"/>
-          <w:szCs w:val="23"/>
-        </w:rPr>
-      </w:pPr>
-      <w:r>
-        <w:rPr>
-          <w:rFonts w:ascii="Garamond" w:eastAsia="Garamond" w:hAnsi="Garamond" w:cs="Garamond"/>
-          <w:sz w:val="23"/>
-          <w:szCs w:val="23"/>
-        </w:rPr>
-        <w:t xml:space="preserve">(x) Realizar, al menos </w:t>
-      </w:r>
-      <w:proofErr w:type="gramStart"/>
-      <w:r>
-        <w:rPr>
-          <w:rFonts w:ascii="Garamond" w:eastAsia="Garamond" w:hAnsi="Garamond" w:cs="Garamond"/>
-          <w:sz w:val="23"/>
-          <w:szCs w:val="23"/>
-          <w:highlight w:val="yellow"/>
-        </w:rPr>
-        <w:t xml:space="preserve">{{ </w:t>
-      </w:r>
-      <w:r>
-        <w:rPr>
-          <w:rFonts w:ascii="Garamond" w:eastAsia="Garamond" w:hAnsi="Garamond" w:cs="Garamond"/>
-          <w:sz w:val="23"/>
-          <w:szCs w:val="23"/>
-          <w:highlight w:val="yellow"/>
-        </w:rPr>
-        <w:t>N</w:t>
-      </w:r>
-      <w:proofErr w:type="gramEnd"/>
-      <w:r>
-        <w:rPr>
-          <w:rFonts w:ascii="Garamond" w:eastAsia="Garamond" w:hAnsi="Garamond" w:cs="Garamond"/>
-          <w:sz w:val="23"/>
-          <w:szCs w:val="23"/>
-          <w:highlight w:val="yellow"/>
-        </w:rPr>
-        <w:t>_</w:t>
-      </w:r>
-      <w:r>
-        <w:rPr>
-          <w:rFonts w:ascii="Garamond" w:eastAsia="Garamond" w:hAnsi="Garamond" w:cs="Garamond"/>
-          <w:sz w:val="23"/>
-          <w:szCs w:val="23"/>
-          <w:highlight w:val="yellow"/>
-        </w:rPr>
-        <w:t>DESCUENTO_</w:t>
-      </w:r>
-      <w:proofErr w:type="gramStart"/>
-      <w:r>
-        <w:rPr>
-          <w:rFonts w:ascii="Garamond" w:eastAsia="Garamond" w:hAnsi="Garamond" w:cs="Garamond"/>
-          <w:sz w:val="23"/>
-          <w:szCs w:val="23"/>
-          <w:highlight w:val="yellow"/>
-        </w:rPr>
-        <w:t>REDES }</w:t>
-      </w:r>
-      <w:proofErr w:type="gramEnd"/>
-      <w:r>
-        <w:rPr>
-          <w:rFonts w:ascii="Garamond" w:eastAsia="Garamond" w:hAnsi="Garamond" w:cs="Garamond"/>
-          <w:sz w:val="23"/>
-          <w:szCs w:val="23"/>
-          <w:highlight w:val="yellow"/>
-        </w:rPr>
-        <w:t>}</w:t>
-      </w:r>
-      <w:r>
-        <w:rPr>
-          <w:rFonts w:ascii="Garamond" w:eastAsia="Garamond" w:hAnsi="Garamond" w:cs="Garamond"/>
-          <w:sz w:val="23"/>
-          <w:szCs w:val="23"/>
-        </w:rPr>
-        <w:t xml:space="preserve"> (</w:t>
-      </w:r>
-      <w:proofErr w:type="gramStart"/>
-      <w:r>
-        <w:rPr>
-          <w:rFonts w:ascii="Garamond" w:eastAsia="Garamond" w:hAnsi="Garamond" w:cs="Garamond"/>
-          <w:sz w:val="23"/>
-          <w:szCs w:val="23"/>
-          <w:highlight w:val="yellow"/>
-        </w:rPr>
-        <w:t xml:space="preserve">{{ </w:t>
-      </w:r>
-      <w:proofErr w:type="spellStart"/>
-      <w:r>
-        <w:rPr>
-          <w:rFonts w:ascii="Garamond" w:eastAsia="Garamond" w:hAnsi="Garamond" w:cs="Garamond"/>
-          <w:sz w:val="23"/>
-          <w:szCs w:val="23"/>
-          <w:highlight w:val="yellow"/>
-        </w:rPr>
-        <w:t>DESCUENTO</w:t>
-      </w:r>
-      <w:proofErr w:type="gramEnd"/>
-      <w:r>
-        <w:rPr>
-          <w:rFonts w:ascii="Garamond" w:eastAsia="Garamond" w:hAnsi="Garamond" w:cs="Garamond"/>
-          <w:sz w:val="23"/>
-          <w:szCs w:val="23"/>
-          <w:highlight w:val="yellow"/>
-        </w:rPr>
-        <w:t>_REDES</w:t>
-      </w:r>
-      <w:r>
-        <w:rPr>
-          <w:rFonts w:ascii="Garamond" w:eastAsia="Garamond" w:hAnsi="Garamond" w:cs="Garamond"/>
-          <w:sz w:val="23"/>
-          <w:szCs w:val="23"/>
-          <w:highlight w:val="yellow"/>
-        </w:rPr>
-        <w:t>|</w:t>
-      </w:r>
-      <w:proofErr w:type="gramStart"/>
-      <w:r>
-        <w:rPr>
-          <w:rFonts w:ascii="Garamond" w:eastAsia="Garamond" w:hAnsi="Garamond" w:cs="Garamond"/>
-          <w:sz w:val="23"/>
-          <w:szCs w:val="23"/>
-          <w:highlight w:val="yellow"/>
-        </w:rPr>
-        <w:t>lower</w:t>
-      </w:r>
-      <w:proofErr w:type="spellEnd"/>
-      <w:r>
-        <w:rPr>
-          <w:rFonts w:ascii="Garamond" w:eastAsia="Garamond" w:hAnsi="Garamond" w:cs="Garamond"/>
-          <w:sz w:val="23"/>
-          <w:szCs w:val="23"/>
-          <w:highlight w:val="yellow"/>
-        </w:rPr>
-        <w:t xml:space="preserve"> }</w:t>
-      </w:r>
-      <w:proofErr w:type="gramEnd"/>
-      <w:r>
-        <w:rPr>
-          <w:rFonts w:ascii="Garamond" w:eastAsia="Garamond" w:hAnsi="Garamond" w:cs="Garamond"/>
-          <w:sz w:val="23"/>
-          <w:szCs w:val="23"/>
-          <w:highlight w:val="yellow"/>
-        </w:rPr>
-        <w:t>}</w:t>
-      </w:r>
-      <w:r>
-        <w:rPr>
-          <w:rFonts w:ascii="Garamond" w:eastAsia="Garamond" w:hAnsi="Garamond" w:cs="Garamond"/>
-          <w:sz w:val="23"/>
-          <w:szCs w:val="23"/>
-        </w:rPr>
-        <w:t xml:space="preserve">) publicaciones mensuales en sus redes sociales garantizando que estén dirigidas única y exclusivamente a incrementar sus ventas a través de la Plataforma Rappi, </w:t>
-      </w:r>
-      <w:proofErr w:type="gramStart"/>
-      <w:r>
-        <w:rPr>
-          <w:rFonts w:ascii="Garamond" w:eastAsia="Garamond" w:hAnsi="Garamond" w:cs="Garamond"/>
-          <w:sz w:val="23"/>
-          <w:szCs w:val="23"/>
-        </w:rPr>
-        <w:t>enunciando</w:t>
-      </w:r>
-      <w:proofErr w:type="gramEnd"/>
-      <w:r>
-        <w:rPr>
-          <w:rFonts w:ascii="Garamond" w:eastAsia="Garamond" w:hAnsi="Garamond" w:cs="Garamond"/>
-          <w:sz w:val="23"/>
-          <w:szCs w:val="23"/>
-        </w:rPr>
-        <w:t xml:space="preserve"> pero no limitando, Instagram, Facebook y/o </w:t>
-      </w:r>
-      <w:proofErr w:type="spellStart"/>
-      <w:r>
-        <w:rPr>
-          <w:rFonts w:ascii="Garamond" w:eastAsia="Garamond" w:hAnsi="Garamond" w:cs="Garamond"/>
-          <w:sz w:val="23"/>
-          <w:szCs w:val="23"/>
-        </w:rPr>
-        <w:t>Tik</w:t>
-      </w:r>
-      <w:proofErr w:type="spellEnd"/>
-      <w:r>
-        <w:rPr>
-          <w:rFonts w:ascii="Garamond" w:eastAsia="Garamond" w:hAnsi="Garamond" w:cs="Garamond"/>
-          <w:sz w:val="23"/>
-          <w:szCs w:val="23"/>
-        </w:rPr>
-        <w:t xml:space="preserve"> Tok. Dichas publicaciones deberán ser presentadas y aprobadas por Rappi previo a su publicación.</w:t>
-      </w:r>
-    </w:p>
-    <w:p>
-      <w:pPr>
-        <w:jc w:val="both"/>
-        <w:rPr>
-          <w:rFonts w:ascii="Garamond" w:eastAsia="Garamond" w:hAnsi="Garamond" w:cs="Garamond"/>
-          <w:sz w:val="23"/>
-          <w:szCs w:val="23"/>
-          <w:lang w:val="en-US"/>
-        </w:rPr>
-      </w:pPr>
-      <w:r>
-        <w:rPr>
-          <w:rFonts w:ascii="Garamond" w:eastAsia="Garamond" w:hAnsi="Garamond" w:cs="Garamond"/>
-          <w:sz w:val="23"/>
-          <w:szCs w:val="23"/>
-          <w:highlight w:val="yellow"/>
-          <w:lang w:val="en-US"/>
-        </w:rPr>
-        <w:t>{%p endif %}</w:t>
-      </w:r>
-    </w:p>
-    <w:p>
-      <w:pPr>
-        <w:jc w:val="both"/>
-        <w:rPr>
-          <w:rFonts w:ascii="Garamond" w:eastAsia="Garamond" w:hAnsi="Garamond" w:cs="Garamond"/>
-          <w:sz w:val="23"/>
-          <w:szCs w:val="23"/>
-          <w:lang w:val="en-US"/>
-        </w:rPr>
-      </w:pPr>
-      <w:r>
-        <w:rPr>
-          <w:rFonts w:ascii="Garamond" w:eastAsia="Garamond" w:hAnsi="Garamond" w:cs="Garamond"/>
-          <w:sz w:val="23"/>
-          <w:szCs w:val="23"/>
-          <w:highlight w:val="yellow"/>
-          <w:lang w:val="en-US"/>
-        </w:rPr>
-        <w:t xml:space="preserve">{%p if </w:t>
-      </w:r>
-      <w:proofErr w:type="spellStart"/>
-      <w:r>
-        <w:rPr>
-          <w:rFonts w:ascii="Garamond" w:eastAsia="Garamond" w:hAnsi="Garamond" w:cs="Garamond"/>
-          <w:sz w:val="23"/>
-          <w:szCs w:val="23"/>
-          <w:highlight w:val="yellow"/>
-          <w:lang w:val="en-US"/>
-        </w:rPr>
-        <w:t>activa_platillos_top_seller</w:t>
-      </w:r>
-      <w:proofErr w:type="spellEnd"/>
-      <w:r>
-        <w:rPr>
-          <w:rFonts w:ascii="Garamond" w:eastAsia="Garamond" w:hAnsi="Garamond" w:cs="Garamond"/>
-          <w:sz w:val="23"/>
-          <w:szCs w:val="23"/>
-          <w:highlight w:val="yellow"/>
-          <w:lang w:val="en-US"/>
-        </w:rPr>
-        <w:t xml:space="preserve"> %}</w:t>
-      </w:r>
-    </w:p>
-    <w:p>
-      <w:pPr>
-        <w:jc w:val="both"/>
-        <w:rPr>
-          <w:rFonts w:ascii="Garamond" w:eastAsia="Garamond" w:hAnsi="Garamond" w:cs="Garamond"/>
-        </w:rPr>
-      </w:pPr>
-      <w:r>
-        <w:rPr>
-          <w:rFonts w:ascii="Garamond" w:eastAsia="Garamond" w:hAnsi="Garamond" w:cs="Garamond"/>
-        </w:rPr>
-        <w:t xml:space="preserve">(x) Ofrecer </w:t>
-      </w:r>
-      <w:proofErr w:type="gramStart"/>
-      <w:r>
-        <w:rPr>
-          <w:rFonts w:ascii="Garamond" w:eastAsia="Garamond" w:hAnsi="Garamond" w:cs="Garamond"/>
-          <w:sz w:val="23"/>
-          <w:szCs w:val="23"/>
-          <w:highlight w:val="yellow"/>
-        </w:rPr>
-        <w:t xml:space="preserve">{{ </w:t>
-      </w:r>
-      <w:r>
-        <w:rPr>
-          <w:rFonts w:ascii="Garamond" w:eastAsia="Garamond" w:hAnsi="Garamond" w:cs="Garamond"/>
-          <w:sz w:val="23"/>
-          <w:szCs w:val="23"/>
-          <w:highlight w:val="yellow"/>
-        </w:rPr>
-        <w:t>N</w:t>
-      </w:r>
-      <w:proofErr w:type="gramEnd"/>
-      <w:r>
-        <w:rPr>
-          <w:rFonts w:ascii="Garamond" w:eastAsia="Garamond" w:hAnsi="Garamond" w:cs="Garamond"/>
-          <w:sz w:val="23"/>
-          <w:szCs w:val="23"/>
-          <w:highlight w:val="yellow"/>
-        </w:rPr>
-        <w:t>_</w:t>
-      </w:r>
-      <w:r>
-        <w:rPr>
-          <w:rFonts w:ascii="Garamond" w:eastAsia="Garamond" w:hAnsi="Garamond" w:cs="Garamond"/>
-          <w:sz w:val="23"/>
-          <w:szCs w:val="23"/>
-          <w:highlight w:val="yellow"/>
-        </w:rPr>
-        <w:t>CANTIDAD_</w:t>
-      </w:r>
-      <w:proofErr w:type="gramStart"/>
-      <w:r>
-        <w:rPr>
-          <w:rFonts w:ascii="Garamond" w:eastAsia="Garamond" w:hAnsi="Garamond" w:cs="Garamond"/>
-          <w:sz w:val="23"/>
-          <w:szCs w:val="23"/>
-          <w:highlight w:val="yellow"/>
-        </w:rPr>
-        <w:t>PLATILLOS }</w:t>
-      </w:r>
-      <w:proofErr w:type="gramEnd"/>
-      <w:r>
-        <w:rPr>
-          <w:rFonts w:ascii="Garamond" w:eastAsia="Garamond" w:hAnsi="Garamond" w:cs="Garamond"/>
-          <w:sz w:val="23"/>
-          <w:szCs w:val="23"/>
-          <w:highlight w:val="yellow"/>
-        </w:rPr>
-        <w:t>}</w:t>
-      </w:r>
-      <w:r>
-        <w:rPr>
-          <w:rFonts w:ascii="Garamond" w:eastAsia="Garamond" w:hAnsi="Garamond" w:cs="Garamond"/>
-          <w:sz w:val="23"/>
-          <w:szCs w:val="23"/>
-        </w:rPr>
-        <w:t xml:space="preserve"> </w:t>
-      </w:r>
-      <w:r>
-        <w:rPr>
-          <w:rFonts w:ascii="Garamond" w:eastAsia="Garamond" w:hAnsi="Garamond" w:cs="Garamond"/>
-        </w:rPr>
-        <w:t xml:space="preserve">platillos que sean Top Seller un </w:t>
-      </w:r>
-      <w:proofErr w:type="gramStart"/>
-      <w:r>
-        <w:rPr>
-          <w:rFonts w:ascii="Garamond" w:eastAsia="Garamond" w:hAnsi="Garamond" w:cs="Garamond"/>
-          <w:sz w:val="23"/>
-          <w:szCs w:val="23"/>
-          <w:highlight w:val="yellow"/>
-        </w:rPr>
-        <w:t xml:space="preserve">{{ </w:t>
-      </w:r>
-      <w:r>
-        <w:rPr>
-          <w:rFonts w:ascii="Garamond" w:eastAsia="Garamond" w:hAnsi="Garamond" w:cs="Garamond"/>
-          <w:sz w:val="23"/>
-          <w:szCs w:val="23"/>
-          <w:highlight w:val="yellow"/>
-        </w:rPr>
-        <w:t>N</w:t>
-      </w:r>
-      <w:proofErr w:type="gramEnd"/>
-      <w:r>
-        <w:rPr>
-          <w:rFonts w:ascii="Garamond" w:eastAsia="Garamond" w:hAnsi="Garamond" w:cs="Garamond"/>
-          <w:sz w:val="23"/>
-          <w:szCs w:val="23"/>
-          <w:highlight w:val="yellow"/>
-        </w:rPr>
-        <w:t>_DESCUENTO_</w:t>
-      </w:r>
-      <w:proofErr w:type="gramStart"/>
-      <w:r>
-        <w:rPr>
-          <w:rFonts w:ascii="Garamond" w:eastAsia="Garamond" w:hAnsi="Garamond" w:cs="Garamond"/>
-          <w:sz w:val="23"/>
-          <w:szCs w:val="23"/>
-          <w:highlight w:val="yellow"/>
-        </w:rPr>
-        <w:t>PLATILLOS }}</w:t>
-      </w:r>
-      <w:r>
-        <w:rPr>
-          <w:rFonts w:ascii="Garamond" w:eastAsia="Garamond" w:hAnsi="Garamond" w:cs="Garamond"/>
-        </w:rPr>
-        <w:t>%</w:t>
-      </w:r>
-      <w:proofErr w:type="gramEnd"/>
-      <w:r>
-        <w:rPr>
-          <w:rFonts w:ascii="Garamond" w:eastAsia="Garamond" w:hAnsi="Garamond" w:cs="Garamond"/>
-        </w:rPr>
-        <w:t xml:space="preserve"> (</w:t>
-      </w:r>
-      <w:proofErr w:type="gramStart"/>
-      <w:r>
-        <w:rPr>
-          <w:rFonts w:ascii="Garamond" w:eastAsia="Garamond" w:hAnsi="Garamond" w:cs="Garamond"/>
-          <w:sz w:val="23"/>
-          <w:szCs w:val="23"/>
-          <w:highlight w:val="yellow"/>
-        </w:rPr>
-        <w:t xml:space="preserve">{{ </w:t>
-      </w:r>
-      <w:proofErr w:type="spellStart"/>
-      <w:r>
-        <w:rPr>
-          <w:rFonts w:ascii="Garamond" w:eastAsia="Garamond" w:hAnsi="Garamond" w:cs="Garamond"/>
-          <w:sz w:val="23"/>
-          <w:szCs w:val="23"/>
-          <w:highlight w:val="yellow"/>
-        </w:rPr>
-        <w:t>VALOR</w:t>
-      </w:r>
-      <w:proofErr w:type="gramEnd"/>
-      <w:r>
-        <w:rPr>
-          <w:rFonts w:ascii="Garamond" w:eastAsia="Garamond" w:hAnsi="Garamond" w:cs="Garamond"/>
-          <w:sz w:val="23"/>
-          <w:szCs w:val="23"/>
-          <w:highlight w:val="yellow"/>
-        </w:rPr>
-        <w:t>_DESCUENTO_PLATILLOS</w:t>
-      </w:r>
-      <w:r>
-        <w:rPr>
-          <w:rFonts w:ascii="Garamond" w:eastAsia="Garamond" w:hAnsi="Garamond" w:cs="Garamond"/>
-          <w:sz w:val="23"/>
-          <w:szCs w:val="23"/>
-          <w:highlight w:val="yellow"/>
-        </w:rPr>
-        <w:t>|</w:t>
-      </w:r>
-      <w:proofErr w:type="gramStart"/>
-      <w:r>
-        <w:rPr>
-          <w:rFonts w:ascii="Garamond" w:eastAsia="Garamond" w:hAnsi="Garamond" w:cs="Garamond"/>
-          <w:sz w:val="23"/>
-          <w:szCs w:val="23"/>
-          <w:highlight w:val="yellow"/>
-        </w:rPr>
-        <w:t>lower</w:t>
-      </w:r>
-      <w:proofErr w:type="spellEnd"/>
-      <w:r>
-        <w:rPr>
-          <w:rFonts w:ascii="Garamond" w:eastAsia="Garamond" w:hAnsi="Garamond" w:cs="Garamond"/>
-          <w:sz w:val="23"/>
-          <w:szCs w:val="23"/>
-          <w:highlight w:val="yellow"/>
-        </w:rPr>
-        <w:t xml:space="preserve"> }</w:t>
-      </w:r>
-      <w:proofErr w:type="gramEnd"/>
-      <w:r>
-        <w:rPr>
-          <w:rFonts w:ascii="Garamond" w:eastAsia="Garamond" w:hAnsi="Garamond" w:cs="Garamond"/>
-          <w:sz w:val="23"/>
-          <w:szCs w:val="23"/>
-          <w:highlight w:val="yellow"/>
-        </w:rPr>
-        <w:t>}</w:t>
-      </w:r>
-      <w:r>
-        <w:rPr>
-          <w:rFonts w:ascii="Garamond" w:eastAsia="Garamond" w:hAnsi="Garamond" w:cs="Garamond"/>
-        </w:rPr>
-        <w:t xml:space="preserve"> por ciento) de descuento exclusivo al interior de la Plataforma Rappi, durante los primeros </w:t>
-      </w:r>
-      <w:proofErr w:type="gramStart"/>
-      <w:r>
-        <w:rPr>
-          <w:rFonts w:ascii="Garamond" w:eastAsia="Garamond" w:hAnsi="Garamond" w:cs="Garamond"/>
-          <w:sz w:val="23"/>
-          <w:szCs w:val="23"/>
-          <w:highlight w:val="yellow"/>
-        </w:rPr>
-        <w:t xml:space="preserve">{{ </w:t>
-      </w:r>
-      <w:r>
-        <w:rPr>
-          <w:rFonts w:ascii="Garamond" w:eastAsia="Garamond" w:hAnsi="Garamond" w:cs="Garamond"/>
-          <w:sz w:val="23"/>
-          <w:szCs w:val="23"/>
-          <w:highlight w:val="yellow"/>
-        </w:rPr>
-        <w:t>N</w:t>
-      </w:r>
-      <w:proofErr w:type="gramEnd"/>
-      <w:r>
-        <w:rPr>
-          <w:rFonts w:ascii="Garamond" w:eastAsia="Garamond" w:hAnsi="Garamond" w:cs="Garamond"/>
-          <w:sz w:val="23"/>
-          <w:szCs w:val="23"/>
-          <w:highlight w:val="yellow"/>
-        </w:rPr>
-        <w:t>_</w:t>
-      </w:r>
-      <w:r>
-        <w:rPr>
-          <w:rFonts w:ascii="Garamond" w:eastAsia="Garamond" w:hAnsi="Garamond" w:cs="Garamond"/>
-          <w:sz w:val="23"/>
-          <w:szCs w:val="23"/>
-          <w:highlight w:val="yellow"/>
-        </w:rPr>
-        <w:t>MESES_DESCUENTO_</w:t>
-      </w:r>
-      <w:proofErr w:type="gramStart"/>
-      <w:r>
-        <w:rPr>
-          <w:rFonts w:ascii="Garamond" w:eastAsia="Garamond" w:hAnsi="Garamond" w:cs="Garamond"/>
-          <w:sz w:val="23"/>
-          <w:szCs w:val="23"/>
-          <w:highlight w:val="yellow"/>
-        </w:rPr>
-        <w:t>PLATILLOS }</w:t>
-      </w:r>
-      <w:proofErr w:type="gramEnd"/>
-      <w:r>
-        <w:rPr>
-          <w:rFonts w:ascii="Garamond" w:eastAsia="Garamond" w:hAnsi="Garamond" w:cs="Garamond"/>
-          <w:sz w:val="23"/>
-          <w:szCs w:val="23"/>
-          <w:highlight w:val="yellow"/>
-        </w:rPr>
-        <w:t>}</w:t>
-      </w:r>
-      <w:r>
-        <w:rPr>
-          <w:rFonts w:ascii="Garamond" w:eastAsia="Garamond" w:hAnsi="Garamond" w:cs="Garamond"/>
-        </w:rPr>
-        <w:t xml:space="preserve"> (</w:t>
-      </w:r>
-      <w:proofErr w:type="gramStart"/>
-      <w:r>
-        <w:rPr>
-          <w:rFonts w:ascii="Garamond" w:eastAsia="Garamond" w:hAnsi="Garamond" w:cs="Garamond"/>
-          <w:sz w:val="23"/>
-          <w:szCs w:val="23"/>
-          <w:highlight w:val="yellow"/>
-        </w:rPr>
-        <w:t xml:space="preserve">{{ </w:t>
-      </w:r>
-      <w:proofErr w:type="spellStart"/>
-      <w:r>
-        <w:rPr>
-          <w:rFonts w:ascii="Garamond" w:eastAsia="Garamond" w:hAnsi="Garamond" w:cs="Garamond"/>
-          <w:sz w:val="23"/>
-          <w:szCs w:val="23"/>
-          <w:highlight w:val="yellow"/>
-        </w:rPr>
-        <w:t>VALOR</w:t>
-      </w:r>
-      <w:proofErr w:type="gramEnd"/>
-      <w:r>
-        <w:rPr>
-          <w:rFonts w:ascii="Garamond" w:eastAsia="Garamond" w:hAnsi="Garamond" w:cs="Garamond"/>
-          <w:sz w:val="23"/>
-          <w:szCs w:val="23"/>
-          <w:highlight w:val="yellow"/>
-        </w:rPr>
-        <w:t>_</w:t>
-      </w:r>
-      <w:r>
-        <w:rPr>
-          <w:rFonts w:ascii="Garamond" w:eastAsia="Garamond" w:hAnsi="Garamond" w:cs="Garamond"/>
-          <w:sz w:val="23"/>
-          <w:szCs w:val="23"/>
-          <w:highlight w:val="yellow"/>
-        </w:rPr>
-        <w:t>MES_</w:t>
-      </w:r>
-      <w:r>
-        <w:rPr>
-          <w:rFonts w:ascii="Garamond" w:eastAsia="Garamond" w:hAnsi="Garamond" w:cs="Garamond"/>
-          <w:sz w:val="23"/>
-          <w:szCs w:val="23"/>
-          <w:highlight w:val="yellow"/>
-        </w:rPr>
-        <w:t>DESCUENTO_PLATILLOS</w:t>
-      </w:r>
-      <w:r>
-        <w:rPr>
-          <w:rFonts w:ascii="Garamond" w:eastAsia="Garamond" w:hAnsi="Garamond" w:cs="Garamond"/>
-          <w:sz w:val="23"/>
-          <w:szCs w:val="23"/>
-          <w:highlight w:val="yellow"/>
-        </w:rPr>
-        <w:t>|</w:t>
-      </w:r>
-      <w:proofErr w:type="gramStart"/>
-      <w:r>
-        <w:rPr>
-          <w:rFonts w:ascii="Garamond" w:eastAsia="Garamond" w:hAnsi="Garamond" w:cs="Garamond"/>
-          <w:sz w:val="23"/>
-          <w:szCs w:val="23"/>
-          <w:highlight w:val="yellow"/>
-        </w:rPr>
-        <w:t>lower</w:t>
-      </w:r>
-      <w:proofErr w:type="spellEnd"/>
-      <w:r>
-        <w:rPr>
-          <w:rFonts w:ascii="Garamond" w:eastAsia="Garamond" w:hAnsi="Garamond" w:cs="Garamond"/>
-          <w:sz w:val="23"/>
-          <w:szCs w:val="23"/>
-          <w:highlight w:val="yellow"/>
-        </w:rPr>
-        <w:t xml:space="preserve"> }</w:t>
-      </w:r>
-      <w:proofErr w:type="gramEnd"/>
-      <w:r>
-        <w:rPr>
-          <w:rFonts w:ascii="Garamond" w:eastAsia="Garamond" w:hAnsi="Garamond" w:cs="Garamond"/>
-          <w:sz w:val="23"/>
-          <w:szCs w:val="23"/>
-          <w:highlight w:val="yellow"/>
-        </w:rPr>
-        <w:t>}</w:t>
-      </w:r>
-      <w:r>
-        <w:rPr>
-          <w:rFonts w:ascii="Garamond" w:eastAsia="Garamond" w:hAnsi="Garamond" w:cs="Garamond"/>
-        </w:rPr>
-        <w:t>) meses de ejecución del presente Acuerdo.</w:t>
-      </w:r>
-    </w:p>
-    <w:p>
-      <w:pPr>
-        <w:jc w:val="both"/>
-        <w:rPr>
-          <w:rFonts w:ascii="Garamond" w:eastAsia="Garamond" w:hAnsi="Garamond" w:cs="Garamond"/>
-          <w:sz w:val="23"/>
-          <w:szCs w:val="23"/>
-          <w:lang w:val="pt-PT"/>
-        </w:rPr>
-      </w:pPr>
-      <w:r>
-        <w:rPr>
-          <w:rFonts w:ascii="Garamond" w:eastAsia="Garamond" w:hAnsi="Garamond" w:cs="Garamond"/>
-          <w:sz w:val="23"/>
-          <w:szCs w:val="23"/>
-          <w:highlight w:val="yellow"/>
-          <w:lang w:val="pt-PT"/>
-        </w:rPr>
-        <w:t>{%p endif %}</w:t>
-      </w:r>
-    </w:p>
-    <w:p>
-      <w:pPr>
-        <w:jc w:val="both"/>
-        <w:rPr>
-          <w:rFonts w:ascii="Garamond" w:eastAsia="Garamond" w:hAnsi="Garamond" w:cs="Garamond"/>
-          <w:lang w:val="pt-PT"/>
-        </w:rPr>
-      </w:pPr>
-    </w:p>
-    <w:p>
-      <w:pPr>
-        <w:jc w:val="both"/>
-        <w:rPr>
-          <w:rFonts w:ascii="Garamond" w:eastAsia="Garamond" w:hAnsi="Garamond" w:cs="Garamond"/>
-          <w:b/>
-          <w:bCs/>
-          <w:u w:val="single"/>
-        </w:rPr>
-      </w:pPr>
-      <w:r>
-        <w:rPr>
-          <w:rFonts w:ascii="Garamond" w:eastAsia="Garamond" w:hAnsi="Garamond" w:cs="Garamond"/>
-          <w:b/>
-          <w:bCs/>
-          <w:u w:val="single"/>
-          <w:lang w:val="pt-PT"/>
-        </w:rPr>
-        <w:t>CLÁUSULA QUINTA. – Balanceo</w:t>
-      </w:r>
-      <w:r>
-        <w:rPr>
-          <w:rFonts w:ascii="Garamond" w:eastAsia="Garamond" w:hAnsi="Garamond" w:cs="Garamond"/>
-          <w:b/>
-          <w:bCs/>
-          <w:lang w:val="pt-PT"/>
-        </w:rPr>
         <w:t xml:space="preserve">. </w:t>
       </w:r>
       <w:r>
         <w:rPr>
           <w:rFonts w:ascii="Garamond" w:eastAsia="Garamond" w:hAnsi="Garamond" w:cs="Garamond"/>
         </w:rPr>
-        <w:t xml:space="preserve">El Aliado Comercial declara y acepta que Rappi, en cualquier momento, podrá: </w:t>
-      </w:r>
-      <w:r>
-        <w:rPr>
-          <w:rFonts w:ascii="Garamond" w:eastAsia="Garamond" w:hAnsi="Garamond" w:cs="Garamond"/>
-          <w:b/>
-          <w:bCs/>
-        </w:rPr>
-        <w:t>(i)</w:t>
-      </w:r>
-      <w:r>
-        <w:rPr>
-          <w:rFonts w:ascii="Garamond" w:eastAsia="Garamond" w:hAnsi="Garamond" w:cs="Garamond"/>
-        </w:rPr>
-        <w:t xml:space="preserve"> apagar y/o suspender Establecimientos de Comercio; </w:t>
-      </w:r>
-      <w:r>
-        <w:rPr>
-          <w:rFonts w:ascii="Garamond" w:eastAsia="Garamond" w:hAnsi="Garamond" w:cs="Garamond"/>
-          <w:b/>
-          <w:bCs/>
-        </w:rPr>
-        <w:t>(</w:t>
-      </w:r>
-      <w:proofErr w:type="spellStart"/>
-      <w:r>
-        <w:rPr>
-          <w:rFonts w:ascii="Garamond" w:eastAsia="Garamond" w:hAnsi="Garamond" w:cs="Garamond"/>
-          <w:b/>
-          <w:bCs/>
-        </w:rPr>
-        <w:t>ii</w:t>
-      </w:r>
-      <w:proofErr w:type="spellEnd"/>
-      <w:r>
-        <w:rPr>
-          <w:rFonts w:ascii="Garamond" w:eastAsia="Garamond" w:hAnsi="Garamond" w:cs="Garamond"/>
-          <w:b/>
-          <w:bCs/>
-        </w:rPr>
-        <w:t>)</w:t>
-      </w:r>
-      <w:r>
-        <w:rPr>
-          <w:rFonts w:ascii="Garamond" w:eastAsia="Garamond" w:hAnsi="Garamond" w:cs="Garamond"/>
-        </w:rPr>
-        <w:t xml:space="preserve"> apagar y/o suspender Productos; </w:t>
-      </w:r>
-      <w:r>
-        <w:rPr>
-          <w:rFonts w:ascii="Garamond" w:eastAsia="Garamond" w:hAnsi="Garamond" w:cs="Garamond"/>
-          <w:b/>
-          <w:bCs/>
-        </w:rPr>
-        <w:t>(</w:t>
-      </w:r>
-      <w:proofErr w:type="spellStart"/>
-      <w:r>
-        <w:rPr>
-          <w:rFonts w:ascii="Garamond" w:eastAsia="Garamond" w:hAnsi="Garamond" w:cs="Garamond"/>
-          <w:b/>
-          <w:bCs/>
-        </w:rPr>
-        <w:t>iii</w:t>
-      </w:r>
-      <w:proofErr w:type="spellEnd"/>
-      <w:r>
-        <w:rPr>
-          <w:rFonts w:ascii="Garamond" w:eastAsia="Garamond" w:hAnsi="Garamond" w:cs="Garamond"/>
-          <w:b/>
-          <w:bCs/>
-        </w:rPr>
-        <w:t xml:space="preserve">) </w:t>
-      </w:r>
-      <w:r>
-        <w:rPr>
-          <w:rFonts w:ascii="Garamond" w:eastAsia="Garamond" w:hAnsi="Garamond" w:cs="Garamond"/>
-        </w:rPr>
-        <w:t xml:space="preserve">aumentar o reducir el Radio de Cobertura de los Establecimientos de Comercio; </w:t>
-      </w:r>
-      <w:r>
-        <w:rPr>
-          <w:rFonts w:ascii="Garamond" w:eastAsia="Garamond" w:hAnsi="Garamond" w:cs="Garamond"/>
-          <w:b/>
-          <w:bCs/>
-        </w:rPr>
-        <w:t>(</w:t>
-      </w:r>
-      <w:proofErr w:type="spellStart"/>
-      <w:r>
-        <w:rPr>
-          <w:rFonts w:ascii="Garamond" w:eastAsia="Garamond" w:hAnsi="Garamond" w:cs="Garamond"/>
-          <w:b/>
-          <w:bCs/>
-        </w:rPr>
-        <w:t>iv</w:t>
-      </w:r>
-      <w:proofErr w:type="spellEnd"/>
-      <w:r>
-        <w:rPr>
-          <w:rFonts w:ascii="Garamond" w:eastAsia="Garamond" w:hAnsi="Garamond" w:cs="Garamond"/>
-          <w:b/>
-          <w:bCs/>
-        </w:rPr>
-        <w:t>)</w:t>
-      </w:r>
-      <w:r>
-        <w:rPr>
-          <w:rFonts w:ascii="Garamond" w:eastAsia="Garamond" w:hAnsi="Garamond" w:cs="Garamond"/>
-        </w:rPr>
-        <w:t xml:space="preserve"> habilitar o deshabilitar métodos de pago; y/o </w:t>
-      </w:r>
-      <w:r>
-        <w:rPr>
-          <w:rFonts w:ascii="Garamond" w:eastAsia="Garamond" w:hAnsi="Garamond" w:cs="Garamond"/>
-          <w:b/>
-          <w:bCs/>
-        </w:rPr>
-        <w:t>(v)</w:t>
-      </w:r>
-      <w:r>
-        <w:rPr>
-          <w:rFonts w:ascii="Garamond" w:eastAsia="Garamond" w:hAnsi="Garamond" w:cs="Garamond"/>
-        </w:rPr>
-        <w:t xml:space="preserve"> hacer uso de cualquier herramienta que permita balancear la demanda de la Plataforma Rappi, sin que se configure incumplimiento de ningún tipo por parte de Rappi.</w:t>
-      </w:r>
-    </w:p>
-    <w:p>
-      <w:pPr>
-        <w:jc w:val="both"/>
-        <w:rPr>
-          <w:rFonts w:ascii="Garamond" w:eastAsia="Garamond" w:hAnsi="Garamond" w:cs="Garamond"/>
-          <w:b/>
-          <w:bCs/>
-          <w:u w:val="single"/>
-        </w:rPr>
-      </w:pPr>
-    </w:p>
-    <w:p>
-      <w:pPr>
-        <w:jc w:val="both"/>
-        <w:rPr>
-          <w:rFonts w:ascii="Garamond" w:eastAsia="Garamond" w:hAnsi="Garamond" w:cs="Garamond"/>
-        </w:rPr>
-      </w:pPr>
-      <w:r>
-        <w:rPr>
-          <w:rFonts w:ascii="Garamond" w:eastAsia="Garamond" w:hAnsi="Garamond" w:cs="Garamond"/>
-          <w:b/>
-          <w:bCs/>
-          <w:u w:val="single"/>
-          <w:lang w:val="pt-PT"/>
-        </w:rPr>
-        <w:t>CLÁUSULA SEXTA. – Seguridad e higiene</w:t>
-      </w:r>
-      <w:r>
-        <w:rPr>
-          <w:rFonts w:ascii="Garamond" w:eastAsia="Garamond" w:hAnsi="Garamond" w:cs="Garamond"/>
-          <w:b/>
-          <w:bCs/>
-          <w:lang w:val="pt-PT"/>
-        </w:rPr>
-        <w:t xml:space="preserve">. </w:t>
-      </w:r>
-      <w:r>
-        <w:rPr>
-          <w:rFonts w:ascii="Garamond" w:eastAsia="Garamond" w:hAnsi="Garamond" w:cs="Garamond"/>
-        </w:rPr>
-        <w:t xml:space="preserve">El Aliado Comercial reconoce que es el entero responsable por la calidad, higiene, elaboración y seguridad de los ingredientes de los Productos y acepta cumplir con toda la Ley Aplicable en materia de seguridad alimentaria. Rappi no será responsable en ningún grado por cualquier incumplimiento del Aliado Comercial de los criterios anteriores. En el caso en el que el Usuario/Consumidor presente un reclamo con relación a la calidad, higiene, elaboración y seguridad de los ingredientes de los Productos, el Aliado Comercial deberá asumir el valor de los mismos. De esta manera, el Aliado Comercial autoriza el descuento semanal de dichos valores del total de sus </w:t>
-      </w:r>
-      <w:r>
-        <w:rPr>
-          <w:rFonts w:ascii="Garamond" w:eastAsia="Garamond" w:hAnsi="Garamond" w:cs="Garamond"/>
-        </w:rPr>
-        <w:lastRenderedPageBreak/>
-        <w:t>ventas a través de la Plataforma Rappi. El valor pagadero por parte del Aliado Comercial a Rappi, mencionado anteriormente, es de carácter adicional a aquel pagado por concepto de Uso y Alquiler de la Plataforma Rappi.</w:t>
+        <w:t>El Aliado Comercial reconoce que es el entero responsable por la calidad, higiene, elaboración y seguridad de los ingredientes de los Productos y acepta cumplir con toda la Ley Aplicable en materia de seguridad alimentaria. Rappi no será responsable en ningún grado por cualquier incumplimiento del Aliado Comercial de los criterios anteriores. En el caso en el que el Usuario/Consumidor presente un reclamo con relación a la calidad, higiene, elaboración y seguridad de los ingredientes de los Productos, el Aliado Comercial deberá asumir el valor de los mismos. De esta manera, el Aliado Comercial autoriza el descuento semanal de dichos valores del total de sus ventas a través de la Plataforma Rappi. El valor pagadero por parte del Aliado Comercial a Rappi, mencionado anteriormente, es de carácter adicional a aquel pagado por concepto de Uso y Alquiler de la Plataforma Rappi.</w:t>
       </w:r>
     </w:p>
     <w:p>
@@ -5741,7 +5150,15 @@
           <w:rFonts w:ascii="Garamond" w:eastAsia="Garamond" w:hAnsi="Garamond" w:cs="Garamond"/>
           <w:lang w:val="es-ES"/>
         </w:rPr>
-        <w:t>Se pagará un porcentaje variable sobre el valor total de las ventas realizadas por el Aliado Comercial por medio de la Plataforma Rappi. Dicho porcentaje variará dependiendo del mes de ejecución del presente Acuerdo de Cooperación, de la siguiente manera:</w:t>
+        <w:t xml:space="preserve">Se pagará un porcentaje variable </w:t>
+      </w:r>
+      <w:r>
+        <w:rPr>
+          <w:rFonts w:ascii="Garamond" w:eastAsia="Garamond" w:hAnsi="Garamond" w:cs="Garamond"/>
+          <w:lang w:val="es-ES"/>
+        </w:rPr>
+        <w:lastRenderedPageBreak/>
+        <w:t>sobre el valor total de las ventas realizadas por el Aliado Comercial por medio de la Plataforma Rappi. Dicho porcentaje variará dependiendo del mes de ejecución del presente Acuerdo de Cooperación, de la siguiente manera:</w:t>
       </w:r>
     </w:p>
     <w:p>
@@ -6361,16 +5778,7 @@
           <w:sz w:val="23"/>
           <w:szCs w:val="23"/>
         </w:rPr>
-        <w:t xml:space="preserve">El porcentaje resultante de cada revisión anual entrará en vigencia a partir del primer día del mes </w:t>
-      </w:r>
-      <w:r>
-        <w:rPr>
-          <w:rFonts w:ascii="Garamond" w:eastAsia="Garamond" w:hAnsi="Garamond" w:cs="Garamond"/>
-          <w:sz w:val="23"/>
-          <w:szCs w:val="23"/>
-        </w:rPr>
-        <w:lastRenderedPageBreak/>
-        <w:t>calendario siguiente a la Fecha de Revisión correspondiente, y se mantendrá fijo hasta la próxima Fecha de Revisión, salvo que ambas Partes acuerden lo contrario por escrito. En ningún caso el ajuste tendrá efecto retroactivo sobre órdenes ya liquidadas.</w:t>
+        <w:t>El porcentaje resultante de cada revisión anual entrará en vigencia a partir del primer día del mes calendario siguiente a la Fecha de Revisión correspondiente, y se mantendrá fijo hasta la próxima Fecha de Revisión, salvo que ambas Partes acuerden lo contrario por escrito. En ningún caso el ajuste tendrá efecto retroactivo sobre órdenes ya liquidadas.</w:t>
       </w:r>
     </w:p>
     <w:p>
@@ -6478,7 +5886,14 @@
         <w:rPr>
           <w:rFonts w:ascii="Garamond" w:eastAsia="Garamond" w:hAnsi="Garamond" w:cs="Garamond"/>
         </w:rPr>
-        <w:t xml:space="preserve"> el valor cobrado por Rappi por concepto de Uso y Alquiler de la Plataforma Rappi; y </w:t>
+        <w:t xml:space="preserve"> el valor cobrado por Rappi por </w:t>
+      </w:r>
+      <w:r>
+        <w:rPr>
+          <w:rFonts w:ascii="Garamond" w:eastAsia="Garamond" w:hAnsi="Garamond" w:cs="Garamond"/>
+        </w:rPr>
+        <w:lastRenderedPageBreak/>
+        <w:t xml:space="preserve">concepto de Uso y Alquiler de la Plataforma Rappi; y </w:t>
       </w:r>
       <w:r>
         <w:rPr>
@@ -6576,7 +5991,7 @@
           <w:szCs w:val="23"/>
           <w:highlight w:val="yellow"/>
         </w:rPr>
-        <w:t xml:space="preserve">Titular: </w:t>
+        <w:t xml:space="preserve">Titular: {{ RAZÓN_SOCIAL_ENCABEZADO }}</w:t>
       </w:r>
       <w:proofErr w:type="gramStart"/>
       <w:r>
@@ -6589,7 +6004,7 @@
           <w:highlight w:val="yellow"/>
           <w:lang w:val="es-ES"/>
         </w:rPr>
-        <w:t>{{ RAZÓN</w:t>
+        <w:t/>
       </w:r>
       <w:proofErr w:type="gramEnd"/>
       <w:r>
@@ -6602,7 +6017,7 @@
           <w:highlight w:val="yellow"/>
           <w:lang w:val="es-ES"/>
         </w:rPr>
-        <w:t>_</w:t>
+        <w:t/>
       </w:r>
       <w:proofErr w:type="gramStart"/>
       <w:r>
@@ -6615,7 +6030,7 @@
           <w:highlight w:val="yellow"/>
           <w:lang w:val="es-ES"/>
         </w:rPr>
-        <w:t>SOCIAL }</w:t>
+        <w:t/>
       </w:r>
       <w:proofErr w:type="gramEnd"/>
       <w:r>
@@ -6628,7 +6043,7 @@
           <w:highlight w:val="yellow"/>
           <w:lang w:val="es-ES"/>
         </w:rPr>
-        <w:t>}</w:t>
+        <w:t/>
       </w:r>
     </w:p>
     <w:p>
@@ -7201,124 +6616,113 @@
         <w:rPr>
           <w:rFonts w:ascii="Garamond" w:eastAsia="Garamond" w:hAnsi="Garamond" w:cs="Garamond"/>
         </w:rPr>
-        <w:t xml:space="preserve"> El Aliado Comercial asumirá el valor total de las </w:t>
+        <w:t xml:space="preserve"> El Aliado Comercial asumirá el valor total de las compensaciones otorgadas a los Usuarios/Consumidores por órdenes reportadas como no entregadas por el Usuario/Consumidor y cuya entrega no pueda ser comprobada por el Aliado Comercial. El descuento de dichas compensaciones se realizará sobre el valor a reembolsar semanalmente al Aliado Comercial, de conformidad con lo establecido en la Cláusula Octava del presente Acuerdo de Cooperación; </w:t>
+      </w:r>
+      <w:r>
+        <w:rPr>
+          <w:rFonts w:ascii="Garamond" w:eastAsia="Garamond" w:hAnsi="Garamond" w:cs="Garamond"/>
+          <w:b/>
+          <w:bCs/>
+        </w:rPr>
+        <w:t>(v)</w:t>
+      </w:r>
+      <w:r>
+        <w:rPr>
+          <w:rFonts w:ascii="Garamond" w:eastAsia="Garamond" w:hAnsi="Garamond" w:cs="Garamond"/>
+        </w:rPr>
+        <w:t xml:space="preserve"> En aquellas órdenes en donde el Usuario/Consumidor seleccione efectivo o tarjeta débito como método de pago, el Aliado Comercial será el único responsable de cobrar el valor de la orden al Usuario/Consumidor al entregar los Productos en el Establecimiento de Comercio. El Aliado Comercial no podrá cobrar al Usuario/Consumidor un valor diferente al establecido en la Plataforma Rappi; </w:t>
+      </w:r>
+      <w:r>
+        <w:rPr>
+          <w:rFonts w:ascii="Garamond" w:eastAsia="Garamond" w:hAnsi="Garamond" w:cs="Garamond"/>
+          <w:b/>
+          <w:bCs/>
+        </w:rPr>
+        <w:t>(vi)</w:t>
+      </w:r>
+      <w:r>
+        <w:rPr>
+          <w:rFonts w:ascii="Garamond" w:eastAsia="Garamond" w:hAnsi="Garamond" w:cs="Garamond"/>
+        </w:rPr>
+        <w:t xml:space="preserve"> El Aliado Comercial será el único responsable de verificar que los Productos sean entregados al Usuario/Consumidor correcto; </w:t>
+      </w:r>
+      <w:r>
+        <w:rPr>
+          <w:rFonts w:ascii="Garamond" w:eastAsia="Garamond" w:hAnsi="Garamond" w:cs="Garamond"/>
+          <w:b/>
+          <w:bCs/>
+        </w:rPr>
+        <w:t>(</w:t>
+      </w:r>
+      <w:proofErr w:type="spellStart"/>
+      <w:r>
+        <w:rPr>
+          <w:rFonts w:ascii="Garamond" w:eastAsia="Garamond" w:hAnsi="Garamond" w:cs="Garamond"/>
+          <w:b/>
+          <w:bCs/>
+        </w:rPr>
+        <w:t>vii</w:t>
+      </w:r>
+      <w:proofErr w:type="spellEnd"/>
+      <w:r>
+        <w:rPr>
+          <w:rFonts w:ascii="Garamond" w:eastAsia="Garamond" w:hAnsi="Garamond" w:cs="Garamond"/>
+          <w:b/>
+          <w:bCs/>
+        </w:rPr>
+        <w:t>)</w:t>
+      </w:r>
+      <w:r>
+        <w:rPr>
+          <w:rFonts w:ascii="Garamond" w:eastAsia="Garamond" w:hAnsi="Garamond" w:cs="Garamond"/>
+        </w:rPr>
+        <w:t xml:space="preserve"> Rappi podrá desactivar Pick-Up en cualquier momento de manera unilateral, previa notificación al Aliado Comercial.</w:t>
+      </w:r>
+    </w:p>
+    <w:p>
+      <w:pPr>
+        <w:jc w:val="both"/>
+        <w:rPr>
+          <w:rFonts w:ascii="Garamond" w:eastAsia="Garamond" w:hAnsi="Garamond" w:cs="Garamond"/>
+        </w:rPr>
+      </w:pPr>
+    </w:p>
+    <w:p>
+      <w:pPr>
+        <w:jc w:val="both"/>
+        <w:rPr>
+          <w:rFonts w:ascii="Garamond" w:eastAsia="Garamond" w:hAnsi="Garamond" w:cs="Garamond"/>
+        </w:rPr>
+      </w:pPr>
+      <w:r>
+        <w:rPr>
+          <w:rFonts w:ascii="Garamond" w:eastAsia="Garamond" w:hAnsi="Garamond" w:cs="Garamond"/>
+          <w:b/>
+          <w:bCs/>
+          <w:u w:val="single"/>
+        </w:rPr>
+        <w:t>CLÁUSULA DÉCIMA SEGUNDA. - Tablets</w:t>
+      </w:r>
+      <w:r>
+        <w:rPr>
+          <w:rFonts w:ascii="Garamond" w:eastAsia="Garamond" w:hAnsi="Garamond" w:cs="Garamond"/>
+          <w:b/>
+          <w:bCs/>
+        </w:rPr>
+        <w:t xml:space="preserve">. </w:t>
+      </w:r>
+      <w:r>
+        <w:rPr>
+          <w:rFonts w:ascii="Garamond" w:eastAsia="Garamond" w:hAnsi="Garamond" w:cs="Garamond"/>
+        </w:rPr>
+        <w:t xml:space="preserve">En el caso en el que el Aliado Comercial adquiera a </w:t>
       </w:r>
       <w:r>
         <w:rPr>
           <w:rFonts w:ascii="Garamond" w:eastAsia="Garamond" w:hAnsi="Garamond" w:cs="Garamond"/>
         </w:rPr>
         <w:lastRenderedPageBreak/>
-        <w:t xml:space="preserve">compensaciones otorgadas a los Usuarios/Consumidores por órdenes reportadas como no entregadas por el Usuario/Consumidor y cuya entrega no pueda ser comprobada por el Aliado Comercial. El descuento de dichas compensaciones se realizará sobre el valor a reembolsar semanalmente al Aliado Comercial, de conformidad con lo establecido en la Cláusula Octava del presente Acuerdo de Cooperación; </w:t>
-      </w:r>
-      <w:r>
-        <w:rPr>
-          <w:rFonts w:ascii="Garamond" w:eastAsia="Garamond" w:hAnsi="Garamond" w:cs="Garamond"/>
-          <w:b/>
-          <w:bCs/>
-        </w:rPr>
-        <w:t>(v)</w:t>
-      </w:r>
-      <w:r>
-        <w:rPr>
-          <w:rFonts w:ascii="Garamond" w:eastAsia="Garamond" w:hAnsi="Garamond" w:cs="Garamond"/>
-        </w:rPr>
-        <w:t xml:space="preserve"> En aquellas órdenes en donde el Usuario/Consumidor seleccione efectivo o tarjeta débito como método de pago, el Aliado Comercial será el único responsable de cobrar el valor de la orden al Usuario/Consumidor al entregar los Productos en el Establecimiento de Comercio. El Aliado Comercial no podrá cobrar al Usuario/Consumidor un valor diferente al establecido en la Plataforma Rappi; </w:t>
-      </w:r>
-      <w:r>
-        <w:rPr>
-          <w:rFonts w:ascii="Garamond" w:eastAsia="Garamond" w:hAnsi="Garamond" w:cs="Garamond"/>
-          <w:b/>
-          <w:bCs/>
-        </w:rPr>
-        <w:t>(vi)</w:t>
-      </w:r>
-      <w:r>
-        <w:rPr>
-          <w:rFonts w:ascii="Garamond" w:eastAsia="Garamond" w:hAnsi="Garamond" w:cs="Garamond"/>
-        </w:rPr>
-        <w:t xml:space="preserve"> El Aliado Comercial será el único responsable de verificar que los Productos sean entregados al Usuario/Consumidor correcto; </w:t>
-      </w:r>
-      <w:r>
-        <w:rPr>
-          <w:rFonts w:ascii="Garamond" w:eastAsia="Garamond" w:hAnsi="Garamond" w:cs="Garamond"/>
-          <w:b/>
-          <w:bCs/>
-        </w:rPr>
-        <w:t>(</w:t>
-      </w:r>
-      <w:proofErr w:type="spellStart"/>
-      <w:r>
-        <w:rPr>
-          <w:rFonts w:ascii="Garamond" w:eastAsia="Garamond" w:hAnsi="Garamond" w:cs="Garamond"/>
-          <w:b/>
-          <w:bCs/>
-        </w:rPr>
-        <w:t>vii</w:t>
-      </w:r>
-      <w:proofErr w:type="spellEnd"/>
-      <w:r>
-        <w:rPr>
-          <w:rFonts w:ascii="Garamond" w:eastAsia="Garamond" w:hAnsi="Garamond" w:cs="Garamond"/>
-          <w:b/>
-          <w:bCs/>
-        </w:rPr>
-        <w:t>)</w:t>
-      </w:r>
-      <w:r>
-        <w:rPr>
-          <w:rFonts w:ascii="Garamond" w:eastAsia="Garamond" w:hAnsi="Garamond" w:cs="Garamond"/>
-        </w:rPr>
-        <w:t xml:space="preserve"> Rappi podrá desactivar Pick-Up en cualquier momento de manera unilateral, previa notificación al Aliado Comercial.</w:t>
-      </w:r>
-    </w:p>
-    <w:p>
-      <w:pPr>
-        <w:jc w:val="both"/>
-        <w:rPr>
-          <w:rFonts w:ascii="Garamond" w:eastAsia="Garamond" w:hAnsi="Garamond" w:cs="Garamond"/>
-        </w:rPr>
-      </w:pPr>
-    </w:p>
-    <w:p>
-      <w:pPr>
-        <w:jc w:val="both"/>
-        <w:rPr>
-          <w:rFonts w:ascii="Garamond" w:eastAsia="Garamond" w:hAnsi="Garamond" w:cs="Garamond"/>
-        </w:rPr>
-      </w:pPr>
-      <w:r>
-        <w:rPr>
-          <w:rFonts w:ascii="Garamond" w:eastAsia="Garamond" w:hAnsi="Garamond" w:cs="Garamond"/>
-          <w:b/>
-          <w:bCs/>
-          <w:u w:val="single"/>
-        </w:rPr>
-        <w:t xml:space="preserve">CLÁUSULA DÉCIMA SEGUNDA. - </w:t>
-      </w:r>
-      <w:proofErr w:type="spellStart"/>
-      <w:r>
-        <w:rPr>
-          <w:rFonts w:ascii="Garamond" w:eastAsia="Garamond" w:hAnsi="Garamond" w:cs="Garamond"/>
-          <w:b/>
-          <w:bCs/>
-          <w:u w:val="single"/>
-        </w:rPr>
-        <w:t>Tablets</w:t>
-      </w:r>
-      <w:proofErr w:type="spellEnd"/>
-      <w:r>
-        <w:rPr>
-          <w:rFonts w:ascii="Garamond" w:eastAsia="Garamond" w:hAnsi="Garamond" w:cs="Garamond"/>
-          <w:b/>
-          <w:bCs/>
-        </w:rPr>
-        <w:t xml:space="preserve">. </w:t>
-      </w:r>
-      <w:r>
-        <w:rPr>
-          <w:rFonts w:ascii="Garamond" w:eastAsia="Garamond" w:hAnsi="Garamond" w:cs="Garamond"/>
-        </w:rPr>
-        <w:t xml:space="preserve">En el caso en el que el Aliado Comercial adquiera a través de Rappi las </w:t>
+        <w:t xml:space="preserve">través de Rappi las </w:t>
       </w:r>
       <w:proofErr w:type="spellStart"/>
       <w:r>
@@ -7729,171 +7133,164 @@
           <w:rFonts w:ascii="Garamond" w:eastAsia="Garamond" w:hAnsi="Garamond" w:cs="Garamond"/>
           <w:color w:val="000000"/>
         </w:rPr>
-        <w:t xml:space="preserve">Por parte del Aliado Comercial de forma unilateral de manera anticipada con un periodo no inferior a 90 (noventa) días calendario a la fecha de terminación deseada. De igual manera, se </w:t>
-      </w:r>
-      <w:r>
-        <w:rPr>
-          <w:rFonts w:ascii="Garamond" w:eastAsia="Garamond" w:hAnsi="Garamond" w:cs="Garamond"/>
-          <w:color w:val="000000"/>
+        <w:t>Por parte del Aliado Comercial de forma unilateral de manera anticipada con un periodo no inferior a 90 (noventa) días calendario a la fecha de terminación deseada. De igual manera, se obligará al Aliado Comercial a pagarle a Rappi la penalidad de mayor valor de las siguientes 2 (dos) penalidades:</w:t>
+      </w:r>
+    </w:p>
+    <w:p>
+      <w:pPr>
+        <w:ind w:left="720"/>
+        <w:jc w:val="both"/>
+        <w:rPr>
+          <w:rFonts w:ascii="Garamond" w:eastAsia="Garamond" w:hAnsi="Garamond" w:cs="Garamond"/>
+        </w:rPr>
+      </w:pPr>
+    </w:p>
+    <w:p>
+      <w:pPr>
+        <w:ind w:left="720"/>
+        <w:jc w:val="both"/>
+        <w:rPr>
+          <w:rFonts w:ascii="Garamond" w:eastAsia="Garamond" w:hAnsi="Garamond" w:cs="Garamond"/>
+        </w:rPr>
+      </w:pPr>
+      <w:r>
+        <w:rPr>
+          <w:rFonts w:ascii="Garamond" w:eastAsia="Garamond" w:hAnsi="Garamond" w:cs="Garamond"/>
+          <w:b/>
+          <w:bCs/>
+        </w:rPr>
+        <w:t>(i)</w:t>
+      </w:r>
+      <w:r>
+        <w:rPr>
+          <w:rFonts w:ascii="Garamond" w:eastAsia="Garamond" w:hAnsi="Garamond" w:cs="Garamond"/>
+        </w:rPr>
+        <w:t xml:space="preserve"> el 20% (veinte por ciento) del valor total de las ventas realizadas por el Aliado Comercial a través de la Plataforma Rappi hasta la fecha de terminación deseada; </w:t>
+      </w:r>
+    </w:p>
+    <w:p>
+      <w:pPr>
+        <w:ind w:left="720"/>
+        <w:jc w:val="both"/>
+        <w:rPr>
+          <w:rFonts w:ascii="Garamond" w:eastAsia="Garamond" w:hAnsi="Garamond" w:cs="Garamond"/>
+        </w:rPr>
+      </w:pPr>
+    </w:p>
+    <w:p>
+      <w:pPr>
+        <w:ind w:left="720"/>
+        <w:jc w:val="both"/>
+        <w:rPr>
+          <w:rFonts w:ascii="Garamond" w:eastAsia="Garamond" w:hAnsi="Garamond" w:cs="Garamond"/>
+        </w:rPr>
+      </w:pPr>
+      <w:r>
+        <w:rPr>
+          <w:rFonts w:ascii="Garamond" w:eastAsia="Garamond" w:hAnsi="Garamond" w:cs="Garamond"/>
+          <w:b/>
+          <w:bCs/>
+        </w:rPr>
+        <w:t>(</w:t>
+      </w:r>
+      <w:proofErr w:type="spellStart"/>
+      <w:r>
+        <w:rPr>
+          <w:rFonts w:ascii="Garamond" w:eastAsia="Garamond" w:hAnsi="Garamond" w:cs="Garamond"/>
+          <w:b/>
+          <w:bCs/>
+        </w:rPr>
+        <w:t>ii</w:t>
+      </w:r>
+      <w:proofErr w:type="spellEnd"/>
+      <w:r>
+        <w:rPr>
+          <w:rFonts w:ascii="Garamond" w:eastAsia="Garamond" w:hAnsi="Garamond" w:cs="Garamond"/>
+          <w:b/>
+          <w:bCs/>
+        </w:rPr>
+        <w:t>)</w:t>
+      </w:r>
+      <w:r>
+        <w:rPr>
+          <w:rFonts w:ascii="Garamond" w:eastAsia="Garamond" w:hAnsi="Garamond" w:cs="Garamond"/>
+        </w:rPr>
+        <w:t xml:space="preserve"> el 20% (veinte por ciento) del valor total de las ventas futuras del Aliado Comercial a través de la Plataforma Rappi. Se aclara que el valor de las ventas futuras del Aliado Comercial se determinará de conformidad con la siguiente ecuación: </w:t>
+      </w:r>
+    </w:p>
+    <w:p>
+      <w:pPr>
+        <w:ind w:left="3600"/>
+        <w:jc w:val="both"/>
+        <w:rPr>
+          <w:rFonts w:ascii="Garamond" w:eastAsia="Garamond" w:hAnsi="Garamond" w:cs="Garamond"/>
+        </w:rPr>
+      </w:pPr>
+      <w:r>
+        <w:rPr>
+          <w:rFonts w:ascii="Garamond" w:eastAsia="Garamond" w:hAnsi="Garamond" w:cs="Garamond"/>
+        </w:rPr>
+        <w:t xml:space="preserve">VF = VP * (VA – ME) </w:t>
+      </w:r>
+    </w:p>
+    <w:p>
+      <w:pPr>
+        <w:ind w:left="2880"/>
+        <w:jc w:val="both"/>
+        <w:rPr>
+          <w:rFonts w:ascii="Garamond" w:eastAsia="Garamond" w:hAnsi="Garamond" w:cs="Garamond"/>
+        </w:rPr>
+      </w:pPr>
+      <w:r>
+        <w:rPr>
+          <w:rFonts w:ascii="Garamond" w:eastAsia="Garamond" w:hAnsi="Garamond" w:cs="Garamond"/>
+        </w:rPr>
+        <w:t>VF = Ventas futuras del Aliado Comercial.</w:t>
+      </w:r>
+    </w:p>
+    <w:p>
+      <w:pPr>
+        <w:ind w:left="2880"/>
+        <w:jc w:val="both"/>
+        <w:rPr>
+          <w:rFonts w:ascii="Garamond" w:eastAsia="Garamond" w:hAnsi="Garamond" w:cs="Garamond"/>
+        </w:rPr>
+      </w:pPr>
+      <w:r>
+        <w:rPr>
+          <w:rFonts w:ascii="Garamond" w:eastAsia="Garamond" w:hAnsi="Garamond" w:cs="Garamond"/>
+        </w:rPr>
+        <w:t xml:space="preserve">VP = Ventas promedio del Aliado Comercial.  </w:t>
+      </w:r>
+    </w:p>
+    <w:p>
+      <w:pPr>
+        <w:ind w:left="2880"/>
+        <w:jc w:val="both"/>
+        <w:rPr>
+          <w:rFonts w:ascii="Garamond" w:eastAsia="Garamond" w:hAnsi="Garamond" w:cs="Garamond"/>
+        </w:rPr>
+      </w:pPr>
+      <w:r>
+        <w:rPr>
+          <w:rFonts w:ascii="Garamond" w:eastAsia="Garamond" w:hAnsi="Garamond" w:cs="Garamond"/>
+        </w:rPr>
+        <w:t>VA = Vigencia del Acuerdo de Cooperación (en meses).</w:t>
+      </w:r>
+    </w:p>
+    <w:p>
+      <w:pPr>
+        <w:ind w:left="2880"/>
+        <w:jc w:val="both"/>
+        <w:rPr>
+          <w:rFonts w:ascii="Garamond" w:eastAsia="Garamond" w:hAnsi="Garamond" w:cs="Garamond"/>
+        </w:rPr>
+      </w:pPr>
+      <w:r>
+        <w:rPr>
+          <w:rFonts w:ascii="Garamond" w:eastAsia="Garamond" w:hAnsi="Garamond" w:cs="Garamond"/>
         </w:rPr>
         <w:lastRenderedPageBreak/>
-        <w:t>obligará al Aliado Comercial a pagarle a Rappi la penalidad de mayor valor de las siguientes 2 (dos) penalidades:</w:t>
-      </w:r>
-    </w:p>
-    <w:p>
-      <w:pPr>
-        <w:ind w:left="720"/>
-        <w:jc w:val="both"/>
-        <w:rPr>
-          <w:rFonts w:ascii="Garamond" w:eastAsia="Garamond" w:hAnsi="Garamond" w:cs="Garamond"/>
-        </w:rPr>
-      </w:pPr>
-    </w:p>
-    <w:p>
-      <w:pPr>
-        <w:ind w:left="720"/>
-        <w:jc w:val="both"/>
-        <w:rPr>
-          <w:rFonts w:ascii="Garamond" w:eastAsia="Garamond" w:hAnsi="Garamond" w:cs="Garamond"/>
-        </w:rPr>
-      </w:pPr>
-      <w:r>
-        <w:rPr>
-          <w:rFonts w:ascii="Garamond" w:eastAsia="Garamond" w:hAnsi="Garamond" w:cs="Garamond"/>
-          <w:b/>
-          <w:bCs/>
-        </w:rPr>
-        <w:t>(i)</w:t>
-      </w:r>
-      <w:r>
-        <w:rPr>
-          <w:rFonts w:ascii="Garamond" w:eastAsia="Garamond" w:hAnsi="Garamond" w:cs="Garamond"/>
-        </w:rPr>
-        <w:t xml:space="preserve"> el 20% (veinte por ciento) del valor total de las ventas realizadas por el Aliado Comercial a través de la Plataforma Rappi hasta la fecha de terminación deseada; </w:t>
-      </w:r>
-    </w:p>
-    <w:p>
-      <w:pPr>
-        <w:ind w:left="720"/>
-        <w:jc w:val="both"/>
-        <w:rPr>
-          <w:rFonts w:ascii="Garamond" w:eastAsia="Garamond" w:hAnsi="Garamond" w:cs="Garamond"/>
-        </w:rPr>
-      </w:pPr>
-    </w:p>
-    <w:p>
-      <w:pPr>
-        <w:ind w:left="720"/>
-        <w:jc w:val="both"/>
-        <w:rPr>
-          <w:rFonts w:ascii="Garamond" w:eastAsia="Garamond" w:hAnsi="Garamond" w:cs="Garamond"/>
-        </w:rPr>
-      </w:pPr>
-      <w:r>
-        <w:rPr>
-          <w:rFonts w:ascii="Garamond" w:eastAsia="Garamond" w:hAnsi="Garamond" w:cs="Garamond"/>
-          <w:b/>
-          <w:bCs/>
-        </w:rPr>
-        <w:t>(</w:t>
-      </w:r>
-      <w:proofErr w:type="spellStart"/>
-      <w:r>
-        <w:rPr>
-          <w:rFonts w:ascii="Garamond" w:eastAsia="Garamond" w:hAnsi="Garamond" w:cs="Garamond"/>
-          <w:b/>
-          <w:bCs/>
-        </w:rPr>
-        <w:t>ii</w:t>
-      </w:r>
-      <w:proofErr w:type="spellEnd"/>
-      <w:r>
-        <w:rPr>
-          <w:rFonts w:ascii="Garamond" w:eastAsia="Garamond" w:hAnsi="Garamond" w:cs="Garamond"/>
-          <w:b/>
-          <w:bCs/>
-        </w:rPr>
-        <w:t>)</w:t>
-      </w:r>
-      <w:r>
-        <w:rPr>
-          <w:rFonts w:ascii="Garamond" w:eastAsia="Garamond" w:hAnsi="Garamond" w:cs="Garamond"/>
-        </w:rPr>
-        <w:t xml:space="preserve"> el 20% (veinte por ciento) del valor total de las ventas futuras del Aliado Comercial a través de la Plataforma Rappi. Se aclara que el valor de las ventas futuras del Aliado Comercial se determinará de conformidad con la siguiente ecuación: </w:t>
-      </w:r>
-    </w:p>
-    <w:p>
-      <w:pPr>
-        <w:ind w:left="3600"/>
-        <w:jc w:val="both"/>
-        <w:rPr>
-          <w:rFonts w:ascii="Garamond" w:eastAsia="Garamond" w:hAnsi="Garamond" w:cs="Garamond"/>
-        </w:rPr>
-      </w:pPr>
-      <w:r>
-        <w:rPr>
-          <w:rFonts w:ascii="Garamond" w:eastAsia="Garamond" w:hAnsi="Garamond" w:cs="Garamond"/>
-        </w:rPr>
-        <w:t xml:space="preserve">VF = VP * (VA – ME) </w:t>
-      </w:r>
-    </w:p>
-    <w:p>
-      <w:pPr>
-        <w:ind w:left="2880"/>
-        <w:jc w:val="both"/>
-        <w:rPr>
-          <w:rFonts w:ascii="Garamond" w:eastAsia="Garamond" w:hAnsi="Garamond" w:cs="Garamond"/>
-        </w:rPr>
-      </w:pPr>
-      <w:r>
-        <w:rPr>
-          <w:rFonts w:ascii="Garamond" w:eastAsia="Garamond" w:hAnsi="Garamond" w:cs="Garamond"/>
-        </w:rPr>
-        <w:t>VF = Ventas futuras del Aliado Comercial.</w:t>
-      </w:r>
-    </w:p>
-    <w:p>
-      <w:pPr>
-        <w:ind w:left="2880"/>
-        <w:jc w:val="both"/>
-        <w:rPr>
-          <w:rFonts w:ascii="Garamond" w:eastAsia="Garamond" w:hAnsi="Garamond" w:cs="Garamond"/>
-        </w:rPr>
-      </w:pPr>
-      <w:r>
-        <w:rPr>
-          <w:rFonts w:ascii="Garamond" w:eastAsia="Garamond" w:hAnsi="Garamond" w:cs="Garamond"/>
-        </w:rPr>
-        <w:t xml:space="preserve">VP = Ventas promedio del Aliado Comercial.  </w:t>
-      </w:r>
-    </w:p>
-    <w:p>
-      <w:pPr>
-        <w:ind w:left="2880"/>
-        <w:jc w:val="both"/>
-        <w:rPr>
-          <w:rFonts w:ascii="Garamond" w:eastAsia="Garamond" w:hAnsi="Garamond" w:cs="Garamond"/>
-        </w:rPr>
-      </w:pPr>
-      <w:r>
-        <w:rPr>
-          <w:rFonts w:ascii="Garamond" w:eastAsia="Garamond" w:hAnsi="Garamond" w:cs="Garamond"/>
-        </w:rPr>
-        <w:t>VA = Vigencia del Acuerdo de Cooperación (en meses).</w:t>
-      </w:r>
-    </w:p>
-    <w:p>
-      <w:pPr>
-        <w:ind w:left="2880"/>
-        <w:jc w:val="both"/>
-        <w:rPr>
-          <w:rFonts w:ascii="Garamond" w:eastAsia="Garamond" w:hAnsi="Garamond" w:cs="Garamond"/>
-        </w:rPr>
-      </w:pPr>
-      <w:r>
-        <w:rPr>
-          <w:rFonts w:ascii="Garamond" w:eastAsia="Garamond" w:hAnsi="Garamond" w:cs="Garamond"/>
-        </w:rPr>
         <w:t xml:space="preserve">ME = Meses ejecutados del Acuerdo de Cooperación. </w:t>
       </w:r>
     </w:p>
@@ -8173,7 +7570,6 @@
           <w:highlight w:val="yellow"/>
           <w:lang w:val="pt-PT"/>
         </w:rPr>
-        <w:lastRenderedPageBreak/>
         <w:t>{%p if activa_exclusividad %}</w:t>
       </w:r>
     </w:p>
@@ -8310,7 +7706,7 @@
           <w:bCs/>
           <w:u w:val="single"/>
         </w:rPr>
-        <w:t xml:space="preserve"> - </w:t>
+        <w:t xml:space="preserve"> - Exclusividad. </w:t>
       </w:r>
       <w:r>
         <w:rPr>
@@ -8466,6 +7862,18 @@
           <w:lang w:val="pt-PT"/>
         </w:rPr>
         <w:t>.</w:t>
+      </w:r>
+      <w:r>
+        <w:rPr>
+          <w:rFonts w:ascii="Garamond" w:eastAsia="Garamond" w:hAnsi="Garamond" w:cs="Garamond"/>
+          <w:b/>
+          <w:bCs/>
+          <w:sz w:val="23"/>
+          <w:szCs w:val="23"/>
+          <w:u w:val="single"/>
+          <w:lang w:val="pt-PT"/>
+        </w:rPr>
+        <w:t xml:space="preserve"> - Semi Exclusividad.</w:t>
       </w:r>
       <w:r>
         <w:rPr>
@@ -8832,109 +8240,115 @@
           <w:szCs w:val="23"/>
           <w:highlight w:val="yellow"/>
         </w:rPr>
+        <w:t>VALOR</w:t>
+      </w:r>
+      <w:proofErr w:type="gramEnd"/>
+      <w:r>
+        <w:rPr>
+          <w:rFonts w:ascii="Garamond" w:eastAsia="Garamond" w:hAnsi="Garamond" w:cs="Garamond"/>
+          <w:sz w:val="23"/>
+          <w:szCs w:val="23"/>
+          <w:highlight w:val="yellow"/>
+        </w:rPr>
+        <w:t>_BONO_CRECIMIENTO|</w:t>
+      </w:r>
+      <w:proofErr w:type="gramStart"/>
+      <w:r>
+        <w:rPr>
+          <w:rFonts w:ascii="Garamond" w:eastAsia="Garamond" w:hAnsi="Garamond" w:cs="Garamond"/>
+          <w:sz w:val="23"/>
+          <w:szCs w:val="23"/>
+          <w:highlight w:val="yellow"/>
+        </w:rPr>
+        <w:t>lower</w:t>
+      </w:r>
+      <w:proofErr w:type="spellEnd"/>
+      <w:r>
+        <w:rPr>
+          <w:rFonts w:ascii="Garamond" w:eastAsia="Garamond" w:hAnsi="Garamond" w:cs="Garamond"/>
+          <w:sz w:val="23"/>
+          <w:szCs w:val="23"/>
+          <w:highlight w:val="yellow"/>
+        </w:rPr>
+        <w:t xml:space="preserve"> }</w:t>
+      </w:r>
+      <w:proofErr w:type="gramEnd"/>
+      <w:r>
+        <w:rPr>
+          <w:rFonts w:ascii="Garamond" w:eastAsia="Garamond" w:hAnsi="Garamond" w:cs="Garamond"/>
+          <w:sz w:val="23"/>
+          <w:szCs w:val="23"/>
+          <w:highlight w:val="yellow"/>
+        </w:rPr>
+        <w:t>}</w:t>
+      </w:r>
+      <w:r>
+        <w:rPr>
+          <w:rFonts w:ascii="Garamond" w:eastAsia="Garamond" w:hAnsi="Garamond" w:cs="Garamond"/>
+        </w:rPr>
+        <w:t xml:space="preserve"> pesos 00/100 Moneda Nacional) más IVA, el cual será pagado mediante transferencia bancaria a la cuenta previamente registrada por el Aliado Comercial en Portal </w:t>
+      </w:r>
+      <w:proofErr w:type="spellStart"/>
+      <w:r>
+        <w:rPr>
+          <w:rFonts w:ascii="Garamond" w:eastAsia="Garamond" w:hAnsi="Garamond" w:cs="Garamond"/>
+        </w:rPr>
+        <w:t>Partners</w:t>
+      </w:r>
+      <w:proofErr w:type="spellEnd"/>
+      <w:r>
+        <w:rPr>
+          <w:rFonts w:ascii="Garamond" w:eastAsia="Garamond" w:hAnsi="Garamond" w:cs="Garamond"/>
+        </w:rPr>
+        <w:t>. El Bono de Crecimiento deberá ser destinado por el Aliado Comercial a mejoras operativas y comerciales que impacten de manera directa y medible la visibilidad de la Marca y el incremento de sus ventas dentro de la Plataforma Rappi, incluyendo de manera enunciativa más no limitativa: (i) campañas de marketing y publicidad; (</w:t>
+      </w:r>
+      <w:proofErr w:type="spellStart"/>
+      <w:r>
+        <w:rPr>
+          <w:rFonts w:ascii="Garamond" w:eastAsia="Garamond" w:hAnsi="Garamond" w:cs="Garamond"/>
+        </w:rPr>
+        <w:t>ii</w:t>
+      </w:r>
+      <w:proofErr w:type="spellEnd"/>
+      <w:r>
+        <w:rPr>
+          <w:rFonts w:ascii="Garamond" w:eastAsia="Garamond" w:hAnsi="Garamond" w:cs="Garamond"/>
+        </w:rPr>
+        <w:t>) adecuaciones y equipamiento de sus establecimientos; y (</w:t>
+      </w:r>
+      <w:proofErr w:type="spellStart"/>
+      <w:r>
+        <w:rPr>
+          <w:rFonts w:ascii="Garamond" w:eastAsia="Garamond" w:hAnsi="Garamond" w:cs="Garamond"/>
+        </w:rPr>
+        <w:t>iii</w:t>
+      </w:r>
+      <w:proofErr w:type="spellEnd"/>
+      <w:r>
+        <w:rPr>
+          <w:rFonts w:ascii="Garamond" w:eastAsia="Garamond" w:hAnsi="Garamond" w:cs="Garamond"/>
+        </w:rPr>
+        <w:t>) mejoras operativas orientadas a la capacidad de atención de órdenes.</w:t>
+      </w:r>
+      <w:r>
+        <w:rPr>
+          <w:rFonts w:ascii="Garamond" w:eastAsia="Garamond" w:hAnsi="Garamond" w:cs="Garamond"/>
+        </w:rPr>
+        <w:br/>
+      </w:r>
+      <w:r>
+        <w:rPr>
+          <w:rFonts w:ascii="Garamond" w:eastAsia="Garamond" w:hAnsi="Garamond" w:cs="Garamond"/>
+        </w:rPr>
+        <w:br/>
+        <w:t xml:space="preserve">Para asegurar el máximo beneficio mutuo derivado del Bono de Crecimiento, el Aliado Comercial se compromete a compartir con Rappi el soporte documental de su uso (facturas, CFDI o reportes de campaña) dentro de los 30 (treinta) días naturales posteriores a la recepción de los fondos. En caso de que el Aliado Comercial presente un retraso en la entrega de la documentación, Rappi le notificará otorgándole un periodo de gracia de 5 (cinco) días hábiles para regularizar la situación. Si transcurrido </w:t>
+      </w:r>
+      <w:r>
+        <w:rPr>
+          <w:rFonts w:ascii="Garamond" w:eastAsia="Garamond" w:hAnsi="Garamond" w:cs="Garamond"/>
+        </w:rPr>
         <w:lastRenderedPageBreak/>
-        <w:t>VALOR</w:t>
-      </w:r>
-      <w:proofErr w:type="gramEnd"/>
-      <w:r>
-        <w:rPr>
-          <w:rFonts w:ascii="Garamond" w:eastAsia="Garamond" w:hAnsi="Garamond" w:cs="Garamond"/>
-          <w:sz w:val="23"/>
-          <w:szCs w:val="23"/>
-          <w:highlight w:val="yellow"/>
-        </w:rPr>
-        <w:t>_BONO_CRECIMIENTO|</w:t>
-      </w:r>
-      <w:proofErr w:type="gramStart"/>
-      <w:r>
-        <w:rPr>
-          <w:rFonts w:ascii="Garamond" w:eastAsia="Garamond" w:hAnsi="Garamond" w:cs="Garamond"/>
-          <w:sz w:val="23"/>
-          <w:szCs w:val="23"/>
-          <w:highlight w:val="yellow"/>
-        </w:rPr>
-        <w:t>lower</w:t>
-      </w:r>
-      <w:proofErr w:type="spellEnd"/>
-      <w:r>
-        <w:rPr>
-          <w:rFonts w:ascii="Garamond" w:eastAsia="Garamond" w:hAnsi="Garamond" w:cs="Garamond"/>
-          <w:sz w:val="23"/>
-          <w:szCs w:val="23"/>
-          <w:highlight w:val="yellow"/>
-        </w:rPr>
-        <w:t xml:space="preserve"> }</w:t>
-      </w:r>
-      <w:proofErr w:type="gramEnd"/>
-      <w:r>
-        <w:rPr>
-          <w:rFonts w:ascii="Garamond" w:eastAsia="Garamond" w:hAnsi="Garamond" w:cs="Garamond"/>
-          <w:sz w:val="23"/>
-          <w:szCs w:val="23"/>
-          <w:highlight w:val="yellow"/>
-        </w:rPr>
-        <w:t>}</w:t>
-      </w:r>
-      <w:r>
-        <w:rPr>
-          <w:rFonts w:ascii="Garamond" w:eastAsia="Garamond" w:hAnsi="Garamond" w:cs="Garamond"/>
-        </w:rPr>
-        <w:t xml:space="preserve"> pesos 00/100 Moneda Nacional) más IVA, el cual será pagado mediante transferencia bancaria a la cuenta previamente registrada por el Aliado Comercial en Portal </w:t>
-      </w:r>
-      <w:proofErr w:type="spellStart"/>
-      <w:r>
-        <w:rPr>
-          <w:rFonts w:ascii="Garamond" w:eastAsia="Garamond" w:hAnsi="Garamond" w:cs="Garamond"/>
-        </w:rPr>
-        <w:t>Partners</w:t>
-      </w:r>
-      <w:proofErr w:type="spellEnd"/>
-      <w:r>
-        <w:rPr>
-          <w:rFonts w:ascii="Garamond" w:eastAsia="Garamond" w:hAnsi="Garamond" w:cs="Garamond"/>
-        </w:rPr>
-        <w:t>. El Bono de Crecimiento deberá ser destinado por el Aliado Comercial a mejoras operativas y comerciales que impacten de manera directa y medible la visibilidad de la Marca y el incremento de sus ventas dentro de la Plataforma Rappi, incluyendo de manera enunciativa más no limitativa: (i) campañas de marketing y publicidad; (</w:t>
-      </w:r>
-      <w:proofErr w:type="spellStart"/>
-      <w:r>
-        <w:rPr>
-          <w:rFonts w:ascii="Garamond" w:eastAsia="Garamond" w:hAnsi="Garamond" w:cs="Garamond"/>
-        </w:rPr>
-        <w:t>ii</w:t>
-      </w:r>
-      <w:proofErr w:type="spellEnd"/>
-      <w:r>
-        <w:rPr>
-          <w:rFonts w:ascii="Garamond" w:eastAsia="Garamond" w:hAnsi="Garamond" w:cs="Garamond"/>
-        </w:rPr>
-        <w:t>) adecuaciones y equipamiento de sus establecimientos; y (</w:t>
-      </w:r>
-      <w:proofErr w:type="spellStart"/>
-      <w:r>
-        <w:rPr>
-          <w:rFonts w:ascii="Garamond" w:eastAsia="Garamond" w:hAnsi="Garamond" w:cs="Garamond"/>
-        </w:rPr>
-        <w:t>iii</w:t>
-      </w:r>
-      <w:proofErr w:type="spellEnd"/>
-      <w:r>
-        <w:rPr>
-          <w:rFonts w:ascii="Garamond" w:eastAsia="Garamond" w:hAnsi="Garamond" w:cs="Garamond"/>
-        </w:rPr>
-        <w:t>) mejoras operativas orientadas a la capacidad de atención de órdenes.</w:t>
-      </w:r>
-      <w:r>
-        <w:rPr>
-          <w:rFonts w:ascii="Garamond" w:eastAsia="Garamond" w:hAnsi="Garamond" w:cs="Garamond"/>
-        </w:rPr>
-        <w:br/>
-      </w:r>
-      <w:r>
-        <w:rPr>
-          <w:rFonts w:ascii="Garamond" w:eastAsia="Garamond" w:hAnsi="Garamond" w:cs="Garamond"/>
-        </w:rPr>
-        <w:br/>
-        <w:t>Para asegurar el máximo beneficio mutuo derivado del Bono de Crecimiento, el Aliado Comercial se compromete a compartir con Rappi el soporte documental de su uso (facturas, CFDI o reportes de campaña) dentro de los 30 (treinta) días naturales posteriores a la recepción de los fondos. En caso de que el Aliado Comercial presente un retraso en la entrega de la documentación, Rappi le notificará otorgándole un periodo de gracia de 5 (cinco) días hábiles para regularizar la situación. Si transcurrido este periodo no se entrega el soporte documental, o si se confirma que los fondos se destinaron a fines no autorizados, el Aliado Comercial reembolsará la cantidad no justificada. Para facilitar este proceso, el Aliado Comercial autoriza a Rappi a gestionar dicho reembolso mediante: (i) transferencia bancaria en un plazo de 15 (quince) días hábiles, o (</w:t>
+        <w:t>este periodo no se entrega el soporte documental, o si se confirma que los fondos se destinaron a fines no autorizados, el Aliado Comercial reembolsará la cantidad no justificada. Para facilitar este proceso, el Aliado Comercial autoriza a Rappi a gestionar dicho reembolso mediante: (i) transferencia bancaria en un plazo de 15 (quince) días hábiles, o (</w:t>
       </w:r>
       <w:proofErr w:type="spellStart"/>
       <w:r>
@@ -9311,14 +8725,7 @@
           <w:rFonts w:ascii="Garamond" w:eastAsia="Garamond" w:hAnsi="Garamond" w:cs="Garamond"/>
         </w:rPr>
         <w:br/>
-        <w:t xml:space="preserve">El desembolso del Bono de Mercadotecnia se realizará dentro de los 30 (treinta) días hábiles siguientes a la aceptación por parte de Rappi de la factura correspondiente previamente emitida y presentada por el </w:t>
-      </w:r>
-      <w:r>
-        <w:rPr>
-          <w:rFonts w:ascii="Garamond" w:eastAsia="Garamond" w:hAnsi="Garamond" w:cs="Garamond"/>
-        </w:rPr>
-        <w:lastRenderedPageBreak/>
-        <w:t>Aliado Comercial en donde se establezca dicho monto y demás requisitos legales aplicables; siempre y cuando el Aliado Comercial se encuentre realizando de forma activa e ininterrumpida operaciones de exhibición, ofrecimiento y comercialización de sus Productos en la Plataforma Rappi.</w:t>
+        <w:t>El desembolso del Bono de Mercadotecnia se realizará dentro de los 30 (treinta) días hábiles siguientes a la aceptación por parte de Rappi de la factura correspondiente previamente emitida y presentada por el Aliado Comercial en donde se establezca dicho monto y demás requisitos legales aplicables; siempre y cuando el Aliado Comercial se encuentre realizando de forma activa e ininterrumpida operaciones de exhibición, ofrecimiento y comercialización de sus Productos en la Plataforma Rappi.</w:t>
       </w:r>
       <w:r>
         <w:rPr>
@@ -9345,7 +8752,14 @@
         <w:rPr>
           <w:rFonts w:ascii="Garamond" w:eastAsia="Garamond" w:hAnsi="Garamond" w:cs="Garamond"/>
         </w:rPr>
-        <w:t>) retención y descuento semanalmente de las ventas realizadas por el Aliado Comercial a través de la Plataforma Rappi, por lo que el Aliado Comercial acepta y autoriza expresamente desde este momento el descuento que corresponda.</w:t>
+        <w:t xml:space="preserve">) retención y descuento semanalmente de las ventas realizadas por el Aliado Comercial a través de la Plataforma Rappi, por lo que el Aliado </w:t>
+      </w:r>
+      <w:r>
+        <w:rPr>
+          <w:rFonts w:ascii="Garamond" w:eastAsia="Garamond" w:hAnsi="Garamond" w:cs="Garamond"/>
+        </w:rPr>
+        <w:lastRenderedPageBreak/>
+        <w:t>Comercial acepta y autoriza expresamente desde este momento el descuento que corresponda.</w:t>
       </w:r>
       <w:r>
         <w:rPr>
@@ -10040,7 +9454,6 @@
         <w:rPr>
           <w:rFonts w:ascii="Garamond" w:eastAsia="Garamond" w:hAnsi="Garamond" w:cs="Garamond"/>
         </w:rPr>
-        <w:lastRenderedPageBreak/>
         <w:br/>
         <w:t xml:space="preserve">El desembolso del Bono para Nuevas Aperturas se realizará mediante transferencia bancaria a la cuenta previamente registrada por el Aliado Comercial en Portal </w:t>
       </w:r>
@@ -10083,7 +9496,14 @@
           <w:rFonts w:ascii="Garamond" w:eastAsia="Garamond" w:hAnsi="Garamond" w:cs="Garamond"/>
         </w:rPr>
         <w:br/>
-        <w:t>El Aliado Comercial acepta y reconoce que es el único responsable del correcto manejo contable y tributario de estos recursos, y del cumplimiento de sus obligaciones fiscales derivadas del Bono para Nuevas Aperturas, obligándose a indemnizar y sacar en paz y a salvo a Rappi de cualquier contingencia, sanción, multa o responsabilidad de carácter fiscal que en su caso las autoridades pudieren imponer en relación con en relación con el Bono para Nuevas Aperturas.</w:t>
+        <w:t xml:space="preserve">El Aliado Comercial acepta y reconoce que es el único responsable del correcto manejo contable y tributario de estos recursos, y del cumplimiento de sus obligaciones fiscales derivadas del Bono para </w:t>
+      </w:r>
+      <w:r>
+        <w:rPr>
+          <w:rFonts w:ascii="Garamond" w:eastAsia="Garamond" w:hAnsi="Garamond" w:cs="Garamond"/>
+        </w:rPr>
+        <w:lastRenderedPageBreak/>
+        <w:t>Nuevas Aperturas, obligándose a indemnizar y sacar en paz y a salvo a Rappi de cualquier contingencia, sanción, multa o responsabilidad de carácter fiscal que en su caso las autoridades pudieren imponer en relación con en relación con el Bono para Nuevas Aperturas.</w:t>
       </w:r>
     </w:p>
     <w:p>
@@ -10791,40 +10211,41 @@
           <w:rFonts w:ascii="Garamond" w:eastAsia="Garamond" w:hAnsi="Garamond" w:cs="Garamond"/>
         </w:rPr>
         <w:br/>
+        <w:t>Como condición previa al desembolso del Bono para Nuevas Aperturas, el Aliado deberá entregar a Rappi lo siguiente: (i) la factura correspondiente previamente emitida y presentada por el Aliado Comercial en donde se establezca dicho monto y demás requisitos legales aplicables; y, (</w:t>
+      </w:r>
+      <w:proofErr w:type="spellStart"/>
+      <w:r>
+        <w:rPr>
+          <w:rFonts w:ascii="Garamond" w:eastAsia="Garamond" w:hAnsi="Garamond" w:cs="Garamond"/>
+        </w:rPr>
+        <w:t>ii</w:t>
+      </w:r>
+      <w:proofErr w:type="spellEnd"/>
+      <w:r>
+        <w:rPr>
+          <w:rFonts w:ascii="Garamond" w:eastAsia="Garamond" w:hAnsi="Garamond" w:cs="Garamond"/>
+        </w:rPr>
+        <w:t xml:space="preserve">) la documentación que acredite el destino del recurso, tales como: (a) un plan de aperturas que identifique la ubicación proyectada del nuevo Establecimiento de Comercio y/o Cocina Oculta, y el cronograma estimado de construcción, apertura y activación en la Plataforma Rappi dentro del Periodo de Ejecución; (b) los contratos de obra, contratos de arrendamiento, cartas de intención o documentos equivalentes con que cuente al momento de la solicitud del desembolso correspondiente; y/o (c) una manifestación suscrita por el representante legal del Aliado en la que declare, bajo protesta de decir verdad, que el Bono para Nuevas Aperturas será destinado exclusivamente a los fines previstos en la presente Cláusula. </w:t>
+      </w:r>
+      <w:r>
+        <w:rPr>
+          <w:rFonts w:ascii="Garamond" w:eastAsia="Garamond" w:hAnsi="Garamond" w:cs="Garamond"/>
+        </w:rPr>
+        <w:br/>
+      </w:r>
+      <w:r>
+        <w:rPr>
+          <w:rFonts w:ascii="Garamond" w:eastAsia="Garamond" w:hAnsi="Garamond" w:cs="Garamond"/>
+        </w:rPr>
+        <w:br/>
+        <w:t xml:space="preserve">Sin perjuicio de lo anterior, Rappi contará con la facultad irrevocable de solicitar al Aliado Comercial en cualquier momento la acreditación de la efectiva aplicación del Bono para Nuevas Aperturas mediante la </w:t>
       </w:r>
       <w:r>
         <w:rPr>
           <w:rFonts w:ascii="Garamond" w:eastAsia="Garamond" w:hAnsi="Garamond" w:cs="Garamond"/>
         </w:rPr>
         <w:lastRenderedPageBreak/>
-        <w:t>Como condición previa al desembolso del Bono para Nuevas Aperturas, el Aliado deberá entregar a Rappi lo siguiente: (i) la factura correspondiente previamente emitida y presentada por el Aliado Comercial en donde se establezca dicho monto y demás requisitos legales aplicables; y, (</w:t>
-      </w:r>
-      <w:proofErr w:type="spellStart"/>
-      <w:r>
-        <w:rPr>
-          <w:rFonts w:ascii="Garamond" w:eastAsia="Garamond" w:hAnsi="Garamond" w:cs="Garamond"/>
-        </w:rPr>
-        <w:t>ii</w:t>
-      </w:r>
-      <w:proofErr w:type="spellEnd"/>
-      <w:r>
-        <w:rPr>
-          <w:rFonts w:ascii="Garamond" w:eastAsia="Garamond" w:hAnsi="Garamond" w:cs="Garamond"/>
-        </w:rPr>
-        <w:t xml:space="preserve">) la documentación que acredite el destino del recurso, tales como: (a) un plan de aperturas que identifique la ubicación proyectada del nuevo Establecimiento de Comercio y/o Cocina Oculta, y el cronograma estimado de construcción, apertura y activación en la Plataforma Rappi dentro del Periodo de Ejecución; (b) los contratos de obra, contratos de arrendamiento, cartas de intención o documentos equivalentes con que cuente al momento de la solicitud del desembolso correspondiente; y/o (c) una manifestación suscrita por el representante legal del Aliado en la que declare, bajo protesta de decir verdad, que el Bono para Nuevas Aperturas será destinado exclusivamente a los fines previstos en la presente Cláusula. </w:t>
-      </w:r>
-      <w:r>
-        <w:rPr>
-          <w:rFonts w:ascii="Garamond" w:eastAsia="Garamond" w:hAnsi="Garamond" w:cs="Garamond"/>
-        </w:rPr>
-        <w:br/>
-      </w:r>
-      <w:r>
-        <w:rPr>
-          <w:rFonts w:ascii="Garamond" w:eastAsia="Garamond" w:hAnsi="Garamond" w:cs="Garamond"/>
-        </w:rPr>
-        <w:br/>
-        <w:t>Sin perjuicio de lo anterior, Rappi contará con la facultad irrevocable de solicitar al Aliado Comercial en cualquier momento la acreditación de la efectiva aplicación del Bono para Nuevas Aperturas mediante la entrega, dentro de los 15 (quince) días naturales siguientes a dicha solicitud, de la evidencia documental correspondiente, incluyendo de manera enunciativa mas no limitativa: comprobantes fiscales (CFDI) de los gastos de construcción, adecuación y equipamiento; evidencia fotográfica del Establecimiento de Comercio y/o Cocina Oculta; aviso de apertura o licencia de funcionamiento aplicable; y constancia de activación en la Plataforma Rappi. En caso de que el Aliado Comercial no entregue dicha documentación dentro del plazo señalado, o que el uso dado al Bono para Nuevas Aperturas no corresponda a las finalidades previstas en la presente Cláusula, el Aliado Comercial deberá reembolsar a Rappi el monto que no haya sido debidamente comprobado o que haya sido destinado a finalidades no permitidas, mediante (i) transferencia bancaria dentro de los 15 (quince) días hábiles siguientes a la notificación correspondiente y/o (</w:t>
+        <w:t>entrega, dentro de los 15 (quince) días naturales siguientes a dicha solicitud, de la evidencia documental correspondiente, incluyendo de manera enunciativa mas no limitativa: comprobantes fiscales (CFDI) de los gastos de construcción, adecuación y equipamiento; evidencia fotográfica del Establecimiento de Comercio y/o Cocina Oculta; aviso de apertura o licencia de funcionamiento aplicable; y constancia de activación en la Plataforma Rappi. En caso de que el Aliado Comercial no entregue dicha documentación dentro del plazo señalado, o que el uso dado al Bono para Nuevas Aperturas no corresponda a las finalidades previstas en la presente Cláusula, el Aliado Comercial deberá reembolsar a Rappi el monto que no haya sido debidamente comprobado o que haya sido destinado a finalidades no permitidas, mediante (i) transferencia bancaria dentro de los 15 (quince) días hábiles siguientes a la notificación correspondiente y/o (</w:t>
       </w:r>
       <w:proofErr w:type="spellStart"/>
       <w:r>
@@ -11299,394 +10720,396 @@
           <w:rFonts w:ascii="Garamond" w:eastAsia="Garamond" w:hAnsi="Garamond" w:cs="Garamond"/>
         </w:rPr>
         <w:br/>
-        <w:t xml:space="preserve">El Fondo de Mercadotecnia se mantendrá vigente siempre que el Aliado no incurra en cualquiera de los </w:t>
-      </w:r>
-      <w:r>
-        <w:rPr>
-          <w:rFonts w:ascii="Garamond" w:eastAsia="Garamond" w:hAnsi="Garamond" w:cs="Garamond"/>
+        <w:t xml:space="preserve">El Fondo de Mercadotecnia se mantendrá vigente siempre que el Aliado no incurra en cualquiera de los siguientes eventos: (i) incumplimiento de la obligación de </w:t>
+      </w:r>
+      <w:r>
+        <w:rPr>
+          <w:rFonts w:ascii="Garamond" w:eastAsia="Garamond" w:hAnsi="Garamond" w:cs="Garamond"/>
+        </w:rPr>
+        <w:t xml:space="preserve"> </w:t>
+      </w:r>
+      <w:r>
+        <w:rPr>
+          <w:rFonts w:ascii="Garamond" w:eastAsia="Garamond" w:hAnsi="Garamond" w:cs="Garamond"/>
+          <w:sz w:val="23"/>
+          <w:szCs w:val="23"/>
+          <w:highlight w:val="yellow"/>
+        </w:rPr>
+        <w:t xml:space="preserve">{{ </w:t>
+      </w:r>
+      <w:proofErr w:type="spellStart"/>
+      <w:r>
+        <w:rPr>
+          <w:rFonts w:ascii="Garamond" w:eastAsia="Garamond" w:hAnsi="Garamond" w:cs="Garamond"/>
+          <w:sz w:val="23"/>
+          <w:szCs w:val="23"/>
+          <w:highlight w:val="yellow"/>
+        </w:rPr>
+        <w:t>EXCLUSIVIDAD</w:t>
+      </w:r>
+      <w:r>
+        <w:rPr>
+          <w:rFonts w:ascii="Garamond" w:eastAsia="Garamond" w:hAnsi="Garamond" w:cs="Garamond"/>
+          <w:sz w:val="23"/>
+          <w:szCs w:val="23"/>
+          <w:highlight w:val="yellow"/>
+        </w:rPr>
+        <w:t>|title</w:t>
+      </w:r>
+      <w:proofErr w:type="spellEnd"/>
+      <w:r>
+        <w:rPr>
+          <w:rFonts w:ascii="Garamond" w:eastAsia="Garamond" w:hAnsi="Garamond" w:cs="Garamond"/>
+          <w:sz w:val="23"/>
+          <w:szCs w:val="23"/>
+          <w:highlight w:val="yellow"/>
+        </w:rPr>
+        <w:t xml:space="preserve"> }}</w:t>
+      </w:r>
+      <w:r>
+        <w:rPr>
+          <w:rFonts w:ascii="Garamond" w:eastAsia="Garamond" w:hAnsi="Garamond" w:cs="Garamond"/>
+        </w:rPr>
+        <w:t xml:space="preserve"> prevista en la cláusula denominada </w:t>
+      </w:r>
+      <w:r>
+        <w:rPr>
+          <w:rFonts w:ascii="Garamond" w:eastAsia="Garamond" w:hAnsi="Garamond" w:cs="Garamond"/>
+          <w:highlight w:val="yellow"/>
+        </w:rPr>
+        <w:t>"</w:t>
+      </w:r>
+      <w:r>
+        <w:rPr>
+          <w:rFonts w:ascii="Garamond" w:eastAsia="Garamond" w:hAnsi="Garamond" w:cs="Garamond"/>
+          <w:highlight w:val="yellow"/>
+          <w:lang w:val="es-ES"/>
+        </w:rPr>
+        <w:t xml:space="preserve">{{ </w:t>
+      </w:r>
+      <w:proofErr w:type="spellStart"/>
+      <w:r>
+        <w:rPr>
+          <w:rFonts w:ascii="Garamond" w:eastAsia="Garamond" w:hAnsi="Garamond" w:cs="Garamond"/>
+          <w:highlight w:val="yellow"/>
+          <w:lang w:val="es-ES"/>
+        </w:rPr>
+        <w:t>EXCLUSIVIDAD|title</w:t>
+      </w:r>
+      <w:proofErr w:type="spellEnd"/>
+      <w:r>
+        <w:rPr>
+          <w:rFonts w:ascii="Garamond" w:eastAsia="Garamond" w:hAnsi="Garamond" w:cs="Garamond"/>
+          <w:highlight w:val="yellow"/>
+          <w:lang w:val="es-ES"/>
+        </w:rPr>
+        <w:t xml:space="preserve"> }}</w:t>
+      </w:r>
+      <w:r>
+        <w:rPr>
+          <w:rFonts w:ascii="Garamond" w:eastAsia="Garamond" w:hAnsi="Garamond" w:cs="Garamond"/>
+          <w:highlight w:val="yellow"/>
+        </w:rPr>
+        <w:t>"</w:t>
+      </w:r>
+      <w:r>
+        <w:rPr>
+          <w:rFonts w:ascii="Garamond" w:eastAsia="Garamond" w:hAnsi="Garamond" w:cs="Garamond"/>
+        </w:rPr>
+        <w:t xml:space="preserve"> / Condiciones Preferenciales" del Acuerdo; o (</w:t>
+      </w:r>
+      <w:proofErr w:type="spellStart"/>
+      <w:r>
+        <w:rPr>
+          <w:rFonts w:ascii="Garamond" w:eastAsia="Garamond" w:hAnsi="Garamond" w:cs="Garamond"/>
+        </w:rPr>
+        <w:t>ii</w:t>
+      </w:r>
+      <w:proofErr w:type="spellEnd"/>
+      <w:r>
+        <w:rPr>
+          <w:rFonts w:ascii="Garamond" w:eastAsia="Garamond" w:hAnsi="Garamond" w:cs="Garamond"/>
+        </w:rPr>
+        <w:t>) incumplimiento de cualquiera de las obligaciones a su cargo previstas en el Acuerdo, que no sea subsanado dentro de los diez (10) días hábiles siguientes a la fecha en que Rappi le notifique por escrito dicho incumplimiento. En el caso en el que Rappi identifique alguno de los eventos descritos previamente podrá, a su discreción: (a) suspender la disposición del Fondo de Mercadotecnia hasta que el incumplimiento sea subsanado; o (b) dar por terminado el Fondo de Mercadotecnia de manera definitiva, sin responsabilidad alguna a su cargo. Lo anterior sin perjuicio de los demás derechos, penas convencionales y acciones que correspondan a Rappi conforme al Acuerdo y a la Ley Aplicable.</w:t>
+      </w:r>
+      <w:r>
+        <w:rPr>
+          <w:rFonts w:ascii="Garamond" w:eastAsia="Garamond" w:hAnsi="Garamond" w:cs="Garamond"/>
+        </w:rPr>
+        <w:t xml:space="preserve"> </w:t>
+      </w:r>
+    </w:p>
+    <w:p>
+      <w:pPr>
+        <w:jc w:val="both"/>
+        <w:rPr>
+          <w:rFonts w:ascii="Garamond" w:eastAsia="Garamond" w:hAnsi="Garamond" w:cs="Garamond"/>
+          <w:sz w:val="23"/>
+          <w:szCs w:val="23"/>
+          <w:lang w:val="es-ES"/>
+        </w:rPr>
+      </w:pPr>
+      <w:r>
+        <w:rPr>
+          <w:rFonts w:ascii="Garamond" w:eastAsia="Garamond" w:hAnsi="Garamond" w:cs="Garamond"/>
+          <w:sz w:val="23"/>
+          <w:szCs w:val="23"/>
+          <w:highlight w:val="yellow"/>
+          <w:lang w:val="es-ES"/>
+        </w:rPr>
+        <w:t xml:space="preserve">{%p </w:t>
+      </w:r>
+      <w:proofErr w:type="spellStart"/>
+      <w:r>
+        <w:rPr>
+          <w:rFonts w:ascii="Garamond" w:eastAsia="Garamond" w:hAnsi="Garamond" w:cs="Garamond"/>
+          <w:sz w:val="23"/>
+          <w:szCs w:val="23"/>
+          <w:highlight w:val="yellow"/>
+          <w:lang w:val="es-ES"/>
+        </w:rPr>
+        <w:t>endif</w:t>
+      </w:r>
+      <w:proofErr w:type="spellEnd"/>
+      <w:r>
+        <w:rPr>
+          <w:rFonts w:ascii="Garamond" w:eastAsia="Garamond" w:hAnsi="Garamond" w:cs="Garamond"/>
+          <w:sz w:val="23"/>
+          <w:szCs w:val="23"/>
+          <w:highlight w:val="yellow"/>
+          <w:lang w:val="es-ES"/>
+        </w:rPr>
+        <w:t xml:space="preserve"> %}</w:t>
+      </w:r>
+    </w:p>
+    <w:p>
+      <w:pPr>
+        <w:jc w:val="both"/>
+        <w:rPr>
+          <w:rFonts w:ascii="Garamond" w:eastAsia="Garamond" w:hAnsi="Garamond" w:cs="Garamond"/>
+          <w:sz w:val="23"/>
+          <w:szCs w:val="23"/>
+          <w:lang w:val="es-ES"/>
+        </w:rPr>
+      </w:pPr>
+      <w:r>
+        <w:rPr>
+          <w:rFonts w:ascii="Garamond" w:eastAsia="Garamond" w:hAnsi="Garamond" w:cs="Garamond"/>
+          <w:sz w:val="23"/>
+          <w:szCs w:val="23"/>
+          <w:highlight w:val="yellow"/>
+          <w:lang w:val="es-ES"/>
+        </w:rPr>
+        <w:t xml:space="preserve">{%p </w:t>
+      </w:r>
+      <w:proofErr w:type="spellStart"/>
+      <w:r>
+        <w:rPr>
+          <w:rFonts w:ascii="Garamond" w:eastAsia="Garamond" w:hAnsi="Garamond" w:cs="Garamond"/>
+          <w:sz w:val="23"/>
+          <w:szCs w:val="23"/>
+          <w:highlight w:val="yellow"/>
+          <w:lang w:val="es-ES"/>
+        </w:rPr>
+        <w:t>if</w:t>
+      </w:r>
+      <w:proofErr w:type="spellEnd"/>
+      <w:r>
+        <w:rPr>
+          <w:rFonts w:ascii="Garamond" w:eastAsia="Garamond" w:hAnsi="Garamond" w:cs="Garamond"/>
+          <w:sz w:val="23"/>
+          <w:szCs w:val="23"/>
+          <w:highlight w:val="yellow"/>
+          <w:lang w:val="es-ES"/>
+        </w:rPr>
+        <w:t xml:space="preserve"> </w:t>
+      </w:r>
+      <w:proofErr w:type="spellStart"/>
+      <w:r>
+        <w:rPr>
+          <w:rFonts w:ascii="Garamond" w:eastAsia="Garamond" w:hAnsi="Garamond" w:cs="Garamond"/>
+          <w:sz w:val="23"/>
+          <w:szCs w:val="23"/>
+          <w:highlight w:val="yellow"/>
+          <w:lang w:val="es-ES"/>
+        </w:rPr>
+        <w:t>activa</w:t>
+      </w:r>
+      <w:r>
+        <w:rPr>
+          <w:rFonts w:ascii="Garamond" w:eastAsia="Garamond" w:hAnsi="Garamond" w:cs="Garamond"/>
+          <w:sz w:val="23"/>
+          <w:szCs w:val="23"/>
+          <w:highlight w:val="yellow"/>
+          <w:lang w:val="es-ES"/>
+        </w:rPr>
+        <w:t>_</w:t>
+      </w:r>
+      <w:r>
+        <w:rPr>
+          <w:rFonts w:ascii="Garamond" w:eastAsia="Garamond" w:hAnsi="Garamond" w:cs="Garamond"/>
+          <w:sz w:val="23"/>
+          <w:szCs w:val="23"/>
+          <w:highlight w:val="yellow"/>
+          <w:lang w:val="es-ES"/>
+        </w:rPr>
+        <w:t>linea_nuevas_aperturas</w:t>
+      </w:r>
+      <w:proofErr w:type="spellEnd"/>
+      <w:r>
+        <w:rPr>
+          <w:rFonts w:ascii="Garamond" w:eastAsia="Garamond" w:hAnsi="Garamond" w:cs="Garamond"/>
+          <w:sz w:val="23"/>
+          <w:szCs w:val="23"/>
+          <w:highlight w:val="yellow"/>
+          <w:lang w:val="es-ES"/>
+        </w:rPr>
+        <w:t xml:space="preserve"> %}</w:t>
+      </w:r>
+    </w:p>
+    <w:p>
+      <w:pPr>
+        <w:jc w:val="both"/>
+        <w:rPr>
+          <w:rFonts w:ascii="Garamond" w:eastAsia="Garamond" w:hAnsi="Garamond" w:cs="Garamond"/>
+        </w:rPr>
+      </w:pPr>
+    </w:p>
+    <w:p>
+      <w:pPr>
+        <w:jc w:val="both"/>
+        <w:rPr>
+          <w:rFonts w:ascii="Garamond" w:eastAsia="Garamond" w:hAnsi="Garamond" w:cs="Garamond"/>
+        </w:rPr>
+      </w:pPr>
+      <w:r>
+        <w:rPr>
+          <w:rFonts w:ascii="Garamond" w:eastAsia="Garamond" w:hAnsi="Garamond" w:cs="Garamond"/>
+          <w:b/>
+          <w:bCs/>
+          <w:sz w:val="23"/>
+          <w:szCs w:val="23"/>
+          <w:u w:val="single"/>
+        </w:rPr>
+        <w:t xml:space="preserve">CLÁUSULA </w:t>
+      </w:r>
+      <w:proofErr w:type="gramStart"/>
+      <w:r>
+        <w:rPr>
+          <w:rFonts w:ascii="Garamond" w:eastAsia="Garamond" w:hAnsi="Garamond" w:cs="Garamond"/>
+          <w:b/>
+          <w:bCs/>
+          <w:sz w:val="23"/>
+          <w:szCs w:val="23"/>
+          <w:highlight w:val="yellow"/>
+          <w:u w:val="single"/>
+        </w:rPr>
+        <w:t xml:space="preserve">{{ </w:t>
+      </w:r>
+      <w:proofErr w:type="spellStart"/>
+      <w:r>
+        <w:rPr>
+          <w:rFonts w:ascii="Garamond" w:eastAsia="Garamond" w:hAnsi="Garamond" w:cs="Garamond"/>
+          <w:b/>
+          <w:bCs/>
+          <w:sz w:val="23"/>
+          <w:szCs w:val="23"/>
+          <w:highlight w:val="yellow"/>
+          <w:u w:val="single"/>
+        </w:rPr>
+        <w:t>NUM</w:t>
+      </w:r>
+      <w:proofErr w:type="gramEnd"/>
+      <w:r>
+        <w:rPr>
+          <w:rFonts w:ascii="Garamond" w:eastAsia="Garamond" w:hAnsi="Garamond" w:cs="Garamond"/>
+          <w:b/>
+          <w:bCs/>
+          <w:sz w:val="23"/>
+          <w:szCs w:val="23"/>
+          <w:highlight w:val="yellow"/>
+          <w:u w:val="single"/>
+        </w:rPr>
+        <w:t>_LINEA_NUEVAS_APERTURAS</w:t>
+      </w:r>
+      <w:r>
+        <w:rPr>
+          <w:rFonts w:ascii="Garamond" w:eastAsia="Garamond" w:hAnsi="Garamond" w:cs="Garamond"/>
+          <w:b/>
+          <w:bCs/>
+          <w:sz w:val="23"/>
+          <w:szCs w:val="23"/>
+          <w:highlight w:val="yellow"/>
+          <w:u w:val="single"/>
+        </w:rPr>
+        <w:t>|</w:t>
+      </w:r>
+      <w:proofErr w:type="gramStart"/>
+      <w:r>
+        <w:rPr>
+          <w:rFonts w:ascii="Garamond" w:eastAsia="Garamond" w:hAnsi="Garamond" w:cs="Garamond"/>
+          <w:b/>
+          <w:bCs/>
+          <w:sz w:val="23"/>
+          <w:szCs w:val="23"/>
+          <w:highlight w:val="yellow"/>
+          <w:u w:val="single"/>
+        </w:rPr>
+        <w:t>upper</w:t>
+      </w:r>
+      <w:proofErr w:type="spellEnd"/>
+      <w:r>
+        <w:rPr>
+          <w:rFonts w:ascii="Garamond" w:eastAsia="Garamond" w:hAnsi="Garamond" w:cs="Garamond"/>
+          <w:b/>
+          <w:bCs/>
+          <w:sz w:val="23"/>
+          <w:szCs w:val="23"/>
+          <w:highlight w:val="yellow"/>
+          <w:u w:val="single"/>
+        </w:rPr>
+        <w:t xml:space="preserve"> }</w:t>
+      </w:r>
+      <w:proofErr w:type="gramEnd"/>
+      <w:r>
+        <w:rPr>
+          <w:rFonts w:ascii="Garamond" w:eastAsia="Garamond" w:hAnsi="Garamond" w:cs="Garamond"/>
+          <w:b/>
+          <w:bCs/>
+          <w:sz w:val="23"/>
+          <w:szCs w:val="23"/>
+          <w:highlight w:val="yellow"/>
+          <w:u w:val="single"/>
+        </w:rPr>
+        <w:t>}</w:t>
+      </w:r>
+      <w:r>
+        <w:rPr>
+          <w:rFonts w:ascii="Garamond" w:eastAsia="Garamond" w:hAnsi="Garamond" w:cs="Garamond"/>
+          <w:b/>
+          <w:bCs/>
+          <w:sz w:val="23"/>
+          <w:szCs w:val="23"/>
+          <w:u w:val="single"/>
+        </w:rPr>
+        <w:t>.</w:t>
+      </w:r>
+      <w:r>
+        <w:rPr>
+          <w:rFonts w:ascii="Garamond" w:eastAsia="Garamond" w:hAnsi="Garamond" w:cs="Garamond"/>
+          <w:b/>
+          <w:bCs/>
+        </w:rPr>
+        <w:t xml:space="preserve"> – Línea de Crédito </w:t>
+      </w:r>
+      <w:r>
+        <w:rPr>
+          <w:rFonts w:ascii="Garamond" w:eastAsia="Garamond" w:hAnsi="Garamond" w:cs="Garamond"/>
+          <w:b/>
+          <w:bCs/>
         </w:rPr>
         <w:lastRenderedPageBreak/>
-        <w:t xml:space="preserve">siguientes eventos: (i) incumplimiento de la obligación de </w:t>
-      </w:r>
-      <w:r>
-        <w:rPr>
-          <w:rFonts w:ascii="Garamond" w:eastAsia="Garamond" w:hAnsi="Garamond" w:cs="Garamond"/>
-        </w:rPr>
-        <w:t xml:space="preserve"> </w:t>
-      </w:r>
-      <w:r>
-        <w:rPr>
-          <w:rFonts w:ascii="Garamond" w:eastAsia="Garamond" w:hAnsi="Garamond" w:cs="Garamond"/>
-          <w:sz w:val="23"/>
-          <w:szCs w:val="23"/>
-          <w:highlight w:val="yellow"/>
-        </w:rPr>
-        <w:t xml:space="preserve">{{ </w:t>
-      </w:r>
-      <w:proofErr w:type="spellStart"/>
-      <w:r>
-        <w:rPr>
-          <w:rFonts w:ascii="Garamond" w:eastAsia="Garamond" w:hAnsi="Garamond" w:cs="Garamond"/>
-          <w:sz w:val="23"/>
-          <w:szCs w:val="23"/>
-          <w:highlight w:val="yellow"/>
-        </w:rPr>
-        <w:t>EXCLUSIVIDAD</w:t>
-      </w:r>
-      <w:r>
-        <w:rPr>
-          <w:rFonts w:ascii="Garamond" w:eastAsia="Garamond" w:hAnsi="Garamond" w:cs="Garamond"/>
-          <w:sz w:val="23"/>
-          <w:szCs w:val="23"/>
-          <w:highlight w:val="yellow"/>
-        </w:rPr>
-        <w:t>|title</w:t>
-      </w:r>
-      <w:proofErr w:type="spellEnd"/>
-      <w:r>
-        <w:rPr>
-          <w:rFonts w:ascii="Garamond" w:eastAsia="Garamond" w:hAnsi="Garamond" w:cs="Garamond"/>
-          <w:sz w:val="23"/>
-          <w:szCs w:val="23"/>
-          <w:highlight w:val="yellow"/>
-        </w:rPr>
-        <w:t xml:space="preserve"> }}</w:t>
-      </w:r>
-      <w:r>
-        <w:rPr>
-          <w:rFonts w:ascii="Garamond" w:eastAsia="Garamond" w:hAnsi="Garamond" w:cs="Garamond"/>
-        </w:rPr>
-        <w:t xml:space="preserve"> prevista en la cláusula denominada </w:t>
-      </w:r>
-      <w:r>
-        <w:rPr>
-          <w:rFonts w:ascii="Garamond" w:eastAsia="Garamond" w:hAnsi="Garamond" w:cs="Garamond"/>
-          <w:highlight w:val="yellow"/>
-        </w:rPr>
-        <w:t>"</w:t>
-      </w:r>
-      <w:r>
-        <w:rPr>
-          <w:rFonts w:ascii="Garamond" w:eastAsia="Garamond" w:hAnsi="Garamond" w:cs="Garamond"/>
-          <w:highlight w:val="yellow"/>
-          <w:lang w:val="es-ES"/>
-        </w:rPr>
-        <w:t xml:space="preserve">{{ </w:t>
-      </w:r>
-      <w:proofErr w:type="spellStart"/>
-      <w:r>
-        <w:rPr>
-          <w:rFonts w:ascii="Garamond" w:eastAsia="Garamond" w:hAnsi="Garamond" w:cs="Garamond"/>
-          <w:highlight w:val="yellow"/>
-          <w:lang w:val="es-ES"/>
-        </w:rPr>
-        <w:t>EXCLUSIVIDAD|title</w:t>
-      </w:r>
-      <w:proofErr w:type="spellEnd"/>
-      <w:r>
-        <w:rPr>
-          <w:rFonts w:ascii="Garamond" w:eastAsia="Garamond" w:hAnsi="Garamond" w:cs="Garamond"/>
-          <w:highlight w:val="yellow"/>
-          <w:lang w:val="es-ES"/>
-        </w:rPr>
-        <w:t xml:space="preserve"> }}</w:t>
-      </w:r>
-      <w:r>
-        <w:rPr>
-          <w:rFonts w:ascii="Garamond" w:eastAsia="Garamond" w:hAnsi="Garamond" w:cs="Garamond"/>
-          <w:highlight w:val="yellow"/>
-        </w:rPr>
-        <w:t>"</w:t>
-      </w:r>
-      <w:r>
-        <w:rPr>
-          <w:rFonts w:ascii="Garamond" w:eastAsia="Garamond" w:hAnsi="Garamond" w:cs="Garamond"/>
-        </w:rPr>
-        <w:t xml:space="preserve"> / Condiciones Preferenciales" del Acuerdo; o (</w:t>
-      </w:r>
-      <w:proofErr w:type="spellStart"/>
-      <w:r>
-        <w:rPr>
-          <w:rFonts w:ascii="Garamond" w:eastAsia="Garamond" w:hAnsi="Garamond" w:cs="Garamond"/>
-        </w:rPr>
-        <w:t>ii</w:t>
-      </w:r>
-      <w:proofErr w:type="spellEnd"/>
-      <w:r>
-        <w:rPr>
-          <w:rFonts w:ascii="Garamond" w:eastAsia="Garamond" w:hAnsi="Garamond" w:cs="Garamond"/>
-        </w:rPr>
-        <w:t>) incumplimiento de cualquiera de las obligaciones a su cargo previstas en el Acuerdo, que no sea subsanado dentro de los diez (10) días hábiles siguientes a la fecha en que Rappi le notifique por escrito dicho incumplimiento. En el caso en el que Rappi identifique alguno de los eventos descritos previamente podrá, a su discreción: (a) suspender la disposición del Fondo de Mercadotecnia hasta que el incumplimiento sea subsanado; o (b) dar por terminado el Fondo de Mercadotecnia de manera definitiva, sin responsabilidad alguna a su cargo. Lo anterior sin perjuicio de los demás derechos, penas convencionales y acciones que correspondan a Rappi conforme al Acuerdo y a la Ley Aplicable.</w:t>
-      </w:r>
-      <w:r>
-        <w:rPr>
-          <w:rFonts w:ascii="Garamond" w:eastAsia="Garamond" w:hAnsi="Garamond" w:cs="Garamond"/>
-        </w:rPr>
-        <w:t xml:space="preserve"> </w:t>
-      </w:r>
-    </w:p>
-    <w:p>
-      <w:pPr>
-        <w:jc w:val="both"/>
-        <w:rPr>
-          <w:rFonts w:ascii="Garamond" w:eastAsia="Garamond" w:hAnsi="Garamond" w:cs="Garamond"/>
-          <w:sz w:val="23"/>
-          <w:szCs w:val="23"/>
-          <w:lang w:val="es-ES"/>
-        </w:rPr>
-      </w:pPr>
-      <w:r>
-        <w:rPr>
-          <w:rFonts w:ascii="Garamond" w:eastAsia="Garamond" w:hAnsi="Garamond" w:cs="Garamond"/>
-          <w:sz w:val="23"/>
-          <w:szCs w:val="23"/>
-          <w:highlight w:val="yellow"/>
-          <w:lang w:val="es-ES"/>
-        </w:rPr>
-        <w:t xml:space="preserve">{%p </w:t>
-      </w:r>
-      <w:proofErr w:type="spellStart"/>
-      <w:r>
-        <w:rPr>
-          <w:rFonts w:ascii="Garamond" w:eastAsia="Garamond" w:hAnsi="Garamond" w:cs="Garamond"/>
-          <w:sz w:val="23"/>
-          <w:szCs w:val="23"/>
-          <w:highlight w:val="yellow"/>
-          <w:lang w:val="es-ES"/>
-        </w:rPr>
-        <w:t>endif</w:t>
-      </w:r>
-      <w:proofErr w:type="spellEnd"/>
-      <w:r>
-        <w:rPr>
-          <w:rFonts w:ascii="Garamond" w:eastAsia="Garamond" w:hAnsi="Garamond" w:cs="Garamond"/>
-          <w:sz w:val="23"/>
-          <w:szCs w:val="23"/>
-          <w:highlight w:val="yellow"/>
-          <w:lang w:val="es-ES"/>
-        </w:rPr>
-        <w:t xml:space="preserve"> %}</w:t>
-      </w:r>
-    </w:p>
-    <w:p>
-      <w:pPr>
-        <w:jc w:val="both"/>
-        <w:rPr>
-          <w:rFonts w:ascii="Garamond" w:eastAsia="Garamond" w:hAnsi="Garamond" w:cs="Garamond"/>
-          <w:sz w:val="23"/>
-          <w:szCs w:val="23"/>
-          <w:lang w:val="es-ES"/>
-        </w:rPr>
-      </w:pPr>
-      <w:r>
-        <w:rPr>
-          <w:rFonts w:ascii="Garamond" w:eastAsia="Garamond" w:hAnsi="Garamond" w:cs="Garamond"/>
-          <w:sz w:val="23"/>
-          <w:szCs w:val="23"/>
-          <w:highlight w:val="yellow"/>
-          <w:lang w:val="es-ES"/>
-        </w:rPr>
-        <w:t xml:space="preserve">{%p </w:t>
-      </w:r>
-      <w:proofErr w:type="spellStart"/>
-      <w:r>
-        <w:rPr>
-          <w:rFonts w:ascii="Garamond" w:eastAsia="Garamond" w:hAnsi="Garamond" w:cs="Garamond"/>
-          <w:sz w:val="23"/>
-          <w:szCs w:val="23"/>
-          <w:highlight w:val="yellow"/>
-          <w:lang w:val="es-ES"/>
-        </w:rPr>
-        <w:t>if</w:t>
-      </w:r>
-      <w:proofErr w:type="spellEnd"/>
-      <w:r>
-        <w:rPr>
-          <w:rFonts w:ascii="Garamond" w:eastAsia="Garamond" w:hAnsi="Garamond" w:cs="Garamond"/>
-          <w:sz w:val="23"/>
-          <w:szCs w:val="23"/>
-          <w:highlight w:val="yellow"/>
-          <w:lang w:val="es-ES"/>
-        </w:rPr>
-        <w:t xml:space="preserve"> </w:t>
-      </w:r>
-      <w:proofErr w:type="spellStart"/>
-      <w:r>
-        <w:rPr>
-          <w:rFonts w:ascii="Garamond" w:eastAsia="Garamond" w:hAnsi="Garamond" w:cs="Garamond"/>
-          <w:sz w:val="23"/>
-          <w:szCs w:val="23"/>
-          <w:highlight w:val="yellow"/>
-          <w:lang w:val="es-ES"/>
-        </w:rPr>
-        <w:t>activa</w:t>
-      </w:r>
-      <w:r>
-        <w:rPr>
-          <w:rFonts w:ascii="Garamond" w:eastAsia="Garamond" w:hAnsi="Garamond" w:cs="Garamond"/>
-          <w:sz w:val="23"/>
-          <w:szCs w:val="23"/>
-          <w:highlight w:val="yellow"/>
-          <w:lang w:val="es-ES"/>
-        </w:rPr>
-        <w:t>_</w:t>
-      </w:r>
-      <w:r>
-        <w:rPr>
-          <w:rFonts w:ascii="Garamond" w:eastAsia="Garamond" w:hAnsi="Garamond" w:cs="Garamond"/>
-          <w:sz w:val="23"/>
-          <w:szCs w:val="23"/>
-          <w:highlight w:val="yellow"/>
-          <w:lang w:val="es-ES"/>
-        </w:rPr>
-        <w:t>linea_nuevas_aperturas</w:t>
-      </w:r>
-      <w:proofErr w:type="spellEnd"/>
-      <w:r>
-        <w:rPr>
-          <w:rFonts w:ascii="Garamond" w:eastAsia="Garamond" w:hAnsi="Garamond" w:cs="Garamond"/>
-          <w:sz w:val="23"/>
-          <w:szCs w:val="23"/>
-          <w:highlight w:val="yellow"/>
-          <w:lang w:val="es-ES"/>
-        </w:rPr>
-        <w:t xml:space="preserve"> %}</w:t>
-      </w:r>
-    </w:p>
-    <w:p>
-      <w:pPr>
-        <w:jc w:val="both"/>
-        <w:rPr>
-          <w:rFonts w:ascii="Garamond" w:eastAsia="Garamond" w:hAnsi="Garamond" w:cs="Garamond"/>
-        </w:rPr>
-      </w:pPr>
-    </w:p>
-    <w:p>
-      <w:pPr>
-        <w:jc w:val="both"/>
-        <w:rPr>
-          <w:rFonts w:ascii="Garamond" w:eastAsia="Garamond" w:hAnsi="Garamond" w:cs="Garamond"/>
-        </w:rPr>
-      </w:pPr>
-      <w:r>
-        <w:rPr>
-          <w:rFonts w:ascii="Garamond" w:eastAsia="Garamond" w:hAnsi="Garamond" w:cs="Garamond"/>
-          <w:b/>
-          <w:bCs/>
-          <w:sz w:val="23"/>
-          <w:szCs w:val="23"/>
-          <w:u w:val="single"/>
-        </w:rPr>
-        <w:t xml:space="preserve">CLÁUSULA </w:t>
-      </w:r>
-      <w:proofErr w:type="gramStart"/>
-      <w:r>
-        <w:rPr>
-          <w:rFonts w:ascii="Garamond" w:eastAsia="Garamond" w:hAnsi="Garamond" w:cs="Garamond"/>
-          <w:b/>
-          <w:bCs/>
-          <w:sz w:val="23"/>
-          <w:szCs w:val="23"/>
-          <w:highlight w:val="yellow"/>
-          <w:u w:val="single"/>
-        </w:rPr>
-        <w:t xml:space="preserve">{{ </w:t>
-      </w:r>
-      <w:proofErr w:type="spellStart"/>
-      <w:r>
-        <w:rPr>
-          <w:rFonts w:ascii="Garamond" w:eastAsia="Garamond" w:hAnsi="Garamond" w:cs="Garamond"/>
-          <w:b/>
-          <w:bCs/>
-          <w:sz w:val="23"/>
-          <w:szCs w:val="23"/>
-          <w:highlight w:val="yellow"/>
-          <w:u w:val="single"/>
-        </w:rPr>
-        <w:t>NUM</w:t>
-      </w:r>
-      <w:proofErr w:type="gramEnd"/>
-      <w:r>
-        <w:rPr>
-          <w:rFonts w:ascii="Garamond" w:eastAsia="Garamond" w:hAnsi="Garamond" w:cs="Garamond"/>
-          <w:b/>
-          <w:bCs/>
-          <w:sz w:val="23"/>
-          <w:szCs w:val="23"/>
-          <w:highlight w:val="yellow"/>
-          <w:u w:val="single"/>
-        </w:rPr>
-        <w:t>_LINEA_NUEVAS_APERTURAS</w:t>
-      </w:r>
-      <w:r>
-        <w:rPr>
-          <w:rFonts w:ascii="Garamond" w:eastAsia="Garamond" w:hAnsi="Garamond" w:cs="Garamond"/>
-          <w:b/>
-          <w:bCs/>
-          <w:sz w:val="23"/>
-          <w:szCs w:val="23"/>
-          <w:highlight w:val="yellow"/>
-          <w:u w:val="single"/>
-        </w:rPr>
-        <w:t>|</w:t>
-      </w:r>
-      <w:proofErr w:type="gramStart"/>
-      <w:r>
-        <w:rPr>
-          <w:rFonts w:ascii="Garamond" w:eastAsia="Garamond" w:hAnsi="Garamond" w:cs="Garamond"/>
-          <w:b/>
-          <w:bCs/>
-          <w:sz w:val="23"/>
-          <w:szCs w:val="23"/>
-          <w:highlight w:val="yellow"/>
-          <w:u w:val="single"/>
-        </w:rPr>
-        <w:t>upper</w:t>
-      </w:r>
-      <w:proofErr w:type="spellEnd"/>
-      <w:r>
-        <w:rPr>
-          <w:rFonts w:ascii="Garamond" w:eastAsia="Garamond" w:hAnsi="Garamond" w:cs="Garamond"/>
-          <w:b/>
-          <w:bCs/>
-          <w:sz w:val="23"/>
-          <w:szCs w:val="23"/>
-          <w:highlight w:val="yellow"/>
-          <w:u w:val="single"/>
-        </w:rPr>
-        <w:t xml:space="preserve"> }</w:t>
-      </w:r>
-      <w:proofErr w:type="gramEnd"/>
-      <w:r>
-        <w:rPr>
-          <w:rFonts w:ascii="Garamond" w:eastAsia="Garamond" w:hAnsi="Garamond" w:cs="Garamond"/>
-          <w:b/>
-          <w:bCs/>
-          <w:sz w:val="23"/>
-          <w:szCs w:val="23"/>
-          <w:highlight w:val="yellow"/>
-          <w:u w:val="single"/>
-        </w:rPr>
-        <w:t>}</w:t>
-      </w:r>
-      <w:r>
-        <w:rPr>
-          <w:rFonts w:ascii="Garamond" w:eastAsia="Garamond" w:hAnsi="Garamond" w:cs="Garamond"/>
-          <w:b/>
-          <w:bCs/>
-          <w:sz w:val="23"/>
-          <w:szCs w:val="23"/>
-          <w:u w:val="single"/>
-        </w:rPr>
-        <w:t>.</w:t>
-      </w:r>
-      <w:r>
-        <w:rPr>
-          <w:rFonts w:ascii="Garamond" w:eastAsia="Garamond" w:hAnsi="Garamond" w:cs="Garamond"/>
-          <w:b/>
-          <w:bCs/>
-        </w:rPr>
-        <w:t xml:space="preserve"> – Línea de Crédito Nuevas Aperturas</w:t>
+        <w:t>Nuevas Aperturas</w:t>
       </w:r>
       <w:r>
         <w:rPr>
@@ -11943,285 +11366,291 @@
           <w:szCs w:val="23"/>
           <w:highlight w:val="yellow"/>
         </w:rPr>
+        <w:t xml:space="preserve">{%p </w:t>
+      </w:r>
+      <w:proofErr w:type="spellStart"/>
+      <w:r>
+        <w:rPr>
+          <w:rFonts w:ascii="Garamond" w:eastAsia="Garamond" w:hAnsi="Garamond" w:cs="Garamond"/>
+          <w:sz w:val="23"/>
+          <w:szCs w:val="23"/>
+          <w:highlight w:val="yellow"/>
+        </w:rPr>
+        <w:t>if</w:t>
+      </w:r>
+      <w:proofErr w:type="spellEnd"/>
+      <w:r>
+        <w:rPr>
+          <w:rFonts w:ascii="Garamond" w:eastAsia="Garamond" w:hAnsi="Garamond" w:cs="Garamond"/>
+          <w:sz w:val="23"/>
+          <w:szCs w:val="23"/>
+          <w:highlight w:val="yellow"/>
+        </w:rPr>
+        <w:t xml:space="preserve"> </w:t>
+      </w:r>
+      <w:proofErr w:type="spellStart"/>
+      <w:r>
+        <w:rPr>
+          <w:rFonts w:ascii="Garamond" w:eastAsia="Garamond" w:hAnsi="Garamond" w:cs="Garamond"/>
+          <w:sz w:val="23"/>
+          <w:szCs w:val="23"/>
+          <w:highlight w:val="yellow"/>
+        </w:rPr>
+        <w:t>activa_incumplimiento_bono_fondo</w:t>
+      </w:r>
+      <w:proofErr w:type="spellEnd"/>
+      <w:r>
+        <w:rPr>
+          <w:rFonts w:ascii="Garamond" w:eastAsia="Garamond" w:hAnsi="Garamond" w:cs="Garamond"/>
+          <w:sz w:val="23"/>
+          <w:szCs w:val="23"/>
+          <w:highlight w:val="yellow"/>
+        </w:rPr>
+        <w:t xml:space="preserve"> %}</w:t>
+      </w:r>
+    </w:p>
+    <w:p>
+      <w:pPr>
+        <w:jc w:val="both"/>
+        <w:rPr>
+          <w:rFonts w:ascii="Garamond" w:eastAsia="Garamond" w:hAnsi="Garamond" w:cs="Garamond"/>
+          <w:sz w:val="23"/>
+          <w:szCs w:val="23"/>
+        </w:rPr>
+      </w:pPr>
+    </w:p>
+    <w:p>
+      <w:pPr>
+        <w:jc w:val="both"/>
+        <w:rPr>
+          <w:rFonts w:ascii="Garamond" w:eastAsia="Garamond" w:hAnsi="Garamond" w:cs="Garamond"/>
+        </w:rPr>
+      </w:pPr>
+      <w:r>
+        <w:rPr>
+          <w:rFonts w:ascii="Garamond" w:eastAsia="Garamond" w:hAnsi="Garamond" w:cs="Garamond"/>
+          <w:b/>
+          <w:bCs/>
+          <w:sz w:val="23"/>
+          <w:szCs w:val="23"/>
+          <w:u w:val="single"/>
+        </w:rPr>
+        <w:t xml:space="preserve">CLÁUSULA </w:t>
+      </w:r>
+      <w:proofErr w:type="gramStart"/>
+      <w:r>
+        <w:rPr>
+          <w:rFonts w:ascii="Garamond" w:eastAsia="Garamond" w:hAnsi="Garamond" w:cs="Garamond"/>
+          <w:b/>
+          <w:bCs/>
+          <w:sz w:val="23"/>
+          <w:szCs w:val="23"/>
+          <w:highlight w:val="yellow"/>
+          <w:u w:val="single"/>
+        </w:rPr>
+        <w:t xml:space="preserve">{{ </w:t>
+      </w:r>
+      <w:proofErr w:type="spellStart"/>
+      <w:r>
+        <w:rPr>
+          <w:rFonts w:ascii="Garamond" w:eastAsia="Garamond" w:hAnsi="Garamond" w:cs="Garamond"/>
+          <w:b/>
+          <w:bCs/>
+          <w:sz w:val="23"/>
+          <w:szCs w:val="23"/>
+          <w:highlight w:val="yellow"/>
+          <w:u w:val="single"/>
+        </w:rPr>
+        <w:t>NUM</w:t>
+      </w:r>
+      <w:proofErr w:type="gramEnd"/>
+      <w:r>
+        <w:rPr>
+          <w:rFonts w:ascii="Garamond" w:eastAsia="Garamond" w:hAnsi="Garamond" w:cs="Garamond"/>
+          <w:b/>
+          <w:bCs/>
+          <w:sz w:val="23"/>
+          <w:szCs w:val="23"/>
+          <w:highlight w:val="yellow"/>
+          <w:u w:val="single"/>
+        </w:rPr>
+        <w:t>_INCUMPLIMIENTO_BONO_Y_FONDO</w:t>
+      </w:r>
+      <w:r>
+        <w:rPr>
+          <w:rFonts w:ascii="Garamond" w:eastAsia="Garamond" w:hAnsi="Garamond" w:cs="Garamond"/>
+          <w:b/>
+          <w:bCs/>
+          <w:sz w:val="23"/>
+          <w:szCs w:val="23"/>
+          <w:highlight w:val="yellow"/>
+          <w:u w:val="single"/>
+        </w:rPr>
+        <w:t>|</w:t>
+      </w:r>
+      <w:proofErr w:type="gramStart"/>
+      <w:r>
+        <w:rPr>
+          <w:rFonts w:ascii="Garamond" w:eastAsia="Garamond" w:hAnsi="Garamond" w:cs="Garamond"/>
+          <w:b/>
+          <w:bCs/>
+          <w:sz w:val="23"/>
+          <w:szCs w:val="23"/>
+          <w:highlight w:val="yellow"/>
+          <w:u w:val="single"/>
+        </w:rPr>
+        <w:t>upper</w:t>
+      </w:r>
+      <w:proofErr w:type="spellEnd"/>
+      <w:r>
+        <w:rPr>
+          <w:rFonts w:ascii="Garamond" w:eastAsia="Garamond" w:hAnsi="Garamond" w:cs="Garamond"/>
+          <w:b/>
+          <w:bCs/>
+          <w:sz w:val="23"/>
+          <w:szCs w:val="23"/>
+          <w:highlight w:val="yellow"/>
+          <w:u w:val="single"/>
+        </w:rPr>
+        <w:t xml:space="preserve"> }</w:t>
+      </w:r>
+      <w:proofErr w:type="gramEnd"/>
+      <w:r>
+        <w:rPr>
+          <w:rFonts w:ascii="Garamond" w:eastAsia="Garamond" w:hAnsi="Garamond" w:cs="Garamond"/>
+          <w:b/>
+          <w:bCs/>
+          <w:sz w:val="23"/>
+          <w:szCs w:val="23"/>
+          <w:highlight w:val="yellow"/>
+          <w:u w:val="single"/>
+        </w:rPr>
+        <w:t>}</w:t>
+      </w:r>
+      <w:r>
+        <w:rPr>
+          <w:rFonts w:ascii="Garamond" w:eastAsia="Garamond" w:hAnsi="Garamond" w:cs="Garamond"/>
+          <w:b/>
+          <w:bCs/>
+        </w:rPr>
+        <w:t xml:space="preserve">. </w:t>
+      </w:r>
+      <w:r>
+        <w:rPr>
+          <w:rFonts w:ascii="Garamond" w:eastAsia="Garamond" w:hAnsi="Garamond" w:cs="Garamond"/>
+          <w:b/>
+          <w:bCs/>
+        </w:rPr>
+        <w:t xml:space="preserve">-  </w:t>
+      </w:r>
+      <w:r>
+        <w:rPr>
+          <w:rFonts w:ascii="Garamond" w:eastAsia="Garamond" w:hAnsi="Garamond" w:cs="Garamond"/>
+          <w:b/>
+          <w:bCs/>
+        </w:rPr>
+        <w:t>Incumplimiento.</w:t>
+      </w:r>
+      <w:r>
+        <w:rPr>
+          <w:rFonts w:ascii="Garamond" w:eastAsia="Garamond" w:hAnsi="Garamond" w:cs="Garamond"/>
+        </w:rPr>
+        <w:t xml:space="preserve"> En caso de que el Aliado: (i) incumpla con la obligación consagrada en la Cláusula denominada “</w:t>
+      </w:r>
+      <w:r>
+        <w:rPr>
+          <w:rFonts w:ascii="Garamond" w:eastAsia="Garamond" w:hAnsi="Garamond" w:cs="Garamond"/>
+          <w:sz w:val="23"/>
+          <w:szCs w:val="23"/>
+        </w:rPr>
+        <w:t>{{ EXCLUSIVIDAD }}</w:t>
+      </w:r>
+      <w:r>
+        <w:rPr>
+          <w:rFonts w:ascii="Garamond" w:eastAsia="Garamond" w:hAnsi="Garamond" w:cs="Garamond"/>
+        </w:rPr>
+        <w:t>”</w:t>
+      </w:r>
+      <w:r>
+        <w:rPr>
+          <w:rFonts w:ascii="Garamond" w:eastAsia="Garamond" w:hAnsi="Garamond" w:cs="Garamond"/>
+        </w:rPr>
+        <w:t xml:space="preserve"> del Acuerdo frente a Rappi; (</w:t>
+      </w:r>
+      <w:proofErr w:type="spellStart"/>
+      <w:r>
+        <w:rPr>
+          <w:rFonts w:ascii="Garamond" w:eastAsia="Garamond" w:hAnsi="Garamond" w:cs="Garamond"/>
+        </w:rPr>
+        <w:t>ii</w:t>
+      </w:r>
+      <w:proofErr w:type="spellEnd"/>
+      <w:r>
+        <w:rPr>
+          <w:rFonts w:ascii="Garamond" w:eastAsia="Garamond" w:hAnsi="Garamond" w:cs="Garamond"/>
+        </w:rPr>
+        <w:t>) decida terminar de forma anticipada el Acuerdo, y/o (</w:t>
+      </w:r>
+      <w:proofErr w:type="spellStart"/>
+      <w:r>
+        <w:rPr>
+          <w:rFonts w:ascii="Garamond" w:eastAsia="Garamond" w:hAnsi="Garamond" w:cs="Garamond"/>
+        </w:rPr>
+        <w:t>iii</w:t>
+      </w:r>
+      <w:proofErr w:type="spellEnd"/>
+      <w:r>
+        <w:rPr>
+          <w:rFonts w:ascii="Garamond" w:eastAsia="Garamond" w:hAnsi="Garamond" w:cs="Garamond"/>
+        </w:rPr>
+        <w:t xml:space="preserve">) Rappi rescinda el Acuerdo por causas imputables al Aliado (en adelante “Incumplimiento”), entonces el Aliado deberá devolver íntegramente las cantidades que Rappi haya otorgado por concepto de </w:t>
+      </w:r>
+      <w:r>
+        <w:rPr>
+          <w:rFonts w:ascii="Garamond" w:eastAsia="Garamond" w:hAnsi="Garamond" w:cs="Garamond"/>
+        </w:rPr>
+        <w:t>“</w:t>
+      </w:r>
+      <w:r>
+        <w:rPr>
+          <w:rFonts w:ascii="Garamond" w:eastAsia="Garamond" w:hAnsi="Garamond" w:cs="Garamond"/>
+          <w:sz w:val="23"/>
+          <w:szCs w:val="23"/>
+          <w:lang w:val="es-ES"/>
+        </w:rPr>
+        <w:t>{{ LISTA_BONOS_FONDOS }}</w:t>
+      </w:r>
+      <w:r>
+        <w:rPr>
+          <w:rFonts w:ascii="Garamond" w:eastAsia="Garamond" w:hAnsi="Garamond" w:cs="Garamond"/>
+        </w:rPr>
+        <w:t xml:space="preserve">” </w:t>
+      </w:r>
+      <w:r>
+        <w:rPr>
+          <w:rFonts w:ascii="Garamond" w:eastAsia="Garamond" w:hAnsi="Garamond" w:cs="Garamond"/>
+        </w:rPr>
+        <w:t>que hasta ese momento se hayan desembolsado por parte de Rappi, más una pena convencional del 50% (cincuenta por ciento) sobre dicho monto.</w:t>
+      </w:r>
+      <w:r>
+        <w:rPr>
+          <w:rFonts w:ascii="Garamond" w:eastAsia="Garamond" w:hAnsi="Garamond" w:cs="Garamond"/>
+        </w:rPr>
+        <w:br/>
+      </w:r>
+      <w:r>
+        <w:rPr>
+          <w:rFonts w:ascii="Garamond" w:eastAsia="Garamond" w:hAnsi="Garamond" w:cs="Garamond"/>
+        </w:rPr>
+        <w:br/>
+        <w:t xml:space="preserve">Adicionalmente, si el Aliado actualiza el Incumplimiento señalado en el inciso (i) de la presente Cláusula, deberá pagar una penalidad del 10% (diez por ciento) del valor total de las ventas realizadas a través de </w:t>
+      </w:r>
+      <w:r>
+        <w:rPr>
+          <w:rFonts w:ascii="Garamond" w:eastAsia="Garamond" w:hAnsi="Garamond" w:cs="Garamond"/>
+        </w:rPr>
         <w:lastRenderedPageBreak/>
-        <w:t xml:space="preserve">{%p </w:t>
-      </w:r>
-      <w:proofErr w:type="spellStart"/>
-      <w:r>
-        <w:rPr>
-          <w:rFonts w:ascii="Garamond" w:eastAsia="Garamond" w:hAnsi="Garamond" w:cs="Garamond"/>
-          <w:sz w:val="23"/>
-          <w:szCs w:val="23"/>
-          <w:highlight w:val="yellow"/>
-        </w:rPr>
-        <w:t>if</w:t>
-      </w:r>
-      <w:proofErr w:type="spellEnd"/>
-      <w:r>
-        <w:rPr>
-          <w:rFonts w:ascii="Garamond" w:eastAsia="Garamond" w:hAnsi="Garamond" w:cs="Garamond"/>
-          <w:sz w:val="23"/>
-          <w:szCs w:val="23"/>
-          <w:highlight w:val="yellow"/>
-        </w:rPr>
-        <w:t xml:space="preserve"> </w:t>
-      </w:r>
-      <w:proofErr w:type="spellStart"/>
-      <w:r>
-        <w:rPr>
-          <w:rFonts w:ascii="Garamond" w:eastAsia="Garamond" w:hAnsi="Garamond" w:cs="Garamond"/>
-          <w:sz w:val="23"/>
-          <w:szCs w:val="23"/>
-          <w:highlight w:val="yellow"/>
-        </w:rPr>
-        <w:t>activa_incumplimiento_bono_fondo</w:t>
-      </w:r>
-      <w:proofErr w:type="spellEnd"/>
-      <w:r>
-        <w:rPr>
-          <w:rFonts w:ascii="Garamond" w:eastAsia="Garamond" w:hAnsi="Garamond" w:cs="Garamond"/>
-          <w:sz w:val="23"/>
-          <w:szCs w:val="23"/>
-          <w:highlight w:val="yellow"/>
-        </w:rPr>
-        <w:t xml:space="preserve"> %}</w:t>
-      </w:r>
-    </w:p>
-    <w:p>
-      <w:pPr>
-        <w:jc w:val="both"/>
-        <w:rPr>
-          <w:rFonts w:ascii="Garamond" w:eastAsia="Garamond" w:hAnsi="Garamond" w:cs="Garamond"/>
-          <w:sz w:val="23"/>
-          <w:szCs w:val="23"/>
-        </w:rPr>
-      </w:pPr>
-    </w:p>
-    <w:p>
-      <w:pPr>
-        <w:jc w:val="both"/>
-        <w:rPr>
-          <w:rFonts w:ascii="Garamond" w:eastAsia="Garamond" w:hAnsi="Garamond" w:cs="Garamond"/>
-        </w:rPr>
-      </w:pPr>
-      <w:r>
-        <w:rPr>
-          <w:rFonts w:ascii="Garamond" w:eastAsia="Garamond" w:hAnsi="Garamond" w:cs="Garamond"/>
-          <w:b/>
-          <w:bCs/>
-          <w:sz w:val="23"/>
-          <w:szCs w:val="23"/>
-          <w:u w:val="single"/>
-        </w:rPr>
-        <w:t xml:space="preserve">CLÁUSULA </w:t>
-      </w:r>
-      <w:proofErr w:type="gramStart"/>
-      <w:r>
-        <w:rPr>
-          <w:rFonts w:ascii="Garamond" w:eastAsia="Garamond" w:hAnsi="Garamond" w:cs="Garamond"/>
-          <w:b/>
-          <w:bCs/>
-          <w:sz w:val="23"/>
-          <w:szCs w:val="23"/>
-          <w:highlight w:val="yellow"/>
-          <w:u w:val="single"/>
-        </w:rPr>
-        <w:t xml:space="preserve">{{ </w:t>
-      </w:r>
-      <w:proofErr w:type="spellStart"/>
-      <w:r>
-        <w:rPr>
-          <w:rFonts w:ascii="Garamond" w:eastAsia="Garamond" w:hAnsi="Garamond" w:cs="Garamond"/>
-          <w:b/>
-          <w:bCs/>
-          <w:sz w:val="23"/>
-          <w:szCs w:val="23"/>
-          <w:highlight w:val="yellow"/>
-          <w:u w:val="single"/>
-        </w:rPr>
-        <w:t>NUM</w:t>
-      </w:r>
-      <w:proofErr w:type="gramEnd"/>
-      <w:r>
-        <w:rPr>
-          <w:rFonts w:ascii="Garamond" w:eastAsia="Garamond" w:hAnsi="Garamond" w:cs="Garamond"/>
-          <w:b/>
-          <w:bCs/>
-          <w:sz w:val="23"/>
-          <w:szCs w:val="23"/>
-          <w:highlight w:val="yellow"/>
-          <w:u w:val="single"/>
-        </w:rPr>
-        <w:t>_INCUMPLIMIENTO_BONO_Y_FONDO</w:t>
-      </w:r>
-      <w:r>
-        <w:rPr>
-          <w:rFonts w:ascii="Garamond" w:eastAsia="Garamond" w:hAnsi="Garamond" w:cs="Garamond"/>
-          <w:b/>
-          <w:bCs/>
-          <w:sz w:val="23"/>
-          <w:szCs w:val="23"/>
-          <w:highlight w:val="yellow"/>
-          <w:u w:val="single"/>
-        </w:rPr>
-        <w:t>|</w:t>
-      </w:r>
-      <w:proofErr w:type="gramStart"/>
-      <w:r>
-        <w:rPr>
-          <w:rFonts w:ascii="Garamond" w:eastAsia="Garamond" w:hAnsi="Garamond" w:cs="Garamond"/>
-          <w:b/>
-          <w:bCs/>
-          <w:sz w:val="23"/>
-          <w:szCs w:val="23"/>
-          <w:highlight w:val="yellow"/>
-          <w:u w:val="single"/>
-        </w:rPr>
-        <w:t>upper</w:t>
-      </w:r>
-      <w:proofErr w:type="spellEnd"/>
-      <w:r>
-        <w:rPr>
-          <w:rFonts w:ascii="Garamond" w:eastAsia="Garamond" w:hAnsi="Garamond" w:cs="Garamond"/>
-          <w:b/>
-          <w:bCs/>
-          <w:sz w:val="23"/>
-          <w:szCs w:val="23"/>
-          <w:highlight w:val="yellow"/>
-          <w:u w:val="single"/>
-        </w:rPr>
-        <w:t xml:space="preserve"> }</w:t>
-      </w:r>
-      <w:proofErr w:type="gramEnd"/>
-      <w:r>
-        <w:rPr>
-          <w:rFonts w:ascii="Garamond" w:eastAsia="Garamond" w:hAnsi="Garamond" w:cs="Garamond"/>
-          <w:b/>
-          <w:bCs/>
-          <w:sz w:val="23"/>
-          <w:szCs w:val="23"/>
-          <w:highlight w:val="yellow"/>
-          <w:u w:val="single"/>
-        </w:rPr>
-        <w:t>}</w:t>
-      </w:r>
-      <w:r>
-        <w:rPr>
-          <w:rFonts w:ascii="Garamond" w:eastAsia="Garamond" w:hAnsi="Garamond" w:cs="Garamond"/>
-          <w:b/>
-          <w:bCs/>
-        </w:rPr>
-        <w:t xml:space="preserve">. </w:t>
-      </w:r>
-      <w:r>
-        <w:rPr>
-          <w:rFonts w:ascii="Garamond" w:eastAsia="Garamond" w:hAnsi="Garamond" w:cs="Garamond"/>
-          <w:b/>
-          <w:bCs/>
-        </w:rPr>
-        <w:t xml:space="preserve">-  </w:t>
-      </w:r>
-      <w:r>
-        <w:rPr>
-          <w:rFonts w:ascii="Garamond" w:eastAsia="Garamond" w:hAnsi="Garamond" w:cs="Garamond"/>
-          <w:b/>
-          <w:bCs/>
-        </w:rPr>
-        <w:t>Incumplimiento.</w:t>
-      </w:r>
-      <w:r>
-        <w:rPr>
-          <w:rFonts w:ascii="Garamond" w:eastAsia="Garamond" w:hAnsi="Garamond" w:cs="Garamond"/>
-        </w:rPr>
-        <w:t xml:space="preserve"> En caso de que el Aliado: (i) incumpla con la obligación consagrada en la Cláusula denominada “</w:t>
-      </w:r>
-      <w:r>
-        <w:rPr>
-          <w:rFonts w:ascii="Garamond" w:eastAsia="Garamond" w:hAnsi="Garamond" w:cs="Garamond"/>
-          <w:sz w:val="23"/>
-          <w:szCs w:val="23"/>
-        </w:rPr>
-        <w:t>{{ EXCLUSIVIDAD }}</w:t>
-      </w:r>
-      <w:r>
-        <w:rPr>
-          <w:rFonts w:ascii="Garamond" w:eastAsia="Garamond" w:hAnsi="Garamond" w:cs="Garamond"/>
-        </w:rPr>
-        <w:t>”</w:t>
-      </w:r>
-      <w:r>
-        <w:rPr>
-          <w:rFonts w:ascii="Garamond" w:eastAsia="Garamond" w:hAnsi="Garamond" w:cs="Garamond"/>
-        </w:rPr>
-        <w:t xml:space="preserve"> del Acuerdo frente a Rappi; (</w:t>
-      </w:r>
-      <w:proofErr w:type="spellStart"/>
-      <w:r>
-        <w:rPr>
-          <w:rFonts w:ascii="Garamond" w:eastAsia="Garamond" w:hAnsi="Garamond" w:cs="Garamond"/>
-        </w:rPr>
-        <w:t>ii</w:t>
-      </w:r>
-      <w:proofErr w:type="spellEnd"/>
-      <w:r>
-        <w:rPr>
-          <w:rFonts w:ascii="Garamond" w:eastAsia="Garamond" w:hAnsi="Garamond" w:cs="Garamond"/>
-        </w:rPr>
-        <w:t>) decida terminar de forma anticipada el Acuerdo, y/o (</w:t>
-      </w:r>
-      <w:proofErr w:type="spellStart"/>
-      <w:r>
-        <w:rPr>
-          <w:rFonts w:ascii="Garamond" w:eastAsia="Garamond" w:hAnsi="Garamond" w:cs="Garamond"/>
-        </w:rPr>
-        <w:t>iii</w:t>
-      </w:r>
-      <w:proofErr w:type="spellEnd"/>
-      <w:r>
-        <w:rPr>
-          <w:rFonts w:ascii="Garamond" w:eastAsia="Garamond" w:hAnsi="Garamond" w:cs="Garamond"/>
-        </w:rPr>
-        <w:t xml:space="preserve">) Rappi rescinda el Acuerdo por causas imputables al Aliado (en adelante “Incumplimiento”), entonces el Aliado deberá devolver íntegramente las cantidades que Rappi haya otorgado por concepto de </w:t>
-      </w:r>
-      <w:r>
-        <w:rPr>
-          <w:rFonts w:ascii="Garamond" w:eastAsia="Garamond" w:hAnsi="Garamond" w:cs="Garamond"/>
-        </w:rPr>
-        <w:t>“</w:t>
-      </w:r>
-      <w:r>
-        <w:rPr>
-          <w:rFonts w:ascii="Garamond" w:eastAsia="Garamond" w:hAnsi="Garamond" w:cs="Garamond"/>
-          <w:sz w:val="23"/>
-          <w:szCs w:val="23"/>
-          <w:lang w:val="es-ES"/>
-        </w:rPr>
-        <w:t>{{ LISTA_BONOS_FONDOS }}</w:t>
-      </w:r>
-      <w:r>
-        <w:rPr>
-          <w:rFonts w:ascii="Garamond" w:eastAsia="Garamond" w:hAnsi="Garamond" w:cs="Garamond"/>
-        </w:rPr>
-        <w:t xml:space="preserve">” </w:t>
-      </w:r>
-      <w:r>
-        <w:rPr>
-          <w:rFonts w:ascii="Garamond" w:eastAsia="Garamond" w:hAnsi="Garamond" w:cs="Garamond"/>
-        </w:rPr>
-        <w:t>que hasta ese momento se hayan desembolsado por parte de Rappi, más una pena convencional del 50% (cincuenta por ciento) sobre dicho monto.</w:t>
-      </w:r>
-      <w:r>
-        <w:rPr>
-          <w:rFonts w:ascii="Garamond" w:eastAsia="Garamond" w:hAnsi="Garamond" w:cs="Garamond"/>
-        </w:rPr>
-        <w:br/>
-      </w:r>
-      <w:r>
-        <w:rPr>
-          <w:rFonts w:ascii="Garamond" w:eastAsia="Garamond" w:hAnsi="Garamond" w:cs="Garamond"/>
-        </w:rPr>
-        <w:br/>
-        <w:t>Adicionalmente, si el Aliado actualiza el Incumplimiento señalado en el inciso (i) de la presente Cláusula, deberá pagar una penalidad del 10% (diez por ciento) del valor total de las ventas realizadas a través de la Plataforma Rappi hasta el momento en el que se configure el incumplimiento.</w:t>
+        <w:t>la Plataforma Rappi hasta el momento en el que se configure el incumplimiento.</w:t>
       </w:r>
       <w:r>
         <w:rPr>
@@ -12613,6 +12042,27 @@
         <w:jc w:val="both"/>
         <w:rPr>
           <w:rFonts w:ascii="Garamond" w:eastAsia="Garamond" w:hAnsi="Garamond" w:cs="Garamond"/>
+          <w:sz w:val="23"/>
+          <w:szCs w:val="23"/>
+          <w:lang w:val="en-US"/>
+        </w:rPr>
+      </w:pPr>
+      <w:r>
+        <w:rPr>
+          <w:rFonts w:ascii="Garamond" w:eastAsia="Garamond" w:hAnsi="Garamond" w:cs="Garamond"/>
+          <w:sz w:val="23"/>
+          <w:szCs w:val="23"/>
+          <w:highlight w:val="yellow"/>
+          <w:lang w:val="en-US"/>
+        </w:rPr>
+        <w:t>{%p endif %}</w:t>
+      </w:r>
+    </w:p>
+    <w:p>
+      <w:pPr>
+        <w:jc w:val="both"/>
+        <w:rPr>
+          <w:rFonts w:ascii="Garamond" w:eastAsia="Garamond" w:hAnsi="Garamond" w:cs="Garamond"/>
         </w:rPr>
       </w:pPr>
       <w:r>
@@ -12776,14 +12226,7 @@
         <w:rPr>
           <w:rFonts w:ascii="Garamond" w:eastAsia="Garamond" w:hAnsi="Garamond" w:cs="Garamond"/>
         </w:rPr>
-        <w:t xml:space="preserve"> a los Productos que comercializará en la Plataforma Rappi, y, garantiza que cuenta con todos los derechos y facultades necesarios para otorgar la autorización del uso de estas. De esta manera, el Aliado Comercial declara y acepta que será exclusivamente responsable por cualquier infracción de los derechos de terceros sobre la autoría o propiedad de dichos logotipos, </w:t>
-      </w:r>
-      <w:r>
-        <w:rPr>
-          <w:rFonts w:ascii="Garamond" w:eastAsia="Garamond" w:hAnsi="Garamond" w:cs="Garamond"/>
-        </w:rPr>
-        <w:lastRenderedPageBreak/>
-        <w:t>imágenes y/o fotografías, sacando en paz y a salvo a Rappi de cualquier reclamación de terceros por este concepto. De conformidad con lo anterior, Rappi podrá eliminar los Productos, imágenes y/o fotografías contenidas en el que infrinjan la Ley Aplicable en materia de propiedad intelectual y/o protección al consumidor.</w:t>
+        <w:t xml:space="preserve"> a los Productos que comercializará en la Plataforma Rappi, y, garantiza que cuenta con todos los derechos y facultades necesarios para otorgar la autorización del uso de estas. De esta manera, el Aliado Comercial declara y acepta que será exclusivamente responsable por cualquier infracción de los derechos de terceros sobre la autoría o propiedad de dichos logotipos, imágenes y/o fotografías, sacando en paz y a salvo a Rappi de cualquier reclamación de terceros por este concepto. De conformidad con lo anterior, Rappi podrá eliminar los Productos, imágenes y/o fotografías contenidas en el que infrinjan la Ley Aplicable en materia de propiedad intelectual y/o protección al consumidor.</w:t>
       </w:r>
       <w:r>
         <w:rPr>
@@ -13184,14 +12627,7 @@
         <w:rPr>
           <w:rFonts w:ascii="Garamond" w:eastAsia="Garamond" w:hAnsi="Garamond" w:cs="Garamond"/>
         </w:rPr>
-        <w:t xml:space="preserve"> garantizar que toda la información a la que tenga acceso con ocasión al presente Acuerdo de Cooperación se encuentre protegida en todo momento contra el acceso, uso no autorizado, uso indebido, daño o </w:t>
-      </w:r>
-      <w:r>
-        <w:rPr>
-          <w:rFonts w:ascii="Garamond" w:eastAsia="Garamond" w:hAnsi="Garamond" w:cs="Garamond"/>
-        </w:rPr>
-        <w:lastRenderedPageBreak/>
-        <w:t xml:space="preserve">destrucción por parte de un tercero, empleando medidas de protección que no sean menos rigurosas que las requeridas por la Ley Aplicable; </w:t>
+        <w:t xml:space="preserve"> garantizar que toda la información a la que tenga acceso con ocasión al presente Acuerdo de Cooperación se encuentre protegida en todo momento contra el acceso, uso no autorizado, uso indebido, daño o destrucción por parte de un tercero, empleando medidas de protección que no sean menos rigurosas que las requeridas por la Ley Aplicable; </w:t>
       </w:r>
       <w:r>
         <w:rPr>
@@ -13414,7 +12850,14 @@
         <w:rPr>
           <w:rFonts w:ascii="Garamond" w:eastAsia="Garamond" w:hAnsi="Garamond" w:cs="Garamond"/>
         </w:rPr>
-        <w:t>/empleado entre las Partes. En virtud de lo anterior, las Partes cumplirán con sus obligaciones frente a terceros (incluyendo, pero sin limitarse, al ámbito laboral, de seguridad social y fiscal) independientemente.</w:t>
+        <w:t xml:space="preserve">/empleado entre las Partes. En virtud de lo anterior, las Partes cumplirán con sus obligaciones frente a terceros </w:t>
+      </w:r>
+      <w:r>
+        <w:rPr>
+          <w:rFonts w:ascii="Garamond" w:eastAsia="Garamond" w:hAnsi="Garamond" w:cs="Garamond"/>
+        </w:rPr>
+        <w:lastRenderedPageBreak/>
+        <w:t>(incluyendo, pero sin limitarse, al ámbito laboral, de seguridad social y fiscal) independientemente.</w:t>
       </w:r>
     </w:p>
     <w:p>
@@ -14076,288 +13519,288 @@
           <w:szCs w:val="23"/>
           <w:u w:val="single"/>
         </w:rPr>
+        <w:t xml:space="preserve">CLÁUSULA </w:t>
+      </w:r>
+      <w:proofErr w:type="gramStart"/>
+      <w:r>
+        <w:rPr>
+          <w:rFonts w:ascii="Garamond" w:eastAsia="Garamond" w:hAnsi="Garamond" w:cs="Garamond"/>
+          <w:b/>
+          <w:bCs/>
+          <w:color w:val="000000"/>
+          <w:sz w:val="23"/>
+          <w:szCs w:val="23"/>
+          <w:highlight w:val="yellow"/>
+          <w:u w:val="single"/>
+        </w:rPr>
+        <w:t xml:space="preserve">{{ </w:t>
+      </w:r>
+      <w:proofErr w:type="spellStart"/>
+      <w:r>
+        <w:rPr>
+          <w:rFonts w:ascii="Garamond" w:eastAsia="Garamond" w:hAnsi="Garamond" w:cs="Garamond"/>
+          <w:b/>
+          <w:bCs/>
+          <w:color w:val="000000"/>
+          <w:sz w:val="23"/>
+          <w:szCs w:val="23"/>
+          <w:highlight w:val="yellow"/>
+          <w:u w:val="single"/>
+        </w:rPr>
+        <w:t>NUM</w:t>
+      </w:r>
+      <w:proofErr w:type="gramEnd"/>
+      <w:r>
+        <w:rPr>
+          <w:rFonts w:ascii="Garamond" w:eastAsia="Garamond" w:hAnsi="Garamond" w:cs="Garamond"/>
+          <w:b/>
+          <w:bCs/>
+          <w:color w:val="000000"/>
+          <w:sz w:val="23"/>
+          <w:szCs w:val="23"/>
+          <w:highlight w:val="yellow"/>
+          <w:u w:val="single"/>
+        </w:rPr>
+        <w:t>_PROTECCIÓN_DATOS_PERSONALES</w:t>
+      </w:r>
+      <w:r>
+        <w:rPr>
+          <w:rFonts w:ascii="Garamond" w:eastAsia="Garamond" w:hAnsi="Garamond" w:cs="Garamond"/>
+          <w:b/>
+          <w:bCs/>
+          <w:sz w:val="23"/>
+          <w:szCs w:val="23"/>
+          <w:highlight w:val="yellow"/>
+          <w:u w:val="single"/>
+        </w:rPr>
+        <w:t>|</w:t>
+      </w:r>
+      <w:proofErr w:type="gramStart"/>
+      <w:r>
+        <w:rPr>
+          <w:rFonts w:ascii="Garamond" w:eastAsia="Garamond" w:hAnsi="Garamond" w:cs="Garamond"/>
+          <w:b/>
+          <w:bCs/>
+          <w:sz w:val="23"/>
+          <w:szCs w:val="23"/>
+          <w:highlight w:val="yellow"/>
+          <w:u w:val="single"/>
+        </w:rPr>
+        <w:t>upper</w:t>
+      </w:r>
+      <w:proofErr w:type="spellEnd"/>
+      <w:r>
+        <w:rPr>
+          <w:rFonts w:ascii="Garamond" w:eastAsia="Garamond" w:hAnsi="Garamond" w:cs="Garamond"/>
+          <w:b/>
+          <w:bCs/>
+          <w:color w:val="000000"/>
+          <w:sz w:val="23"/>
+          <w:szCs w:val="23"/>
+          <w:highlight w:val="yellow"/>
+          <w:u w:val="single"/>
+        </w:rPr>
+        <w:t xml:space="preserve"> }</w:t>
+      </w:r>
+      <w:proofErr w:type="gramEnd"/>
+      <w:r>
+        <w:rPr>
+          <w:rFonts w:ascii="Garamond" w:eastAsia="Garamond" w:hAnsi="Garamond" w:cs="Garamond"/>
+          <w:b/>
+          <w:bCs/>
+          <w:color w:val="000000"/>
+          <w:sz w:val="23"/>
+          <w:szCs w:val="23"/>
+          <w:highlight w:val="yellow"/>
+          <w:u w:val="single"/>
+        </w:rPr>
+        <w:t>}</w:t>
+      </w:r>
+      <w:r>
+        <w:rPr>
+          <w:rFonts w:ascii="Garamond" w:eastAsia="Garamond" w:hAnsi="Garamond" w:cs="Garamond"/>
+          <w:b/>
+          <w:bCs/>
+          <w:color w:val="000000"/>
+          <w:sz w:val="23"/>
+          <w:szCs w:val="23"/>
+          <w:u w:val="single"/>
+        </w:rPr>
+        <w:t xml:space="preserve">. </w:t>
+      </w:r>
+      <w:r>
+        <w:rPr>
+          <w:rFonts w:ascii="Garamond" w:eastAsia="Garamond" w:hAnsi="Garamond" w:cs="Garamond"/>
+          <w:b/>
+          <w:bCs/>
+          <w:color w:val="000000"/>
+          <w:u w:val="single"/>
+        </w:rPr>
+        <w:t>- Protección de Datos Personales</w:t>
+      </w:r>
+      <w:r>
+        <w:rPr>
+          <w:rFonts w:ascii="Garamond" w:eastAsia="Garamond" w:hAnsi="Garamond" w:cs="Garamond"/>
+          <w:b/>
+          <w:bCs/>
+          <w:color w:val="000000"/>
+        </w:rPr>
+        <w:t>.</w:t>
+      </w:r>
+      <w:r>
+        <w:rPr>
+          <w:rFonts w:ascii="Garamond" w:eastAsia="Garamond" w:hAnsi="Garamond" w:cs="Garamond"/>
+          <w:color w:val="000000"/>
+        </w:rPr>
+        <w:t xml:space="preserve"> Debe entenderse por base de datos el conjunto organizado de Datos Personales que pueda ser objeto de cualquier Tratamiento en los términos de la Ley Federal de Protección de Datos Personales en Posesión de los Particulares y/o cualquier Ley Aplicable que regule el Tratamiento de Datos Personales (en adelante, “</w:t>
+      </w:r>
+      <w:r>
+        <w:rPr>
+          <w:rFonts w:ascii="Garamond" w:eastAsia="Garamond" w:hAnsi="Garamond" w:cs="Garamond"/>
+          <w:color w:val="000000"/>
+          <w:u w:val="single"/>
+        </w:rPr>
+        <w:t>Regulación de Datos Personales</w:t>
+      </w:r>
+      <w:r>
+        <w:rPr>
+          <w:rFonts w:ascii="Garamond" w:eastAsia="Garamond" w:hAnsi="Garamond" w:cs="Garamond"/>
+          <w:color w:val="000000"/>
+        </w:rPr>
+        <w:t xml:space="preserve">”). Las Partes deberán: </w:t>
+      </w:r>
+      <w:r>
+        <w:rPr>
+          <w:rFonts w:ascii="Garamond" w:eastAsia="Garamond" w:hAnsi="Garamond" w:cs="Garamond"/>
+          <w:b/>
+          <w:bCs/>
+          <w:color w:val="000000"/>
+        </w:rPr>
+        <w:t xml:space="preserve">(i) </w:t>
+      </w:r>
+      <w:r>
+        <w:rPr>
+          <w:rFonts w:ascii="Garamond" w:eastAsia="Garamond" w:hAnsi="Garamond" w:cs="Garamond"/>
+          <w:color w:val="000000"/>
+        </w:rPr>
+        <w:t xml:space="preserve">garantizar el adecuado Tratamiento de la información contenida en las bases de datos de la otra Parte, que ésta le suministre en desarrollo del objeto de este Acuerdo de Cooperación y sobre las cuales cuente con la debida autorización de los Titulares de los Datos Personales contenidos en las mismas; </w:t>
+      </w:r>
+      <w:r>
+        <w:rPr>
+          <w:rFonts w:ascii="Garamond" w:eastAsia="Garamond" w:hAnsi="Garamond" w:cs="Garamond"/>
+          <w:b/>
+          <w:bCs/>
+          <w:color w:val="000000"/>
+        </w:rPr>
+        <w:t>(</w:t>
+      </w:r>
+      <w:proofErr w:type="spellStart"/>
+      <w:r>
+        <w:rPr>
+          <w:rFonts w:ascii="Garamond" w:eastAsia="Garamond" w:hAnsi="Garamond" w:cs="Garamond"/>
+          <w:b/>
+          <w:bCs/>
+          <w:color w:val="000000"/>
+        </w:rPr>
+        <w:t>ii</w:t>
+      </w:r>
+      <w:proofErr w:type="spellEnd"/>
+      <w:r>
+        <w:rPr>
+          <w:rFonts w:ascii="Garamond" w:eastAsia="Garamond" w:hAnsi="Garamond" w:cs="Garamond"/>
+          <w:b/>
+          <w:bCs/>
+          <w:color w:val="000000"/>
+        </w:rPr>
+        <w:t>)</w:t>
+      </w:r>
+      <w:r>
+        <w:rPr>
+          <w:rFonts w:ascii="Garamond" w:eastAsia="Garamond" w:hAnsi="Garamond" w:cs="Garamond"/>
+          <w:color w:val="000000"/>
+        </w:rPr>
+        <w:t xml:space="preserve"> cumplir a cabalidad la Regulación de Datos Personales; y </w:t>
+      </w:r>
+      <w:r>
+        <w:rPr>
+          <w:rFonts w:ascii="Garamond" w:eastAsia="Garamond" w:hAnsi="Garamond" w:cs="Garamond"/>
+          <w:b/>
+          <w:bCs/>
+          <w:color w:val="000000"/>
+        </w:rPr>
+        <w:t>(</w:t>
+      </w:r>
+      <w:proofErr w:type="spellStart"/>
+      <w:r>
+        <w:rPr>
+          <w:rFonts w:ascii="Garamond" w:eastAsia="Garamond" w:hAnsi="Garamond" w:cs="Garamond"/>
+          <w:b/>
+          <w:bCs/>
+          <w:color w:val="000000"/>
+        </w:rPr>
+        <w:t>iii</w:t>
+      </w:r>
+      <w:proofErr w:type="spellEnd"/>
+      <w:r>
+        <w:rPr>
+          <w:rFonts w:ascii="Garamond" w:eastAsia="Garamond" w:hAnsi="Garamond" w:cs="Garamond"/>
+          <w:b/>
+          <w:bCs/>
+          <w:color w:val="000000"/>
+        </w:rPr>
+        <w:t xml:space="preserve">) </w:t>
+      </w:r>
+      <w:r>
+        <w:rPr>
+          <w:rFonts w:ascii="Garamond" w:eastAsia="Garamond" w:hAnsi="Garamond" w:cs="Garamond"/>
+          <w:color w:val="000000"/>
+        </w:rPr>
+        <w:t xml:space="preserve">mantener los estándares máximos de seguridad, protección, resguardo integral, conservación y confidencialidad de los Datos Personales recabados, recibidos o enviados. </w:t>
+      </w:r>
+    </w:p>
+    <w:p>
+      <w:pPr>
+        <w:jc w:val="both"/>
+        <w:rPr>
+          <w:rFonts w:ascii="Garamond" w:eastAsia="Garamond" w:hAnsi="Garamond" w:cs="Garamond"/>
+        </w:rPr>
+      </w:pPr>
+    </w:p>
+    <w:p>
+      <w:pPr>
+        <w:shd w:val="clear" w:color="auto" w:fill="FFFFFF"/>
+        <w:jc w:val="both"/>
+        <w:rPr>
+          <w:rFonts w:ascii="Garamond" w:eastAsia="Garamond" w:hAnsi="Garamond" w:cs="Garamond"/>
+        </w:rPr>
+      </w:pPr>
+      <w:r>
+        <w:rPr>
+          <w:rFonts w:ascii="Garamond" w:eastAsia="Garamond" w:hAnsi="Garamond" w:cs="Garamond"/>
+        </w:rPr>
+        <w:t xml:space="preserve">Los Datos Personales de los Usuarios/Consumidores que adquieran un Producto del Aliado Comercial a través de la Plataforma Rappi, únicamente serán transferidos a </w:t>
+      </w:r>
+      <w:proofErr w:type="gramStart"/>
+      <w:r>
+        <w:rPr>
+          <w:rFonts w:ascii="Garamond" w:eastAsia="Garamond" w:hAnsi="Garamond" w:cs="Garamond"/>
+        </w:rPr>
+        <w:t>éste</w:t>
+      </w:r>
+      <w:proofErr w:type="gramEnd"/>
+      <w:r>
+        <w:rPr>
+          <w:rFonts w:ascii="Garamond" w:eastAsia="Garamond" w:hAnsi="Garamond" w:cs="Garamond"/>
+        </w:rPr>
+        <w:t xml:space="preserve"> último para la siguiente finalidad: </w:t>
+      </w:r>
+      <w:r>
+        <w:rPr>
+          <w:rFonts w:ascii="Garamond" w:eastAsia="Garamond" w:hAnsi="Garamond" w:cs="Garamond"/>
+          <w:b/>
+          <w:bCs/>
+        </w:rPr>
         <w:lastRenderedPageBreak/>
-        <w:t xml:space="preserve">CLÁUSULA </w:t>
-      </w:r>
-      <w:proofErr w:type="gramStart"/>
-      <w:r>
-        <w:rPr>
-          <w:rFonts w:ascii="Garamond" w:eastAsia="Garamond" w:hAnsi="Garamond" w:cs="Garamond"/>
-          <w:b/>
-          <w:bCs/>
-          <w:color w:val="000000"/>
-          <w:sz w:val="23"/>
-          <w:szCs w:val="23"/>
-          <w:highlight w:val="yellow"/>
-          <w:u w:val="single"/>
-        </w:rPr>
-        <w:t xml:space="preserve">{{ </w:t>
-      </w:r>
-      <w:proofErr w:type="spellStart"/>
-      <w:r>
-        <w:rPr>
-          <w:rFonts w:ascii="Garamond" w:eastAsia="Garamond" w:hAnsi="Garamond" w:cs="Garamond"/>
-          <w:b/>
-          <w:bCs/>
-          <w:color w:val="000000"/>
-          <w:sz w:val="23"/>
-          <w:szCs w:val="23"/>
-          <w:highlight w:val="yellow"/>
-          <w:u w:val="single"/>
-        </w:rPr>
-        <w:t>NUM</w:t>
-      </w:r>
-      <w:proofErr w:type="gramEnd"/>
-      <w:r>
-        <w:rPr>
-          <w:rFonts w:ascii="Garamond" w:eastAsia="Garamond" w:hAnsi="Garamond" w:cs="Garamond"/>
-          <w:b/>
-          <w:bCs/>
-          <w:color w:val="000000"/>
-          <w:sz w:val="23"/>
-          <w:szCs w:val="23"/>
-          <w:highlight w:val="yellow"/>
-          <w:u w:val="single"/>
-        </w:rPr>
-        <w:t>_PROTECCIÓN_DATOS_PERSONALES</w:t>
-      </w:r>
-      <w:r>
-        <w:rPr>
-          <w:rFonts w:ascii="Garamond" w:eastAsia="Garamond" w:hAnsi="Garamond" w:cs="Garamond"/>
-          <w:b/>
-          <w:bCs/>
-          <w:sz w:val="23"/>
-          <w:szCs w:val="23"/>
-          <w:highlight w:val="yellow"/>
-          <w:u w:val="single"/>
-        </w:rPr>
-        <w:t>|</w:t>
-      </w:r>
-      <w:proofErr w:type="gramStart"/>
-      <w:r>
-        <w:rPr>
-          <w:rFonts w:ascii="Garamond" w:eastAsia="Garamond" w:hAnsi="Garamond" w:cs="Garamond"/>
-          <w:b/>
-          <w:bCs/>
-          <w:sz w:val="23"/>
-          <w:szCs w:val="23"/>
-          <w:highlight w:val="yellow"/>
-          <w:u w:val="single"/>
-        </w:rPr>
-        <w:t>upper</w:t>
-      </w:r>
-      <w:proofErr w:type="spellEnd"/>
-      <w:r>
-        <w:rPr>
-          <w:rFonts w:ascii="Garamond" w:eastAsia="Garamond" w:hAnsi="Garamond" w:cs="Garamond"/>
-          <w:b/>
-          <w:bCs/>
-          <w:color w:val="000000"/>
-          <w:sz w:val="23"/>
-          <w:szCs w:val="23"/>
-          <w:highlight w:val="yellow"/>
-          <w:u w:val="single"/>
-        </w:rPr>
-        <w:t xml:space="preserve"> }</w:t>
-      </w:r>
-      <w:proofErr w:type="gramEnd"/>
-      <w:r>
-        <w:rPr>
-          <w:rFonts w:ascii="Garamond" w:eastAsia="Garamond" w:hAnsi="Garamond" w:cs="Garamond"/>
-          <w:b/>
-          <w:bCs/>
-          <w:color w:val="000000"/>
-          <w:sz w:val="23"/>
-          <w:szCs w:val="23"/>
-          <w:highlight w:val="yellow"/>
-          <w:u w:val="single"/>
-        </w:rPr>
-        <w:t>}</w:t>
-      </w:r>
-      <w:r>
-        <w:rPr>
-          <w:rFonts w:ascii="Garamond" w:eastAsia="Garamond" w:hAnsi="Garamond" w:cs="Garamond"/>
-          <w:b/>
-          <w:bCs/>
-          <w:color w:val="000000"/>
-          <w:sz w:val="23"/>
-          <w:szCs w:val="23"/>
-          <w:u w:val="single"/>
-        </w:rPr>
-        <w:t xml:space="preserve">. </w:t>
-      </w:r>
-      <w:r>
-        <w:rPr>
-          <w:rFonts w:ascii="Garamond" w:eastAsia="Garamond" w:hAnsi="Garamond" w:cs="Garamond"/>
-          <w:b/>
-          <w:bCs/>
-          <w:color w:val="000000"/>
-          <w:u w:val="single"/>
-        </w:rPr>
-        <w:t>- Protección de Datos Personales</w:t>
-      </w:r>
-      <w:r>
-        <w:rPr>
-          <w:rFonts w:ascii="Garamond" w:eastAsia="Garamond" w:hAnsi="Garamond" w:cs="Garamond"/>
-          <w:b/>
-          <w:bCs/>
-          <w:color w:val="000000"/>
-        </w:rPr>
-        <w:t>.</w:t>
-      </w:r>
-      <w:r>
-        <w:rPr>
-          <w:rFonts w:ascii="Garamond" w:eastAsia="Garamond" w:hAnsi="Garamond" w:cs="Garamond"/>
-          <w:color w:val="000000"/>
-        </w:rPr>
-        <w:t xml:space="preserve"> Debe entenderse por base de datos el conjunto organizado de Datos Personales que pueda ser objeto de cualquier Tratamiento en los términos de la Ley Federal de Protección de Datos Personales en Posesión de los Particulares y/o cualquier Ley Aplicable que regule el Tratamiento de Datos Personales (en adelante, “</w:t>
-      </w:r>
-      <w:r>
-        <w:rPr>
-          <w:rFonts w:ascii="Garamond" w:eastAsia="Garamond" w:hAnsi="Garamond" w:cs="Garamond"/>
-          <w:color w:val="000000"/>
-          <w:u w:val="single"/>
-        </w:rPr>
-        <w:t>Regulación de Datos Personales</w:t>
-      </w:r>
-      <w:r>
-        <w:rPr>
-          <w:rFonts w:ascii="Garamond" w:eastAsia="Garamond" w:hAnsi="Garamond" w:cs="Garamond"/>
-          <w:color w:val="000000"/>
-        </w:rPr>
-        <w:t xml:space="preserve">”). Las Partes deberán: </w:t>
-      </w:r>
-      <w:r>
-        <w:rPr>
-          <w:rFonts w:ascii="Garamond" w:eastAsia="Garamond" w:hAnsi="Garamond" w:cs="Garamond"/>
-          <w:b/>
-          <w:bCs/>
-          <w:color w:val="000000"/>
-        </w:rPr>
-        <w:t xml:space="preserve">(i) </w:t>
-      </w:r>
-      <w:r>
-        <w:rPr>
-          <w:rFonts w:ascii="Garamond" w:eastAsia="Garamond" w:hAnsi="Garamond" w:cs="Garamond"/>
-          <w:color w:val="000000"/>
-        </w:rPr>
-        <w:t xml:space="preserve">garantizar el adecuado Tratamiento de la información contenida en las bases de datos de la otra Parte, que ésta le suministre en desarrollo del objeto de este Acuerdo de Cooperación y sobre las cuales cuente con la debida autorización de los Titulares de los Datos Personales contenidos en las mismas; </w:t>
-      </w:r>
-      <w:r>
-        <w:rPr>
-          <w:rFonts w:ascii="Garamond" w:eastAsia="Garamond" w:hAnsi="Garamond" w:cs="Garamond"/>
-          <w:b/>
-          <w:bCs/>
-          <w:color w:val="000000"/>
-        </w:rPr>
-        <w:t>(</w:t>
-      </w:r>
-      <w:proofErr w:type="spellStart"/>
-      <w:r>
-        <w:rPr>
-          <w:rFonts w:ascii="Garamond" w:eastAsia="Garamond" w:hAnsi="Garamond" w:cs="Garamond"/>
-          <w:b/>
-          <w:bCs/>
-          <w:color w:val="000000"/>
-        </w:rPr>
-        <w:t>ii</w:t>
-      </w:r>
-      <w:proofErr w:type="spellEnd"/>
-      <w:r>
-        <w:rPr>
-          <w:rFonts w:ascii="Garamond" w:eastAsia="Garamond" w:hAnsi="Garamond" w:cs="Garamond"/>
-          <w:b/>
-          <w:bCs/>
-          <w:color w:val="000000"/>
-        </w:rPr>
-        <w:t>)</w:t>
-      </w:r>
-      <w:r>
-        <w:rPr>
-          <w:rFonts w:ascii="Garamond" w:eastAsia="Garamond" w:hAnsi="Garamond" w:cs="Garamond"/>
-          <w:color w:val="000000"/>
-        </w:rPr>
-        <w:t xml:space="preserve"> cumplir a cabalidad la Regulación de Datos Personales; y </w:t>
-      </w:r>
-      <w:r>
-        <w:rPr>
-          <w:rFonts w:ascii="Garamond" w:eastAsia="Garamond" w:hAnsi="Garamond" w:cs="Garamond"/>
-          <w:b/>
-          <w:bCs/>
-          <w:color w:val="000000"/>
-        </w:rPr>
-        <w:t>(</w:t>
-      </w:r>
-      <w:proofErr w:type="spellStart"/>
-      <w:r>
-        <w:rPr>
-          <w:rFonts w:ascii="Garamond" w:eastAsia="Garamond" w:hAnsi="Garamond" w:cs="Garamond"/>
-          <w:b/>
-          <w:bCs/>
-          <w:color w:val="000000"/>
-        </w:rPr>
-        <w:t>iii</w:t>
-      </w:r>
-      <w:proofErr w:type="spellEnd"/>
-      <w:r>
-        <w:rPr>
-          <w:rFonts w:ascii="Garamond" w:eastAsia="Garamond" w:hAnsi="Garamond" w:cs="Garamond"/>
-          <w:b/>
-          <w:bCs/>
-          <w:color w:val="000000"/>
-        </w:rPr>
-        <w:t xml:space="preserve">) </w:t>
-      </w:r>
-      <w:r>
-        <w:rPr>
-          <w:rFonts w:ascii="Garamond" w:eastAsia="Garamond" w:hAnsi="Garamond" w:cs="Garamond"/>
-          <w:color w:val="000000"/>
-        </w:rPr>
-        <w:t xml:space="preserve">mantener los estándares máximos de seguridad, protección, resguardo integral, conservación y confidencialidad de los Datos Personales recabados, recibidos o enviados. </w:t>
-      </w:r>
-    </w:p>
-    <w:p>
-      <w:pPr>
-        <w:jc w:val="both"/>
-        <w:rPr>
-          <w:rFonts w:ascii="Garamond" w:eastAsia="Garamond" w:hAnsi="Garamond" w:cs="Garamond"/>
-        </w:rPr>
-      </w:pPr>
-    </w:p>
-    <w:p>
-      <w:pPr>
-        <w:shd w:val="clear" w:color="auto" w:fill="FFFFFF"/>
-        <w:jc w:val="both"/>
-        <w:rPr>
-          <w:rFonts w:ascii="Garamond" w:eastAsia="Garamond" w:hAnsi="Garamond" w:cs="Garamond"/>
-        </w:rPr>
-      </w:pPr>
-      <w:r>
-        <w:rPr>
-          <w:rFonts w:ascii="Garamond" w:eastAsia="Garamond" w:hAnsi="Garamond" w:cs="Garamond"/>
-        </w:rPr>
-        <w:t xml:space="preserve">Los Datos Personales de los Usuarios/Consumidores que adquieran un Producto del Aliado Comercial a través de la Plataforma Rappi, únicamente serán transferidos a </w:t>
-      </w:r>
-      <w:proofErr w:type="gramStart"/>
-      <w:r>
-        <w:rPr>
-          <w:rFonts w:ascii="Garamond" w:eastAsia="Garamond" w:hAnsi="Garamond" w:cs="Garamond"/>
-        </w:rPr>
-        <w:t>éste</w:t>
-      </w:r>
-      <w:proofErr w:type="gramEnd"/>
-      <w:r>
-        <w:rPr>
-          <w:rFonts w:ascii="Garamond" w:eastAsia="Garamond" w:hAnsi="Garamond" w:cs="Garamond"/>
-        </w:rPr>
-        <w:t xml:space="preserve"> último para la siguiente finalidad: </w:t>
-      </w:r>
-      <w:r>
-        <w:rPr>
-          <w:rFonts w:ascii="Garamond" w:eastAsia="Garamond" w:hAnsi="Garamond" w:cs="Garamond"/>
-          <w:b/>
-          <w:bCs/>
-        </w:rPr>
         <w:t>(i)</w:t>
       </w:r>
       <w:r>
@@ -14625,14 +14068,7 @@
         <w:rPr>
           <w:rFonts w:ascii="Garamond" w:eastAsia="Garamond" w:hAnsi="Garamond" w:cs="Garamond"/>
         </w:rPr>
-        <w:t xml:space="preserve">En el caso en el que alguna disposición de este Acuerdo de Cooperación fuera considerada nula, ilegal o no exigible, la validez, legalidad y exigibilidad del resto de las disposiciones no se verá afectada o limitada en forma alguna. La falta o demora de cualquiera de las Partes en ejercer cualquiera de las facultades o derechos consagrados en el presente Acuerdo de Cooperación, o a exigir su cumplimiento, no se interpretará como una renuncia a dichos derechos o facultades ni afectará la validez total o parcial del presente Acuerdo de Cooperación, ni el derecho de la respectiva Parte de ejercer </w:t>
-      </w:r>
-      <w:r>
-        <w:rPr>
-          <w:rFonts w:ascii="Garamond" w:eastAsia="Garamond" w:hAnsi="Garamond" w:cs="Garamond"/>
-        </w:rPr>
-        <w:lastRenderedPageBreak/>
-        <w:t xml:space="preserve">posteriormente tales facultades o derechos, salvo disposición legal o contractual en contrario. </w:t>
+        <w:t xml:space="preserve">En el caso en el que alguna disposición de este Acuerdo de Cooperación fuera considerada nula, ilegal o no exigible, la validez, legalidad y exigibilidad del resto de las disposiciones no se verá afectada o limitada en forma alguna. La falta o demora de cualquiera de las Partes en ejercer cualquiera de las facultades o derechos consagrados en el presente Acuerdo de Cooperación, o a exigir su cumplimiento, no se interpretará como una renuncia a dichos derechos o facultades ni afectará la validez total o parcial del presente Acuerdo de Cooperación, ni el derecho de la respectiva Parte de ejercer posteriormente tales facultades o derechos, salvo disposición legal o contractual en contrario. </w:t>
       </w:r>
     </w:p>
     <w:p>
@@ -14861,7 +14297,14 @@
         <w:rPr>
           <w:rFonts w:ascii="Garamond" w:eastAsia="Garamond" w:hAnsi="Garamond" w:cs="Garamond"/>
         </w:rPr>
-        <w:t xml:space="preserve">Salvo lo acordado específicamente en el presente Acuerdo de Cooperación, cada Parte será responsable de los pagos de los impuestos que la Ley Aplicable le imponga con ocasión de la celebración y ejecución del presente Acuerdo de Cooperación. En particular, el Aliado Comercial declara y garantiza que cumplirá con las obligaciones tributarias a su cargo derivadas de la comercialización de los Productos exhibidos y ofrecidos a través de la Plataforma Rappi. </w:t>
+        <w:t xml:space="preserve">Salvo lo acordado específicamente en el presente Acuerdo de Cooperación, cada Parte será responsable de los pagos de los impuestos que la Ley Aplicable le imponga con </w:t>
+      </w:r>
+      <w:r>
+        <w:rPr>
+          <w:rFonts w:ascii="Garamond" w:eastAsia="Garamond" w:hAnsi="Garamond" w:cs="Garamond"/>
+        </w:rPr>
+        <w:lastRenderedPageBreak/>
+        <w:t xml:space="preserve">ocasión de la celebración y ejecución del presente Acuerdo de Cooperación. En particular, el Aliado Comercial declara y garantiza que cumplirá con las obligaciones tributarias a su cargo derivadas de la comercialización de los Productos exhibidos y ofrecidos a través de la Plataforma Rappi. </w:t>
       </w:r>
     </w:p>
     <w:p>
@@ -15109,7 +14552,7 @@
         </w:rPr>
         <w:t xml:space="preserve">Rappi: </w:t>
       </w:r>
-      <w:hyperlink r:id="rId9">
+      <w:hyperlink r:id="rId8">
         <w:r>
           <w:rPr>
             <w:rFonts w:ascii="Garamond" w:eastAsia="Garamond" w:hAnsi="Garamond" w:cs="Garamond"/>
@@ -15429,14 +14872,148 @@
         <w:rPr>
           <w:rFonts w:ascii="Garamond" w:eastAsia="Garamond" w:hAnsi="Garamond" w:cs="Garamond"/>
         </w:rPr>
-        <w:t xml:space="preserve">Las Partes convienen que no estarán obligadas a pagar a ningún título, cualquier suma de dinero a la otra Parte, por concepto de beneficios tangibles o intangibles que adquieran en virtud de la exhibición, oferta y comercialización de los Productos por parte del Aliado Comercial a través de la Plataforma </w:t>
+        <w:t>Las Partes convienen que no estarán obligadas a pagar a ningún título, cualquier suma de dinero a la otra Parte, por concepto de beneficios tangibles o intangibles que adquieran en virtud de la exhibición, oferta y comercialización de los Productos por parte del Aliado Comercial a través de la Plataforma Rappi.</w:t>
+      </w:r>
+    </w:p>
+    <w:p>
+      <w:pPr>
+        <w:ind w:left="720"/>
+        <w:jc w:val="both"/>
+        <w:rPr>
+          <w:rFonts w:ascii="Garamond" w:eastAsia="Garamond" w:hAnsi="Garamond" w:cs="Garamond"/>
+        </w:rPr>
+      </w:pPr>
+    </w:p>
+    <w:p>
+      <w:pPr>
+        <w:ind w:left="720"/>
+        <w:jc w:val="both"/>
+        <w:rPr>
+          <w:rFonts w:ascii="Garamond" w:eastAsia="Garamond" w:hAnsi="Garamond" w:cs="Garamond"/>
+          <w:b/>
+          <w:bCs/>
+        </w:rPr>
+      </w:pPr>
+      <w:r>
+        <w:rPr>
+          <w:rFonts w:ascii="Garamond" w:eastAsia="Garamond" w:hAnsi="Garamond" w:cs="Garamond"/>
+        </w:rPr>
+        <w:t xml:space="preserve"> </w:t>
+      </w:r>
+      <w:r>
+        <w:rPr>
+          <w:rFonts w:ascii="Garamond" w:eastAsia="Garamond" w:hAnsi="Garamond" w:cs="Garamond"/>
+          <w:b/>
+          <w:bCs/>
+        </w:rPr>
+        <w:t>(</w:t>
+      </w:r>
+      <w:proofErr w:type="spellStart"/>
+      <w:r>
+        <w:rPr>
+          <w:rFonts w:ascii="Garamond" w:eastAsia="Garamond" w:hAnsi="Garamond" w:cs="Garamond"/>
+          <w:b/>
+          <w:bCs/>
+        </w:rPr>
+        <w:t>ix</w:t>
+      </w:r>
+      <w:proofErr w:type="spellEnd"/>
+      <w:r>
+        <w:rPr>
+          <w:rFonts w:ascii="Garamond" w:eastAsia="Garamond" w:hAnsi="Garamond" w:cs="Garamond"/>
+          <w:b/>
+          <w:bCs/>
+        </w:rPr>
+        <w:t xml:space="preserve">) </w:t>
+      </w:r>
+      <w:r>
+        <w:rPr>
+          <w:rFonts w:ascii="Garamond" w:eastAsia="Garamond" w:hAnsi="Garamond" w:cs="Garamond"/>
+          <w:b/>
+          <w:bCs/>
+          <w:u w:val="single"/>
+        </w:rPr>
+        <w:t>Responsabilidad por Productos exhibidos</w:t>
+      </w:r>
+      <w:r>
+        <w:rPr>
+          <w:rFonts w:ascii="Garamond" w:eastAsia="Garamond" w:hAnsi="Garamond" w:cs="Garamond"/>
+          <w:b/>
+          <w:bCs/>
+        </w:rPr>
+        <w:t>.</w:t>
+      </w:r>
+      <w:r>
+        <w:rPr>
+          <w:rFonts w:ascii="Garamond" w:eastAsia="Garamond" w:hAnsi="Garamond" w:cs="Garamond"/>
+        </w:rPr>
+        <w:t xml:space="preserve"> El Aliado Comercial declara y reconoce que Rappi no es el propietario, oferente y/o poseedor de los Productos exhibidos y ofrecidos en la Plataforma Rappi. El Aliado Comercial declara y acepta ser el responsable exclusivo por los Productos exhibidos y ofrecidos en su(s) tienda(s) virtual(es) dentro de la Plataforma Rappi. Rappi no garantiza la veracidad de la información publicada por el Aliado Comercial por medio de la Plataforma Rappi, y, por lo tanto, el Aliado Comercial deberá mantener indemne a Rappi frente a cualquier daño y/o perjuicio generado a terceros con ocasión de la publicación de dicha información.</w:t>
+      </w:r>
+      <w:r>
+        <w:rPr>
+          <w:rFonts w:ascii="Garamond" w:eastAsia="Garamond" w:hAnsi="Garamond" w:cs="Garamond"/>
+          <w:b/>
+          <w:bCs/>
+        </w:rPr>
+        <w:t xml:space="preserve"> </w:t>
+      </w:r>
+    </w:p>
+    <w:p>
+      <w:pPr>
+        <w:ind w:left="720"/>
+        <w:jc w:val="both"/>
+        <w:rPr>
+          <w:rFonts w:ascii="Garamond" w:eastAsia="Garamond" w:hAnsi="Garamond" w:cs="Garamond"/>
+          <w:b/>
+          <w:bCs/>
+        </w:rPr>
+      </w:pPr>
+    </w:p>
+    <w:p>
+      <w:pPr>
+        <w:ind w:left="720"/>
+        <w:jc w:val="both"/>
+        <w:rPr>
+          <w:rFonts w:ascii="Garamond" w:eastAsia="Garamond" w:hAnsi="Garamond" w:cs="Garamond"/>
+        </w:rPr>
+      </w:pPr>
+      <w:r>
+        <w:rPr>
+          <w:rFonts w:ascii="Garamond" w:eastAsia="Garamond" w:hAnsi="Garamond" w:cs="Garamond"/>
+          <w:b/>
+          <w:bCs/>
+        </w:rPr>
+        <w:t xml:space="preserve">(x) </w:t>
+      </w:r>
+      <w:r>
+        <w:rPr>
+          <w:rFonts w:ascii="Garamond" w:eastAsia="Garamond" w:hAnsi="Garamond" w:cs="Garamond"/>
+          <w:b/>
+          <w:bCs/>
+          <w:u w:val="single"/>
+        </w:rPr>
+        <w:t>Venta de bebidas alcohólicas</w:t>
+      </w:r>
+      <w:r>
+        <w:rPr>
+          <w:rFonts w:ascii="Garamond" w:eastAsia="Garamond" w:hAnsi="Garamond" w:cs="Garamond"/>
+          <w:b/>
+          <w:bCs/>
+        </w:rPr>
+        <w:t xml:space="preserve">. </w:t>
+      </w:r>
+      <w:r>
+        <w:rPr>
+          <w:rFonts w:ascii="Garamond" w:eastAsia="Garamond" w:hAnsi="Garamond" w:cs="Garamond"/>
+        </w:rPr>
+        <w:t xml:space="preserve">El Aliado Comercial reconoce que, en caso de comercializar bebidas alcohólicas, cuenta con los permisos y licencias de las autoridades competentes para la venta y expendio de bebidas alcohólicas. Así mismo, el Aliado Comercial acepta cumplir la Ley </w:t>
       </w:r>
       <w:r>
         <w:rPr>
           <w:rFonts w:ascii="Garamond" w:eastAsia="Garamond" w:hAnsi="Garamond" w:cs="Garamond"/>
         </w:rPr>
         <w:lastRenderedPageBreak/>
-        <w:t>Rappi.</w:t>
+        <w:t xml:space="preserve">Aplicable referente a las restricciones de venta por zonas, horarios y cualquier otro tipo de limitaciones aplicables a la comercialización de estos Productos. </w:t>
       </w:r>
     </w:p>
     <w:p>
@@ -15461,6 +15038,14 @@
       <w:r>
         <w:rPr>
           <w:rFonts w:ascii="Garamond" w:eastAsia="Garamond" w:hAnsi="Garamond" w:cs="Garamond"/>
+          <w:b/>
+          <w:bCs/>
+        </w:rPr>
+        <w:t>(xi)</w:t>
+      </w:r>
+      <w:r>
+        <w:rPr>
+          <w:rFonts w:ascii="Garamond" w:eastAsia="Garamond" w:hAnsi="Garamond" w:cs="Garamond"/>
         </w:rPr>
         <w:t xml:space="preserve"> </w:t>
       </w:r>
@@ -15469,6 +15054,57 @@
           <w:rFonts w:ascii="Garamond" w:eastAsia="Garamond" w:hAnsi="Garamond" w:cs="Garamond"/>
           <w:b/>
           <w:bCs/>
+          <w:u w:val="single"/>
+        </w:rPr>
+        <w:t>Ley Aplicable y Domicilio Contractual</w:t>
+      </w:r>
+      <w:r>
+        <w:rPr>
+          <w:rFonts w:ascii="Garamond" w:eastAsia="Garamond" w:hAnsi="Garamond" w:cs="Garamond"/>
+          <w:b/>
+          <w:bCs/>
+        </w:rPr>
+        <w:t xml:space="preserve">. </w:t>
+      </w:r>
+      <w:r>
+        <w:rPr>
+          <w:rFonts w:ascii="Garamond" w:eastAsia="Garamond" w:hAnsi="Garamond" w:cs="Garamond"/>
+        </w:rPr>
+        <w:t>Para la interpretación y cumplimiento del presente Acuerdo de Cooperación, las Partes se someten a las leyes de los Estados Unidos Mexicanos. Para todos los efectos legales el domicilio contractual será la Ciudad de México, renunciando expresamente a cualquier otra jurisdicción que pudiera corresponderles en razón de sus domicilios presentes o futuros. No obstante, lo anterior, se aclara que para efectos tributarios el domicilio contractual corresponderá al municipio desde donde comercialice los Productos el Aliado Comercial.</w:t>
+      </w:r>
+      <w:r>
+        <w:rPr>
+          <w:rFonts w:ascii="Garamond" w:eastAsia="Garamond" w:hAnsi="Garamond" w:cs="Garamond"/>
+          <w:b/>
+          <w:bCs/>
+        </w:rPr>
+        <w:t xml:space="preserve"> </w:t>
+      </w:r>
+    </w:p>
+    <w:p>
+      <w:pPr>
+        <w:ind w:left="720"/>
+        <w:jc w:val="both"/>
+        <w:rPr>
+          <w:rFonts w:ascii="Garamond" w:eastAsia="Garamond" w:hAnsi="Garamond" w:cs="Garamond"/>
+          <w:b/>
+          <w:bCs/>
+        </w:rPr>
+      </w:pPr>
+    </w:p>
+    <w:p>
+      <w:pPr>
+        <w:ind w:left="720"/>
+        <w:jc w:val="both"/>
+        <w:rPr>
+          <w:rFonts w:ascii="Garamond" w:eastAsia="Garamond" w:hAnsi="Garamond" w:cs="Garamond"/>
+        </w:rPr>
+      </w:pPr>
+      <w:r>
+        <w:rPr>
+          <w:rFonts w:ascii="Garamond" w:eastAsia="Garamond" w:hAnsi="Garamond" w:cs="Garamond"/>
+          <w:b/>
+          <w:bCs/>
         </w:rPr>
         <w:t>(</w:t>
       </w:r>
@@ -15479,7 +15115,7 @@
           <w:b/>
           <w:bCs/>
         </w:rPr>
-        <w:t>ix</w:t>
+        <w:t>xii</w:t>
       </w:r>
       <w:proofErr w:type="spellEnd"/>
       <w:r>
@@ -15497,7 +15133,141 @@
           <w:bCs/>
           <w:u w:val="single"/>
         </w:rPr>
-        <w:t>Responsabilidad por Productos exhibidos</w:t>
+        <w:t>Autorización</w:t>
+      </w:r>
+      <w:r>
+        <w:rPr>
+          <w:rFonts w:ascii="Garamond" w:eastAsia="Garamond" w:hAnsi="Garamond" w:cs="Garamond"/>
+          <w:b/>
+          <w:bCs/>
+        </w:rPr>
+        <w:t xml:space="preserve">. </w:t>
+      </w:r>
+      <w:r>
+        <w:rPr>
+          <w:rFonts w:ascii="Garamond" w:eastAsia="Garamond" w:hAnsi="Garamond" w:cs="Garamond"/>
+        </w:rPr>
+        <w:t xml:space="preserve">En caso de incumplimiento por parte del Aliado Comercial de alguna de las disposiciones del presente Acuerdo de Cooperación, el Aliado Comercial autoriza expresamente a Rappi para ejecutar las penalidades y liquidar cualquier adeudo que se tuviere a la fecha, reteniendo para tal efecto las cantidades correspondientes de las ventas semanales de Productos a través de la Plataforma Rappi. </w:t>
+      </w:r>
+    </w:p>
+    <w:p>
+      <w:pPr>
+        <w:ind w:left="720"/>
+        <w:jc w:val="both"/>
+        <w:rPr>
+          <w:rFonts w:ascii="Garamond" w:eastAsia="Garamond" w:hAnsi="Garamond" w:cs="Garamond"/>
+        </w:rPr>
+      </w:pPr>
+    </w:p>
+    <w:p>
+      <w:pPr>
+        <w:ind w:left="720"/>
+        <w:jc w:val="both"/>
+        <w:rPr>
+          <w:rFonts w:ascii="Garamond" w:eastAsia="Garamond" w:hAnsi="Garamond" w:cs="Garamond"/>
+        </w:rPr>
+      </w:pPr>
+      <w:r>
+        <w:rPr>
+          <w:rFonts w:ascii="Garamond" w:eastAsia="Garamond" w:hAnsi="Garamond" w:cs="Garamond"/>
+          <w:b/>
+          <w:bCs/>
+        </w:rPr>
+        <w:t>(</w:t>
+      </w:r>
+      <w:proofErr w:type="spellStart"/>
+      <w:r>
+        <w:rPr>
+          <w:rFonts w:ascii="Garamond" w:eastAsia="Garamond" w:hAnsi="Garamond" w:cs="Garamond"/>
+          <w:b/>
+          <w:bCs/>
+        </w:rPr>
+        <w:t>xiii</w:t>
+      </w:r>
+      <w:proofErr w:type="spellEnd"/>
+      <w:r>
+        <w:rPr>
+          <w:rFonts w:ascii="Garamond" w:eastAsia="Garamond" w:hAnsi="Garamond" w:cs="Garamond"/>
+          <w:b/>
+          <w:bCs/>
+        </w:rPr>
+        <w:t xml:space="preserve">) </w:t>
+      </w:r>
+      <w:r>
+        <w:rPr>
+          <w:rFonts w:ascii="Garamond" w:eastAsia="Garamond" w:hAnsi="Garamond" w:cs="Garamond"/>
+          <w:b/>
+          <w:bCs/>
+          <w:u w:val="single"/>
+        </w:rPr>
+        <w:t>Declaración de Origen de Fondos y Financiación del Terrorismo</w:t>
+      </w:r>
+      <w:r>
+        <w:rPr>
+          <w:rFonts w:ascii="Garamond" w:eastAsia="Garamond" w:hAnsi="Garamond" w:cs="Garamond"/>
+          <w:b/>
+          <w:bCs/>
+        </w:rPr>
+        <w:t xml:space="preserve">. </w:t>
+      </w:r>
+      <w:r>
+        <w:rPr>
+          <w:rFonts w:ascii="Garamond" w:eastAsia="Garamond" w:hAnsi="Garamond" w:cs="Garamond"/>
+        </w:rPr>
+        <w:t xml:space="preserve">Las Partes declaran que sus ingresos provienen de actividades lícitas, que no se encuentran incluidas en listas para el control de lavado de activos y financiación del terrorismo, administradas por cualquier autoridad nacional o extranjera, y que, en consecuencia, se obligan a responder por todos los daños y/o perjuicios que llegasen a causar como consecuencia de esta afirmación. Conforme a lo anterior, cualquiera de las Partes podrá terminar el presente Acuerdo de Cooperación en el caso en el que la otra Parte sea incluida en la lista de la Oficina de Control de Activos en el Exterior – OFAC emitida por la Oficina del Tesoro de los Estados Unidos de Norte América, la lista de la Organización de las Naciones Unidas y otras listas públicas relacionadas con el tema de lavado de activos y financiación del terrorismo. </w:t>
+      </w:r>
+    </w:p>
+    <w:p>
+      <w:pPr>
+        <w:ind w:left="720"/>
+        <w:jc w:val="both"/>
+        <w:rPr>
+          <w:rFonts w:ascii="Garamond" w:eastAsia="Garamond" w:hAnsi="Garamond" w:cs="Garamond"/>
+        </w:rPr>
+      </w:pPr>
+    </w:p>
+    <w:p>
+      <w:pPr>
+        <w:ind w:left="720"/>
+        <w:jc w:val="both"/>
+        <w:rPr>
+          <w:rFonts w:ascii="Garamond" w:eastAsia="Garamond" w:hAnsi="Garamond" w:cs="Garamond"/>
+        </w:rPr>
+      </w:pPr>
+      <w:r>
+        <w:rPr>
+          <w:rFonts w:ascii="Garamond" w:eastAsia="Garamond" w:hAnsi="Garamond" w:cs="Garamond"/>
+          <w:b/>
+          <w:bCs/>
+        </w:rPr>
+        <w:t>(</w:t>
+      </w:r>
+      <w:proofErr w:type="spellStart"/>
+      <w:r>
+        <w:rPr>
+          <w:rFonts w:ascii="Garamond" w:eastAsia="Garamond" w:hAnsi="Garamond" w:cs="Garamond"/>
+          <w:b/>
+          <w:bCs/>
+        </w:rPr>
+        <w:t>xiv</w:t>
+      </w:r>
+      <w:proofErr w:type="spellEnd"/>
+      <w:r>
+        <w:rPr>
+          <w:rFonts w:ascii="Garamond" w:eastAsia="Garamond" w:hAnsi="Garamond" w:cs="Garamond"/>
+          <w:b/>
+          <w:bCs/>
+        </w:rPr>
+        <w:t xml:space="preserve">) </w:t>
+      </w:r>
+      <w:r>
+        <w:rPr>
+          <w:rFonts w:ascii="Garamond" w:eastAsia="Garamond" w:hAnsi="Garamond" w:cs="Garamond"/>
+          <w:b/>
+          <w:bCs/>
+          <w:u w:val="single"/>
+        </w:rPr>
+        <w:t>Política de Gestión y Código de Ética</w:t>
       </w:r>
       <w:r>
         <w:rPr>
@@ -15511,16 +15281,208 @@
         <w:rPr>
           <w:rFonts w:ascii="Garamond" w:eastAsia="Garamond" w:hAnsi="Garamond" w:cs="Garamond"/>
         </w:rPr>
-        <w:t xml:space="preserve"> El Aliado Comercial declara y reconoce que Rappi no es el propietario, oferente y/o poseedor de los Productos exhibidos y ofrecidos en la Plataforma Rappi. El Aliado Comercial declara y acepta ser el responsable exclusivo por los Productos exhibidos y ofrecidos en su(s) tienda(s) virtual(es) dentro de la Plataforma Rappi. Rappi no garantiza la veracidad de la información publicada por el Aliado Comercial por medio de la Plataforma Rappi, y, por lo tanto, el Aliado Comercial deberá mantener indemne a Rappi frente a cualquier daño y/o perjuicio generado a terceros con ocasión de la publicación de dicha información.</w:t>
-      </w:r>
-      <w:r>
-        <w:rPr>
-          <w:rFonts w:ascii="Garamond" w:eastAsia="Garamond" w:hAnsi="Garamond" w:cs="Garamond"/>
-          <w:b/>
-          <w:bCs/>
+        <w:t xml:space="preserve"> El Aliado Comercial acepta conocer y cumplir la Política de Gestión para la Prevención y Control del Riesgo de Lavado de Activos y de la Financiación del Terrorismo y el Código de Ética de Rappi. </w:t>
+      </w:r>
+    </w:p>
+    <w:p>
+      <w:pPr>
+        <w:ind w:left="720"/>
+        <w:jc w:val="both"/>
+        <w:rPr>
+          <w:rFonts w:ascii="Garamond" w:eastAsia="Garamond" w:hAnsi="Garamond" w:cs="Garamond"/>
+        </w:rPr>
+      </w:pPr>
+    </w:p>
+    <w:p>
+      <w:pPr>
+        <w:ind w:left="720"/>
+        <w:jc w:val="both"/>
+        <w:rPr>
+          <w:rFonts w:ascii="Garamond" w:eastAsia="Garamond" w:hAnsi="Garamond" w:cs="Garamond"/>
+        </w:rPr>
+      </w:pPr>
+      <w:r>
+        <w:rPr>
+          <w:rFonts w:ascii="Garamond" w:eastAsia="Garamond" w:hAnsi="Garamond" w:cs="Garamond"/>
+          <w:b/>
+          <w:bCs/>
+        </w:rPr>
+        <w:t>(</w:t>
+      </w:r>
+      <w:proofErr w:type="spellStart"/>
+      <w:r>
+        <w:rPr>
+          <w:rFonts w:ascii="Garamond" w:eastAsia="Garamond" w:hAnsi="Garamond" w:cs="Garamond"/>
+          <w:b/>
+          <w:bCs/>
+        </w:rPr>
+        <w:t>xv</w:t>
+      </w:r>
+      <w:proofErr w:type="spellEnd"/>
+      <w:r>
+        <w:rPr>
+          <w:rFonts w:ascii="Garamond" w:eastAsia="Garamond" w:hAnsi="Garamond" w:cs="Garamond"/>
+          <w:b/>
+          <w:bCs/>
+        </w:rPr>
+        <w:t>)</w:t>
+      </w:r>
+      <w:r>
+        <w:rPr>
+          <w:rFonts w:ascii="Garamond" w:eastAsia="Garamond" w:hAnsi="Garamond" w:cs="Garamond"/>
         </w:rPr>
         <w:t xml:space="preserve"> </w:t>
       </w:r>
+      <w:r>
+        <w:rPr>
+          <w:rFonts w:ascii="Garamond" w:eastAsia="Garamond" w:hAnsi="Garamond" w:cs="Garamond"/>
+          <w:b/>
+          <w:bCs/>
+          <w:u w:val="single"/>
+        </w:rPr>
+        <w:t>Ética en los Negocios y Anticorrupción</w:t>
+      </w:r>
+      <w:r>
+        <w:rPr>
+          <w:rFonts w:ascii="Garamond" w:eastAsia="Garamond" w:hAnsi="Garamond" w:cs="Garamond"/>
+          <w:b/>
+          <w:bCs/>
+        </w:rPr>
+        <w:t xml:space="preserve">. </w:t>
+      </w:r>
+      <w:r>
+        <w:rPr>
+          <w:rFonts w:ascii="Garamond" w:eastAsia="Garamond" w:hAnsi="Garamond" w:cs="Garamond"/>
+        </w:rPr>
+        <w:t xml:space="preserve">Las Partes se comprometen a implementar mecanismos de control interno con el fin de evitar que se presenten actos de corrupción en las negociaciones que se lleven a cabo. De acuerdo con lo anterior, las Partes se obligan a no recibir ni ofrecer, directa o indirectamente, de y a los empleados, administradores, o subordinados de la otra Parte: </w:t>
+      </w:r>
+      <w:r>
+        <w:rPr>
+          <w:rFonts w:ascii="Garamond" w:eastAsia="Garamond" w:hAnsi="Garamond" w:cs="Garamond"/>
+          <w:b/>
+          <w:bCs/>
+        </w:rPr>
+        <w:t>(i)</w:t>
+      </w:r>
+      <w:r>
+        <w:rPr>
+          <w:rFonts w:ascii="Garamond" w:eastAsia="Garamond" w:hAnsi="Garamond" w:cs="Garamond"/>
+        </w:rPr>
+        <w:t xml:space="preserve"> sumas de dinero, </w:t>
+      </w:r>
+      <w:r>
+        <w:rPr>
+          <w:rFonts w:ascii="Garamond" w:eastAsia="Garamond" w:hAnsi="Garamond" w:cs="Garamond"/>
+          <w:b/>
+          <w:bCs/>
+        </w:rPr>
+        <w:t>(</w:t>
+      </w:r>
+      <w:proofErr w:type="spellStart"/>
+      <w:r>
+        <w:rPr>
+          <w:rFonts w:ascii="Garamond" w:eastAsia="Garamond" w:hAnsi="Garamond" w:cs="Garamond"/>
+          <w:b/>
+          <w:bCs/>
+        </w:rPr>
+        <w:t>ii</w:t>
+      </w:r>
+      <w:proofErr w:type="spellEnd"/>
+      <w:r>
+        <w:rPr>
+          <w:rFonts w:ascii="Garamond" w:eastAsia="Garamond" w:hAnsi="Garamond" w:cs="Garamond"/>
+          <w:b/>
+          <w:bCs/>
+        </w:rPr>
+        <w:t>)</w:t>
+      </w:r>
+      <w:r>
+        <w:rPr>
+          <w:rFonts w:ascii="Garamond" w:eastAsia="Garamond" w:hAnsi="Garamond" w:cs="Garamond"/>
+        </w:rPr>
+        <w:t xml:space="preserve"> cualquier objeto de valor pecuniario; u </w:t>
+      </w:r>
+      <w:r>
+        <w:rPr>
+          <w:rFonts w:ascii="Garamond" w:eastAsia="Garamond" w:hAnsi="Garamond" w:cs="Garamond"/>
+          <w:b/>
+          <w:bCs/>
+        </w:rPr>
+        <w:t>(</w:t>
+      </w:r>
+      <w:proofErr w:type="spellStart"/>
+      <w:r>
+        <w:rPr>
+          <w:rFonts w:ascii="Garamond" w:eastAsia="Garamond" w:hAnsi="Garamond" w:cs="Garamond"/>
+          <w:b/>
+          <w:bCs/>
+        </w:rPr>
+        <w:t>iii</w:t>
+      </w:r>
+      <w:proofErr w:type="spellEnd"/>
+      <w:r>
+        <w:rPr>
+          <w:rFonts w:ascii="Garamond" w:eastAsia="Garamond" w:hAnsi="Garamond" w:cs="Garamond"/>
+          <w:b/>
+          <w:bCs/>
+        </w:rPr>
+        <w:t>)</w:t>
+      </w:r>
+      <w:r>
+        <w:rPr>
+          <w:rFonts w:ascii="Garamond" w:eastAsia="Garamond" w:hAnsi="Garamond" w:cs="Garamond"/>
+        </w:rPr>
+        <w:t xml:space="preserve"> otro beneficio o utilidad, a cambio de:</w:t>
+      </w:r>
+      <w:r>
+        <w:rPr>
+          <w:rFonts w:ascii="Garamond" w:eastAsia="Garamond" w:hAnsi="Garamond" w:cs="Garamond"/>
+          <w:b/>
+          <w:bCs/>
+        </w:rPr>
+        <w:t xml:space="preserve"> (a) </w:t>
+      </w:r>
+      <w:r>
+        <w:rPr>
+          <w:rFonts w:ascii="Garamond" w:eastAsia="Garamond" w:hAnsi="Garamond" w:cs="Garamond"/>
+        </w:rPr>
+        <w:t xml:space="preserve">realizar; </w:t>
+      </w:r>
+      <w:r>
+        <w:rPr>
+          <w:rFonts w:ascii="Garamond" w:eastAsia="Garamond" w:hAnsi="Garamond" w:cs="Garamond"/>
+          <w:b/>
+          <w:bCs/>
+        </w:rPr>
+        <w:t>(b)</w:t>
+      </w:r>
+      <w:r>
+        <w:rPr>
+          <w:rFonts w:ascii="Garamond" w:eastAsia="Garamond" w:hAnsi="Garamond" w:cs="Garamond"/>
+        </w:rPr>
+        <w:t xml:space="preserve"> omitir; o </w:t>
+      </w:r>
+      <w:r>
+        <w:rPr>
+          <w:rFonts w:ascii="Garamond" w:eastAsia="Garamond" w:hAnsi="Garamond" w:cs="Garamond"/>
+          <w:b/>
+          <w:bCs/>
+        </w:rPr>
+        <w:t>(c)</w:t>
+      </w:r>
+      <w:r>
+        <w:rPr>
+          <w:rFonts w:ascii="Garamond" w:eastAsia="Garamond" w:hAnsi="Garamond" w:cs="Garamond"/>
+        </w:rPr>
+        <w:t xml:space="preserve"> retardar, cualquier acto relacionado con el ejercicio de sus funciones. Las Partes declaran y garantizan que tanto ellas como sus funcionarios, empleados, directivos,  o subcontratistas cumplen la Ley Aplicable en materia de anticorrupción, incluyendo, pero sin limitarse a la Ley General de Responsabilidades Administrativas, la Ley sobre Prácticas Corruptas en el Extranjero de EE.UU. de 1977, la Ley sobre Sobornos del Reino Unido de 2010 o aquellas que la modifiquen, subroguen, reglamenten o desarrollen, así como aquellas regulaciones nacionales e internacionales relativas a la prevención del fraude, el soborno, la corrupción, el lavado de dinero y el terrorismo. Igualmente, las Partes declaran y garantizan </w:t>
+      </w:r>
+      <w:r>
+        <w:rPr>
+          <w:rFonts w:ascii="Garamond" w:eastAsia="Garamond" w:hAnsi="Garamond" w:cs="Garamond"/>
+        </w:rPr>
+        <w:lastRenderedPageBreak/>
+        <w:t xml:space="preserve">que ni ellas ni sus funcionarios, empleados, directivos, o subcontratistas son objeto de investigaciones, acusaciones o procesos relativos a la violación de la Ley Aplicable en materia de anticorrupción ni han sido objeto de sanciones penales, disciplinarias o contractuales derivadas de la violación de tal Ley Aplicable. Las Partes se obligan a cumplir la Ley Aplicable en materia de anticorrupción y declaran que cualquier incumplimiento constituye una violación al presente Acuerdo de Cooperación, que da derecho exclusivo a la otra Parte de terminar el presente Acuerdo de Cooperación.    Igualmente, cada Parte se obliga a notificar a la otra Parte cualquier notificación asociada a una investigación, procedimiento, sanción o similar, iniciado en su contra o en contra de cualquiera de sus funcionarios, empleados, directivos, o subcontratistas, dentro de las 24 (veinticuatro) horas siguientes a la fecha en la que tenga conocimiento de la notificación de la investigación. </w:t>
+      </w:r>
     </w:p>
     <w:p>
       <w:pPr>
@@ -15528,8 +15490,6 @@
         <w:jc w:val="both"/>
         <w:rPr>
           <w:rFonts w:ascii="Garamond" w:eastAsia="Garamond" w:hAnsi="Garamond" w:cs="Garamond"/>
-          <w:b/>
-          <w:bCs/>
         </w:rPr>
       </w:pPr>
     </w:p>
@@ -15547,17 +15507,37 @@
           <w:b/>
           <w:bCs/>
         </w:rPr>
-        <w:t xml:space="preserve">(x) </w:t>
-      </w:r>
-      <w:r>
-        <w:rPr>
-          <w:rFonts w:ascii="Garamond" w:eastAsia="Garamond" w:hAnsi="Garamond" w:cs="Garamond"/>
-          <w:b/>
-          <w:bCs/>
-          <w:u w:val="single"/>
-        </w:rPr>
-        <w:t>Venta de bebidas alcohólicas</w:t>
-      </w:r>
+        <w:t>(</w:t>
+      </w:r>
+      <w:proofErr w:type="spellStart"/>
+      <w:r>
+        <w:rPr>
+          <w:rFonts w:ascii="Garamond" w:eastAsia="Garamond" w:hAnsi="Garamond" w:cs="Garamond"/>
+          <w:b/>
+          <w:bCs/>
+        </w:rPr>
+        <w:t>xvi</w:t>
+      </w:r>
+      <w:proofErr w:type="spellEnd"/>
+      <w:r>
+        <w:rPr>
+          <w:rFonts w:ascii="Garamond" w:eastAsia="Garamond" w:hAnsi="Garamond" w:cs="Garamond"/>
+          <w:b/>
+          <w:bCs/>
+        </w:rPr>
+        <w:t xml:space="preserve">) </w:t>
+      </w:r>
+      <w:proofErr w:type="spellStart"/>
+      <w:r>
+        <w:rPr>
+          <w:rFonts w:ascii="Garamond" w:eastAsia="Garamond" w:hAnsi="Garamond" w:cs="Garamond"/>
+          <w:b/>
+          <w:bCs/>
+          <w:u w:val="single"/>
+        </w:rPr>
+        <w:t>Sourcing</w:t>
+      </w:r>
+      <w:proofErr w:type="spellEnd"/>
       <w:r>
         <w:rPr>
           <w:rFonts w:ascii="Garamond" w:eastAsia="Garamond" w:hAnsi="Garamond" w:cs="Garamond"/>
@@ -15570,7 +15550,63 @@
         <w:rPr>
           <w:rFonts w:ascii="Garamond" w:eastAsia="Garamond" w:hAnsi="Garamond" w:cs="Garamond"/>
         </w:rPr>
-        <w:t xml:space="preserve">El Aliado Comercial reconoce que, en caso de comercializar bebidas alcohólicas, cuenta con los permisos y licencias de las autoridades competentes para la venta y expendio de bebidas alcohólicas. Así mismo, el Aliado Comercial acepta cumplir la Ley Aplicable referente a las restricciones de venta por zonas, horarios y cualquier otro tipo de limitaciones aplicables a la comercialización de estos Productos. </w:t>
+        <w:t xml:space="preserve">El Aliado Comercial se compromete a no tener ni mantener una relación comercial con un proveedor que incumpla con la Ley Aplicable con relación a: </w:t>
+      </w:r>
+      <w:r>
+        <w:rPr>
+          <w:rFonts w:ascii="Garamond" w:eastAsia="Garamond" w:hAnsi="Garamond" w:cs="Garamond"/>
+          <w:b/>
+          <w:bCs/>
+        </w:rPr>
+        <w:t>(a)</w:t>
+      </w:r>
+      <w:r>
+        <w:rPr>
+          <w:rFonts w:ascii="Garamond" w:eastAsia="Garamond" w:hAnsi="Garamond" w:cs="Garamond"/>
+        </w:rPr>
+        <w:t xml:space="preserve"> la discriminación por motivos de raza o género; </w:t>
+      </w:r>
+      <w:r>
+        <w:rPr>
+          <w:rFonts w:ascii="Garamond" w:eastAsia="Garamond" w:hAnsi="Garamond" w:cs="Garamond"/>
+          <w:b/>
+          <w:bCs/>
+        </w:rPr>
+        <w:t>(b)</w:t>
+      </w:r>
+      <w:r>
+        <w:rPr>
+          <w:rFonts w:ascii="Garamond" w:eastAsia="Garamond" w:hAnsi="Garamond" w:cs="Garamond"/>
+        </w:rPr>
+        <w:t xml:space="preserve"> el trabajo infantil; </w:t>
+      </w:r>
+      <w:r>
+        <w:rPr>
+          <w:rFonts w:ascii="Garamond" w:eastAsia="Garamond" w:hAnsi="Garamond" w:cs="Garamond"/>
+          <w:b/>
+          <w:bCs/>
+        </w:rPr>
+        <w:t>(c)</w:t>
+      </w:r>
+      <w:r>
+        <w:rPr>
+          <w:rFonts w:ascii="Garamond" w:eastAsia="Garamond" w:hAnsi="Garamond" w:cs="Garamond"/>
+        </w:rPr>
+        <w:t xml:space="preserve"> el trabajo esclavo o degradante; y </w:t>
+      </w:r>
+      <w:r>
+        <w:rPr>
+          <w:rFonts w:ascii="Garamond" w:eastAsia="Garamond" w:hAnsi="Garamond" w:cs="Garamond"/>
+          <w:b/>
+          <w:bCs/>
+        </w:rPr>
+        <w:t>(d)</w:t>
+      </w:r>
+      <w:r>
+        <w:rPr>
+          <w:rFonts w:ascii="Garamond" w:eastAsia="Garamond" w:hAnsi="Garamond" w:cs="Garamond"/>
+        </w:rPr>
+        <w:t xml:space="preserve"> el acoso moral o sexual o derivado de actividades ilícitas o relacionadas con el narcotráfico o el financiamiento del terrorismo. De conformidad con lo anterior, el Aliado Comercial declara y se compromete a que los Productos comercializados a través de la Plataforma Rappi sean fabricados y adquiridos legalmente, respetando la Ley Aplicable con relación a la cadena de valor. </w:t>
       </w:r>
     </w:p>
     <w:p>
@@ -15588,786 +15624,193 @@
         <w:jc w:val="both"/>
         <w:rPr>
           <w:rFonts w:ascii="Garamond" w:eastAsia="Garamond" w:hAnsi="Garamond" w:cs="Garamond"/>
-          <w:b/>
-          <w:bCs/>
-        </w:rPr>
-      </w:pPr>
-      <w:r>
-        <w:rPr>
-          <w:rFonts w:ascii="Garamond" w:eastAsia="Garamond" w:hAnsi="Garamond" w:cs="Garamond"/>
-          <w:b/>
-          <w:bCs/>
-        </w:rPr>
-        <w:t>(xi)</w:t>
-      </w:r>
-      <w:r>
-        <w:rPr>
-          <w:rFonts w:ascii="Garamond" w:eastAsia="Garamond" w:hAnsi="Garamond" w:cs="Garamond"/>
+        </w:rPr>
+      </w:pPr>
+      <w:r>
+        <w:rPr>
+          <w:rFonts w:ascii="Garamond" w:eastAsia="Garamond" w:hAnsi="Garamond" w:cs="Garamond"/>
+          <w:b/>
+          <w:bCs/>
+        </w:rPr>
+        <w:t>(</w:t>
+      </w:r>
+      <w:proofErr w:type="spellStart"/>
+      <w:r>
+        <w:rPr>
+          <w:rFonts w:ascii="Garamond" w:eastAsia="Garamond" w:hAnsi="Garamond" w:cs="Garamond"/>
+          <w:b/>
+          <w:bCs/>
+        </w:rPr>
+        <w:t>xvii</w:t>
+      </w:r>
+      <w:proofErr w:type="spellEnd"/>
+      <w:r>
+        <w:rPr>
+          <w:rFonts w:ascii="Garamond" w:eastAsia="Garamond" w:hAnsi="Garamond" w:cs="Garamond"/>
+          <w:b/>
+          <w:bCs/>
+        </w:rPr>
+        <w:t xml:space="preserve">) </w:t>
+      </w:r>
+      <w:r>
+        <w:rPr>
+          <w:rFonts w:ascii="Garamond" w:eastAsia="Garamond" w:hAnsi="Garamond" w:cs="Garamond"/>
+          <w:b/>
+          <w:bCs/>
+          <w:u w:val="single"/>
+        </w:rPr>
+        <w:t>Cumplimiento de la Ley</w:t>
+      </w:r>
+      <w:r>
+        <w:rPr>
+          <w:rFonts w:ascii="Garamond" w:eastAsia="Garamond" w:hAnsi="Garamond" w:cs="Garamond"/>
+          <w:b/>
+          <w:bCs/>
+        </w:rPr>
+        <w:t xml:space="preserve">. </w:t>
+      </w:r>
+      <w:r>
+        <w:rPr>
+          <w:rFonts w:ascii="Garamond" w:eastAsia="Garamond" w:hAnsi="Garamond" w:cs="Garamond"/>
+        </w:rPr>
+        <w:t xml:space="preserve">Las Partes, de manera expresa, se comprometen y obligan a cumplir con la Ley Aplicable de los Estados Unidos Mexicanos y la ley internacional vigente, relacionada, directa o indirectamente, con la ejecución del presente Acuerdo de Cooperación. Cada Parte se compromete a reportar a la otra Parte cualquier incumplimiento del presente numeral dentro de los 2 (dos) días hábiles siguientes al incumplimiento, con el fin de que la otra Parte pueda llevar a cabo las acciones respectivas para salvaguardar su operación y derechos. </w:t>
+      </w:r>
+    </w:p>
+    <w:p>
+      <w:pPr>
+        <w:ind w:left="720"/>
+        <w:jc w:val="both"/>
+        <w:rPr>
+          <w:rFonts w:ascii="Garamond" w:eastAsia="Garamond" w:hAnsi="Garamond" w:cs="Garamond"/>
+        </w:rPr>
+      </w:pPr>
+    </w:p>
+    <w:p>
+      <w:pPr>
+        <w:ind w:left="720"/>
+        <w:jc w:val="both"/>
+        <w:rPr>
+          <w:rFonts w:ascii="Garamond" w:eastAsia="Garamond" w:hAnsi="Garamond" w:cs="Garamond"/>
+        </w:rPr>
+      </w:pPr>
+      <w:r>
+        <w:rPr>
+          <w:rFonts w:ascii="Garamond" w:eastAsia="Garamond" w:hAnsi="Garamond" w:cs="Garamond"/>
+          <w:b/>
+          <w:bCs/>
+        </w:rPr>
+        <w:t>(</w:t>
+      </w:r>
+      <w:proofErr w:type="spellStart"/>
+      <w:r>
+        <w:rPr>
+          <w:rFonts w:ascii="Garamond" w:eastAsia="Garamond" w:hAnsi="Garamond" w:cs="Garamond"/>
+          <w:b/>
+          <w:bCs/>
+        </w:rPr>
+        <w:t>xviii</w:t>
+      </w:r>
+      <w:proofErr w:type="spellEnd"/>
+      <w:r>
+        <w:rPr>
+          <w:rFonts w:ascii="Garamond" w:eastAsia="Garamond" w:hAnsi="Garamond" w:cs="Garamond"/>
+          <w:b/>
+          <w:bCs/>
+        </w:rPr>
+        <w:t xml:space="preserve">) </w:t>
+      </w:r>
+      <w:r>
+        <w:rPr>
+          <w:rFonts w:ascii="Garamond" w:eastAsia="Garamond" w:hAnsi="Garamond" w:cs="Garamond"/>
+          <w:b/>
+          <w:bCs/>
+          <w:u w:val="single"/>
+        </w:rPr>
+        <w:t>Derecho de revisión.</w:t>
+      </w:r>
+      <w:r>
+        <w:rPr>
+          <w:rFonts w:ascii="Garamond" w:eastAsia="Garamond" w:hAnsi="Garamond" w:cs="Garamond"/>
+          <w:b/>
+          <w:bCs/>
         </w:rPr>
         <w:t xml:space="preserve"> </w:t>
       </w:r>
       <w:r>
         <w:rPr>
           <w:rFonts w:ascii="Garamond" w:eastAsia="Garamond" w:hAnsi="Garamond" w:cs="Garamond"/>
-          <w:b/>
-          <w:bCs/>
-          <w:u w:val="single"/>
-        </w:rPr>
-        <w:t>Ley Aplicable y Domicilio Contractual</w:t>
-      </w:r>
-      <w:r>
-        <w:rPr>
-          <w:rFonts w:ascii="Garamond" w:eastAsia="Garamond" w:hAnsi="Garamond" w:cs="Garamond"/>
-          <w:b/>
-          <w:bCs/>
-        </w:rPr>
-        <w:t xml:space="preserve">. </w:t>
-      </w:r>
-      <w:r>
-        <w:rPr>
-          <w:rFonts w:ascii="Garamond" w:eastAsia="Garamond" w:hAnsi="Garamond" w:cs="Garamond"/>
-        </w:rPr>
-        <w:t>Para la interpretación y cumplimiento del presente Acuerdo de Cooperación, las Partes se someten a las leyes de los Estados Unidos Mexicanos. Para todos los efectos legales el domicilio contractual será la Ciudad de México, renunciando expresamente a cualquier otra jurisdicción que pudiera corresponderles en razón de sus domicilios presentes o futuros. No obstante, lo anterior, se aclara que para efectos tributarios el domicilio contractual corresponderá al municipio desde donde comercialice los Productos el Aliado Comercial.</w:t>
-      </w:r>
-      <w:r>
-        <w:rPr>
-          <w:rFonts w:ascii="Garamond" w:eastAsia="Garamond" w:hAnsi="Garamond" w:cs="Garamond"/>
-          <w:b/>
-          <w:bCs/>
-        </w:rPr>
-        <w:t xml:space="preserve"> </w:t>
-      </w:r>
-    </w:p>
-    <w:p>
-      <w:pPr>
-        <w:ind w:left="720"/>
-        <w:jc w:val="both"/>
-        <w:rPr>
-          <w:rFonts w:ascii="Garamond" w:eastAsia="Garamond" w:hAnsi="Garamond" w:cs="Garamond"/>
-          <w:b/>
-          <w:bCs/>
-        </w:rPr>
-      </w:pPr>
-    </w:p>
-    <w:p>
-      <w:pPr>
-        <w:ind w:left="720"/>
-        <w:jc w:val="both"/>
-        <w:rPr>
-          <w:rFonts w:ascii="Garamond" w:eastAsia="Garamond" w:hAnsi="Garamond" w:cs="Garamond"/>
-        </w:rPr>
-      </w:pPr>
-      <w:r>
-        <w:rPr>
-          <w:rFonts w:ascii="Garamond" w:eastAsia="Garamond" w:hAnsi="Garamond" w:cs="Garamond"/>
-          <w:b/>
-          <w:bCs/>
-        </w:rPr>
-        <w:t>(</w:t>
+        </w:rPr>
+        <w:t>El Aliado Comercial reconoce y acepta que Rappi tendrá el derecho de revisar y auditar el cumplimiento de las obligaciones establecidas en los numerales (</w:t>
       </w:r>
       <w:proofErr w:type="spellStart"/>
       <w:r>
         <w:rPr>
           <w:rFonts w:ascii="Garamond" w:eastAsia="Garamond" w:hAnsi="Garamond" w:cs="Garamond"/>
-          <w:b/>
-          <w:bCs/>
-        </w:rPr>
-        <w:t>xii</w:t>
+        </w:rPr>
+        <w:t>xiii</w:t>
       </w:r>
       <w:proofErr w:type="spellEnd"/>
       <w:r>
         <w:rPr>
           <w:rFonts w:ascii="Garamond" w:eastAsia="Garamond" w:hAnsi="Garamond" w:cs="Garamond"/>
-          <w:b/>
-          <w:bCs/>
-        </w:rPr>
-        <w:t xml:space="preserve">) </w:t>
-      </w:r>
-      <w:r>
-        <w:rPr>
-          <w:rFonts w:ascii="Garamond" w:eastAsia="Garamond" w:hAnsi="Garamond" w:cs="Garamond"/>
-          <w:b/>
-          <w:bCs/>
-          <w:u w:val="single"/>
-        </w:rPr>
-        <w:t>Autorización</w:t>
-      </w:r>
-      <w:r>
-        <w:rPr>
-          <w:rFonts w:ascii="Garamond" w:eastAsia="Garamond" w:hAnsi="Garamond" w:cs="Garamond"/>
-          <w:b/>
-          <w:bCs/>
-        </w:rPr>
-        <w:t xml:space="preserve">. </w:t>
-      </w:r>
-      <w:r>
-        <w:rPr>
-          <w:rFonts w:ascii="Garamond" w:eastAsia="Garamond" w:hAnsi="Garamond" w:cs="Garamond"/>
-        </w:rPr>
-        <w:t xml:space="preserve">En caso de incumplimiento por parte del Aliado Comercial de alguna de las disposiciones del presente Acuerdo de Cooperación, el Aliado Comercial autoriza expresamente a Rappi para ejecutar las penalidades y liquidar cualquier adeudo que se tuviere a la fecha, reteniendo para tal efecto las cantidades correspondientes de las ventas semanales de Productos a través de la Plataforma Rappi. </w:t>
-      </w:r>
-    </w:p>
-    <w:p>
-      <w:pPr>
-        <w:ind w:left="720"/>
-        <w:jc w:val="both"/>
-        <w:rPr>
-          <w:rFonts w:ascii="Garamond" w:eastAsia="Garamond" w:hAnsi="Garamond" w:cs="Garamond"/>
-        </w:rPr>
-      </w:pPr>
-    </w:p>
-    <w:p>
-      <w:pPr>
-        <w:ind w:left="720"/>
-        <w:jc w:val="both"/>
-        <w:rPr>
-          <w:rFonts w:ascii="Garamond" w:eastAsia="Garamond" w:hAnsi="Garamond" w:cs="Garamond"/>
-        </w:rPr>
-      </w:pPr>
-      <w:r>
-        <w:rPr>
-          <w:rFonts w:ascii="Garamond" w:eastAsia="Garamond" w:hAnsi="Garamond" w:cs="Garamond"/>
-          <w:b/>
-          <w:bCs/>
-        </w:rPr>
-        <w:t>(</w:t>
+        </w:rPr>
+        <w:t>), (</w:t>
       </w:r>
       <w:proofErr w:type="spellStart"/>
       <w:r>
         <w:rPr>
           <w:rFonts w:ascii="Garamond" w:eastAsia="Garamond" w:hAnsi="Garamond" w:cs="Garamond"/>
-          <w:b/>
-          <w:bCs/>
-        </w:rPr>
-        <w:t>xiii</w:t>
+        </w:rPr>
+        <w:t>xiv</w:t>
       </w:r>
       <w:proofErr w:type="spellEnd"/>
       <w:r>
         <w:rPr>
           <w:rFonts w:ascii="Garamond" w:eastAsia="Garamond" w:hAnsi="Garamond" w:cs="Garamond"/>
-          <w:b/>
-          <w:bCs/>
-        </w:rPr>
-        <w:t xml:space="preserve">) </w:t>
-      </w:r>
-      <w:r>
-        <w:rPr>
-          <w:rFonts w:ascii="Garamond" w:eastAsia="Garamond" w:hAnsi="Garamond" w:cs="Garamond"/>
-          <w:b/>
-          <w:bCs/>
-          <w:u w:val="single"/>
-        </w:rPr>
-        <w:t>Declaración de Origen de Fondos y Financiación del Terrorismo</w:t>
-      </w:r>
-      <w:r>
-        <w:rPr>
-          <w:rFonts w:ascii="Garamond" w:eastAsia="Garamond" w:hAnsi="Garamond" w:cs="Garamond"/>
-          <w:b/>
-          <w:bCs/>
-        </w:rPr>
-        <w:t xml:space="preserve">. </w:t>
-      </w:r>
-      <w:r>
-        <w:rPr>
-          <w:rFonts w:ascii="Garamond" w:eastAsia="Garamond" w:hAnsi="Garamond" w:cs="Garamond"/>
-        </w:rPr>
-        <w:t xml:space="preserve">Las Partes declaran que sus ingresos provienen de actividades lícitas, que no se encuentran incluidas en listas para el control de lavado de activos y financiación del terrorismo, administradas por cualquier autoridad nacional o extranjera, y que, en consecuencia, se obligan a responder por todos los daños y/o perjuicios que llegasen a causar como consecuencia de esta afirmación. Conforme a lo anterior, cualquiera de las Partes podrá terminar el presente Acuerdo de Cooperación en el caso en el que la otra Parte sea incluida en la lista de la Oficina de Control de Activos en el Exterior – OFAC emitida por la Oficina del Tesoro de los Estados Unidos de Norte América, la lista de la Organización de las Naciones Unidas y otras listas públicas relacionadas con el tema de lavado de activos y financiación del terrorismo. </w:t>
-      </w:r>
-    </w:p>
-    <w:p>
-      <w:pPr>
-        <w:ind w:left="720"/>
-        <w:jc w:val="both"/>
-        <w:rPr>
-          <w:rFonts w:ascii="Garamond" w:eastAsia="Garamond" w:hAnsi="Garamond" w:cs="Garamond"/>
-        </w:rPr>
-      </w:pPr>
-    </w:p>
-    <w:p>
-      <w:pPr>
-        <w:ind w:left="720"/>
-        <w:jc w:val="both"/>
-        <w:rPr>
-          <w:rFonts w:ascii="Garamond" w:eastAsia="Garamond" w:hAnsi="Garamond" w:cs="Garamond"/>
-        </w:rPr>
-      </w:pPr>
-      <w:r>
-        <w:rPr>
-          <w:rFonts w:ascii="Garamond" w:eastAsia="Garamond" w:hAnsi="Garamond" w:cs="Garamond"/>
-          <w:b/>
-          <w:bCs/>
-        </w:rPr>
-        <w:t>(</w:t>
+        </w:rPr>
+        <w:t>), (</w:t>
       </w:r>
       <w:proofErr w:type="spellStart"/>
       <w:r>
         <w:rPr>
           <w:rFonts w:ascii="Garamond" w:eastAsia="Garamond" w:hAnsi="Garamond" w:cs="Garamond"/>
-          <w:b/>
-          <w:bCs/>
-        </w:rPr>
-        <w:t>xiv</w:t>
+        </w:rPr>
+        <w:t>xv</w:t>
       </w:r>
       <w:proofErr w:type="spellEnd"/>
       <w:r>
         <w:rPr>
           <w:rFonts w:ascii="Garamond" w:eastAsia="Garamond" w:hAnsi="Garamond" w:cs="Garamond"/>
-          <w:b/>
-          <w:bCs/>
-        </w:rPr>
-        <w:t xml:space="preserve">) </w:t>
-      </w:r>
-      <w:r>
-        <w:rPr>
-          <w:rFonts w:ascii="Garamond" w:eastAsia="Garamond" w:hAnsi="Garamond" w:cs="Garamond"/>
-          <w:b/>
-          <w:bCs/>
-          <w:u w:val="single"/>
-        </w:rPr>
-        <w:t>Política de Gestión y Código de Ética</w:t>
-      </w:r>
-      <w:r>
-        <w:rPr>
-          <w:rFonts w:ascii="Garamond" w:eastAsia="Garamond" w:hAnsi="Garamond" w:cs="Garamond"/>
-          <w:b/>
-          <w:bCs/>
-        </w:rPr>
-        <w:t>.</w:t>
-      </w:r>
-      <w:r>
-        <w:rPr>
-          <w:rFonts w:ascii="Garamond" w:eastAsia="Garamond" w:hAnsi="Garamond" w:cs="Garamond"/>
-        </w:rPr>
-        <w:t xml:space="preserve"> El Aliado Comercial acepta conocer y cumplir la Política de Gestión para la Prevención y Control del Riesgo de Lavado de Activos y de la Financiación del Terrorismo y el Código de Ética de Rappi. </w:t>
-      </w:r>
-    </w:p>
-    <w:p>
-      <w:pPr>
-        <w:ind w:left="720"/>
-        <w:jc w:val="both"/>
-        <w:rPr>
-          <w:rFonts w:ascii="Garamond" w:eastAsia="Garamond" w:hAnsi="Garamond" w:cs="Garamond"/>
-        </w:rPr>
-      </w:pPr>
-    </w:p>
-    <w:p>
-      <w:pPr>
-        <w:ind w:left="720"/>
-        <w:jc w:val="both"/>
-        <w:rPr>
-          <w:rFonts w:ascii="Garamond" w:eastAsia="Garamond" w:hAnsi="Garamond" w:cs="Garamond"/>
-        </w:rPr>
-      </w:pPr>
-      <w:r>
-        <w:rPr>
-          <w:rFonts w:ascii="Garamond" w:eastAsia="Garamond" w:hAnsi="Garamond" w:cs="Garamond"/>
-          <w:b/>
-          <w:bCs/>
-        </w:rPr>
-        <w:t>(</w:t>
+        </w:rPr>
+        <w:t>), (</w:t>
       </w:r>
       <w:proofErr w:type="spellStart"/>
       <w:r>
         <w:rPr>
           <w:rFonts w:ascii="Garamond" w:eastAsia="Garamond" w:hAnsi="Garamond" w:cs="Garamond"/>
-          <w:b/>
-          <w:bCs/>
-        </w:rPr>
-        <w:t>xv</w:t>
+        </w:rPr>
+        <w:t>xvi</w:t>
       </w:r>
       <w:proofErr w:type="spellEnd"/>
       <w:r>
         <w:rPr>
           <w:rFonts w:ascii="Garamond" w:eastAsia="Garamond" w:hAnsi="Garamond" w:cs="Garamond"/>
-          <w:b/>
-          <w:bCs/>
-        </w:rPr>
-        <w:t>)</w:t>
-      </w:r>
-      <w:r>
-        <w:rPr>
-          <w:rFonts w:ascii="Garamond" w:eastAsia="Garamond" w:hAnsi="Garamond" w:cs="Garamond"/>
-        </w:rPr>
-        <w:t xml:space="preserve"> </w:t>
-      </w:r>
-      <w:r>
-        <w:rPr>
-          <w:rFonts w:ascii="Garamond" w:eastAsia="Garamond" w:hAnsi="Garamond" w:cs="Garamond"/>
-          <w:b/>
-          <w:bCs/>
-          <w:u w:val="single"/>
-        </w:rPr>
-        <w:t>Ética en los Negocios y Anticorrupción</w:t>
-      </w:r>
-      <w:r>
-        <w:rPr>
-          <w:rFonts w:ascii="Garamond" w:eastAsia="Garamond" w:hAnsi="Garamond" w:cs="Garamond"/>
-          <w:b/>
-          <w:bCs/>
-        </w:rPr>
-        <w:t xml:space="preserve">. </w:t>
-      </w:r>
-      <w:r>
-        <w:rPr>
-          <w:rFonts w:ascii="Garamond" w:eastAsia="Garamond" w:hAnsi="Garamond" w:cs="Garamond"/>
-        </w:rPr>
-        <w:t xml:space="preserve">Las Partes se comprometen a implementar mecanismos de control interno con el fin de evitar que se presenten actos de corrupción en las negociaciones que se lleven a cabo. De acuerdo con lo anterior, las Partes se obligan a no recibir ni ofrecer, directa o indirectamente, de y a los empleados, administradores, o subordinados de la otra Parte: </w:t>
-      </w:r>
-      <w:r>
-        <w:rPr>
-          <w:rFonts w:ascii="Garamond" w:eastAsia="Garamond" w:hAnsi="Garamond" w:cs="Garamond"/>
-          <w:b/>
-          <w:bCs/>
-        </w:rPr>
-        <w:t>(i)</w:t>
-      </w:r>
-      <w:r>
-        <w:rPr>
-          <w:rFonts w:ascii="Garamond" w:eastAsia="Garamond" w:hAnsi="Garamond" w:cs="Garamond"/>
-        </w:rPr>
-        <w:t xml:space="preserve"> sumas de dinero, </w:t>
-      </w:r>
-      <w:r>
-        <w:rPr>
-          <w:rFonts w:ascii="Garamond" w:eastAsia="Garamond" w:hAnsi="Garamond" w:cs="Garamond"/>
-          <w:b/>
-          <w:bCs/>
-        </w:rPr>
-        <w:t>(</w:t>
+        </w:rPr>
+        <w:t>), (</w:t>
       </w:r>
       <w:proofErr w:type="spellStart"/>
       <w:r>
         <w:rPr>
           <w:rFonts w:ascii="Garamond" w:eastAsia="Garamond" w:hAnsi="Garamond" w:cs="Garamond"/>
-          <w:b/>
-          <w:bCs/>
-        </w:rPr>
-        <w:t>ii</w:t>
+        </w:rPr>
+        <w:t>xvii</w:t>
       </w:r>
       <w:proofErr w:type="spellEnd"/>
       <w:r>
         <w:rPr>
           <w:rFonts w:ascii="Garamond" w:eastAsia="Garamond" w:hAnsi="Garamond" w:cs="Garamond"/>
-          <w:b/>
-          <w:bCs/>
-        </w:rPr>
-        <w:t>)</w:t>
-      </w:r>
-      <w:r>
-        <w:rPr>
-          <w:rFonts w:ascii="Garamond" w:eastAsia="Garamond" w:hAnsi="Garamond" w:cs="Garamond"/>
-        </w:rPr>
-        <w:t xml:space="preserve"> cualquier objeto de valor pecuniario; u </w:t>
-      </w:r>
-      <w:r>
-        <w:rPr>
-          <w:rFonts w:ascii="Garamond" w:eastAsia="Garamond" w:hAnsi="Garamond" w:cs="Garamond"/>
-          <w:b/>
-          <w:bCs/>
-        </w:rPr>
-        <w:t>(</w:t>
-      </w:r>
-      <w:proofErr w:type="spellStart"/>
-      <w:r>
-        <w:rPr>
-          <w:rFonts w:ascii="Garamond" w:eastAsia="Garamond" w:hAnsi="Garamond" w:cs="Garamond"/>
-          <w:b/>
-          <w:bCs/>
-        </w:rPr>
-        <w:t>iii</w:t>
-      </w:r>
-      <w:proofErr w:type="spellEnd"/>
-      <w:r>
-        <w:rPr>
-          <w:rFonts w:ascii="Garamond" w:eastAsia="Garamond" w:hAnsi="Garamond" w:cs="Garamond"/>
-          <w:b/>
-          <w:bCs/>
-        </w:rPr>
-        <w:t>)</w:t>
-      </w:r>
-      <w:r>
-        <w:rPr>
-          <w:rFonts w:ascii="Garamond" w:eastAsia="Garamond" w:hAnsi="Garamond" w:cs="Garamond"/>
-        </w:rPr>
-        <w:t xml:space="preserve"> otro beneficio o utilidad, a cambio de:</w:t>
-      </w:r>
-      <w:r>
-        <w:rPr>
-          <w:rFonts w:ascii="Garamond" w:eastAsia="Garamond" w:hAnsi="Garamond" w:cs="Garamond"/>
-          <w:b/>
-          <w:bCs/>
-        </w:rPr>
-        <w:t xml:space="preserve"> (a) </w:t>
-      </w:r>
-      <w:r>
-        <w:rPr>
-          <w:rFonts w:ascii="Garamond" w:eastAsia="Garamond" w:hAnsi="Garamond" w:cs="Garamond"/>
-        </w:rPr>
-        <w:t xml:space="preserve">realizar; </w:t>
-      </w:r>
-      <w:r>
-        <w:rPr>
-          <w:rFonts w:ascii="Garamond" w:eastAsia="Garamond" w:hAnsi="Garamond" w:cs="Garamond"/>
-          <w:b/>
-          <w:bCs/>
-        </w:rPr>
-        <w:t>(b)</w:t>
-      </w:r>
-      <w:r>
-        <w:rPr>
-          <w:rFonts w:ascii="Garamond" w:eastAsia="Garamond" w:hAnsi="Garamond" w:cs="Garamond"/>
-        </w:rPr>
-        <w:t xml:space="preserve"> omitir; o </w:t>
-      </w:r>
-      <w:r>
-        <w:rPr>
-          <w:rFonts w:ascii="Garamond" w:eastAsia="Garamond" w:hAnsi="Garamond" w:cs="Garamond"/>
-          <w:b/>
-          <w:bCs/>
-        </w:rPr>
-        <w:t>(c)</w:t>
-      </w:r>
-      <w:r>
-        <w:rPr>
-          <w:rFonts w:ascii="Garamond" w:eastAsia="Garamond" w:hAnsi="Garamond" w:cs="Garamond"/>
-        </w:rPr>
-        <w:t xml:space="preserve"> retardar, cualquier acto relacionado con el ejercicio de sus funciones. Las Partes declaran y garantizan que tanto ellas como sus funcionarios, empleados, directivos,  o subcontratistas cumplen la Ley Aplicable en materia de anticorrupción, incluyendo, pero sin limitarse a la Ley General de Responsabilidades Administrativas, la Ley sobre Prácticas Corruptas en el Extranjero de EE.UU. de 1977, la Ley sobre Sobornos del Reino Unido de 2010 o aquellas que la modifiquen, subroguen, reglamenten o desarrollen, así como aquellas regulaciones nacionales e internacionales relativas a la prevención del fraude, el soborno, la corrupción, el lavado de dinero y el terrorismo. Igualmente, las Partes declaran y garantizan que ni ellas ni sus funcionarios, empleados, directivos, o subcontratistas son objeto de investigaciones, acusaciones o procesos relativos a la violación de la Ley Aplicable en materia de anticorrupción ni han sido objeto de sanciones penales, disciplinarias o contractuales derivadas de la violación de tal Ley Aplicable. Las Partes se obligan a cumplir la Ley Aplicable en materia de anticorrupción y declaran que cualquier incumplimiento constituye una violación al presente Acuerdo de Cooperación, que da derecho exclusivo a la otra Parte de terminar el presente Acuerdo de Cooperación.    Igualmente, cada Parte se obliga a notificar a la otra Parte cualquier notificación asociada a una investigación, procedimiento, sanción o similar, iniciado en su contra o en contra de cualquiera de sus funcionarios, empleados, directivos, o subcontratistas, dentro de las 24 (veinticuatro) horas siguientes a la fecha en la que tenga conocimiento de la notificación de la investigación. </w:t>
-      </w:r>
-    </w:p>
-    <w:p>
-      <w:pPr>
-        <w:ind w:left="720"/>
-        <w:jc w:val="both"/>
-        <w:rPr>
-          <w:rFonts w:ascii="Garamond" w:eastAsia="Garamond" w:hAnsi="Garamond" w:cs="Garamond"/>
-        </w:rPr>
-      </w:pPr>
-    </w:p>
-    <w:p>
-      <w:pPr>
-        <w:ind w:left="720"/>
-        <w:jc w:val="both"/>
-        <w:rPr>
-          <w:rFonts w:ascii="Garamond" w:eastAsia="Garamond" w:hAnsi="Garamond" w:cs="Garamond"/>
-        </w:rPr>
-      </w:pPr>
-      <w:r>
-        <w:rPr>
-          <w:rFonts w:ascii="Garamond" w:eastAsia="Garamond" w:hAnsi="Garamond" w:cs="Garamond"/>
-          <w:b/>
-          <w:bCs/>
-        </w:rPr>
-        <w:t>(</w:t>
-      </w:r>
-      <w:proofErr w:type="spellStart"/>
-      <w:r>
-        <w:rPr>
-          <w:rFonts w:ascii="Garamond" w:eastAsia="Garamond" w:hAnsi="Garamond" w:cs="Garamond"/>
-          <w:b/>
-          <w:bCs/>
-        </w:rPr>
-        <w:t>xvi</w:t>
-      </w:r>
-      <w:proofErr w:type="spellEnd"/>
-      <w:r>
-        <w:rPr>
-          <w:rFonts w:ascii="Garamond" w:eastAsia="Garamond" w:hAnsi="Garamond" w:cs="Garamond"/>
-          <w:b/>
-          <w:bCs/>
-        </w:rPr>
-        <w:t xml:space="preserve">) </w:t>
-      </w:r>
-      <w:proofErr w:type="spellStart"/>
-      <w:r>
-        <w:rPr>
-          <w:rFonts w:ascii="Garamond" w:eastAsia="Garamond" w:hAnsi="Garamond" w:cs="Garamond"/>
-          <w:b/>
-          <w:bCs/>
-          <w:u w:val="single"/>
-        </w:rPr>
-        <w:t>Sourcing</w:t>
-      </w:r>
-      <w:proofErr w:type="spellEnd"/>
-      <w:r>
-        <w:rPr>
-          <w:rFonts w:ascii="Garamond" w:eastAsia="Garamond" w:hAnsi="Garamond" w:cs="Garamond"/>
-          <w:b/>
-          <w:bCs/>
-        </w:rPr>
-        <w:t xml:space="preserve">. </w:t>
-      </w:r>
-      <w:r>
-        <w:rPr>
-          <w:rFonts w:ascii="Garamond" w:eastAsia="Garamond" w:hAnsi="Garamond" w:cs="Garamond"/>
-        </w:rPr>
-        <w:t xml:space="preserve">El Aliado Comercial se compromete a no tener ni mantener una relación comercial con un proveedor que incumpla con la Ley Aplicable con relación a: </w:t>
-      </w:r>
-      <w:r>
-        <w:rPr>
-          <w:rFonts w:ascii="Garamond" w:eastAsia="Garamond" w:hAnsi="Garamond" w:cs="Garamond"/>
-          <w:b/>
-          <w:bCs/>
-        </w:rPr>
-        <w:t>(a)</w:t>
-      </w:r>
-      <w:r>
-        <w:rPr>
-          <w:rFonts w:ascii="Garamond" w:eastAsia="Garamond" w:hAnsi="Garamond" w:cs="Garamond"/>
-        </w:rPr>
-        <w:t xml:space="preserve"> la discriminación por motivos de raza o género; </w:t>
-      </w:r>
-      <w:r>
-        <w:rPr>
-          <w:rFonts w:ascii="Garamond" w:eastAsia="Garamond" w:hAnsi="Garamond" w:cs="Garamond"/>
-          <w:b/>
-          <w:bCs/>
-        </w:rPr>
-        <w:t>(b)</w:t>
-      </w:r>
-      <w:r>
-        <w:rPr>
-          <w:rFonts w:ascii="Garamond" w:eastAsia="Garamond" w:hAnsi="Garamond" w:cs="Garamond"/>
-        </w:rPr>
-        <w:t xml:space="preserve"> el trabajo infantil; </w:t>
-      </w:r>
-      <w:r>
-        <w:rPr>
-          <w:rFonts w:ascii="Garamond" w:eastAsia="Garamond" w:hAnsi="Garamond" w:cs="Garamond"/>
-          <w:b/>
-          <w:bCs/>
-        </w:rPr>
-        <w:t>(c)</w:t>
-      </w:r>
-      <w:r>
-        <w:rPr>
-          <w:rFonts w:ascii="Garamond" w:eastAsia="Garamond" w:hAnsi="Garamond" w:cs="Garamond"/>
-        </w:rPr>
-        <w:t xml:space="preserve"> el trabajo esclavo o degradante; y </w:t>
-      </w:r>
-      <w:r>
-        <w:rPr>
-          <w:rFonts w:ascii="Garamond" w:eastAsia="Garamond" w:hAnsi="Garamond" w:cs="Garamond"/>
-          <w:b/>
-          <w:bCs/>
-        </w:rPr>
-        <w:t>(d)</w:t>
-      </w:r>
-      <w:r>
-        <w:rPr>
-          <w:rFonts w:ascii="Garamond" w:eastAsia="Garamond" w:hAnsi="Garamond" w:cs="Garamond"/>
-        </w:rPr>
-        <w:t xml:space="preserve"> el acoso moral o sexual o derivado de actividades ilícitas o relacionadas con el narcotráfico o el financiamiento del terrorismo. De conformidad con lo anterior, el Aliado Comercial declara y se compromete a que los Productos comercializados a través de la Plataforma Rappi sean fabricados y adquiridos legalmente, respetando la Ley Aplicable con relación a la cadena de valor. </w:t>
-      </w:r>
-    </w:p>
-    <w:p>
-      <w:pPr>
-        <w:ind w:left="720"/>
-        <w:jc w:val="both"/>
-        <w:rPr>
-          <w:rFonts w:ascii="Garamond" w:eastAsia="Garamond" w:hAnsi="Garamond" w:cs="Garamond"/>
-        </w:rPr>
-      </w:pPr>
-    </w:p>
-    <w:p>
-      <w:pPr>
-        <w:ind w:left="720"/>
-        <w:jc w:val="both"/>
-        <w:rPr>
-          <w:rFonts w:ascii="Garamond" w:eastAsia="Garamond" w:hAnsi="Garamond" w:cs="Garamond"/>
-        </w:rPr>
-      </w:pPr>
-      <w:r>
-        <w:rPr>
-          <w:rFonts w:ascii="Garamond" w:eastAsia="Garamond" w:hAnsi="Garamond" w:cs="Garamond"/>
-          <w:b/>
-          <w:bCs/>
-        </w:rPr>
-        <w:t>(</w:t>
-      </w:r>
-      <w:proofErr w:type="spellStart"/>
-      <w:r>
-        <w:rPr>
-          <w:rFonts w:ascii="Garamond" w:eastAsia="Garamond" w:hAnsi="Garamond" w:cs="Garamond"/>
-          <w:b/>
-          <w:bCs/>
-        </w:rPr>
-        <w:t>xvii</w:t>
-      </w:r>
-      <w:proofErr w:type="spellEnd"/>
-      <w:r>
-        <w:rPr>
-          <w:rFonts w:ascii="Garamond" w:eastAsia="Garamond" w:hAnsi="Garamond" w:cs="Garamond"/>
-          <w:b/>
-          <w:bCs/>
-        </w:rPr>
-        <w:t xml:space="preserve">) </w:t>
-      </w:r>
-      <w:r>
-        <w:rPr>
-          <w:rFonts w:ascii="Garamond" w:eastAsia="Garamond" w:hAnsi="Garamond" w:cs="Garamond"/>
-          <w:b/>
-          <w:bCs/>
-          <w:u w:val="single"/>
-        </w:rPr>
-        <w:t>Cumplimiento de la Ley</w:t>
-      </w:r>
-      <w:r>
-        <w:rPr>
-          <w:rFonts w:ascii="Garamond" w:eastAsia="Garamond" w:hAnsi="Garamond" w:cs="Garamond"/>
-          <w:b/>
-          <w:bCs/>
-        </w:rPr>
-        <w:t xml:space="preserve">. </w:t>
-      </w:r>
-      <w:r>
-        <w:rPr>
-          <w:rFonts w:ascii="Garamond" w:eastAsia="Garamond" w:hAnsi="Garamond" w:cs="Garamond"/>
-        </w:rPr>
-        <w:t xml:space="preserve">Las Partes, de manera expresa, se comprometen y obligan a cumplir con la Ley Aplicable de los Estados Unidos Mexicanos y la ley internacional vigente, relacionada, directa o indirectamente, con la ejecución del presente Acuerdo de Cooperación. Cada Parte se compromete a reportar a la otra Parte cualquier incumplimiento del presente numeral dentro de los 2 (dos) días hábiles siguientes al incumplimiento, con el fin de que la otra Parte pueda llevar a cabo las acciones respectivas para salvaguardar su operación y derechos. </w:t>
-      </w:r>
-    </w:p>
-    <w:p>
-      <w:pPr>
-        <w:ind w:left="720"/>
-        <w:jc w:val="both"/>
-        <w:rPr>
-          <w:rFonts w:ascii="Garamond" w:eastAsia="Garamond" w:hAnsi="Garamond" w:cs="Garamond"/>
-        </w:rPr>
-      </w:pPr>
-    </w:p>
-    <w:p>
-      <w:pPr>
-        <w:ind w:left="720"/>
-        <w:jc w:val="both"/>
-        <w:rPr>
-          <w:rFonts w:ascii="Garamond" w:eastAsia="Garamond" w:hAnsi="Garamond" w:cs="Garamond"/>
-        </w:rPr>
-      </w:pPr>
-      <w:r>
-        <w:rPr>
-          <w:rFonts w:ascii="Garamond" w:eastAsia="Garamond" w:hAnsi="Garamond" w:cs="Garamond"/>
-          <w:b/>
-          <w:bCs/>
-        </w:rPr>
-        <w:t>(</w:t>
-      </w:r>
-      <w:proofErr w:type="spellStart"/>
-      <w:r>
-        <w:rPr>
-          <w:rFonts w:ascii="Garamond" w:eastAsia="Garamond" w:hAnsi="Garamond" w:cs="Garamond"/>
-          <w:b/>
-          <w:bCs/>
-        </w:rPr>
-        <w:t>xviii</w:t>
-      </w:r>
-      <w:proofErr w:type="spellEnd"/>
-      <w:r>
-        <w:rPr>
-          <w:rFonts w:ascii="Garamond" w:eastAsia="Garamond" w:hAnsi="Garamond" w:cs="Garamond"/>
-          <w:b/>
-          <w:bCs/>
-        </w:rPr>
-        <w:t xml:space="preserve">) </w:t>
-      </w:r>
-      <w:r>
-        <w:rPr>
-          <w:rFonts w:ascii="Garamond" w:eastAsia="Garamond" w:hAnsi="Garamond" w:cs="Garamond"/>
-          <w:b/>
-          <w:bCs/>
-          <w:u w:val="single"/>
-        </w:rPr>
-        <w:t>Derecho de revisión.</w:t>
-      </w:r>
-      <w:r>
-        <w:rPr>
-          <w:rFonts w:ascii="Garamond" w:eastAsia="Garamond" w:hAnsi="Garamond" w:cs="Garamond"/>
-          <w:b/>
-          <w:bCs/>
-        </w:rPr>
-        <w:t xml:space="preserve"> </w:t>
-      </w:r>
-      <w:r>
-        <w:rPr>
-          <w:rFonts w:ascii="Garamond" w:eastAsia="Garamond" w:hAnsi="Garamond" w:cs="Garamond"/>
-        </w:rPr>
-        <w:t>El Aliado Comercial reconoce y acepta que Rappi tendrá el derecho de revisar y auditar el cumplimiento de las obligaciones establecidas en los numerales (</w:t>
-      </w:r>
-      <w:proofErr w:type="spellStart"/>
-      <w:r>
-        <w:rPr>
-          <w:rFonts w:ascii="Garamond" w:eastAsia="Garamond" w:hAnsi="Garamond" w:cs="Garamond"/>
-        </w:rPr>
-        <w:t>xiii</w:t>
-      </w:r>
-      <w:proofErr w:type="spellEnd"/>
-      <w:r>
-        <w:rPr>
-          <w:rFonts w:ascii="Garamond" w:eastAsia="Garamond" w:hAnsi="Garamond" w:cs="Garamond"/>
-        </w:rPr>
-        <w:t>), (</w:t>
-      </w:r>
-      <w:proofErr w:type="spellStart"/>
-      <w:r>
-        <w:rPr>
-          <w:rFonts w:ascii="Garamond" w:eastAsia="Garamond" w:hAnsi="Garamond" w:cs="Garamond"/>
-        </w:rPr>
-        <w:t>xiv</w:t>
-      </w:r>
-      <w:proofErr w:type="spellEnd"/>
-      <w:r>
-        <w:rPr>
-          <w:rFonts w:ascii="Garamond" w:eastAsia="Garamond" w:hAnsi="Garamond" w:cs="Garamond"/>
-        </w:rPr>
-        <w:t>), (</w:t>
-      </w:r>
-      <w:proofErr w:type="spellStart"/>
-      <w:r>
-        <w:rPr>
-          <w:rFonts w:ascii="Garamond" w:eastAsia="Garamond" w:hAnsi="Garamond" w:cs="Garamond"/>
-        </w:rPr>
-        <w:t>xv</w:t>
-      </w:r>
-      <w:proofErr w:type="spellEnd"/>
-      <w:r>
-        <w:rPr>
-          <w:rFonts w:ascii="Garamond" w:eastAsia="Garamond" w:hAnsi="Garamond" w:cs="Garamond"/>
-        </w:rPr>
-        <w:t>), (</w:t>
-      </w:r>
-      <w:proofErr w:type="spellStart"/>
-      <w:r>
-        <w:rPr>
-          <w:rFonts w:ascii="Garamond" w:eastAsia="Garamond" w:hAnsi="Garamond" w:cs="Garamond"/>
-        </w:rPr>
-        <w:t>xvi</w:t>
-      </w:r>
-      <w:proofErr w:type="spellEnd"/>
-      <w:r>
-        <w:rPr>
-          <w:rFonts w:ascii="Garamond" w:eastAsia="Garamond" w:hAnsi="Garamond" w:cs="Garamond"/>
-        </w:rPr>
-        <w:t>), (</w:t>
-      </w:r>
-      <w:proofErr w:type="spellStart"/>
-      <w:r>
-        <w:rPr>
-          <w:rFonts w:ascii="Garamond" w:eastAsia="Garamond" w:hAnsi="Garamond" w:cs="Garamond"/>
-        </w:rPr>
-        <w:t>xvii</w:t>
-      </w:r>
-      <w:proofErr w:type="spellEnd"/>
-      <w:r>
-        <w:rPr>
-          <w:rFonts w:ascii="Garamond" w:eastAsia="Garamond" w:hAnsi="Garamond" w:cs="Garamond"/>
-        </w:rPr>
-        <w:t xml:space="preserve">) de la presente Cláusula, para lo cual deberá brindar un aviso previo </w:t>
-      </w:r>
-      <w:r>
-        <w:rPr>
-          <w:rFonts w:ascii="Garamond" w:eastAsia="Garamond" w:hAnsi="Garamond" w:cs="Garamond"/>
-        </w:rPr>
-        <w:lastRenderedPageBreak/>
-        <w:t xml:space="preserve">de al menos 5 (cinco) días hábiles al Aliado Comercial.  En el caso en el que como consecuencia de un proceso de revisión y/o auditoría Rappi encontrare cualquier circunstancia que pudiera derivar en un incumplimiento a los numerales referenciados anteriormente: </w:t>
+        </w:rPr>
+        <w:t xml:space="preserve">) de la presente Cláusula, para lo cual deberá brindar un aviso previo de al menos 5 (cinco) días hábiles al Aliado Comercial.  En el caso en el que como consecuencia de un proceso de revisión y/o auditoría Rappi encontrare cualquier circunstancia que pudiera derivar en un incumplimiento a los numerales referenciados anteriormente: </w:t>
       </w:r>
       <w:r>
         <w:rPr>
@@ -16969,7 +16412,6 @@
               </w:rPr>
               <w:t xml:space="preserve"> </w:t>
             </w:r>
-            <w:proofErr w:type="gramStart"/>
             <w:r>
               <w:rPr>
                 <w:rFonts w:ascii="Garamond" w:eastAsia="Garamond" w:hAnsi="Garamond" w:cs="Garamond"/>
@@ -16992,7 +16434,6 @@
               </w:rPr>
               <w:t xml:space="preserve"> </w:t>
             </w:r>
-            <w:proofErr w:type="spellStart"/>
             <w:r>
               <w:rPr>
                 <w:rFonts w:ascii="Garamond" w:eastAsia="Garamond" w:hAnsi="Garamond" w:cs="Garamond"/>
@@ -17002,32 +16443,8 @@
                 <w:szCs w:val="23"/>
                 <w:highlight w:val="yellow"/>
               </w:rPr>
-              <w:t>RAZÓN</w:t>
+              <w:t>RAZÓN_SOCIAL</w:t>
             </w:r>
-            <w:proofErr w:type="gramEnd"/>
-            <w:r>
-              <w:rPr>
-                <w:rFonts w:ascii="Garamond" w:eastAsia="Garamond" w:hAnsi="Garamond" w:cs="Garamond"/>
-                <w:b/>
-                <w:bCs/>
-                <w:sz w:val="23"/>
-                <w:szCs w:val="23"/>
-                <w:highlight w:val="yellow"/>
-              </w:rPr>
-              <w:t>_SOCIAL</w:t>
-            </w:r>
-            <w:r>
-              <w:rPr>
-                <w:rFonts w:ascii="Garamond" w:eastAsia="Garamond" w:hAnsi="Garamond" w:cs="Garamond"/>
-                <w:b/>
-                <w:bCs/>
-                <w:sz w:val="23"/>
-                <w:szCs w:val="23"/>
-                <w:highlight w:val="yellow"/>
-              </w:rPr>
-              <w:t>|title</w:t>
-            </w:r>
-            <w:proofErr w:type="spellEnd"/>
             <w:r>
               <w:rPr>
                 <w:rFonts w:ascii="Garamond" w:eastAsia="Garamond" w:hAnsi="Garamond" w:cs="Garamond"/>
@@ -17141,7 +16558,7 @@
       </w:pPr>
     </w:p>
     <w:sectPr>
-      <w:headerReference w:type="default" r:id="rId10"/>
+      <w:headerReference w:type="default" r:id="rId9"/>
       <w:pgSz w:w="12240" w:h="15840"/>
       <w:pgMar w:top="1417" w:right="1701" w:bottom="1417" w:left="1701" w:header="708" w:footer="708" w:gutter="0"/>
       <w:pgNumType w:start="1"/>

--- a/formatos/New_draft/acuerdo_sin_ads_persona_fisica.docx
+++ b/formatos/New_draft/acuerdo_sin_ads_persona_fisica.docx
@@ -3322,7 +3322,114 @@
           <w:highlight w:val="yellow"/>
           <w:lang w:val="es-ES"/>
         </w:rPr>
-        <w:t xml:space="preserve">{%p if activa_descuento_menu %}</w:t>
+        <w:t>{%p if activa_descuento_menu %}</w:t>
+      </w:r>
+    </w:p>
+    <w:p>
+      <w:pPr>
+        <w:jc w:val="both"/>
+        <w:rPr>
+          <w:rFonts w:ascii="Garamond" w:eastAsia="Garamond" w:hAnsi="Garamond" w:cs="Garamond"/>
+          <w:sz w:val="23"/>
+          <w:szCs w:val="23"/>
+        </w:rPr>
+      </w:pPr>
+      <w:proofErr w:type="gramStart"/>
+      <w:r>
+        <w:rPr>
+          <w:rFonts w:ascii="Garamond" w:eastAsia="Garamond" w:hAnsi="Garamond" w:cs="Garamond"/>
+          <w:sz w:val="23"/>
+          <w:szCs w:val="23"/>
+          <w:b/>
+        </w:rPr>
+        <w:t>{{ ROM</w:t>
+      </w:r>
+      <w:proofErr w:type="gramEnd"/>
+      <w:r>
+        <w:rPr>
+          <w:rFonts w:ascii="Garamond" w:eastAsia="Garamond" w:hAnsi="Garamond" w:cs="Garamond"/>
+          <w:sz w:val="23"/>
+          <w:szCs w:val="23"/>
+          <w:b/>
+        </w:rPr>
+        <w:t>_DESCUENTO_</w:t>
+      </w:r>
+      <w:proofErr w:type="gramStart"/>
+      <w:r>
+        <w:rPr>
+          <w:rFonts w:ascii="Garamond" w:eastAsia="Garamond" w:hAnsi="Garamond" w:cs="Garamond"/>
+          <w:sz w:val="23"/>
+          <w:szCs w:val="23"/>
+          <w:b/>
+        </w:rPr>
+        <w:t>MENU }</w:t>
+      </w:r>
+      <w:proofErr w:type="gramEnd"/>
+      <w:r>
+        <w:rPr>
+          <w:rFonts w:ascii="Garamond" w:eastAsia="Garamond" w:hAnsi="Garamond" w:cs="Garamond"/>
+          <w:sz w:val="23"/>
+          <w:szCs w:val="23"/>
+          <w:b/>
+        </w:rPr>
+        <w:t xml:space="preserve">} Realizar un descuento de por lo menos el </w:t>
+      </w:r>
+      <w:proofErr w:type="gramStart"/>
+      <w:r>
+        <w:rPr>
+          <w:rFonts w:ascii="Garamond" w:eastAsia="Garamond" w:hAnsi="Garamond" w:cs="Garamond"/>
+          <w:sz w:val="23"/>
+          <w:szCs w:val="23"/>
+          <w:highlight w:val="yellow"/>
+        </w:rPr>
+        <w:t>{{ N</w:t>
+      </w:r>
+      <w:proofErr w:type="gramEnd"/>
+      <w:r>
+        <w:rPr>
+          <w:rFonts w:ascii="Garamond" w:eastAsia="Garamond" w:hAnsi="Garamond" w:cs="Garamond"/>
+          <w:sz w:val="23"/>
+          <w:szCs w:val="23"/>
+          <w:highlight w:val="yellow"/>
+        </w:rPr>
+        <w:t>_DESCUENTO_</w:t>
+      </w:r>
+      <w:proofErr w:type="gramStart"/>
+      <w:r>
+        <w:rPr>
+          <w:rFonts w:ascii="Garamond" w:eastAsia="Garamond" w:hAnsi="Garamond" w:cs="Garamond"/>
+          <w:sz w:val="23"/>
+          <w:szCs w:val="23"/>
+          <w:highlight w:val="yellow"/>
+        </w:rPr>
+        <w:t>MENU }}</w:t>
+      </w:r>
+      <w:r>
+        <w:rPr>
+          <w:rFonts w:ascii="Garamond" w:eastAsia="Garamond" w:hAnsi="Garamond" w:cs="Garamond"/>
+          <w:sz w:val="23"/>
+          <w:szCs w:val="23"/>
+        </w:rPr>
+        <w:t>%</w:t>
+      </w:r>
+      <w:proofErr w:type="gramEnd"/>
+      <w:r>
+        <w:rPr>
+          <w:rFonts w:ascii="Garamond" w:eastAsia="Garamond" w:hAnsi="Garamond" w:cs="Garamond"/>
+          <w:sz w:val="23"/>
+          <w:szCs w:val="23"/>
+        </w:rPr>
+        <w:t xml:space="preserve"> (</w:t>
+      </w:r>
+      <w:proofErr w:type="gramStart"/>
+      <w:r>
+        <w:rPr>
+          <w:rFonts w:ascii="Garamond" w:eastAsia="Garamond" w:hAnsi="Garamond" w:cs="Garamond"/>
+          <w:sz w:val="23"/>
+          <w:szCs w:val="23"/>
+          <w:highlight w:val="yellow"/>
+        </w:rPr>
+        <w:t xml:space="preserve">{{ </w:t>
       </w:r>
       <w:proofErr w:type="spellStart"/>
       <w:r>
@@ -3331,980 +3438,932 @@
           <w:sz w:val="23"/>
           <w:szCs w:val="23"/>
           <w:highlight w:val="yellow"/>
+        </w:rPr>
+        <w:t>VALOR</w:t>
+      </w:r>
+      <w:proofErr w:type="gramEnd"/>
+      <w:r>
+        <w:rPr>
+          <w:rFonts w:ascii="Garamond" w:eastAsia="Garamond" w:hAnsi="Garamond" w:cs="Garamond"/>
+          <w:sz w:val="23"/>
+          <w:szCs w:val="23"/>
+          <w:highlight w:val="yellow"/>
+        </w:rPr>
+        <w:t>_DESCUENTO_MENU</w:t>
+      </w:r>
+      <w:r>
+        <w:rPr>
+          <w:rFonts w:ascii="Garamond" w:eastAsia="Garamond" w:hAnsi="Garamond" w:cs="Garamond"/>
+          <w:sz w:val="23"/>
+          <w:szCs w:val="23"/>
+          <w:highlight w:val="yellow"/>
+        </w:rPr>
+        <w:t>|</w:t>
+      </w:r>
+      <w:proofErr w:type="gramStart"/>
+      <w:r>
+        <w:rPr>
+          <w:rFonts w:ascii="Garamond" w:eastAsia="Garamond" w:hAnsi="Garamond" w:cs="Garamond"/>
+          <w:sz w:val="23"/>
+          <w:szCs w:val="23"/>
+          <w:highlight w:val="yellow"/>
+        </w:rPr>
+        <w:t>lower</w:t>
+      </w:r>
+      <w:proofErr w:type="spellEnd"/>
+      <w:r>
+        <w:rPr>
+          <w:rFonts w:ascii="Garamond" w:eastAsia="Garamond" w:hAnsi="Garamond" w:cs="Garamond"/>
+          <w:sz w:val="23"/>
+          <w:szCs w:val="23"/>
+          <w:highlight w:val="yellow"/>
+        </w:rPr>
+        <w:t xml:space="preserve"> }</w:t>
+      </w:r>
+      <w:proofErr w:type="gramEnd"/>
+      <w:r>
+        <w:rPr>
+          <w:rFonts w:ascii="Garamond" w:eastAsia="Garamond" w:hAnsi="Garamond" w:cs="Garamond"/>
+          <w:sz w:val="23"/>
+          <w:szCs w:val="23"/>
+          <w:highlight w:val="yellow"/>
+        </w:rPr>
+        <w:t>}</w:t>
+      </w:r>
+      <w:r>
+        <w:rPr>
+          <w:rFonts w:ascii="Garamond" w:eastAsia="Garamond" w:hAnsi="Garamond" w:cs="Garamond"/>
+          <w:sz w:val="23"/>
+          <w:szCs w:val="23"/>
+        </w:rPr>
+        <w:t xml:space="preserve"> </w:t>
+      </w:r>
+      <w:r>
+        <w:rPr>
+          <w:rFonts w:ascii="Garamond" w:eastAsia="Garamond" w:hAnsi="Garamond" w:cs="Garamond"/>
+          <w:sz w:val="23"/>
+          <w:szCs w:val="23"/>
+        </w:rPr>
+        <w:t xml:space="preserve">por ciento) en todo el menú dentro de la Plataforma Rappi durante los primeros </w:t>
+      </w:r>
+      <w:proofErr w:type="gramStart"/>
+      <w:r>
+        <w:rPr>
+          <w:rFonts w:ascii="Garamond" w:eastAsia="Garamond" w:hAnsi="Garamond" w:cs="Garamond"/>
+          <w:sz w:val="23"/>
+          <w:szCs w:val="23"/>
+          <w:highlight w:val="yellow"/>
+        </w:rPr>
+        <w:t>{{ N</w:t>
+      </w:r>
+      <w:proofErr w:type="gramEnd"/>
+      <w:r>
+        <w:rPr>
+          <w:rFonts w:ascii="Garamond" w:eastAsia="Garamond" w:hAnsi="Garamond" w:cs="Garamond"/>
+          <w:sz w:val="23"/>
+          <w:szCs w:val="23"/>
+          <w:highlight w:val="yellow"/>
+        </w:rPr>
+        <w:t>_MESES_DESCUENTO_</w:t>
+      </w:r>
+      <w:proofErr w:type="gramStart"/>
+      <w:r>
+        <w:rPr>
+          <w:rFonts w:ascii="Garamond" w:eastAsia="Garamond" w:hAnsi="Garamond" w:cs="Garamond"/>
+          <w:sz w:val="23"/>
+          <w:szCs w:val="23"/>
+          <w:highlight w:val="yellow"/>
+        </w:rPr>
+        <w:t>MENU }</w:t>
+      </w:r>
+      <w:proofErr w:type="gramEnd"/>
+      <w:r>
+        <w:rPr>
+          <w:rFonts w:ascii="Garamond" w:eastAsia="Garamond" w:hAnsi="Garamond" w:cs="Garamond"/>
+          <w:sz w:val="23"/>
+          <w:szCs w:val="23"/>
+          <w:highlight w:val="yellow"/>
+        </w:rPr>
+        <w:t>}</w:t>
+      </w:r>
+      <w:r>
+        <w:rPr>
+          <w:rFonts w:ascii="Garamond" w:eastAsia="Garamond" w:hAnsi="Garamond" w:cs="Garamond"/>
+          <w:sz w:val="23"/>
+          <w:szCs w:val="23"/>
+        </w:rPr>
+        <w:t xml:space="preserve"> (</w:t>
+      </w:r>
+      <w:proofErr w:type="gramStart"/>
+      <w:r>
+        <w:rPr>
+          <w:rFonts w:ascii="Garamond" w:eastAsia="Garamond" w:hAnsi="Garamond" w:cs="Garamond"/>
+          <w:sz w:val="23"/>
+          <w:szCs w:val="23"/>
+          <w:highlight w:val="yellow"/>
+        </w:rPr>
+        <w:t xml:space="preserve">{{ </w:t>
+      </w:r>
+      <w:proofErr w:type="spellStart"/>
+      <w:r>
+        <w:rPr>
+          <w:rFonts w:ascii="Garamond" w:eastAsia="Garamond" w:hAnsi="Garamond" w:cs="Garamond"/>
+          <w:sz w:val="23"/>
+          <w:szCs w:val="23"/>
+          <w:highlight w:val="yellow"/>
+        </w:rPr>
+        <w:t>VALOR</w:t>
+      </w:r>
+      <w:proofErr w:type="gramEnd"/>
+      <w:r>
+        <w:rPr>
+          <w:rFonts w:ascii="Garamond" w:eastAsia="Garamond" w:hAnsi="Garamond" w:cs="Garamond"/>
+          <w:sz w:val="23"/>
+          <w:szCs w:val="23"/>
+          <w:highlight w:val="yellow"/>
+        </w:rPr>
+        <w:t>_MES_DESCUENTO_MENU</w:t>
+      </w:r>
+      <w:r>
+        <w:rPr>
+          <w:rFonts w:ascii="Garamond" w:eastAsia="Garamond" w:hAnsi="Garamond" w:cs="Garamond"/>
+          <w:sz w:val="23"/>
+          <w:szCs w:val="23"/>
+          <w:highlight w:val="yellow"/>
+        </w:rPr>
+        <w:t>|</w:t>
+      </w:r>
+      <w:proofErr w:type="gramStart"/>
+      <w:r>
+        <w:rPr>
+          <w:rFonts w:ascii="Garamond" w:eastAsia="Garamond" w:hAnsi="Garamond" w:cs="Garamond"/>
+          <w:sz w:val="23"/>
+          <w:szCs w:val="23"/>
+          <w:highlight w:val="yellow"/>
+        </w:rPr>
+        <w:t>lower</w:t>
+      </w:r>
+      <w:proofErr w:type="spellEnd"/>
+      <w:r>
+        <w:rPr>
+          <w:rFonts w:ascii="Garamond" w:eastAsia="Garamond" w:hAnsi="Garamond" w:cs="Garamond"/>
+          <w:sz w:val="23"/>
+          <w:szCs w:val="23"/>
+          <w:highlight w:val="yellow"/>
+        </w:rPr>
+        <w:t xml:space="preserve"> }</w:t>
+      </w:r>
+      <w:proofErr w:type="gramEnd"/>
+      <w:r>
+        <w:rPr>
+          <w:rFonts w:ascii="Garamond" w:eastAsia="Garamond" w:hAnsi="Garamond" w:cs="Garamond"/>
+          <w:sz w:val="23"/>
+          <w:szCs w:val="23"/>
+          <w:highlight w:val="yellow"/>
+        </w:rPr>
+        <w:t>}</w:t>
+      </w:r>
+      <w:r>
+        <w:rPr>
+          <w:rFonts w:ascii="Garamond" w:eastAsia="Garamond" w:hAnsi="Garamond" w:cs="Garamond"/>
+          <w:sz w:val="23"/>
+          <w:szCs w:val="23"/>
+        </w:rPr>
+        <w:t>) meses de ejecución del presente Acuerdo.</w:t>
+      </w:r>
+    </w:p>
+    <w:p>
+      <w:pPr>
+        <w:jc w:val="both"/>
+        <w:rPr>
+          <w:rFonts w:ascii="Garamond" w:eastAsia="Garamond" w:hAnsi="Garamond" w:cs="Garamond"/>
+          <w:sz w:val="23"/>
+          <w:szCs w:val="23"/>
+          <w:lang w:val="en-US"/>
+        </w:rPr>
+      </w:pPr>
+      <w:r>
+        <w:rPr>
+          <w:rFonts w:ascii="Garamond" w:eastAsia="Garamond" w:hAnsi="Garamond" w:cs="Garamond"/>
+          <w:sz w:val="23"/>
+          <w:szCs w:val="23"/>
+          <w:highlight w:val="yellow"/>
+          <w:lang w:val="en-US"/>
+        </w:rPr>
+        <w:t>{%p endif %}</w:t>
+      </w:r>
+    </w:p>
+    <w:p>
+      <w:pPr>
+        <w:jc w:val="both"/>
+        <w:rPr>
+          <w:rFonts w:ascii="Garamond" w:eastAsia="Garamond" w:hAnsi="Garamond" w:cs="Garamond"/>
+          <w:sz w:val="23"/>
+          <w:szCs w:val="23"/>
+          <w:lang w:val="en-US"/>
+        </w:rPr>
+      </w:pPr>
+      <w:r>
+        <w:rPr>
+          <w:rFonts w:ascii="Garamond" w:eastAsia="Garamond" w:hAnsi="Garamond" w:cs="Garamond"/>
+          <w:sz w:val="23"/>
+          <w:szCs w:val="23"/>
+          <w:highlight w:val="yellow"/>
+          <w:lang w:val="en-US"/>
+        </w:rPr>
+        <w:t xml:space="preserve">{%p if </w:t>
+      </w:r>
+      <w:proofErr w:type="spellStart"/>
+      <w:r>
+        <w:rPr>
+          <w:rFonts w:ascii="Garamond" w:eastAsia="Garamond" w:hAnsi="Garamond" w:cs="Garamond"/>
+          <w:sz w:val="23"/>
+          <w:szCs w:val="23"/>
+          <w:highlight w:val="yellow"/>
+          <w:lang w:val="en-US"/>
+        </w:rPr>
+        <w:t>activa_mark_down</w:t>
+      </w:r>
+      <w:proofErr w:type="spellEnd"/>
+      <w:r>
+        <w:rPr>
+          <w:rFonts w:ascii="Garamond" w:eastAsia="Garamond" w:hAnsi="Garamond" w:cs="Garamond"/>
+          <w:sz w:val="23"/>
+          <w:szCs w:val="23"/>
+          <w:highlight w:val="yellow"/>
+          <w:lang w:val="en-US"/>
+        </w:rPr>
+        <w:t xml:space="preserve"> %}</w:t>
+      </w:r>
+    </w:p>
+    <w:p>
+      <w:pPr>
+        <w:jc w:val="both"/>
+        <w:rPr>
+          <w:rFonts w:ascii="Garamond" w:eastAsia="Garamond" w:hAnsi="Garamond" w:cs="Garamond"/>
+          <w:sz w:val="23"/>
+          <w:szCs w:val="23"/>
+        </w:rPr>
+      </w:pPr>
+      <w:proofErr w:type="gramStart"/>
+      <w:r>
+        <w:rPr>
+          <w:rFonts w:ascii="Garamond" w:eastAsia="Garamond" w:hAnsi="Garamond" w:cs="Garamond"/>
+          <w:sz w:val="23"/>
+          <w:szCs w:val="23"/>
+          <w:b/>
+        </w:rPr>
+        <w:t>{{ ROM</w:t>
+      </w:r>
+      <w:proofErr w:type="gramEnd"/>
+      <w:r>
+        <w:rPr>
+          <w:rFonts w:ascii="Garamond" w:eastAsia="Garamond" w:hAnsi="Garamond" w:cs="Garamond"/>
+          <w:sz w:val="23"/>
+          <w:szCs w:val="23"/>
+          <w:b/>
+        </w:rPr>
+        <w:t>_MARK_</w:t>
+      </w:r>
+      <w:proofErr w:type="gramStart"/>
+      <w:r>
+        <w:rPr>
+          <w:rFonts w:ascii="Garamond" w:eastAsia="Garamond" w:hAnsi="Garamond" w:cs="Garamond"/>
+          <w:sz w:val="23"/>
+          <w:szCs w:val="23"/>
+          <w:b/>
+        </w:rPr>
+        <w:t>DOWN }</w:t>
+      </w:r>
+      <w:proofErr w:type="gramEnd"/>
+      <w:r>
+        <w:rPr>
+          <w:rFonts w:ascii="Garamond" w:eastAsia="Garamond" w:hAnsi="Garamond" w:cs="Garamond"/>
+          <w:sz w:val="23"/>
+          <w:szCs w:val="23"/>
+          <w:b/>
+        </w:rPr>
+        <w:t xml:space="preserve">} Realizar una inversión mensual en promociones del </w:t>
+      </w:r>
+      <w:proofErr w:type="gramStart"/>
+      <w:r>
+        <w:rPr>
+          <w:rFonts w:ascii="Garamond" w:eastAsia="Garamond" w:hAnsi="Garamond" w:cs="Garamond"/>
+          <w:sz w:val="23"/>
+          <w:szCs w:val="23"/>
+          <w:highlight w:val="yellow"/>
+        </w:rPr>
+        <w:t xml:space="preserve">{{ </w:t>
+      </w:r>
+      <w:r>
+        <w:rPr>
+          <w:rFonts w:ascii="Garamond" w:eastAsia="Garamond" w:hAnsi="Garamond" w:cs="Garamond"/>
+          <w:sz w:val="23"/>
+          <w:szCs w:val="23"/>
+          <w:highlight w:val="yellow"/>
+        </w:rPr>
+        <w:lastRenderedPageBreak/>
+        <w:t>N</w:t>
+      </w:r>
+      <w:proofErr w:type="gramEnd"/>
+      <w:r>
+        <w:rPr>
+          <w:rFonts w:ascii="Garamond" w:eastAsia="Garamond" w:hAnsi="Garamond" w:cs="Garamond"/>
+          <w:sz w:val="23"/>
+          <w:szCs w:val="23"/>
+          <w:highlight w:val="yellow"/>
+        </w:rPr>
+        <w:t>_DESCUENTO_MARK_</w:t>
+      </w:r>
+      <w:proofErr w:type="gramStart"/>
+      <w:r>
+        <w:rPr>
+          <w:rFonts w:ascii="Garamond" w:eastAsia="Garamond" w:hAnsi="Garamond" w:cs="Garamond"/>
+          <w:sz w:val="23"/>
+          <w:szCs w:val="23"/>
+          <w:highlight w:val="yellow"/>
+        </w:rPr>
+        <w:t>DOWN }}</w:t>
+      </w:r>
+      <w:r>
+        <w:rPr>
+          <w:rFonts w:ascii="Garamond" w:eastAsia="Garamond" w:hAnsi="Garamond" w:cs="Garamond"/>
+          <w:sz w:val="23"/>
+          <w:szCs w:val="23"/>
+        </w:rPr>
+        <w:t>%</w:t>
+      </w:r>
+      <w:proofErr w:type="gramEnd"/>
+      <w:r>
+        <w:rPr>
+          <w:rFonts w:ascii="Garamond" w:eastAsia="Garamond" w:hAnsi="Garamond" w:cs="Garamond"/>
+          <w:sz w:val="23"/>
+          <w:szCs w:val="23"/>
+        </w:rPr>
+        <w:t xml:space="preserve"> (</w:t>
+      </w:r>
+      <w:proofErr w:type="gramStart"/>
+      <w:r>
+        <w:rPr>
+          <w:rFonts w:ascii="Garamond" w:eastAsia="Garamond" w:hAnsi="Garamond" w:cs="Garamond"/>
+          <w:sz w:val="23"/>
+          <w:szCs w:val="23"/>
+          <w:highlight w:val="yellow"/>
+        </w:rPr>
+        <w:t xml:space="preserve">{{ </w:t>
+      </w:r>
+      <w:proofErr w:type="spellStart"/>
+      <w:r>
+        <w:rPr>
+          <w:rFonts w:ascii="Garamond" w:eastAsia="Garamond" w:hAnsi="Garamond" w:cs="Garamond"/>
+          <w:sz w:val="23"/>
+          <w:szCs w:val="23"/>
+          <w:highlight w:val="yellow"/>
+        </w:rPr>
+        <w:t>VALOR</w:t>
+      </w:r>
+      <w:proofErr w:type="gramEnd"/>
+      <w:r>
+        <w:rPr>
+          <w:rFonts w:ascii="Garamond" w:eastAsia="Garamond" w:hAnsi="Garamond" w:cs="Garamond"/>
+          <w:sz w:val="23"/>
+          <w:szCs w:val="23"/>
+          <w:highlight w:val="yellow"/>
+        </w:rPr>
+        <w:t>_DESCUENTO_MARK_DOWN|</w:t>
+      </w:r>
+      <w:proofErr w:type="gramStart"/>
+      <w:r>
+        <w:rPr>
+          <w:rFonts w:ascii="Garamond" w:eastAsia="Garamond" w:hAnsi="Garamond" w:cs="Garamond"/>
+          <w:sz w:val="23"/>
+          <w:szCs w:val="23"/>
+          <w:highlight w:val="yellow"/>
+        </w:rPr>
+        <w:t>lower</w:t>
+      </w:r>
+      <w:proofErr w:type="spellEnd"/>
+      <w:r>
+        <w:rPr>
+          <w:rFonts w:ascii="Garamond" w:eastAsia="Garamond" w:hAnsi="Garamond" w:cs="Garamond"/>
+          <w:sz w:val="23"/>
+          <w:szCs w:val="23"/>
+          <w:highlight w:val="yellow"/>
+        </w:rPr>
+        <w:t xml:space="preserve"> }</w:t>
+      </w:r>
+      <w:proofErr w:type="gramEnd"/>
+      <w:r>
+        <w:rPr>
+          <w:rFonts w:ascii="Garamond" w:eastAsia="Garamond" w:hAnsi="Garamond" w:cs="Garamond"/>
+          <w:sz w:val="23"/>
+          <w:szCs w:val="23"/>
+          <w:highlight w:val="yellow"/>
+        </w:rPr>
+        <w:t>}</w:t>
+      </w:r>
+      <w:r>
+        <w:rPr>
+          <w:rFonts w:ascii="Garamond" w:eastAsia="Garamond" w:hAnsi="Garamond" w:cs="Garamond"/>
+          <w:sz w:val="23"/>
+          <w:szCs w:val="23"/>
+        </w:rPr>
+        <w:t xml:space="preserve"> por ciento) de las ventas totales realizadas por el Aliado a través de la Plataforma Rappi durante el mes inmediatamente anterior durante la vigencia del presente Acuerdo.</w:t>
+      </w:r>
+    </w:p>
+    <w:p>
+      <w:pPr>
+        <w:jc w:val="both"/>
+        <w:rPr>
+          <w:rFonts w:ascii="Garamond" w:eastAsia="Garamond" w:hAnsi="Garamond" w:cs="Garamond"/>
+          <w:sz w:val="23"/>
+          <w:szCs w:val="23"/>
+          <w:lang w:val="es-MX"/>
+        </w:rPr>
+      </w:pPr>
+      <w:r>
+        <w:rPr>
+          <w:rFonts w:ascii="Garamond" w:eastAsia="Garamond" w:hAnsi="Garamond" w:cs="Garamond"/>
+          <w:sz w:val="23"/>
+          <w:szCs w:val="23"/>
+          <w:highlight w:val="yellow"/>
           <w:lang w:val="es-ES"/>
         </w:rPr>
+        <w:t xml:space="preserve">{%p </w:t>
+      </w:r>
+      <w:proofErr w:type="spellStart"/>
+      <w:r>
+        <w:rPr>
+          <w:rFonts w:ascii="Garamond" w:eastAsia="Garamond" w:hAnsi="Garamond" w:cs="Garamond"/>
+          <w:sz w:val="23"/>
+          <w:szCs w:val="23"/>
+          <w:highlight w:val="yellow"/>
+          <w:lang w:val="es-ES"/>
+        </w:rPr>
+        <w:t>endif</w:t>
+      </w:r>
+      <w:proofErr w:type="spellEnd"/>
+      <w:r>
+        <w:rPr>
+          <w:rFonts w:ascii="Garamond" w:eastAsia="Garamond" w:hAnsi="Garamond" w:cs="Garamond"/>
+          <w:sz w:val="23"/>
+          <w:szCs w:val="23"/>
+          <w:highlight w:val="yellow"/>
+          <w:lang w:val="es-ES"/>
+        </w:rPr>
+        <w:t xml:space="preserve"> %}</w:t>
+      </w:r>
+    </w:p>
+    <w:p>
+      <w:pPr>
+        <w:jc w:val="both"/>
+        <w:rPr>
+          <w:rFonts w:ascii="Garamond" w:eastAsia="Garamond" w:hAnsi="Garamond" w:cs="Garamond"/>
+          <w:sz w:val="23"/>
+          <w:szCs w:val="23"/>
+          <w:lang w:val="es-ES"/>
+        </w:rPr>
+      </w:pPr>
+      <w:r>
+        <w:rPr>
+          <w:rFonts w:ascii="Garamond" w:eastAsia="Garamond" w:hAnsi="Garamond" w:cs="Garamond"/>
+          <w:sz w:val="23"/>
+          <w:szCs w:val="23"/>
+          <w:highlight w:val="yellow"/>
+          <w:lang w:val="es-ES"/>
+        </w:rPr>
+        <w:t xml:space="preserve">{%p </w:t>
+      </w:r>
+      <w:proofErr w:type="spellStart"/>
+      <w:r>
+        <w:rPr>
+          <w:rFonts w:ascii="Garamond" w:eastAsia="Garamond" w:hAnsi="Garamond" w:cs="Garamond"/>
+          <w:sz w:val="23"/>
+          <w:szCs w:val="23"/>
+          <w:highlight w:val="yellow"/>
+          <w:lang w:val="es-ES"/>
+        </w:rPr>
+        <w:t>if</w:t>
+      </w:r>
+      <w:proofErr w:type="spellEnd"/>
+      <w:r>
+        <w:rPr>
+          <w:rFonts w:ascii="Garamond" w:eastAsia="Garamond" w:hAnsi="Garamond" w:cs="Garamond"/>
+          <w:sz w:val="23"/>
+          <w:szCs w:val="23"/>
+          <w:highlight w:val="yellow"/>
+          <w:lang w:val="es-ES"/>
+        </w:rPr>
+        <w:t xml:space="preserve"> </w:t>
+      </w:r>
+      <w:proofErr w:type="spellStart"/>
+      <w:r>
+        <w:rPr>
+          <w:rFonts w:ascii="Garamond" w:eastAsia="Garamond" w:hAnsi="Garamond" w:cs="Garamond"/>
+          <w:sz w:val="23"/>
+          <w:szCs w:val="23"/>
+          <w:highlight w:val="yellow"/>
+          <w:lang w:val="es-ES"/>
+        </w:rPr>
+        <w:t>activa_publicaciones_redes</w:t>
+      </w:r>
+      <w:proofErr w:type="spellEnd"/>
+      <w:r>
+        <w:rPr>
+          <w:rFonts w:ascii="Garamond" w:eastAsia="Garamond" w:hAnsi="Garamond" w:cs="Garamond"/>
+          <w:sz w:val="23"/>
+          <w:szCs w:val="23"/>
+          <w:highlight w:val="yellow"/>
+          <w:lang w:val="es-ES"/>
+        </w:rPr>
+        <w:t xml:space="preserve"> %}</w:t>
+      </w:r>
+    </w:p>
+    <w:p>
+      <w:pPr>
+        <w:jc w:val="both"/>
+        <w:rPr>
+          <w:rFonts w:ascii="Garamond" w:eastAsia="Garamond" w:hAnsi="Garamond" w:cs="Garamond"/>
+          <w:sz w:val="23"/>
+          <w:szCs w:val="23"/>
+        </w:rPr>
+      </w:pPr>
+      <w:proofErr w:type="gramStart"/>
+      <w:r>
+        <w:rPr>
+          <w:rFonts w:ascii="Garamond" w:eastAsia="Garamond" w:hAnsi="Garamond" w:cs="Garamond"/>
+          <w:sz w:val="23"/>
+          <w:szCs w:val="23"/>
+          <w:b/>
+        </w:rPr>
+        <w:t>{{ ROM</w:t>
+      </w:r>
+      <w:proofErr w:type="gramEnd"/>
+      <w:r>
+        <w:rPr>
+          <w:rFonts w:ascii="Garamond" w:eastAsia="Garamond" w:hAnsi="Garamond" w:cs="Garamond"/>
+          <w:sz w:val="23"/>
+          <w:szCs w:val="23"/>
+          <w:b/>
+        </w:rPr>
+        <w:t>_</w:t>
+      </w:r>
+      <w:proofErr w:type="gramStart"/>
+      <w:r>
+        <w:rPr>
+          <w:rFonts w:ascii="Garamond" w:eastAsia="Garamond" w:hAnsi="Garamond" w:cs="Garamond"/>
+          <w:sz w:val="23"/>
+          <w:szCs w:val="23"/>
+          <w:b/>
+        </w:rPr>
+        <w:t>REDES }</w:t>
+      </w:r>
+      <w:proofErr w:type="gramEnd"/>
+      <w:r>
+        <w:rPr>
+          <w:rFonts w:ascii="Garamond" w:eastAsia="Garamond" w:hAnsi="Garamond" w:cs="Garamond"/>
+          <w:sz w:val="23"/>
+          <w:szCs w:val="23"/>
+          <w:b/>
+        </w:rPr>
+        <w:t xml:space="preserve">} Realizar, al menos </w:t>
+      </w:r>
+      <w:proofErr w:type="gramStart"/>
+      <w:r>
+        <w:rPr>
+          <w:rFonts w:ascii="Garamond" w:eastAsia="Garamond" w:hAnsi="Garamond" w:cs="Garamond"/>
+          <w:sz w:val="23"/>
+          <w:szCs w:val="23"/>
+          <w:highlight w:val="yellow"/>
+        </w:rPr>
+        <w:t xml:space="preserve">{{ </w:t>
+      </w:r>
+      <w:r>
+        <w:rPr>
+          <w:rFonts w:ascii="Garamond" w:eastAsia="Garamond" w:hAnsi="Garamond" w:cs="Garamond"/>
+          <w:sz w:val="23"/>
+          <w:szCs w:val="23"/>
+          <w:highlight w:val="yellow"/>
+        </w:rPr>
+        <w:t>N</w:t>
+      </w:r>
+      <w:proofErr w:type="gramEnd"/>
+      <w:r>
+        <w:rPr>
+          <w:rFonts w:ascii="Garamond" w:eastAsia="Garamond" w:hAnsi="Garamond" w:cs="Garamond"/>
+          <w:sz w:val="23"/>
+          <w:szCs w:val="23"/>
+          <w:highlight w:val="yellow"/>
+        </w:rPr>
+        <w:t>_</w:t>
+      </w:r>
+      <w:r>
+        <w:rPr>
+          <w:rFonts w:ascii="Garamond" w:eastAsia="Garamond" w:hAnsi="Garamond" w:cs="Garamond"/>
+          <w:sz w:val="23"/>
+          <w:szCs w:val="23"/>
+          <w:highlight w:val="yellow"/>
+        </w:rPr>
+        <w:t>DESCUENTO_</w:t>
+      </w:r>
+      <w:proofErr w:type="gramStart"/>
+      <w:r>
+        <w:rPr>
+          <w:rFonts w:ascii="Garamond" w:eastAsia="Garamond" w:hAnsi="Garamond" w:cs="Garamond"/>
+          <w:sz w:val="23"/>
+          <w:szCs w:val="23"/>
+          <w:highlight w:val="yellow"/>
+        </w:rPr>
+        <w:t>REDES }</w:t>
+      </w:r>
+      <w:proofErr w:type="gramEnd"/>
+      <w:r>
+        <w:rPr>
+          <w:rFonts w:ascii="Garamond" w:eastAsia="Garamond" w:hAnsi="Garamond" w:cs="Garamond"/>
+          <w:sz w:val="23"/>
+          <w:szCs w:val="23"/>
+          <w:highlight w:val="yellow"/>
+        </w:rPr>
+        <w:t>}</w:t>
+      </w:r>
+      <w:r>
+        <w:rPr>
+          <w:rFonts w:ascii="Garamond" w:eastAsia="Garamond" w:hAnsi="Garamond" w:cs="Garamond"/>
+          <w:sz w:val="23"/>
+          <w:szCs w:val="23"/>
+        </w:rPr>
+        <w:t xml:space="preserve"> (</w:t>
+      </w:r>
+      <w:proofErr w:type="gramStart"/>
+      <w:r>
+        <w:rPr>
+          <w:rFonts w:ascii="Garamond" w:eastAsia="Garamond" w:hAnsi="Garamond" w:cs="Garamond"/>
+          <w:sz w:val="23"/>
+          <w:szCs w:val="23"/>
+          <w:highlight w:val="yellow"/>
+        </w:rPr>
+        <w:t xml:space="preserve">{{ </w:t>
+      </w:r>
+      <w:proofErr w:type="spellStart"/>
+      <w:r>
+        <w:rPr>
+          <w:rFonts w:ascii="Garamond" w:eastAsia="Garamond" w:hAnsi="Garamond" w:cs="Garamond"/>
+          <w:sz w:val="23"/>
+          <w:szCs w:val="23"/>
+          <w:highlight w:val="yellow"/>
+        </w:rPr>
+        <w:t>DESCUENTO</w:t>
+      </w:r>
+      <w:proofErr w:type="gramEnd"/>
+      <w:r>
+        <w:rPr>
+          <w:rFonts w:ascii="Garamond" w:eastAsia="Garamond" w:hAnsi="Garamond" w:cs="Garamond"/>
+          <w:sz w:val="23"/>
+          <w:szCs w:val="23"/>
+          <w:highlight w:val="yellow"/>
+        </w:rPr>
+        <w:t>_REDES</w:t>
+      </w:r>
+      <w:r>
+        <w:rPr>
+          <w:rFonts w:ascii="Garamond" w:eastAsia="Garamond" w:hAnsi="Garamond" w:cs="Garamond"/>
+          <w:sz w:val="23"/>
+          <w:szCs w:val="23"/>
+          <w:highlight w:val="yellow"/>
+        </w:rPr>
+        <w:t>|</w:t>
+      </w:r>
+      <w:proofErr w:type="gramStart"/>
+      <w:r>
+        <w:rPr>
+          <w:rFonts w:ascii="Garamond" w:eastAsia="Garamond" w:hAnsi="Garamond" w:cs="Garamond"/>
+          <w:sz w:val="23"/>
+          <w:szCs w:val="23"/>
+          <w:highlight w:val="yellow"/>
+        </w:rPr>
+        <w:t>lower</w:t>
+      </w:r>
+      <w:proofErr w:type="spellEnd"/>
+      <w:r>
+        <w:rPr>
+          <w:rFonts w:ascii="Garamond" w:eastAsia="Garamond" w:hAnsi="Garamond" w:cs="Garamond"/>
+          <w:sz w:val="23"/>
+          <w:szCs w:val="23"/>
+          <w:highlight w:val="yellow"/>
+        </w:rPr>
+        <w:t xml:space="preserve"> }</w:t>
+      </w:r>
+      <w:proofErr w:type="gramEnd"/>
+      <w:r>
+        <w:rPr>
+          <w:rFonts w:ascii="Garamond" w:eastAsia="Garamond" w:hAnsi="Garamond" w:cs="Garamond"/>
+          <w:sz w:val="23"/>
+          <w:szCs w:val="23"/>
+          <w:highlight w:val="yellow"/>
+        </w:rPr>
+        <w:t>}</w:t>
+      </w:r>
+      <w:r>
+        <w:rPr>
+          <w:rFonts w:ascii="Garamond" w:eastAsia="Garamond" w:hAnsi="Garamond" w:cs="Garamond"/>
+          <w:sz w:val="23"/>
+          <w:szCs w:val="23"/>
+        </w:rPr>
+        <w:t xml:space="preserve">) publicaciones mensuales en sus redes sociales garantizando que estén dirigidas única y exclusivamente a incrementar sus ventas a través de la Plataforma Rappi, </w:t>
+      </w:r>
+      <w:proofErr w:type="gramStart"/>
+      <w:r>
+        <w:rPr>
+          <w:rFonts w:ascii="Garamond" w:eastAsia="Garamond" w:hAnsi="Garamond" w:cs="Garamond"/>
+          <w:sz w:val="23"/>
+          <w:szCs w:val="23"/>
+        </w:rPr>
+        <w:t>enunciando</w:t>
+      </w:r>
+      <w:proofErr w:type="gramEnd"/>
+      <w:r>
+        <w:rPr>
+          <w:rFonts w:ascii="Garamond" w:eastAsia="Garamond" w:hAnsi="Garamond" w:cs="Garamond"/>
+          <w:sz w:val="23"/>
+          <w:szCs w:val="23"/>
+        </w:rPr>
+        <w:t xml:space="preserve"> pero no limitando, Instagram, Facebook y/o Tik Tok. Dichas publicaciones deberán ser presentadas y aprobadas por Rappi previo a su publicación.</w:t>
+      </w:r>
+    </w:p>
+    <w:p>
+      <w:pPr>
+        <w:jc w:val="both"/>
+        <w:rPr>
+          <w:rFonts w:ascii="Garamond" w:eastAsia="Garamond" w:hAnsi="Garamond" w:cs="Garamond"/>
+          <w:sz w:val="23"/>
+          <w:szCs w:val="23"/>
+          <w:lang w:val="en-US"/>
+        </w:rPr>
+      </w:pPr>
+      <w:r>
+        <w:rPr>
+          <w:rFonts w:ascii="Garamond" w:eastAsia="Garamond" w:hAnsi="Garamond" w:cs="Garamond"/>
+          <w:sz w:val="23"/>
+          <w:szCs w:val="23"/>
+          <w:highlight w:val="yellow"/>
+          <w:lang w:val="en-US"/>
+        </w:rPr>
+        <w:t>{%p endif %}</w:t>
+      </w:r>
+    </w:p>
+    <w:p>
+      <w:pPr>
+        <w:jc w:val="both"/>
+        <w:rPr>
+          <w:rFonts w:ascii="Garamond" w:eastAsia="Garamond" w:hAnsi="Garamond" w:cs="Garamond"/>
+          <w:sz w:val="23"/>
+          <w:szCs w:val="23"/>
+          <w:lang w:val="en-US"/>
+        </w:rPr>
+      </w:pPr>
+      <w:r>
+        <w:rPr>
+          <w:rFonts w:ascii="Garamond" w:eastAsia="Garamond" w:hAnsi="Garamond" w:cs="Garamond"/>
+          <w:sz w:val="23"/>
+          <w:szCs w:val="23"/>
+          <w:highlight w:val="yellow"/>
+          <w:lang w:val="en-US"/>
+        </w:rPr>
+        <w:t xml:space="preserve">{%p if </w:t>
+      </w:r>
+      <w:proofErr w:type="spellStart"/>
+      <w:r>
+        <w:rPr>
+          <w:rFonts w:ascii="Garamond" w:eastAsia="Garamond" w:hAnsi="Garamond" w:cs="Garamond"/>
+          <w:sz w:val="23"/>
+          <w:szCs w:val="23"/>
+          <w:highlight w:val="yellow"/>
+          <w:lang w:val="en-US"/>
+        </w:rPr>
+        <w:t>activa_platillos_top_seller</w:t>
+      </w:r>
+      <w:proofErr w:type="spellEnd"/>
+      <w:r>
+        <w:rPr>
+          <w:rFonts w:ascii="Garamond" w:eastAsia="Garamond" w:hAnsi="Garamond" w:cs="Garamond"/>
+          <w:sz w:val="23"/>
+          <w:szCs w:val="23"/>
+          <w:highlight w:val="yellow"/>
+          <w:lang w:val="en-US"/>
+        </w:rPr>
+        <w:t xml:space="preserve"> %}</w:t>
+      </w:r>
+    </w:p>
+    <w:p>
+      <w:pPr>
+        <w:jc w:val="both"/>
+        <w:rPr>
+          <w:rFonts w:ascii="Garamond" w:eastAsia="Garamond" w:hAnsi="Garamond" w:cs="Garamond"/>
+        </w:rPr>
+      </w:pPr>
+      <w:proofErr w:type="gramStart"/>
+      <w:r>
+        <w:rPr>
+          <w:rFonts w:ascii="Garamond" w:eastAsia="Garamond" w:hAnsi="Garamond" w:cs="Garamond"/>
+          <w:b/>
+        </w:rPr>
+        <w:t>{{ ROM</w:t>
+      </w:r>
+      <w:proofErr w:type="gramEnd"/>
+      <w:r>
+        <w:rPr>
+          <w:rFonts w:ascii="Garamond" w:eastAsia="Garamond" w:hAnsi="Garamond" w:cs="Garamond"/>
+          <w:b/>
+        </w:rPr>
+        <w:t>_</w:t>
+      </w:r>
+      <w:proofErr w:type="gramStart"/>
+      <w:r>
+        <w:rPr>
+          <w:rFonts w:ascii="Garamond" w:eastAsia="Garamond" w:hAnsi="Garamond" w:cs="Garamond"/>
+          <w:b/>
+        </w:rPr>
+        <w:t>PLATILLOS }</w:t>
+      </w:r>
+      <w:proofErr w:type="gramEnd"/>
+      <w:r>
+        <w:rPr>
+          <w:rFonts w:ascii="Garamond" w:eastAsia="Garamond" w:hAnsi="Garamond" w:cs="Garamond"/>
+          <w:b/>
+        </w:rPr>
+        <w:t xml:space="preserve">} Ofrecer {{ N_CANTIDAD_PLATILLOS }} ({{ VALOR_CANTIDAD_PLATILLOS }}) platillos</w:t>
+      </w:r>
+      <w:proofErr w:type="gramStart"/>
+      <w:r>
+        <w:rPr>
+          <w:rFonts w:ascii="Garamond" w:eastAsia="Garamond" w:hAnsi="Garamond" w:cs="Garamond"/>
+          <w:sz w:val="23"/>
+          <w:szCs w:val="23"/>
+          <w:highlight w:val="yellow"/>
+        </w:rPr>
+        <w:t xml:space="preserve"/>
+      </w:r>
+      <w:r>
+        <w:rPr>
+          <w:rFonts w:ascii="Garamond" w:eastAsia="Garamond" w:hAnsi="Garamond" w:cs="Garamond"/>
+          <w:sz w:val="23"/>
+          <w:szCs w:val="23"/>
+          <w:highlight w:val="yellow"/>
+        </w:rPr>
         <w:t/>
       </w:r>
-      <w:proofErr w:type="spellEnd"/>
-      <w:r>
-        <w:rPr>
-          <w:rFonts w:ascii="Garamond" w:eastAsia="Garamond" w:hAnsi="Garamond" w:cs="Garamond"/>
-          <w:sz w:val="23"/>
-          <w:szCs w:val="23"/>
-          <w:highlight w:val="yellow"/>
-          <w:lang w:val="es-ES"/>
+      <w:proofErr w:type="gramEnd"/>
+      <w:r>
+        <w:rPr>
+          <w:rFonts w:ascii="Garamond" w:eastAsia="Garamond" w:hAnsi="Garamond" w:cs="Garamond"/>
+          <w:sz w:val="23"/>
+          <w:szCs w:val="23"/>
+          <w:highlight w:val="yellow"/>
+        </w:rPr>
+        <w:t/>
+      </w:r>
+      <w:r>
+        <w:rPr>
+          <w:rFonts w:ascii="Garamond" w:eastAsia="Garamond" w:hAnsi="Garamond" w:cs="Garamond"/>
+          <w:sz w:val="23"/>
+          <w:szCs w:val="23"/>
+          <w:highlight w:val="yellow"/>
+        </w:rPr>
+        <w:t/>
+      </w:r>
+      <w:proofErr w:type="gramStart"/>
+      <w:r>
+        <w:rPr>
+          <w:rFonts w:ascii="Garamond" w:eastAsia="Garamond" w:hAnsi="Garamond" w:cs="Garamond"/>
+          <w:sz w:val="23"/>
+          <w:szCs w:val="23"/>
+          <w:highlight w:val="yellow"/>
+        </w:rPr>
+        <w:t/>
+      </w:r>
+      <w:proofErr w:type="gramEnd"/>
+      <w:r>
+        <w:rPr>
+          <w:rFonts w:ascii="Garamond" w:eastAsia="Garamond" w:hAnsi="Garamond" w:cs="Garamond"/>
+          <w:sz w:val="23"/>
+          <w:szCs w:val="23"/>
+          <w:highlight w:val="yellow"/>
+        </w:rPr>
+        <w:t/>
+      </w:r>
+      <w:r>
+        <w:rPr>
+          <w:rFonts w:ascii="Garamond" w:eastAsia="Garamond" w:hAnsi="Garamond" w:cs="Garamond"/>
+          <w:sz w:val="23"/>
+          <w:szCs w:val="23"/>
         </w:rPr>
         <w:t xml:space="preserve"/>
       </w:r>
-      <w:proofErr w:type="spellStart"/>
-      <w:r>
-        <w:rPr>
-          <w:rFonts w:ascii="Garamond" w:eastAsia="Garamond" w:hAnsi="Garamond" w:cs="Garamond"/>
-          <w:sz w:val="23"/>
-          <w:szCs w:val="23"/>
-          <w:highlight w:val="yellow"/>
-          <w:lang w:val="es-ES"/>
-        </w:rPr>
-        <w:t/>
-      </w:r>
-      <w:r>
-        <w:rPr>
-          <w:rFonts w:ascii="Garamond" w:eastAsia="Garamond" w:hAnsi="Garamond" w:cs="Garamond"/>
-          <w:sz w:val="23"/>
-          <w:szCs w:val="23"/>
-          <w:highlight w:val="yellow"/>
-          <w:lang w:val="es-ES"/>
-        </w:rPr>
-        <w:t/>
-      </w:r>
-      <w:r>
-        <w:rPr>
-          <w:rFonts w:ascii="Garamond" w:eastAsia="Garamond" w:hAnsi="Garamond" w:cs="Garamond"/>
-          <w:sz w:val="23"/>
-          <w:szCs w:val="23"/>
-          <w:highlight w:val="yellow"/>
-          <w:lang w:val="es-ES"/>
-        </w:rPr>
-        <w:t/>
-      </w:r>
-      <w:proofErr w:type="spellEnd"/>
-      <w:r>
-        <w:rPr>
-          <w:rFonts w:ascii="Garamond" w:eastAsia="Garamond" w:hAnsi="Garamond" w:cs="Garamond"/>
-          <w:sz w:val="23"/>
-          <w:szCs w:val="23"/>
-          <w:highlight w:val="yellow"/>
-          <w:lang w:val="es-ES"/>
-        </w:rPr>
-        <w:t xml:space="preserve"/>
-      </w:r>
-    </w:p>
-    <w:p>
-      <w:pPr>
-        <w:jc w:val="both"/>
-        <w:rPr>
-          <w:rFonts w:ascii="Garamond" w:eastAsia="Garamond" w:hAnsi="Garamond" w:cs="Garamond"/>
-          <w:sz w:val="23"/>
-          <w:szCs w:val="23"/>
-        </w:rPr>
-      </w:pPr>
-      <w:r>
-        <w:rPr>
-          <w:rFonts w:ascii="Garamond" w:eastAsia="Garamond" w:hAnsi="Garamond" w:cs="Garamond"/>
-          <w:sz w:val="23"/>
-          <w:szCs w:val="23"/>
-        </w:rPr>
-        <w:t xml:space="preserve">{{ ROM_DESCUENTO_MENU }} Realizar un descuento de por lo menos el </w:t>
-      </w:r>
-      <w:proofErr w:type="gramStart"/>
-      <w:r>
-        <w:rPr>
-          <w:rFonts w:ascii="Garamond" w:eastAsia="Garamond" w:hAnsi="Garamond" w:cs="Garamond"/>
-          <w:sz w:val="23"/>
-          <w:szCs w:val="23"/>
-          <w:highlight w:val="yellow"/>
-        </w:rPr>
-        <w:t>{{ N</w:t>
-      </w:r>
-      <w:proofErr w:type="gramEnd"/>
-      <w:r>
-        <w:rPr>
-          <w:rFonts w:ascii="Garamond" w:eastAsia="Garamond" w:hAnsi="Garamond" w:cs="Garamond"/>
-          <w:sz w:val="23"/>
-          <w:szCs w:val="23"/>
-          <w:highlight w:val="yellow"/>
-        </w:rPr>
-        <w:t>_DESCUENTO_</w:t>
-      </w:r>
-      <w:proofErr w:type="gramStart"/>
-      <w:r>
-        <w:rPr>
-          <w:rFonts w:ascii="Garamond" w:eastAsia="Garamond" w:hAnsi="Garamond" w:cs="Garamond"/>
-          <w:sz w:val="23"/>
-          <w:szCs w:val="23"/>
-          <w:highlight w:val="yellow"/>
-        </w:rPr>
-        <w:t>MENU }}</w:t>
-      </w:r>
-      <w:r>
-        <w:rPr>
-          <w:rFonts w:ascii="Garamond" w:eastAsia="Garamond" w:hAnsi="Garamond" w:cs="Garamond"/>
-          <w:sz w:val="23"/>
-          <w:szCs w:val="23"/>
-        </w:rPr>
-        <w:t>%</w:t>
-      </w:r>
-      <w:proofErr w:type="gramEnd"/>
-      <w:r>
-        <w:rPr>
-          <w:rFonts w:ascii="Garamond" w:eastAsia="Garamond" w:hAnsi="Garamond" w:cs="Garamond"/>
-          <w:sz w:val="23"/>
-          <w:szCs w:val="23"/>
-        </w:rPr>
-        <w:t xml:space="preserve"> (</w:t>
-      </w:r>
-      <w:proofErr w:type="gramStart"/>
-      <w:r>
-        <w:rPr>
-          <w:rFonts w:ascii="Garamond" w:eastAsia="Garamond" w:hAnsi="Garamond" w:cs="Garamond"/>
-          <w:sz w:val="23"/>
-          <w:szCs w:val="23"/>
-          <w:highlight w:val="yellow"/>
-        </w:rPr>
-        <w:t xml:space="preserve">{{ </w:t>
-      </w:r>
-      <w:proofErr w:type="spellStart"/>
-      <w:r>
-        <w:rPr>
-          <w:rFonts w:ascii="Garamond" w:eastAsia="Garamond" w:hAnsi="Garamond" w:cs="Garamond"/>
-          <w:sz w:val="23"/>
-          <w:szCs w:val="23"/>
-          <w:highlight w:val="yellow"/>
-        </w:rPr>
-        <w:t>VALOR</w:t>
-      </w:r>
-      <w:proofErr w:type="gramEnd"/>
-      <w:r>
-        <w:rPr>
-          <w:rFonts w:ascii="Garamond" w:eastAsia="Garamond" w:hAnsi="Garamond" w:cs="Garamond"/>
-          <w:sz w:val="23"/>
-          <w:szCs w:val="23"/>
-          <w:highlight w:val="yellow"/>
-        </w:rPr>
-        <w:t>_DESCUENTO_MENU</w:t>
-      </w:r>
-      <w:r>
-        <w:rPr>
-          <w:rFonts w:ascii="Garamond" w:eastAsia="Garamond" w:hAnsi="Garamond" w:cs="Garamond"/>
-          <w:sz w:val="23"/>
-          <w:szCs w:val="23"/>
-          <w:highlight w:val="yellow"/>
-        </w:rPr>
-        <w:t>|</w:t>
-      </w:r>
-      <w:proofErr w:type="gramStart"/>
-      <w:r>
-        <w:rPr>
-          <w:rFonts w:ascii="Garamond" w:eastAsia="Garamond" w:hAnsi="Garamond" w:cs="Garamond"/>
-          <w:sz w:val="23"/>
-          <w:szCs w:val="23"/>
-          <w:highlight w:val="yellow"/>
-        </w:rPr>
-        <w:t>lower</w:t>
-      </w:r>
-      <w:proofErr w:type="spellEnd"/>
-      <w:r>
-        <w:rPr>
-          <w:rFonts w:ascii="Garamond" w:eastAsia="Garamond" w:hAnsi="Garamond" w:cs="Garamond"/>
-          <w:sz w:val="23"/>
-          <w:szCs w:val="23"/>
-          <w:highlight w:val="yellow"/>
-        </w:rPr>
-        <w:t xml:space="preserve"> }</w:t>
-      </w:r>
-      <w:proofErr w:type="gramEnd"/>
-      <w:r>
-        <w:rPr>
-          <w:rFonts w:ascii="Garamond" w:eastAsia="Garamond" w:hAnsi="Garamond" w:cs="Garamond"/>
-          <w:sz w:val="23"/>
-          <w:szCs w:val="23"/>
-          <w:highlight w:val="yellow"/>
-        </w:rPr>
-        <w:t>}</w:t>
-      </w:r>
-      <w:r>
-        <w:rPr>
-          <w:rFonts w:ascii="Garamond" w:eastAsia="Garamond" w:hAnsi="Garamond" w:cs="Garamond"/>
-          <w:sz w:val="23"/>
-          <w:szCs w:val="23"/>
-        </w:rPr>
-        <w:t xml:space="preserve"> </w:t>
-      </w:r>
-      <w:r>
-        <w:rPr>
-          <w:rFonts w:ascii="Garamond" w:eastAsia="Garamond" w:hAnsi="Garamond" w:cs="Garamond"/>
-          <w:sz w:val="23"/>
-          <w:szCs w:val="23"/>
-        </w:rPr>
-        <w:t xml:space="preserve">por ciento) en todo el menú dentro de la Plataforma Rappi durante los primeros </w:t>
-      </w:r>
-      <w:proofErr w:type="gramStart"/>
-      <w:r>
-        <w:rPr>
-          <w:rFonts w:ascii="Garamond" w:eastAsia="Garamond" w:hAnsi="Garamond" w:cs="Garamond"/>
-          <w:sz w:val="23"/>
-          <w:szCs w:val="23"/>
-          <w:highlight w:val="yellow"/>
-        </w:rPr>
-        <w:t>{{ N</w:t>
-      </w:r>
-      <w:proofErr w:type="gramEnd"/>
-      <w:r>
-        <w:rPr>
-          <w:rFonts w:ascii="Garamond" w:eastAsia="Garamond" w:hAnsi="Garamond" w:cs="Garamond"/>
-          <w:sz w:val="23"/>
-          <w:szCs w:val="23"/>
-          <w:highlight w:val="yellow"/>
-        </w:rPr>
-        <w:t>_MESES_DESCUENTO_</w:t>
-      </w:r>
-      <w:proofErr w:type="gramStart"/>
-      <w:r>
-        <w:rPr>
-          <w:rFonts w:ascii="Garamond" w:eastAsia="Garamond" w:hAnsi="Garamond" w:cs="Garamond"/>
-          <w:sz w:val="23"/>
-          <w:szCs w:val="23"/>
-          <w:highlight w:val="yellow"/>
-        </w:rPr>
-        <w:t>MENU }</w:t>
-      </w:r>
-      <w:proofErr w:type="gramEnd"/>
-      <w:r>
-        <w:rPr>
-          <w:rFonts w:ascii="Garamond" w:eastAsia="Garamond" w:hAnsi="Garamond" w:cs="Garamond"/>
-          <w:sz w:val="23"/>
-          <w:szCs w:val="23"/>
-          <w:highlight w:val="yellow"/>
-        </w:rPr>
-        <w:t>}</w:t>
-      </w:r>
-      <w:r>
-        <w:rPr>
-          <w:rFonts w:ascii="Garamond" w:eastAsia="Garamond" w:hAnsi="Garamond" w:cs="Garamond"/>
-          <w:sz w:val="23"/>
-          <w:szCs w:val="23"/>
-        </w:rPr>
-        <w:t xml:space="preserve"> (</w:t>
-      </w:r>
-      <w:proofErr w:type="gramStart"/>
-      <w:r>
-        <w:rPr>
-          <w:rFonts w:ascii="Garamond" w:eastAsia="Garamond" w:hAnsi="Garamond" w:cs="Garamond"/>
-          <w:sz w:val="23"/>
-          <w:szCs w:val="23"/>
-          <w:highlight w:val="yellow"/>
-        </w:rPr>
-        <w:t xml:space="preserve">{{ </w:t>
-      </w:r>
-      <w:proofErr w:type="spellStart"/>
-      <w:r>
-        <w:rPr>
-          <w:rFonts w:ascii="Garamond" w:eastAsia="Garamond" w:hAnsi="Garamond" w:cs="Garamond"/>
-          <w:sz w:val="23"/>
-          <w:szCs w:val="23"/>
-          <w:highlight w:val="yellow"/>
-        </w:rPr>
-        <w:t>VALOR</w:t>
-      </w:r>
-      <w:proofErr w:type="gramEnd"/>
-      <w:r>
-        <w:rPr>
-          <w:rFonts w:ascii="Garamond" w:eastAsia="Garamond" w:hAnsi="Garamond" w:cs="Garamond"/>
-          <w:sz w:val="23"/>
-          <w:szCs w:val="23"/>
-          <w:highlight w:val="yellow"/>
-        </w:rPr>
-        <w:t>_MES_DESCUENTO_MENU</w:t>
-      </w:r>
-      <w:r>
-        <w:rPr>
-          <w:rFonts w:ascii="Garamond" w:eastAsia="Garamond" w:hAnsi="Garamond" w:cs="Garamond"/>
-          <w:sz w:val="23"/>
-          <w:szCs w:val="23"/>
-          <w:highlight w:val="yellow"/>
-        </w:rPr>
-        <w:t>|</w:t>
-      </w:r>
-      <w:proofErr w:type="gramStart"/>
-      <w:r>
-        <w:rPr>
-          <w:rFonts w:ascii="Garamond" w:eastAsia="Garamond" w:hAnsi="Garamond" w:cs="Garamond"/>
-          <w:sz w:val="23"/>
-          <w:szCs w:val="23"/>
-          <w:highlight w:val="yellow"/>
-        </w:rPr>
-        <w:t>lower</w:t>
-      </w:r>
-      <w:proofErr w:type="spellEnd"/>
-      <w:r>
-        <w:rPr>
-          <w:rFonts w:ascii="Garamond" w:eastAsia="Garamond" w:hAnsi="Garamond" w:cs="Garamond"/>
-          <w:sz w:val="23"/>
-          <w:szCs w:val="23"/>
-          <w:highlight w:val="yellow"/>
-        </w:rPr>
-        <w:t xml:space="preserve"> }</w:t>
-      </w:r>
-      <w:proofErr w:type="gramEnd"/>
-      <w:r>
-        <w:rPr>
-          <w:rFonts w:ascii="Garamond" w:eastAsia="Garamond" w:hAnsi="Garamond" w:cs="Garamond"/>
-          <w:sz w:val="23"/>
-          <w:szCs w:val="23"/>
-          <w:highlight w:val="yellow"/>
-        </w:rPr>
-        <w:t>}</w:t>
-      </w:r>
-      <w:r>
-        <w:rPr>
-          <w:rFonts w:ascii="Garamond" w:eastAsia="Garamond" w:hAnsi="Garamond" w:cs="Garamond"/>
-          <w:sz w:val="23"/>
-          <w:szCs w:val="23"/>
-        </w:rPr>
-        <w:t>) meses de ejecución del presente Acuerdo.</w:t>
-      </w:r>
-    </w:p>
-    <w:p>
-      <w:pPr>
-        <w:jc w:val="both"/>
-        <w:rPr>
-          <w:rFonts w:ascii="Garamond" w:eastAsia="Garamond" w:hAnsi="Garamond" w:cs="Garamond"/>
-          <w:sz w:val="23"/>
-          <w:szCs w:val="23"/>
-          <w:lang w:val="en-US"/>
-        </w:rPr>
-      </w:pPr>
-      <w:r>
-        <w:rPr>
-          <w:rFonts w:ascii="Garamond" w:eastAsia="Garamond" w:hAnsi="Garamond" w:cs="Garamond"/>
-          <w:sz w:val="23"/>
-          <w:szCs w:val="23"/>
-          <w:highlight w:val="yellow"/>
-          <w:lang w:val="en-US"/>
-        </w:rPr>
-        <w:t>{%p endif %}</w:t>
-      </w:r>
-    </w:p>
-    <w:p>
-      <w:pPr>
-        <w:jc w:val="both"/>
-        <w:rPr>
-          <w:rFonts w:ascii="Garamond" w:eastAsia="Garamond" w:hAnsi="Garamond" w:cs="Garamond"/>
-          <w:sz w:val="23"/>
-          <w:szCs w:val="23"/>
-          <w:lang w:val="en-US"/>
-        </w:rPr>
-      </w:pPr>
-      <w:r>
-        <w:rPr>
-          <w:rFonts w:ascii="Garamond" w:eastAsia="Garamond" w:hAnsi="Garamond" w:cs="Garamond"/>
-          <w:sz w:val="23"/>
-          <w:szCs w:val="23"/>
-          <w:highlight w:val="yellow"/>
-          <w:lang w:val="en-US"/>
-        </w:rPr>
-        <w:t xml:space="preserve">{%p if </w:t>
-      </w:r>
-      <w:proofErr w:type="spellStart"/>
-      <w:r>
-        <w:rPr>
-          <w:rFonts w:ascii="Garamond" w:eastAsia="Garamond" w:hAnsi="Garamond" w:cs="Garamond"/>
-          <w:sz w:val="23"/>
-          <w:szCs w:val="23"/>
-          <w:highlight w:val="yellow"/>
-          <w:lang w:val="en-US"/>
-        </w:rPr>
-        <w:t>activa_mark_down</w:t>
-      </w:r>
-      <w:proofErr w:type="spellEnd"/>
-      <w:r>
-        <w:rPr>
-          <w:rFonts w:ascii="Garamond" w:eastAsia="Garamond" w:hAnsi="Garamond" w:cs="Garamond"/>
-          <w:sz w:val="23"/>
-          <w:szCs w:val="23"/>
-          <w:highlight w:val="yellow"/>
-          <w:lang w:val="en-US"/>
-        </w:rPr>
-        <w:t xml:space="preserve"> %}</w:t>
-      </w:r>
-    </w:p>
-    <w:p>
-      <w:pPr>
-        <w:jc w:val="both"/>
-        <w:rPr>
-          <w:rFonts w:ascii="Garamond" w:eastAsia="Garamond" w:hAnsi="Garamond" w:cs="Garamond"/>
-          <w:sz w:val="23"/>
-          <w:szCs w:val="23"/>
-        </w:rPr>
-      </w:pPr>
-      <w:r>
-        <w:rPr>
-          <w:rFonts w:ascii="Garamond" w:eastAsia="Garamond" w:hAnsi="Garamond" w:cs="Garamond"/>
-          <w:sz w:val="23"/>
-          <w:szCs w:val="23"/>
-        </w:rPr>
-        <w:t xml:space="preserve">{{ ROM_MARK_DOWN }} Realizar una inversión mensual en promociones del </w:t>
-      </w:r>
-      <w:proofErr w:type="gramStart"/>
-      <w:r>
-        <w:rPr>
-          <w:rFonts w:ascii="Garamond" w:eastAsia="Garamond" w:hAnsi="Garamond" w:cs="Garamond"/>
-          <w:sz w:val="23"/>
-          <w:szCs w:val="23"/>
-          <w:highlight w:val="yellow"/>
-        </w:rPr>
-        <w:t>{{ N</w:t>
-      </w:r>
-      <w:proofErr w:type="gramEnd"/>
-      <w:r>
-        <w:rPr>
-          <w:rFonts w:ascii="Garamond" w:eastAsia="Garamond" w:hAnsi="Garamond" w:cs="Garamond"/>
-          <w:sz w:val="23"/>
-          <w:szCs w:val="23"/>
-          <w:highlight w:val="yellow"/>
-        </w:rPr>
-        <w:t>_DESCUENTO_MARK_</w:t>
-      </w:r>
-      <w:proofErr w:type="gramStart"/>
-      <w:r>
-        <w:rPr>
-          <w:rFonts w:ascii="Garamond" w:eastAsia="Garamond" w:hAnsi="Garamond" w:cs="Garamond"/>
-          <w:sz w:val="23"/>
-          <w:szCs w:val="23"/>
-          <w:highlight w:val="yellow"/>
-        </w:rPr>
-        <w:t>DOWN }}</w:t>
-      </w:r>
-      <w:r>
-        <w:rPr>
-          <w:rFonts w:ascii="Garamond" w:eastAsia="Garamond" w:hAnsi="Garamond" w:cs="Garamond"/>
-          <w:sz w:val="23"/>
-          <w:szCs w:val="23"/>
-        </w:rPr>
-        <w:t>%</w:t>
-      </w:r>
-      <w:proofErr w:type="gramEnd"/>
-      <w:r>
-        <w:rPr>
-          <w:rFonts w:ascii="Garamond" w:eastAsia="Garamond" w:hAnsi="Garamond" w:cs="Garamond"/>
-          <w:sz w:val="23"/>
-          <w:szCs w:val="23"/>
-        </w:rPr>
-        <w:t xml:space="preserve"> (</w:t>
-      </w:r>
-      <w:proofErr w:type="gramStart"/>
-      <w:r>
-        <w:rPr>
-          <w:rFonts w:ascii="Garamond" w:eastAsia="Garamond" w:hAnsi="Garamond" w:cs="Garamond"/>
-          <w:sz w:val="23"/>
-          <w:szCs w:val="23"/>
-          <w:highlight w:val="yellow"/>
-        </w:rPr>
-        <w:t xml:space="preserve">{{ </w:t>
-      </w:r>
-      <w:proofErr w:type="spellStart"/>
-      <w:r>
-        <w:rPr>
-          <w:rFonts w:ascii="Garamond" w:eastAsia="Garamond" w:hAnsi="Garamond" w:cs="Garamond"/>
-          <w:sz w:val="23"/>
-          <w:szCs w:val="23"/>
-          <w:highlight w:val="yellow"/>
-        </w:rPr>
-        <w:t>VALOR</w:t>
-      </w:r>
-      <w:proofErr w:type="gramEnd"/>
-      <w:r>
-        <w:rPr>
-          <w:rFonts w:ascii="Garamond" w:eastAsia="Garamond" w:hAnsi="Garamond" w:cs="Garamond"/>
-          <w:sz w:val="23"/>
-          <w:szCs w:val="23"/>
-          <w:highlight w:val="yellow"/>
-        </w:rPr>
-        <w:t>_DESCUENTO_MARK_DOWN|</w:t>
-      </w:r>
-      <w:proofErr w:type="gramStart"/>
-      <w:r>
-        <w:rPr>
-          <w:rFonts w:ascii="Garamond" w:eastAsia="Garamond" w:hAnsi="Garamond" w:cs="Garamond"/>
-          <w:sz w:val="23"/>
-          <w:szCs w:val="23"/>
-          <w:highlight w:val="yellow"/>
-        </w:rPr>
-        <w:t>lower</w:t>
-      </w:r>
-      <w:proofErr w:type="spellEnd"/>
-      <w:r>
-        <w:rPr>
-          <w:rFonts w:ascii="Garamond" w:eastAsia="Garamond" w:hAnsi="Garamond" w:cs="Garamond"/>
-          <w:sz w:val="23"/>
-          <w:szCs w:val="23"/>
-          <w:highlight w:val="yellow"/>
-        </w:rPr>
-        <w:t xml:space="preserve"> }</w:t>
-      </w:r>
-      <w:proofErr w:type="gramEnd"/>
-      <w:r>
-        <w:rPr>
-          <w:rFonts w:ascii="Garamond" w:eastAsia="Garamond" w:hAnsi="Garamond" w:cs="Garamond"/>
-          <w:sz w:val="23"/>
-          <w:szCs w:val="23"/>
-          <w:highlight w:val="yellow"/>
-        </w:rPr>
-        <w:t>}</w:t>
-      </w:r>
-      <w:r>
-        <w:rPr>
-          <w:rFonts w:ascii="Garamond" w:eastAsia="Garamond" w:hAnsi="Garamond" w:cs="Garamond"/>
-          <w:sz w:val="23"/>
-          <w:szCs w:val="23"/>
-        </w:rPr>
-        <w:t xml:space="preserve"> por ciento) de las ventas totales </w:t>
-      </w:r>
-      <w:r>
-        <w:rPr>
-          <w:rFonts w:ascii="Garamond" w:eastAsia="Garamond" w:hAnsi="Garamond" w:cs="Garamond"/>
-          <w:sz w:val="23"/>
-          <w:szCs w:val="23"/>
-        </w:rPr>
-        <w:lastRenderedPageBreak/>
-        <w:t>realizadas por el Aliado a través de la Plataforma Rappi durante el mes inmediatamente anterior durante la vigencia del presente Acuerdo.</w:t>
-      </w:r>
-    </w:p>
-    <w:p>
-      <w:pPr>
-        <w:jc w:val="both"/>
-        <w:rPr>
-          <w:rFonts w:ascii="Garamond" w:eastAsia="Garamond" w:hAnsi="Garamond" w:cs="Garamond"/>
-          <w:sz w:val="23"/>
-          <w:szCs w:val="23"/>
-          <w:lang w:val="es-MX"/>
-        </w:rPr>
-      </w:pPr>
-      <w:r>
-        <w:rPr>
-          <w:rFonts w:ascii="Garamond" w:eastAsia="Garamond" w:hAnsi="Garamond" w:cs="Garamond"/>
-          <w:sz w:val="23"/>
-          <w:szCs w:val="23"/>
-          <w:highlight w:val="yellow"/>
-          <w:lang w:val="es-ES"/>
-        </w:rPr>
-        <w:t xml:space="preserve">{%p </w:t>
-      </w:r>
-      <w:proofErr w:type="spellStart"/>
-      <w:r>
-        <w:rPr>
-          <w:rFonts w:ascii="Garamond" w:eastAsia="Garamond" w:hAnsi="Garamond" w:cs="Garamond"/>
-          <w:sz w:val="23"/>
-          <w:szCs w:val="23"/>
-          <w:highlight w:val="yellow"/>
-          <w:lang w:val="es-ES"/>
-        </w:rPr>
-        <w:t>endif</w:t>
-      </w:r>
-      <w:proofErr w:type="spellEnd"/>
-      <w:r>
-        <w:rPr>
-          <w:rFonts w:ascii="Garamond" w:eastAsia="Garamond" w:hAnsi="Garamond" w:cs="Garamond"/>
-          <w:sz w:val="23"/>
-          <w:szCs w:val="23"/>
-          <w:highlight w:val="yellow"/>
-          <w:lang w:val="es-ES"/>
-        </w:rPr>
-        <w:t xml:space="preserve"> %}</w:t>
-      </w:r>
-    </w:p>
-    <w:p>
-      <w:pPr>
-        <w:jc w:val="both"/>
-        <w:rPr>
-          <w:rFonts w:ascii="Garamond" w:eastAsia="Garamond" w:hAnsi="Garamond" w:cs="Garamond"/>
-          <w:sz w:val="23"/>
-          <w:szCs w:val="23"/>
-          <w:lang w:val="es-ES"/>
-        </w:rPr>
-      </w:pPr>
-      <w:r>
-        <w:rPr>
-          <w:rFonts w:ascii="Garamond" w:eastAsia="Garamond" w:hAnsi="Garamond" w:cs="Garamond"/>
-          <w:sz w:val="23"/>
-          <w:szCs w:val="23"/>
-          <w:highlight w:val="yellow"/>
-          <w:lang w:val="es-ES"/>
-        </w:rPr>
-        <w:t xml:space="preserve">{%p </w:t>
-      </w:r>
-      <w:proofErr w:type="spellStart"/>
-      <w:r>
-        <w:rPr>
-          <w:rFonts w:ascii="Garamond" w:eastAsia="Garamond" w:hAnsi="Garamond" w:cs="Garamond"/>
-          <w:sz w:val="23"/>
-          <w:szCs w:val="23"/>
-          <w:highlight w:val="yellow"/>
-          <w:lang w:val="es-ES"/>
-        </w:rPr>
-        <w:t>if</w:t>
-      </w:r>
-      <w:proofErr w:type="spellEnd"/>
-      <w:r>
-        <w:rPr>
-          <w:rFonts w:ascii="Garamond" w:eastAsia="Garamond" w:hAnsi="Garamond" w:cs="Garamond"/>
-          <w:sz w:val="23"/>
-          <w:szCs w:val="23"/>
-          <w:highlight w:val="yellow"/>
-          <w:lang w:val="es-ES"/>
-        </w:rPr>
-        <w:t xml:space="preserve"> </w:t>
-      </w:r>
-      <w:proofErr w:type="spellStart"/>
-      <w:r>
-        <w:rPr>
-          <w:rFonts w:ascii="Garamond" w:eastAsia="Garamond" w:hAnsi="Garamond" w:cs="Garamond"/>
-          <w:sz w:val="23"/>
-          <w:szCs w:val="23"/>
-          <w:highlight w:val="yellow"/>
-          <w:lang w:val="es-ES"/>
-        </w:rPr>
-        <w:t>activa_publicaciones_redes</w:t>
-      </w:r>
-      <w:proofErr w:type="spellEnd"/>
-      <w:r>
-        <w:rPr>
-          <w:rFonts w:ascii="Garamond" w:eastAsia="Garamond" w:hAnsi="Garamond" w:cs="Garamond"/>
-          <w:sz w:val="23"/>
-          <w:szCs w:val="23"/>
-          <w:highlight w:val="yellow"/>
-          <w:lang w:val="es-ES"/>
-        </w:rPr>
-        <w:t xml:space="preserve"> %}</w:t>
-      </w:r>
-    </w:p>
-    <w:p>
-      <w:pPr>
-        <w:jc w:val="both"/>
-        <w:rPr>
-          <w:rFonts w:ascii="Garamond" w:eastAsia="Garamond" w:hAnsi="Garamond" w:cs="Garamond"/>
-          <w:sz w:val="23"/>
-          <w:szCs w:val="23"/>
-        </w:rPr>
-      </w:pPr>
-      <w:r>
-        <w:rPr>
-          <w:rFonts w:ascii="Garamond" w:eastAsia="Garamond" w:hAnsi="Garamond" w:cs="Garamond"/>
-          <w:sz w:val="23"/>
-          <w:szCs w:val="23"/>
-        </w:rPr>
-        <w:t xml:space="preserve">{{ ROM_REDES }} Realizar, al menos </w:t>
-      </w:r>
-      <w:proofErr w:type="gramStart"/>
-      <w:r>
-        <w:rPr>
-          <w:rFonts w:ascii="Garamond" w:eastAsia="Garamond" w:hAnsi="Garamond" w:cs="Garamond"/>
-          <w:sz w:val="23"/>
-          <w:szCs w:val="23"/>
-          <w:highlight w:val="yellow"/>
-        </w:rPr>
-        <w:t xml:space="preserve">{{ </w:t>
-      </w:r>
-      <w:r>
-        <w:rPr>
-          <w:rFonts w:ascii="Garamond" w:eastAsia="Garamond" w:hAnsi="Garamond" w:cs="Garamond"/>
-          <w:sz w:val="23"/>
-          <w:szCs w:val="23"/>
-          <w:highlight w:val="yellow"/>
-        </w:rPr>
-        <w:t>N</w:t>
-      </w:r>
-      <w:proofErr w:type="gramEnd"/>
-      <w:r>
-        <w:rPr>
-          <w:rFonts w:ascii="Garamond" w:eastAsia="Garamond" w:hAnsi="Garamond" w:cs="Garamond"/>
-          <w:sz w:val="23"/>
-          <w:szCs w:val="23"/>
-          <w:highlight w:val="yellow"/>
-        </w:rPr>
-        <w:t>_</w:t>
-      </w:r>
-      <w:r>
-        <w:rPr>
-          <w:rFonts w:ascii="Garamond" w:eastAsia="Garamond" w:hAnsi="Garamond" w:cs="Garamond"/>
-          <w:sz w:val="23"/>
-          <w:szCs w:val="23"/>
-          <w:highlight w:val="yellow"/>
-        </w:rPr>
-        <w:t>DESCUENTO_</w:t>
-      </w:r>
-      <w:proofErr w:type="gramStart"/>
-      <w:r>
-        <w:rPr>
-          <w:rFonts w:ascii="Garamond" w:eastAsia="Garamond" w:hAnsi="Garamond" w:cs="Garamond"/>
-          <w:sz w:val="23"/>
-          <w:szCs w:val="23"/>
-          <w:highlight w:val="yellow"/>
-        </w:rPr>
-        <w:t>REDES }</w:t>
-      </w:r>
-      <w:proofErr w:type="gramEnd"/>
-      <w:r>
-        <w:rPr>
-          <w:rFonts w:ascii="Garamond" w:eastAsia="Garamond" w:hAnsi="Garamond" w:cs="Garamond"/>
-          <w:sz w:val="23"/>
-          <w:szCs w:val="23"/>
-          <w:highlight w:val="yellow"/>
-        </w:rPr>
-        <w:t>}</w:t>
-      </w:r>
-      <w:r>
-        <w:rPr>
-          <w:rFonts w:ascii="Garamond" w:eastAsia="Garamond" w:hAnsi="Garamond" w:cs="Garamond"/>
-          <w:sz w:val="23"/>
-          <w:szCs w:val="23"/>
-        </w:rPr>
-        <w:t xml:space="preserve"> (</w:t>
-      </w:r>
-      <w:proofErr w:type="gramStart"/>
-      <w:r>
-        <w:rPr>
-          <w:rFonts w:ascii="Garamond" w:eastAsia="Garamond" w:hAnsi="Garamond" w:cs="Garamond"/>
-          <w:sz w:val="23"/>
-          <w:szCs w:val="23"/>
-          <w:highlight w:val="yellow"/>
-        </w:rPr>
-        <w:t xml:space="preserve">{{ </w:t>
-      </w:r>
-      <w:proofErr w:type="spellStart"/>
-      <w:r>
-        <w:rPr>
-          <w:rFonts w:ascii="Garamond" w:eastAsia="Garamond" w:hAnsi="Garamond" w:cs="Garamond"/>
-          <w:sz w:val="23"/>
-          <w:szCs w:val="23"/>
-          <w:highlight w:val="yellow"/>
-        </w:rPr>
-        <w:t>DESCUENTO</w:t>
-      </w:r>
-      <w:proofErr w:type="gramEnd"/>
-      <w:r>
-        <w:rPr>
-          <w:rFonts w:ascii="Garamond" w:eastAsia="Garamond" w:hAnsi="Garamond" w:cs="Garamond"/>
-          <w:sz w:val="23"/>
-          <w:szCs w:val="23"/>
-          <w:highlight w:val="yellow"/>
-        </w:rPr>
-        <w:t>_REDES</w:t>
-      </w:r>
-      <w:r>
-        <w:rPr>
-          <w:rFonts w:ascii="Garamond" w:eastAsia="Garamond" w:hAnsi="Garamond" w:cs="Garamond"/>
-          <w:sz w:val="23"/>
-          <w:szCs w:val="23"/>
-          <w:highlight w:val="yellow"/>
-        </w:rPr>
-        <w:t>|</w:t>
-      </w:r>
-      <w:proofErr w:type="gramStart"/>
-      <w:r>
-        <w:rPr>
-          <w:rFonts w:ascii="Garamond" w:eastAsia="Garamond" w:hAnsi="Garamond" w:cs="Garamond"/>
-          <w:sz w:val="23"/>
-          <w:szCs w:val="23"/>
-          <w:highlight w:val="yellow"/>
-        </w:rPr>
-        <w:t>lower</w:t>
-      </w:r>
-      <w:proofErr w:type="spellEnd"/>
-      <w:r>
-        <w:rPr>
-          <w:rFonts w:ascii="Garamond" w:eastAsia="Garamond" w:hAnsi="Garamond" w:cs="Garamond"/>
-          <w:sz w:val="23"/>
-          <w:szCs w:val="23"/>
-          <w:highlight w:val="yellow"/>
-        </w:rPr>
-        <w:t xml:space="preserve"> }</w:t>
-      </w:r>
-      <w:proofErr w:type="gramEnd"/>
-      <w:r>
-        <w:rPr>
-          <w:rFonts w:ascii="Garamond" w:eastAsia="Garamond" w:hAnsi="Garamond" w:cs="Garamond"/>
-          <w:sz w:val="23"/>
-          <w:szCs w:val="23"/>
-          <w:highlight w:val="yellow"/>
-        </w:rPr>
-        <w:t>}</w:t>
-      </w:r>
-      <w:r>
-        <w:rPr>
-          <w:rFonts w:ascii="Garamond" w:eastAsia="Garamond" w:hAnsi="Garamond" w:cs="Garamond"/>
-          <w:sz w:val="23"/>
-          <w:szCs w:val="23"/>
-        </w:rPr>
-        <w:t xml:space="preserve">) publicaciones mensuales en sus redes sociales garantizando que estén dirigidas única y exclusivamente a incrementar sus ventas a través de la Plataforma Rappi, </w:t>
-      </w:r>
-      <w:proofErr w:type="gramStart"/>
-      <w:r>
-        <w:rPr>
-          <w:rFonts w:ascii="Garamond" w:eastAsia="Garamond" w:hAnsi="Garamond" w:cs="Garamond"/>
-          <w:sz w:val="23"/>
-          <w:szCs w:val="23"/>
-        </w:rPr>
-        <w:t>enunciando</w:t>
-      </w:r>
-      <w:proofErr w:type="gramEnd"/>
-      <w:r>
-        <w:rPr>
-          <w:rFonts w:ascii="Garamond" w:eastAsia="Garamond" w:hAnsi="Garamond" w:cs="Garamond"/>
-          <w:sz w:val="23"/>
-          <w:szCs w:val="23"/>
-        </w:rPr>
-        <w:t xml:space="preserve"> pero no limitando, Instagram, Facebook y/o Tik Tok. Dichas publicaciones deberán ser presentadas y aprobadas por Rappi previo a su publicación.</w:t>
-      </w:r>
-    </w:p>
-    <w:p>
-      <w:pPr>
-        <w:jc w:val="both"/>
-        <w:rPr>
-          <w:rFonts w:ascii="Garamond" w:eastAsia="Garamond" w:hAnsi="Garamond" w:cs="Garamond"/>
-          <w:sz w:val="23"/>
-          <w:szCs w:val="23"/>
-          <w:lang w:val="en-US"/>
-        </w:rPr>
-      </w:pPr>
-      <w:r>
-        <w:rPr>
-          <w:rFonts w:ascii="Garamond" w:eastAsia="Garamond" w:hAnsi="Garamond" w:cs="Garamond"/>
-          <w:sz w:val="23"/>
-          <w:szCs w:val="23"/>
-          <w:highlight w:val="yellow"/>
-          <w:lang w:val="en-US"/>
-        </w:rPr>
-        <w:t>{%p endif %}</w:t>
-      </w:r>
-    </w:p>
-    <w:p>
-      <w:pPr>
-        <w:jc w:val="both"/>
-        <w:rPr>
-          <w:rFonts w:ascii="Garamond" w:eastAsia="Garamond" w:hAnsi="Garamond" w:cs="Garamond"/>
-          <w:sz w:val="23"/>
-          <w:szCs w:val="23"/>
-          <w:lang w:val="en-US"/>
-        </w:rPr>
-      </w:pPr>
-      <w:r>
-        <w:rPr>
-          <w:rFonts w:ascii="Garamond" w:eastAsia="Garamond" w:hAnsi="Garamond" w:cs="Garamond"/>
-          <w:sz w:val="23"/>
-          <w:szCs w:val="23"/>
-          <w:highlight w:val="yellow"/>
-          <w:lang w:val="en-US"/>
-        </w:rPr>
-        <w:t xml:space="preserve">{%p if </w:t>
-      </w:r>
-      <w:proofErr w:type="spellStart"/>
-      <w:r>
-        <w:rPr>
-          <w:rFonts w:ascii="Garamond" w:eastAsia="Garamond" w:hAnsi="Garamond" w:cs="Garamond"/>
-          <w:sz w:val="23"/>
-          <w:szCs w:val="23"/>
-          <w:highlight w:val="yellow"/>
-          <w:lang w:val="en-US"/>
-        </w:rPr>
-        <w:t>activa_platillos_top_seller</w:t>
-      </w:r>
-      <w:proofErr w:type="spellEnd"/>
-      <w:r>
-        <w:rPr>
-          <w:rFonts w:ascii="Garamond" w:eastAsia="Garamond" w:hAnsi="Garamond" w:cs="Garamond"/>
-          <w:sz w:val="23"/>
-          <w:szCs w:val="23"/>
-          <w:highlight w:val="yellow"/>
-          <w:lang w:val="en-US"/>
-        </w:rPr>
-        <w:t xml:space="preserve"> %}</w:t>
-      </w:r>
-    </w:p>
-    <w:p>
-      <w:pPr>
-        <w:jc w:val="both"/>
-        <w:rPr>
-          <w:rFonts w:ascii="Garamond" w:eastAsia="Garamond" w:hAnsi="Garamond" w:cs="Garamond"/>
-        </w:rPr>
-      </w:pPr>
-      <w:r>
-        <w:rPr>
-          <w:rFonts w:ascii="Garamond" w:eastAsia="Garamond" w:hAnsi="Garamond" w:cs="Garamond"/>
-        </w:rPr>
-        <w:t xml:space="preserve">{{ ROM_PLATILLOS }} Ofrecer </w:t>
-      </w:r>
-      <w:proofErr w:type="gramStart"/>
-      <w:r>
-        <w:rPr>
-          <w:rFonts w:ascii="Garamond" w:eastAsia="Garamond" w:hAnsi="Garamond" w:cs="Garamond"/>
-          <w:sz w:val="23"/>
-          <w:szCs w:val="23"/>
-          <w:highlight w:val="yellow"/>
-        </w:rPr>
-        <w:t xml:space="preserve">{{ </w:t>
-      </w:r>
-      <w:r>
-        <w:rPr>
-          <w:rFonts w:ascii="Garamond" w:eastAsia="Garamond" w:hAnsi="Garamond" w:cs="Garamond"/>
-          <w:sz w:val="23"/>
-          <w:szCs w:val="23"/>
-          <w:highlight w:val="yellow"/>
-        </w:rPr>
-        <w:t>N</w:t>
-      </w:r>
-      <w:proofErr w:type="gramEnd"/>
-      <w:r>
-        <w:rPr>
-          <w:rFonts w:ascii="Garamond" w:eastAsia="Garamond" w:hAnsi="Garamond" w:cs="Garamond"/>
-          <w:sz w:val="23"/>
-          <w:szCs w:val="23"/>
-          <w:highlight w:val="yellow"/>
-        </w:rPr>
-        <w:t>_</w:t>
-      </w:r>
-      <w:r>
-        <w:rPr>
-          <w:rFonts w:ascii="Garamond" w:eastAsia="Garamond" w:hAnsi="Garamond" w:cs="Garamond"/>
-          <w:sz w:val="23"/>
-          <w:szCs w:val="23"/>
-          <w:highlight w:val="yellow"/>
-        </w:rPr>
-        <w:t>CANTIDAD_</w:t>
-      </w:r>
-      <w:proofErr w:type="gramStart"/>
-      <w:r>
-        <w:rPr>
-          <w:rFonts w:ascii="Garamond" w:eastAsia="Garamond" w:hAnsi="Garamond" w:cs="Garamond"/>
-          <w:sz w:val="23"/>
-          <w:szCs w:val="23"/>
-          <w:highlight w:val="yellow"/>
-        </w:rPr>
-        <w:t>PLATILLOS }</w:t>
-      </w:r>
-      <w:proofErr w:type="gramEnd"/>
-      <w:r>
-        <w:rPr>
-          <w:rFonts w:ascii="Garamond" w:eastAsia="Garamond" w:hAnsi="Garamond" w:cs="Garamond"/>
-          <w:sz w:val="23"/>
-          <w:szCs w:val="23"/>
-          <w:highlight w:val="yellow"/>
-        </w:rPr>
-        <w:t>}</w:t>
-      </w:r>
-      <w:r>
-        <w:rPr>
-          <w:rFonts w:ascii="Garamond" w:eastAsia="Garamond" w:hAnsi="Garamond" w:cs="Garamond"/>
-          <w:sz w:val="23"/>
-          <w:szCs w:val="23"/>
-        </w:rPr>
-        <w:t xml:space="preserve"> </w:t>
-      </w:r>
-      <w:r>
-        <w:rPr>
-          <w:rFonts w:ascii="Garamond" w:eastAsia="Garamond" w:hAnsi="Garamond" w:cs="Garamond"/>
-        </w:rPr>
-        <w:t xml:space="preserve">platillos que sean Top Seller un </w:t>
+      <w:r>
+        <w:rPr>
+          <w:rFonts w:ascii="Garamond" w:eastAsia="Garamond" w:hAnsi="Garamond" w:cs="Garamond"/>
+        </w:rPr>
+        <w:t xml:space="preserve"> que sean Top Seller un </w:t>
       </w:r>
       <w:proofErr w:type="gramStart"/>
       <w:r>
@@ -5086,7 +5145,14 @@
         <w:rPr>
           <w:rFonts w:ascii="Garamond" w:eastAsia="Garamond" w:hAnsi="Garamond" w:cs="Garamond"/>
         </w:rPr>
-        <w:t>Se aclara que este porcentaje se calculará semanalmente sobre el precio total de los Productos del Aliado Comercial en la Plataforma Rappi.</w:t>
+        <w:t xml:space="preserve">Se aclara que este porcentaje se calculará semanalmente sobre el precio total de los Productos del Aliado </w:t>
+      </w:r>
+      <w:r>
+        <w:rPr>
+          <w:rFonts w:ascii="Garamond" w:eastAsia="Garamond" w:hAnsi="Garamond" w:cs="Garamond"/>
+        </w:rPr>
+        <w:lastRenderedPageBreak/>
+        <w:t>Comercial en la Plataforma Rappi.</w:t>
       </w:r>
       <w:r>
         <w:rPr>
@@ -5150,15 +5216,7 @@
           <w:rFonts w:ascii="Garamond" w:eastAsia="Garamond" w:hAnsi="Garamond" w:cs="Garamond"/>
           <w:lang w:val="es-ES"/>
         </w:rPr>
-        <w:t xml:space="preserve">Se pagará un porcentaje variable </w:t>
-      </w:r>
-      <w:r>
-        <w:rPr>
-          <w:rFonts w:ascii="Garamond" w:eastAsia="Garamond" w:hAnsi="Garamond" w:cs="Garamond"/>
-          <w:lang w:val="es-ES"/>
-        </w:rPr>
-        <w:lastRenderedPageBreak/>
-        <w:t>sobre el valor total de las ventas realizadas por el Aliado Comercial por medio de la Plataforma Rappi. Dicho porcentaje variará dependiendo del mes de ejecución del presente Acuerdo de Cooperación, de la siguiente manera:</w:t>
+        <w:t>Se pagará un porcentaje variable sobre el valor total de las ventas realizadas por el Aliado Comercial por medio de la Plataforma Rappi. Dicho porcentaje variará dependiendo del mes de ejecución del presente Acuerdo de Cooperación, de la siguiente manera:</w:t>
       </w:r>
     </w:p>
     <w:p>
@@ -5872,7 +5930,14 @@
         <w:rPr>
           <w:rFonts w:ascii="Garamond" w:eastAsia="Garamond" w:hAnsi="Garamond" w:cs="Garamond"/>
         </w:rPr>
-        <w:t xml:space="preserve">Rappi reembolsará al Aliado Comercial el valor de las órdenes solicitadas semanalmente por los Usuarios/Consumidores y tramitadas a través de la Plataforma Rappi, la semana inmediatamente siguiente al corte semanal menos: </w:t>
+        <w:t xml:space="preserve">Rappi reembolsará al Aliado Comercial el valor de las órdenes solicitadas semanalmente por los Usuarios/Consumidores y tramitadas a través de la Plataforma </w:t>
+      </w:r>
+      <w:r>
+        <w:rPr>
+          <w:rFonts w:ascii="Garamond" w:eastAsia="Garamond" w:hAnsi="Garamond" w:cs="Garamond"/>
+        </w:rPr>
+        <w:lastRenderedPageBreak/>
+        <w:t xml:space="preserve">Rappi, la semana inmediatamente siguiente al corte semanal menos: </w:t>
       </w:r>
       <w:r>
         <w:rPr>
@@ -5886,14 +5951,7 @@
         <w:rPr>
           <w:rFonts w:ascii="Garamond" w:eastAsia="Garamond" w:hAnsi="Garamond" w:cs="Garamond"/>
         </w:rPr>
-        <w:t xml:space="preserve"> el valor cobrado por Rappi por </w:t>
-      </w:r>
-      <w:r>
-        <w:rPr>
-          <w:rFonts w:ascii="Garamond" w:eastAsia="Garamond" w:hAnsi="Garamond" w:cs="Garamond"/>
-        </w:rPr>
-        <w:lastRenderedPageBreak/>
-        <w:t xml:space="preserve">concepto de Uso y Alquiler de la Plataforma Rappi; y </w:t>
+        <w:t xml:space="preserve"> el valor cobrado por Rappi por concepto de Uso y Alquiler de la Plataforma Rappi; y </w:t>
       </w:r>
       <w:r>
         <w:rPr>
@@ -5991,7 +6049,7 @@
           <w:szCs w:val="23"/>
           <w:highlight w:val="yellow"/>
         </w:rPr>
-        <w:t xml:space="preserve">Titular: {{ RAZÓN_SOCIAL_ENCABEZADO }}</w:t>
+        <w:t xml:space="preserve">Titular: </w:t>
       </w:r>
       <w:proofErr w:type="gramStart"/>
       <w:r>
@@ -6002,9 +6060,8 @@
           <w:sz w:val="23"/>
           <w:szCs w:val="23"/>
           <w:highlight w:val="yellow"/>
-          <w:lang w:val="es-ES"/>
-        </w:rPr>
-        <w:t/>
+        </w:rPr>
+        <w:t>{{ RAZÓN</w:t>
       </w:r>
       <w:proofErr w:type="gramEnd"/>
       <w:r>
@@ -6015,9 +6072,8 @@
           <w:sz w:val="23"/>
           <w:szCs w:val="23"/>
           <w:highlight w:val="yellow"/>
-          <w:lang w:val="es-ES"/>
-        </w:rPr>
-        <w:t/>
+        </w:rPr>
+        <w:t>_SOCIAL_</w:t>
       </w:r>
       <w:proofErr w:type="gramStart"/>
       <w:r>
@@ -6028,9 +6084,8 @@
           <w:sz w:val="23"/>
           <w:szCs w:val="23"/>
           <w:highlight w:val="yellow"/>
-          <w:lang w:val="es-ES"/>
-        </w:rPr>
-        <w:t/>
+        </w:rPr>
+        <w:t>ENCABEZADO }</w:t>
       </w:r>
       <w:proofErr w:type="gramEnd"/>
       <w:r>
@@ -6041,9 +6096,8 @@
           <w:sz w:val="23"/>
           <w:szCs w:val="23"/>
           <w:highlight w:val="yellow"/>
-          <w:lang w:val="es-ES"/>
-        </w:rPr>
-        <w:t/>
+        </w:rPr>
+        <w:t>}</w:t>
       </w:r>
     </w:p>
     <w:p>
@@ -6701,6 +6755,7 @@
           <w:bCs/>
           <w:u w:val="single"/>
         </w:rPr>
+        <w:lastRenderedPageBreak/>
         <w:t>CLÁUSULA DÉCIMA SEGUNDA. - Tablets</w:t>
       </w:r>
       <w:r>
@@ -6715,14 +6770,7 @@
         <w:rPr>
           <w:rFonts w:ascii="Garamond" w:eastAsia="Garamond" w:hAnsi="Garamond" w:cs="Garamond"/>
         </w:rPr>
-        <w:t xml:space="preserve">En el caso en el que el Aliado Comercial adquiera a </w:t>
-      </w:r>
-      <w:r>
-        <w:rPr>
-          <w:rFonts w:ascii="Garamond" w:eastAsia="Garamond" w:hAnsi="Garamond" w:cs="Garamond"/>
-        </w:rPr>
-        <w:lastRenderedPageBreak/>
-        <w:t xml:space="preserve">través de Rappi las </w:t>
+        <w:t xml:space="preserve">En el caso en el que el Aliado Comercial adquiera a través de Rappi las </w:t>
       </w:r>
       <w:proofErr w:type="spellStart"/>
       <w:r>
@@ -7275,6 +7323,7 @@
         <w:rPr>
           <w:rFonts w:ascii="Garamond" w:eastAsia="Garamond" w:hAnsi="Garamond" w:cs="Garamond"/>
         </w:rPr>
+        <w:lastRenderedPageBreak/>
         <w:t>VA = Vigencia del Acuerdo de Cooperación (en meses).</w:t>
       </w:r>
     </w:p>
@@ -7290,7 +7339,6 @@
         <w:rPr>
           <w:rFonts w:ascii="Garamond" w:eastAsia="Garamond" w:hAnsi="Garamond" w:cs="Garamond"/>
         </w:rPr>
-        <w:lastRenderedPageBreak/>
         <w:t xml:space="preserve">ME = Meses ejecutados del Acuerdo de Cooperación. </w:t>
       </w:r>
     </w:p>
@@ -7599,8 +7647,253 @@
           <w:sz w:val="23"/>
           <w:szCs w:val="23"/>
           <w:u w:val="single"/>
+          <w:lang w:val="pt-PT"/>
+        </w:rPr>
+        <w:t xml:space="preserve">CLÁUSULA </w:t>
+      </w:r>
+      <w:r>
+        <w:rPr>
+          <w:rFonts w:ascii="Garamond" w:eastAsia="Garamond" w:hAnsi="Garamond" w:cs="Garamond"/>
+          <w:b/>
+          <w:bCs/>
+          <w:sz w:val="23"/>
+          <w:szCs w:val="23"/>
+          <w:highlight w:val="yellow"/>
+          <w:u w:val="single"/>
+          <w:lang w:val="pt-PT"/>
+        </w:rPr>
+        <w:t>{{ NUM_EXCLUSIVIDAD|upper }}</w:t>
+      </w:r>
+      <w:r>
+        <w:rPr>
+          <w:rFonts w:ascii="Garamond" w:eastAsia="Garamond" w:hAnsi="Garamond" w:cs="Garamond"/>
+          <w:b/>
+          <w:bCs/>
+          <w:sz w:val="23"/>
+          <w:szCs w:val="23"/>
+          <w:u w:val="single"/>
+          <w:lang w:val="pt-PT"/>
+        </w:rPr>
+        <w:t>.</w:t>
+      </w:r>
+      <w:r>
+        <w:rPr>
+          <w:rFonts w:ascii="Garamond" w:eastAsia="Garamond" w:hAnsi="Garamond" w:cs="Garamond"/>
+          <w:b/>
+          <w:bCs/>
+          <w:u w:val="single"/>
+          <w:lang w:val="pt-PT"/>
+        </w:rPr>
+        <w:t xml:space="preserve"> - Exclusividad.</w:t>
+      </w:r>
+      <w:r>
+        <w:rPr>
+          <w:rFonts w:ascii="Garamond" w:eastAsia="Garamond" w:hAnsi="Garamond" w:cs="Garamond"/>
+          <w:lang w:val="pt-PT"/>
+        </w:rPr>
+        <w:t xml:space="preserve"> </w:t>
+      </w:r>
+      <w:r>
+        <w:rPr>
+          <w:rFonts w:ascii="Garamond" w:eastAsia="Garamond" w:hAnsi="Garamond" w:cs="Garamond"/>
+        </w:rPr>
+        <w:t>En virtud de las condiciones comerciales preferenciales otorgadas al Aliado y al interés recíproco de impulsar el crecimiento y posicionamiento estratégico del Aliado y su Marca dentro de la Plataforma Rappi, las Partes acuerdan que la obligación descrita en la presente Cláusula constituye un motivo determinante de la voluntad para celebrar el presente Acuerdo. En virtud de lo anterior, el Aliado no podrá contratar, celebrar y/o ejecutar, de manera directa o indirecta, por medio de sus representantes, filiales u otros, ningún tipo de acuerdo con un objeto igual o similar al objeto del presente Acuerdo con cualquier empresa y/o plataforma virtual que preste servicios iguales o similares a Rappi (en adelante, “Empresa Adicional”).</w:t>
+      </w:r>
+    </w:p>
+    <w:p>
+      <w:pPr>
+        <w:jc w:val="both"/>
+        <w:rPr>
+          <w:rFonts w:ascii="Garamond" w:eastAsia="Garamond" w:hAnsi="Garamond" w:cs="Garamond"/>
+        </w:rPr>
+      </w:pPr>
+    </w:p>
+    <w:p>
+      <w:pPr>
+        <w:jc w:val="both"/>
+        <w:rPr>
+          <w:rFonts w:ascii="Garamond" w:eastAsia="Garamond" w:hAnsi="Garamond" w:cs="Garamond"/>
+        </w:rPr>
+      </w:pPr>
+      <w:r>
+        <w:rPr>
+          <w:rFonts w:ascii="Garamond" w:eastAsia="Garamond" w:hAnsi="Garamond" w:cs="Garamond"/>
+        </w:rPr>
+        <w:t xml:space="preserve">En caso de incumplir con esta obligación, se duplicará de manera automática el porcentaje acordado por </w:t>
+      </w:r>
+      <w:r>
+        <w:rPr>
+          <w:rFonts w:ascii="Garamond" w:eastAsia="Garamond" w:hAnsi="Garamond" w:cs="Garamond"/>
+        </w:rPr>
+        <w:lastRenderedPageBreak/>
+        <w:t>concepto del Uso y Alquiler de la Plataforma Rappi.</w:t>
+      </w:r>
+    </w:p>
+    <w:p>
+      <w:pPr>
+        <w:jc w:val="both"/>
+        <w:rPr>
+          <w:rFonts w:ascii="Garamond" w:eastAsia="Garamond" w:hAnsi="Garamond" w:cs="Garamond"/>
+        </w:rPr>
+      </w:pPr>
+    </w:p>
+    <w:p>
+      <w:pPr>
+        <w:jc w:val="both"/>
+        <w:rPr>
+          <w:rFonts w:ascii="Garamond" w:eastAsia="Garamond" w:hAnsi="Garamond" w:cs="Garamond"/>
+        </w:rPr>
+      </w:pPr>
+      <w:r>
+        <w:rPr>
+          <w:rFonts w:ascii="Garamond" w:eastAsia="Garamond" w:hAnsi="Garamond" w:cs="Garamond"/>
+        </w:rPr>
+        <w:t>Esta obligación de exclusividad aplica sobre la Marca objeto de este Acuerdo, así como sobre cualquier otro Producto dentro del Catálogo y que el Aliado prepare y despache desde los Establecimientos de Comercio identificados bajo la Marca. En consecuencia, ningún producto elaborado en dichas ubicaciones podrá comercializarse a través de una Empresa Adicional."</w:t>
+      </w:r>
+    </w:p>
+    <w:p>
+      <w:pPr>
+        <w:jc w:val="both"/>
+        <w:rPr>
+          <w:rFonts w:ascii="Garamond" w:eastAsia="Garamond" w:hAnsi="Garamond" w:cs="Garamond"/>
+          <w:sz w:val="23"/>
+          <w:szCs w:val="23"/>
           <w:lang w:val="es-MX"/>
         </w:rPr>
+      </w:pPr>
+      <w:r>
+        <w:rPr>
+          <w:rFonts w:ascii="Garamond" w:eastAsia="Garamond" w:hAnsi="Garamond" w:cs="Garamond"/>
+          <w:sz w:val="23"/>
+          <w:szCs w:val="23"/>
+          <w:highlight w:val="yellow"/>
+          <w:lang w:val="es-MX"/>
+        </w:rPr>
+        <w:t xml:space="preserve">{%p </w:t>
+      </w:r>
+      <w:proofErr w:type="spellStart"/>
+      <w:r>
+        <w:rPr>
+          <w:rFonts w:ascii="Garamond" w:eastAsia="Garamond" w:hAnsi="Garamond" w:cs="Garamond"/>
+          <w:sz w:val="23"/>
+          <w:szCs w:val="23"/>
+          <w:highlight w:val="yellow"/>
+          <w:lang w:val="es-MX"/>
+        </w:rPr>
+        <w:t>endif</w:t>
+      </w:r>
+      <w:proofErr w:type="spellEnd"/>
+      <w:r>
+        <w:rPr>
+          <w:rFonts w:ascii="Garamond" w:eastAsia="Garamond" w:hAnsi="Garamond" w:cs="Garamond"/>
+          <w:sz w:val="23"/>
+          <w:szCs w:val="23"/>
+          <w:highlight w:val="yellow"/>
+          <w:lang w:val="es-MX"/>
+        </w:rPr>
+        <w:t xml:space="preserve"> %}</w:t>
+      </w:r>
+    </w:p>
+    <w:p>
+      <w:pPr>
+        <w:jc w:val="both"/>
+        <w:rPr>
+          <w:rFonts w:ascii="Garamond" w:eastAsia="Garamond" w:hAnsi="Garamond" w:cs="Garamond"/>
+          <w:sz w:val="23"/>
+          <w:szCs w:val="23"/>
+          <w:lang w:val="es-MX"/>
+        </w:rPr>
+      </w:pPr>
+      <w:r>
+        <w:rPr>
+          <w:rFonts w:ascii="Garamond" w:eastAsia="Garamond" w:hAnsi="Garamond" w:cs="Garamond"/>
+          <w:sz w:val="23"/>
+          <w:szCs w:val="23"/>
+          <w:highlight w:val="yellow"/>
+          <w:lang w:val="es-MX"/>
+        </w:rPr>
+        <w:t xml:space="preserve">{%p </w:t>
+      </w:r>
+      <w:proofErr w:type="spellStart"/>
+      <w:r>
+        <w:rPr>
+          <w:rFonts w:ascii="Garamond" w:eastAsia="Garamond" w:hAnsi="Garamond" w:cs="Garamond"/>
+          <w:sz w:val="23"/>
+          <w:szCs w:val="23"/>
+          <w:highlight w:val="yellow"/>
+          <w:lang w:val="es-MX"/>
+        </w:rPr>
+        <w:t>if</w:t>
+      </w:r>
+      <w:proofErr w:type="spellEnd"/>
+      <w:r>
+        <w:rPr>
+          <w:rFonts w:ascii="Garamond" w:eastAsia="Garamond" w:hAnsi="Garamond" w:cs="Garamond"/>
+          <w:sz w:val="23"/>
+          <w:szCs w:val="23"/>
+          <w:highlight w:val="yellow"/>
+          <w:lang w:val="es-MX"/>
+        </w:rPr>
+        <w:t xml:space="preserve"> </w:t>
+      </w:r>
+      <w:proofErr w:type="spellStart"/>
+      <w:r>
+        <w:rPr>
+          <w:rFonts w:ascii="Garamond" w:eastAsia="Garamond" w:hAnsi="Garamond" w:cs="Garamond"/>
+          <w:sz w:val="23"/>
+          <w:szCs w:val="23"/>
+          <w:highlight w:val="yellow"/>
+          <w:lang w:val="es-MX"/>
+        </w:rPr>
+        <w:t>activa_semi_exclusividad</w:t>
+      </w:r>
+      <w:proofErr w:type="spellEnd"/>
+      <w:r>
+        <w:rPr>
+          <w:rFonts w:ascii="Garamond" w:eastAsia="Garamond" w:hAnsi="Garamond" w:cs="Garamond"/>
+          <w:sz w:val="23"/>
+          <w:szCs w:val="23"/>
+          <w:highlight w:val="yellow"/>
+          <w:lang w:val="es-MX"/>
+        </w:rPr>
+        <w:t xml:space="preserve"> %}</w:t>
+      </w:r>
+    </w:p>
+    <w:p>
+      <w:pPr>
+        <w:jc w:val="both"/>
+        <w:rPr>
+          <w:rFonts w:ascii="Garamond" w:eastAsia="Garamond" w:hAnsi="Garamond" w:cs="Garamond"/>
+          <w:lang w:val="es-MX"/>
+        </w:rPr>
+      </w:pPr>
+    </w:p>
+    <w:p>
+      <w:pPr>
+        <w:jc w:val="both"/>
+        <w:rPr>
+          <w:rFonts w:ascii="Garamond" w:eastAsia="Garamond" w:hAnsi="Garamond" w:cs="Garamond"/>
+          <w:lang w:val="es-MX"/>
+        </w:rPr>
+      </w:pPr>
+    </w:p>
+    <w:p>
+      <w:pPr>
+        <w:jc w:val="both"/>
+        <w:rPr>
+          <w:rFonts w:ascii="Garamond" w:eastAsia="Garamond" w:hAnsi="Garamond" w:cs="Garamond"/>
+        </w:rPr>
+      </w:pPr>
+      <w:r>
+        <w:rPr>
+          <w:rFonts w:ascii="Garamond" w:eastAsia="Garamond" w:hAnsi="Garamond" w:cs="Garamond"/>
+          <w:b/>
+          <w:bCs/>
+          <w:sz w:val="23"/>
+          <w:szCs w:val="23"/>
+          <w:u w:val="single"/>
+          <w:lang w:val="es-MX"/>
+        </w:rPr>
         <w:t xml:space="preserve">CLÁUSULA </w:t>
       </w:r>
       <w:proofErr w:type="gramStart"/>
@@ -7643,7 +7936,7 @@
           <w:u w:val="single"/>
           <w:lang w:val="es-MX"/>
         </w:rPr>
-        <w:t>_EXCLUSIVIDAD|</w:t>
+        <w:t>_SEMI_EXCLUSIVIDAD|</w:t>
       </w:r>
       <w:proofErr w:type="gramStart"/>
       <w:r>
@@ -7697,188 +7990,12 @@
           <w:u w:val="single"/>
           <w:lang w:val="es-MX"/>
         </w:rPr>
-        <w:t>.</w:t>
-      </w:r>
-      <w:r>
-        <w:rPr>
-          <w:rFonts w:ascii="Garamond" w:eastAsia="Garamond" w:hAnsi="Garamond" w:cs="Garamond"/>
-          <w:b/>
-          <w:bCs/>
-          <w:u w:val="single"/>
-        </w:rPr>
-        <w:t xml:space="preserve"> - Exclusividad. </w:t>
-      </w:r>
-      <w:r>
-        <w:rPr>
-          <w:rFonts w:ascii="Garamond" w:eastAsia="Garamond" w:hAnsi="Garamond" w:cs="Garamond"/>
-        </w:rPr>
-        <w:t>En virtud de las condiciones comerciales preferenciales otorgadas al Aliado y al interés recíproco de impulsar el crecimiento y posicionamiento estratégico del Aliado y su Marca dentro de la Plataforma Rappi, las Partes acuerdan que la obligación descrita en la presente Cláusula constituye un motivo determinante de la voluntad para celebrar el presente Acuerdo. En virtud de lo anterior, el Aliado no podrá contratar, celebrar y/o ejecutar, de manera directa o indirecta, por medio de sus representantes, filiales u otros, ningún tipo de acuerdo con un objeto igual o similar al objeto del presente Acuerdo con cualquier empresa y/o plataforma virtual que preste servicios iguales o similares a Rappi (en adelante, “Empresa Adicional”).</w:t>
-      </w:r>
-    </w:p>
-    <w:p>
-      <w:pPr>
-        <w:jc w:val="both"/>
-        <w:rPr>
-          <w:rFonts w:ascii="Garamond" w:eastAsia="Garamond" w:hAnsi="Garamond" w:cs="Garamond"/>
-        </w:rPr>
-      </w:pPr>
-    </w:p>
-    <w:p>
-      <w:pPr>
-        <w:jc w:val="both"/>
-        <w:rPr>
-          <w:rFonts w:ascii="Garamond" w:eastAsia="Garamond" w:hAnsi="Garamond" w:cs="Garamond"/>
-        </w:rPr>
-      </w:pPr>
-      <w:r>
-        <w:rPr>
-          <w:rFonts w:ascii="Garamond" w:eastAsia="Garamond" w:hAnsi="Garamond" w:cs="Garamond"/>
-        </w:rPr>
-        <w:t>En caso de incumplir con esta obligación, se duplicará de manera automática el porcentaje acordado por concepto del Uso y Alquiler de la Plataforma Rappi.</w:t>
-      </w:r>
-    </w:p>
-    <w:p>
-      <w:pPr>
-        <w:jc w:val="both"/>
-        <w:rPr>
-          <w:rFonts w:ascii="Garamond" w:eastAsia="Garamond" w:hAnsi="Garamond" w:cs="Garamond"/>
-        </w:rPr>
-      </w:pPr>
-    </w:p>
-    <w:p>
-      <w:pPr>
-        <w:jc w:val="both"/>
-        <w:rPr>
-          <w:rFonts w:ascii="Garamond" w:eastAsia="Garamond" w:hAnsi="Garamond" w:cs="Garamond"/>
-        </w:rPr>
-      </w:pPr>
-      <w:r>
-        <w:rPr>
-          <w:rFonts w:ascii="Garamond" w:eastAsia="Garamond" w:hAnsi="Garamond" w:cs="Garamond"/>
-        </w:rPr>
-        <w:t>Esta obligación de exclusividad aplica sobre la Marca objeto de este Acuerdo, así como sobre cualquier otro Producto dentro del Catálogo y que el Aliado prepare y despache desde los Establecimientos de Comercio identificados bajo la Marca. En consecuencia, ningún producto elaborado en dichas ubicaciones podrá comercializarse a través de una Empresa Adicional."</w:t>
-      </w:r>
-    </w:p>
-    <w:p>
-      <w:pPr>
-        <w:jc w:val="both"/>
-        <w:rPr>
-          <w:rFonts w:ascii="Garamond" w:eastAsia="Garamond" w:hAnsi="Garamond" w:cs="Garamond"/>
-          <w:sz w:val="23"/>
-          <w:szCs w:val="23"/>
-          <w:lang w:val="pt-PT"/>
-        </w:rPr>
-      </w:pPr>
-      <w:r>
-        <w:rPr>
-          <w:rFonts w:ascii="Garamond" w:eastAsia="Garamond" w:hAnsi="Garamond" w:cs="Garamond"/>
-          <w:sz w:val="23"/>
-          <w:szCs w:val="23"/>
-          <w:highlight w:val="yellow"/>
-          <w:lang w:val="pt-PT"/>
-        </w:rPr>
-        <w:t>{%p endif %}</w:t>
-      </w:r>
-    </w:p>
-    <w:p>
-      <w:pPr>
-        <w:jc w:val="both"/>
-        <w:rPr>
-          <w:rFonts w:ascii="Garamond" w:eastAsia="Garamond" w:hAnsi="Garamond" w:cs="Garamond"/>
-          <w:sz w:val="23"/>
-          <w:szCs w:val="23"/>
-          <w:lang w:val="pt-PT"/>
-        </w:rPr>
-      </w:pPr>
-      <w:r>
-        <w:rPr>
-          <w:rFonts w:ascii="Garamond" w:eastAsia="Garamond" w:hAnsi="Garamond" w:cs="Garamond"/>
-          <w:sz w:val="23"/>
-          <w:szCs w:val="23"/>
-          <w:highlight w:val="yellow"/>
-          <w:lang w:val="pt-PT"/>
-        </w:rPr>
-        <w:t>{%p if activa_semi_exclusividad %}</w:t>
-      </w:r>
-    </w:p>
-    <w:p>
-      <w:pPr>
-        <w:jc w:val="both"/>
-        <w:rPr>
-          <w:rFonts w:ascii="Garamond" w:eastAsia="Garamond" w:hAnsi="Garamond" w:cs="Garamond"/>
-          <w:lang w:val="pt-PT"/>
-        </w:rPr>
-      </w:pPr>
-    </w:p>
-    <w:p>
-      <w:pPr>
-        <w:jc w:val="both"/>
-        <w:rPr>
-          <w:rFonts w:ascii="Garamond" w:eastAsia="Garamond" w:hAnsi="Garamond" w:cs="Garamond"/>
-          <w:lang w:val="pt-PT"/>
-        </w:rPr>
-      </w:pPr>
-    </w:p>
-    <w:p>
-      <w:pPr>
-        <w:jc w:val="both"/>
-        <w:rPr>
-          <w:rFonts w:ascii="Garamond" w:eastAsia="Garamond" w:hAnsi="Garamond" w:cs="Garamond"/>
-        </w:rPr>
-      </w:pPr>
-      <w:r>
-        <w:rPr>
-          <w:rFonts w:ascii="Garamond" w:eastAsia="Garamond" w:hAnsi="Garamond" w:cs="Garamond"/>
-          <w:b/>
-          <w:bCs/>
-          <w:sz w:val="23"/>
-          <w:szCs w:val="23"/>
-          <w:u w:val="single"/>
-          <w:lang w:val="pt-PT"/>
-        </w:rPr>
-        <w:t xml:space="preserve">CLÁUSULA </w:t>
-      </w:r>
-      <w:r>
-        <w:rPr>
-          <w:rFonts w:ascii="Garamond" w:eastAsia="Garamond" w:hAnsi="Garamond" w:cs="Garamond"/>
-          <w:b/>
-          <w:bCs/>
-          <w:sz w:val="23"/>
-          <w:szCs w:val="23"/>
-          <w:highlight w:val="yellow"/>
-          <w:u w:val="single"/>
-          <w:lang w:val="pt-PT"/>
-        </w:rPr>
-        <w:t>{{ NUM_SEMI_EXCLUSIVIDAD|upper }}</w:t>
-      </w:r>
-      <w:r>
-        <w:rPr>
-          <w:rFonts w:ascii="Garamond" w:eastAsia="Garamond" w:hAnsi="Garamond" w:cs="Garamond"/>
-          <w:b/>
-          <w:bCs/>
-          <w:sz w:val="23"/>
-          <w:szCs w:val="23"/>
-          <w:u w:val="single"/>
-          <w:lang w:val="pt-PT"/>
-        </w:rPr>
-        <w:t>.</w:t>
-      </w:r>
-      <w:r>
-        <w:rPr>
-          <w:rFonts w:ascii="Garamond" w:eastAsia="Garamond" w:hAnsi="Garamond" w:cs="Garamond"/>
-          <w:b/>
-          <w:bCs/>
-          <w:sz w:val="23"/>
-          <w:szCs w:val="23"/>
-          <w:u w:val="single"/>
-          <w:lang w:val="pt-PT"/>
-        </w:rPr>
-        <w:t xml:space="preserve"> - Semi Exclusividad.</w:t>
-      </w:r>
-      <w:r>
-        <w:rPr>
-          <w:rFonts w:ascii="Garamond" w:eastAsia="Garamond" w:hAnsi="Garamond" w:cs="Garamond"/>
-          <w:lang w:val="pt-PT"/>
+        <w:t>. - Semi Exclusividad.</w:t>
+      </w:r>
+      <w:r>
+        <w:rPr>
+          <w:rFonts w:ascii="Garamond" w:eastAsia="Garamond" w:hAnsi="Garamond" w:cs="Garamond"/>
+          <w:lang w:val="es-MX"/>
         </w:rPr>
         <w:t xml:space="preserve"> </w:t>
       </w:r>
@@ -8341,14 +8458,14 @@
           <w:rFonts w:ascii="Garamond" w:eastAsia="Garamond" w:hAnsi="Garamond" w:cs="Garamond"/>
         </w:rPr>
         <w:br/>
-        <w:t xml:space="preserve">Para asegurar el máximo beneficio mutuo derivado del Bono de Crecimiento, el Aliado Comercial se compromete a compartir con Rappi el soporte documental de su uso (facturas, CFDI o reportes de campaña) dentro de los 30 (treinta) días naturales posteriores a la recepción de los fondos. En caso de que el Aliado Comercial presente un retraso en la entrega de la documentación, Rappi le notificará otorgándole un periodo de gracia de 5 (cinco) días hábiles para regularizar la situación. Si transcurrido </w:t>
+        <w:t xml:space="preserve">Para asegurar el máximo beneficio mutuo derivado del Bono de Crecimiento, el Aliado Comercial se compromete a compartir con Rappi el soporte documental de su uso (facturas, CFDI o reportes de campaña) dentro de los 30 (treinta) días naturales posteriores a la recepción de los fondos. En caso de que el Aliado Comercial presente un retraso en la entrega de la documentación, Rappi le notificará </w:t>
       </w:r>
       <w:r>
         <w:rPr>
           <w:rFonts w:ascii="Garamond" w:eastAsia="Garamond" w:hAnsi="Garamond" w:cs="Garamond"/>
         </w:rPr>
         <w:lastRenderedPageBreak/>
-        <w:t>este periodo no se entrega el soporte documental, o si se confirma que los fondos se destinaron a fines no autorizados, el Aliado Comercial reembolsará la cantidad no justificada. Para facilitar este proceso, el Aliado Comercial autoriza a Rappi a gestionar dicho reembolso mediante: (i) transferencia bancaria en un plazo de 15 (quince) días hábiles, o (</w:t>
+        <w:t>otorgándole un periodo de gracia de 5 (cinco) días hábiles para regularizar la situación. Si transcurrido este periodo no se entrega el soporte documental, o si se confirma que los fondos se destinaron a fines no autorizados, el Aliado Comercial reembolsará la cantidad no justificada. Para facilitar este proceso, el Aliado Comercial autoriza a Rappi a gestionar dicho reembolso mediante: (i) transferencia bancaria en un plazo de 15 (quince) días hábiles, o (</w:t>
       </w:r>
       <w:proofErr w:type="spellStart"/>
       <w:r>
@@ -8752,14 +8869,14 @@
         <w:rPr>
           <w:rFonts w:ascii="Garamond" w:eastAsia="Garamond" w:hAnsi="Garamond" w:cs="Garamond"/>
         </w:rPr>
-        <w:t xml:space="preserve">) retención y descuento semanalmente de las ventas realizadas por el Aliado Comercial a través de la Plataforma Rappi, por lo que el Aliado </w:t>
+        <w:t xml:space="preserve">) retención y descuento semanalmente de </w:t>
       </w:r>
       <w:r>
         <w:rPr>
           <w:rFonts w:ascii="Garamond" w:eastAsia="Garamond" w:hAnsi="Garamond" w:cs="Garamond"/>
         </w:rPr>
         <w:lastRenderedPageBreak/>
-        <w:t>Comercial acepta y autoriza expresamente desde este momento el descuento que corresponda.</w:t>
+        <w:t>las ventas realizadas por el Aliado Comercial a través de la Plataforma Rappi, por lo que el Aliado Comercial acepta y autoriza expresamente desde este momento el descuento que corresponda.</w:t>
       </w:r>
       <w:r>
         <w:rPr>
@@ -9496,14 +9613,14 @@
           <w:rFonts w:ascii="Garamond" w:eastAsia="Garamond" w:hAnsi="Garamond" w:cs="Garamond"/>
         </w:rPr>
         <w:br/>
-        <w:t xml:space="preserve">El Aliado Comercial acepta y reconoce que es el único responsable del correcto manejo contable y tributario de estos recursos, y del cumplimiento de sus obligaciones fiscales derivadas del Bono para </w:t>
+        <w:t xml:space="preserve">El Aliado Comercial acepta y reconoce que es el único responsable del correcto manejo contable y </w:t>
       </w:r>
       <w:r>
         <w:rPr>
           <w:rFonts w:ascii="Garamond" w:eastAsia="Garamond" w:hAnsi="Garamond" w:cs="Garamond"/>
         </w:rPr>
         <w:lastRenderedPageBreak/>
-        <w:t>Nuevas Aperturas, obligándose a indemnizar y sacar en paz y a salvo a Rappi de cualquier contingencia, sanción, multa o responsabilidad de carácter fiscal que en su caso las autoridades pudieren imponer en relación con en relación con el Bono para Nuevas Aperturas.</w:t>
+        <w:t>tributario de estos recursos, y del cumplimiento de sus obligaciones fiscales derivadas del Bono para Nuevas Aperturas, obligándose a indemnizar y sacar en paz y a salvo a Rappi de cualquier contingencia, sanción, multa o responsabilidad de carácter fiscal que en su caso las autoridades pudieren imponer en relación con en relación con el Bono para Nuevas Aperturas.</w:t>
       </w:r>
     </w:p>
     <w:p>
@@ -10238,14 +10355,14 @@
           <w:rFonts w:ascii="Garamond" w:eastAsia="Garamond" w:hAnsi="Garamond" w:cs="Garamond"/>
         </w:rPr>
         <w:br/>
-        <w:t xml:space="preserve">Sin perjuicio de lo anterior, Rappi contará con la facultad irrevocable de solicitar al Aliado Comercial en cualquier momento la acreditación de la efectiva aplicación del Bono para Nuevas Aperturas mediante la </w:t>
+        <w:t xml:space="preserve">Sin perjuicio de lo anterior, Rappi contará con la facultad irrevocable de solicitar al Aliado Comercial en </w:t>
       </w:r>
       <w:r>
         <w:rPr>
           <w:rFonts w:ascii="Garamond" w:eastAsia="Garamond" w:hAnsi="Garamond" w:cs="Garamond"/>
         </w:rPr>
         <w:lastRenderedPageBreak/>
-        <w:t>entrega, dentro de los 15 (quince) días naturales siguientes a dicha solicitud, de la evidencia documental correspondiente, incluyendo de manera enunciativa mas no limitativa: comprobantes fiscales (CFDI) de los gastos de construcción, adecuación y equipamiento; evidencia fotográfica del Establecimiento de Comercio y/o Cocina Oculta; aviso de apertura o licencia de funcionamiento aplicable; y constancia de activación en la Plataforma Rappi. En caso de que el Aliado Comercial no entregue dicha documentación dentro del plazo señalado, o que el uso dado al Bono para Nuevas Aperturas no corresponda a las finalidades previstas en la presente Cláusula, el Aliado Comercial deberá reembolsar a Rappi el monto que no haya sido debidamente comprobado o que haya sido destinado a finalidades no permitidas, mediante (i) transferencia bancaria dentro de los 15 (quince) días hábiles siguientes a la notificación correspondiente y/o (</w:t>
+        <w:t>cualquier momento la acreditación de la efectiva aplicación del Bono para Nuevas Aperturas mediante la entrega, dentro de los 15 (quince) días naturales siguientes a dicha solicitud, de la evidencia documental correspondiente, incluyendo de manera enunciativa mas no limitativa: comprobantes fiscales (CFDI) de los gastos de construcción, adecuación y equipamiento; evidencia fotográfica del Establecimiento de Comercio y/o Cocina Oculta; aviso de apertura o licencia de funcionamiento aplicable; y constancia de activación en la Plataforma Rappi. En caso de que el Aliado Comercial no entregue dicha documentación dentro del plazo señalado, o que el uso dado al Bono para Nuevas Aperturas no corresponda a las finalidades previstas en la presente Cláusula, el Aliado Comercial deberá reembolsar a Rappi el monto que no haya sido debidamente comprobado o que haya sido destinado a finalidades no permitidas, mediante (i) transferencia bancaria dentro de los 15 (quince) días hábiles siguientes a la notificación correspondiente y/o (</w:t>
       </w:r>
       <w:proofErr w:type="spellStart"/>
       <w:r>
@@ -10991,6 +11108,7 @@
           <w:szCs w:val="23"/>
           <w:u w:val="single"/>
         </w:rPr>
+        <w:lastRenderedPageBreak/>
         <w:t xml:space="preserve">CLÁUSULA </w:t>
       </w:r>
       <w:proofErr w:type="gramStart"/>
@@ -11068,7 +11186,19 @@
           <w:highlight w:val="yellow"/>
           <w:u w:val="single"/>
         </w:rPr>
-        <w:t xml:space="preserve"> }</w:t>
+        <w:t xml:space="preserve"> </w:t>
+      </w:r>
+      <w:r>
+        <w:rPr>
+          <w:rFonts w:ascii="Garamond" w:eastAsia="Garamond" w:hAnsi="Garamond" w:cs="Garamond"/>
+          <w:b/>
+          <w:bCs/>
+          <w:sz w:val="23"/>
+          <w:szCs w:val="23"/>
+          <w:highlight w:val="yellow"/>
+          <w:u w:val="single"/>
+        </w:rPr>
+        <w:t>}</w:t>
       </w:r>
       <w:proofErr w:type="gramEnd"/>
       <w:r>
@@ -11099,23 +11229,22 @@
           <w:rFonts w:ascii="Garamond" w:eastAsia="Garamond" w:hAnsi="Garamond" w:cs="Garamond"/>
           <w:b/>
           <w:bCs/>
-        </w:rPr>
-        <w:t xml:space="preserve"> – Línea de Crédito </w:t>
-      </w:r>
-      <w:r>
-        <w:rPr>
-          <w:rFonts w:ascii="Garamond" w:eastAsia="Garamond" w:hAnsi="Garamond" w:cs="Garamond"/>
-          <w:b/>
-          <w:bCs/>
-        </w:rPr>
-        <w:lastRenderedPageBreak/>
-        <w:t>Nuevas Aperturas</w:t>
-      </w:r>
-      <w:r>
-        <w:rPr>
-          <w:rFonts w:ascii="Garamond" w:eastAsia="Garamond" w:hAnsi="Garamond" w:cs="Garamond"/>
-        </w:rPr>
-        <w:t>. Rappi apoyará al Aliado con una línea de crédito (“Línea de Crédito NA”) por una cantidad de hasta $</w:t>
+          <w:u w:val="single"/>
+        </w:rPr>
+        <w:t xml:space="preserve"> – Línea de Crédito Nuevas Aperturas</w:t>
+      </w:r>
+      <w:r>
+        <w:rPr>
+          <w:rFonts w:ascii="Garamond" w:eastAsia="Garamond" w:hAnsi="Garamond" w:cs="Garamond"/>
+          <w:u w:val="single"/>
+        </w:rPr>
+        <w:t>.</w:t>
+      </w:r>
+      <w:r>
+        <w:rPr>
+          <w:rFonts w:ascii="Garamond" w:eastAsia="Garamond" w:hAnsi="Garamond" w:cs="Garamond"/>
+        </w:rPr>
+        <w:t xml:space="preserve"> Rappi apoyará al Aliado con una línea de crédito (“Línea de Crédito NA”) por una cantidad de hasta $</w:t>
       </w:r>
       <w:proofErr w:type="gramStart"/>
       <w:r>
@@ -11512,7 +11641,19 @@
           <w:highlight w:val="yellow"/>
           <w:u w:val="single"/>
         </w:rPr>
-        <w:t xml:space="preserve"> }</w:t>
+        <w:t xml:space="preserve"> </w:t>
+      </w:r>
+      <w:r>
+        <w:rPr>
+          <w:rFonts w:ascii="Garamond" w:eastAsia="Garamond" w:hAnsi="Garamond" w:cs="Garamond"/>
+          <w:b/>
+          <w:bCs/>
+          <w:sz w:val="23"/>
+          <w:szCs w:val="23"/>
+          <w:highlight w:val="yellow"/>
+          <w:u w:val="single"/>
+        </w:rPr>
+        <w:t>}</w:t>
       </w:r>
       <w:proofErr w:type="gramEnd"/>
       <w:r>
@@ -11532,24 +11673,9 @@
           <w:rFonts w:ascii="Garamond" w:eastAsia="Garamond" w:hAnsi="Garamond" w:cs="Garamond"/>
           <w:b/>
           <w:bCs/>
-        </w:rPr>
-        <w:t xml:space="preserve">. </w:t>
-      </w:r>
-      <w:r>
-        <w:rPr>
-          <w:rFonts w:ascii="Garamond" w:eastAsia="Garamond" w:hAnsi="Garamond" w:cs="Garamond"/>
-          <w:b/>
-          <w:bCs/>
-        </w:rPr>
-        <w:t xml:space="preserve">-  </w:t>
-      </w:r>
-      <w:r>
-        <w:rPr>
-          <w:rFonts w:ascii="Garamond" w:eastAsia="Garamond" w:hAnsi="Garamond" w:cs="Garamond"/>
-          <w:b/>
-          <w:bCs/>
-        </w:rPr>
-        <w:t>Incumplimiento.</w:t>
+          <w:u w:val="single"/>
+        </w:rPr>
+        <w:t>. -  Incumplimiento.</w:t>
       </w:r>
       <w:r>
         <w:rPr>
@@ -11643,14 +11769,14 @@
           <w:rFonts w:ascii="Garamond" w:eastAsia="Garamond" w:hAnsi="Garamond" w:cs="Garamond"/>
         </w:rPr>
         <w:br/>
-        <w:t xml:space="preserve">Adicionalmente, si el Aliado actualiza el Incumplimiento señalado en el inciso (i) de la presente Cláusula, deberá pagar una penalidad del 10% (diez por ciento) del valor total de las ventas realizadas a través de </w:t>
+        <w:t xml:space="preserve">Adicionalmente, si el Aliado actualiza el Incumplimiento señalado en el inciso (i) de la presente Cláusula, </w:t>
       </w:r>
       <w:r>
         <w:rPr>
           <w:rFonts w:ascii="Garamond" w:eastAsia="Garamond" w:hAnsi="Garamond" w:cs="Garamond"/>
         </w:rPr>
         <w:lastRenderedPageBreak/>
-        <w:t>la Plataforma Rappi hasta el momento en el que se configure el incumplimiento.</w:t>
+        <w:t>deberá pagar una penalidad del 10% (diez por ciento) del valor total de las ventas realizadas a través de la Plataforma Rappi hasta el momento en el que se configure el incumplimiento.</w:t>
       </w:r>
       <w:r>
         <w:rPr>
@@ -11893,24 +12019,14 @@
           <w:szCs w:val="23"/>
           <w:u w:val="single"/>
         </w:rPr>
-        <w:t>.</w:t>
-      </w:r>
-      <w:r>
-        <w:rPr>
-          <w:rFonts w:ascii="Garamond" w:eastAsia="Garamond" w:hAnsi="Garamond" w:cs="Garamond"/>
-          <w:b/>
-          <w:bCs/>
-          <w:sz w:val="23"/>
-          <w:szCs w:val="23"/>
-          <w:u w:val="single"/>
-        </w:rPr>
-        <w:t xml:space="preserve"> - </w:t>
-      </w:r>
-      <w:r>
-        <w:rPr>
-          <w:rFonts w:ascii="Garamond" w:eastAsia="Garamond" w:hAnsi="Garamond" w:cs="Garamond"/>
-          <w:b/>
-          <w:bCs/>
+        <w:t xml:space="preserve">. - </w:t>
+      </w:r>
+      <w:r>
+        <w:rPr>
+          <w:rFonts w:ascii="Garamond" w:eastAsia="Garamond" w:hAnsi="Garamond" w:cs="Garamond"/>
+          <w:b/>
+          <w:bCs/>
+          <w:u w:val="single"/>
         </w:rPr>
         <w:t xml:space="preserve"> Incumplimiento.</w:t>
       </w:r>
@@ -12036,27 +12152,6 @@
           <w:szCs w:val="23"/>
         </w:rPr>
       </w:pPr>
-    </w:p>
-    <w:p>
-      <w:pPr>
-        <w:jc w:val="both"/>
-        <w:rPr>
-          <w:rFonts w:ascii="Garamond" w:eastAsia="Garamond" w:hAnsi="Garamond" w:cs="Garamond"/>
-          <w:sz w:val="23"/>
-          <w:szCs w:val="23"/>
-          <w:lang w:val="en-US"/>
-        </w:rPr>
-      </w:pPr>
-      <w:r>
-        <w:rPr>
-          <w:rFonts w:ascii="Garamond" w:eastAsia="Garamond" w:hAnsi="Garamond" w:cs="Garamond"/>
-          <w:sz w:val="23"/>
-          <w:szCs w:val="23"/>
-          <w:highlight w:val="yellow"/>
-          <w:lang w:val="en-US"/>
-        </w:rPr>
-        <w:t>{%p endif %}</w:t>
-      </w:r>
     </w:p>
     <w:p>
       <w:pPr>
@@ -12393,7 +12488,14 @@
         <w:rPr>
           <w:rFonts w:ascii="Garamond" w:eastAsia="Garamond" w:hAnsi="Garamond" w:cs="Garamond"/>
         </w:rPr>
-        <w:t xml:space="preserve">Excepto por lo expresamente establecido en este Acuerdo de Cooperación, nada de lo aquí estipulado se considerará que efectúa la transferencia, cesión o asignación de cualquier derecho de propiedad intelectual u otros derechos de propiedad de una Parte a la otra Parte. Bajo ningún supuesto, el presente Acuerdo de Cooperación se podrá entender como transferencia a cualquier título de la tecnología de la cual es propietaria Rappi, su matriz, sus subsidiarias y/o compañías filiales. Rappi es el titular y conserva todos los derechos de propiedad intelectual relacionados con la Plataforma Rappi, la Aplicación Rappi Aliados y el Portal </w:t>
+        <w:t xml:space="preserve">Excepto por lo expresamente establecido en este Acuerdo de Cooperación, nada de lo aquí estipulado se considerará que efectúa la transferencia, cesión o asignación de cualquier derecho de propiedad intelectual u otros derechos de propiedad de una Parte a la otra Parte. Bajo ningún supuesto, el presente Acuerdo de Cooperación se podrá entender como transferencia a cualquier título de la tecnología de la cual es propietaria Rappi, su matriz, sus subsidiarias y/o compañías filiales. Rappi es el titular y conserva todos los derechos de propiedad intelectual relacionados con la Plataforma Rappi, la Aplicación Rappi Aliados </w:t>
+      </w:r>
+      <w:r>
+        <w:rPr>
+          <w:rFonts w:ascii="Garamond" w:eastAsia="Garamond" w:hAnsi="Garamond" w:cs="Garamond"/>
+        </w:rPr>
+        <w:lastRenderedPageBreak/>
+        <w:t xml:space="preserve">y el Portal </w:t>
       </w:r>
       <w:proofErr w:type="spellStart"/>
       <w:r>
@@ -12850,14 +12952,14 @@
         <w:rPr>
           <w:rFonts w:ascii="Garamond" w:eastAsia="Garamond" w:hAnsi="Garamond" w:cs="Garamond"/>
         </w:rPr>
-        <w:t xml:space="preserve">/empleado entre las Partes. En virtud de lo anterior, las Partes cumplirán con sus obligaciones frente a terceros </w:t>
+        <w:t xml:space="preserve">/empleado </w:t>
       </w:r>
       <w:r>
         <w:rPr>
           <w:rFonts w:ascii="Garamond" w:eastAsia="Garamond" w:hAnsi="Garamond" w:cs="Garamond"/>
         </w:rPr>
         <w:lastRenderedPageBreak/>
-        <w:t>(incluyendo, pero sin limitarse, al ámbito laboral, de seguridad social y fiscal) independientemente.</w:t>
+        <w:t>entre las Partes. En virtud de lo anterior, las Partes cumplirán con sus obligaciones frente a terceros (incluyendo, pero sin limitarse, al ámbito laboral, de seguridad social y fiscal) independientemente.</w:t>
       </w:r>
     </w:p>
     <w:p>
@@ -13778,7 +13880,14 @@
         <w:rPr>
           <w:rFonts w:ascii="Garamond" w:eastAsia="Garamond" w:hAnsi="Garamond" w:cs="Garamond"/>
         </w:rPr>
-        <w:t xml:space="preserve">Los Datos Personales de los Usuarios/Consumidores que adquieran un Producto del Aliado Comercial a través de la Plataforma Rappi, únicamente serán transferidos a </w:t>
+        <w:t xml:space="preserve">Los Datos Personales de los Usuarios/Consumidores que adquieran un Producto del Aliado Comercial </w:t>
+      </w:r>
+      <w:r>
+        <w:rPr>
+          <w:rFonts w:ascii="Garamond" w:eastAsia="Garamond" w:hAnsi="Garamond" w:cs="Garamond"/>
+        </w:rPr>
+        <w:lastRenderedPageBreak/>
+        <w:t xml:space="preserve">a través de la Plataforma Rappi, únicamente serán transferidos a </w:t>
       </w:r>
       <w:proofErr w:type="gramStart"/>
       <w:r>
@@ -13800,7 +13909,6 @@
           <w:b/>
           <w:bCs/>
         </w:rPr>
-        <w:lastRenderedPageBreak/>
         <w:t>(i)</w:t>
       </w:r>
       <w:r>
@@ -14297,14 +14405,14 @@
         <w:rPr>
           <w:rFonts w:ascii="Garamond" w:eastAsia="Garamond" w:hAnsi="Garamond" w:cs="Garamond"/>
         </w:rPr>
-        <w:t xml:space="preserve">Salvo lo acordado específicamente en el presente Acuerdo de Cooperación, cada Parte será responsable de los pagos de los impuestos que la Ley Aplicable le imponga con </w:t>
+        <w:t xml:space="preserve">Salvo lo acordado específicamente en el presente Acuerdo de Cooperación, </w:t>
       </w:r>
       <w:r>
         <w:rPr>
           <w:rFonts w:ascii="Garamond" w:eastAsia="Garamond" w:hAnsi="Garamond" w:cs="Garamond"/>
         </w:rPr>
         <w:lastRenderedPageBreak/>
-        <w:t xml:space="preserve">ocasión de la celebración y ejecución del presente Acuerdo de Cooperación. En particular, el Aliado Comercial declara y garantiza que cumplirá con las obligaciones tributarias a su cargo derivadas de la comercialización de los Productos exhibidos y ofrecidos a través de la Plataforma Rappi. </w:t>
+        <w:t xml:space="preserve">cada Parte será responsable de los pagos de los impuestos que la Ley Aplicable le imponga con ocasión de la celebración y ejecución del presente Acuerdo de Cooperación. En particular, el Aliado Comercial declara y garantiza que cumplirá con las obligaciones tributarias a su cargo derivadas de la comercialización de los Productos exhibidos y ofrecidos a través de la Plataforma Rappi. </w:t>
       </w:r>
     </w:p>
     <w:p>
@@ -15006,14 +15114,14 @@
         <w:rPr>
           <w:rFonts w:ascii="Garamond" w:eastAsia="Garamond" w:hAnsi="Garamond" w:cs="Garamond"/>
         </w:rPr>
-        <w:t xml:space="preserve">El Aliado Comercial reconoce que, en caso de comercializar bebidas alcohólicas, cuenta con los permisos y licencias de las autoridades competentes para la venta y expendio de bebidas alcohólicas. Así mismo, el Aliado Comercial acepta cumplir la Ley </w:t>
+        <w:t xml:space="preserve">El Aliado Comercial reconoce que, en caso de comercializar bebidas alcohólicas, cuenta con los permisos y licencias de las autoridades competentes para la </w:t>
       </w:r>
       <w:r>
         <w:rPr>
           <w:rFonts w:ascii="Garamond" w:eastAsia="Garamond" w:hAnsi="Garamond" w:cs="Garamond"/>
         </w:rPr>
         <w:lastRenderedPageBreak/>
-        <w:t xml:space="preserve">Aplicable referente a las restricciones de venta por zonas, horarios y cualquier otro tipo de limitaciones aplicables a la comercialización de estos Productos. </w:t>
+        <w:t xml:space="preserve">venta y expendio de bebidas alcohólicas. Así mismo, el Aliado Comercial acepta cumplir la Ley Aplicable referente a las restricciones de venta por zonas, horarios y cualquier otro tipo de limitaciones aplicables a la comercialización de estos Productos. </w:t>
       </w:r>
     </w:p>
     <w:p>
@@ -15474,14 +15582,14 @@
         <w:rPr>
           <w:rFonts w:ascii="Garamond" w:eastAsia="Garamond" w:hAnsi="Garamond" w:cs="Garamond"/>
         </w:rPr>
-        <w:t xml:space="preserve"> retardar, cualquier acto relacionado con el ejercicio de sus funciones. Las Partes declaran y garantizan que tanto ellas como sus funcionarios, empleados, directivos,  o subcontratistas cumplen la Ley Aplicable en materia de anticorrupción, incluyendo, pero sin limitarse a la Ley General de Responsabilidades Administrativas, la Ley sobre Prácticas Corruptas en el Extranjero de EE.UU. de 1977, la Ley sobre Sobornos del Reino Unido de 2010 o aquellas que la modifiquen, subroguen, reglamenten o desarrollen, así como aquellas regulaciones nacionales e internacionales relativas a la prevención del fraude, el soborno, la corrupción, el lavado de dinero y el terrorismo. Igualmente, las Partes declaran y garantizan </w:t>
+        <w:t xml:space="preserve"> retardar, cualquier acto relacionado con el ejercicio de sus funciones. Las Partes declaran y garantizan que tanto ellas como sus funcionarios, empleados, directivos,  o subcontratistas cumplen la Ley Aplicable en materia de anticorrupción, incluyendo, pero sin limitarse a la Ley General de Responsabilidades Administrativas, la Ley sobre Prácticas Corruptas en el Extranjero de EE.UU. de 1977, la Ley sobre Sobornos del Reino Unido de 2010 o aquellas que la modifiquen, subroguen, reglamenten o desarrollen, así como aquellas regulaciones nacionales e internacionales relativas a la prevención del fraude, el soborno, </w:t>
       </w:r>
       <w:r>
         <w:rPr>
           <w:rFonts w:ascii="Garamond" w:eastAsia="Garamond" w:hAnsi="Garamond" w:cs="Garamond"/>
         </w:rPr>
         <w:lastRenderedPageBreak/>
-        <w:t xml:space="preserve">que ni ellas ni sus funcionarios, empleados, directivos, o subcontratistas son objeto de investigaciones, acusaciones o procesos relativos a la violación de la Ley Aplicable en materia de anticorrupción ni han sido objeto de sanciones penales, disciplinarias o contractuales derivadas de la violación de tal Ley Aplicable. Las Partes se obligan a cumplir la Ley Aplicable en materia de anticorrupción y declaran que cualquier incumplimiento constituye una violación al presente Acuerdo de Cooperación, que da derecho exclusivo a la otra Parte de terminar el presente Acuerdo de Cooperación.    Igualmente, cada Parte se obliga a notificar a la otra Parte cualquier notificación asociada a una investigación, procedimiento, sanción o similar, iniciado en su contra o en contra de cualquiera de sus funcionarios, empleados, directivos, o subcontratistas, dentro de las 24 (veinticuatro) horas siguientes a la fecha en la que tenga conocimiento de la notificación de la investigación. </w:t>
+        <w:t xml:space="preserve">la corrupción, el lavado de dinero y el terrorismo. Igualmente, las Partes declaran y garantizan que ni ellas ni sus funcionarios, empleados, directivos, o subcontratistas son objeto de investigaciones, acusaciones o procesos relativos a la violación de la Ley Aplicable en materia de anticorrupción ni han sido objeto de sanciones penales, disciplinarias o contractuales derivadas de la violación de tal Ley Aplicable. Las Partes se obligan a cumplir la Ley Aplicable en materia de anticorrupción y declaran que cualquier incumplimiento constituye una violación al presente Acuerdo de Cooperación, que da derecho exclusivo a la otra Parte de terminar el presente Acuerdo de Cooperación.    Igualmente, cada Parte se obliga a notificar a la otra Parte cualquier notificación asociada a una investigación, procedimiento, sanción o similar, iniciado en su contra o en contra de cualquiera de sus funcionarios, empleados, directivos, o subcontratistas, dentro de las 24 (veinticuatro) horas siguientes a la fecha en la que tenga conocimiento de la notificación de la investigación. </w:t>
       </w:r>
     </w:p>
     <w:p>

--- a/formatos/New_draft/acuerdo_sin_ads_persona_fisica.docx
+++ b/formatos/New_draft/acuerdo_sin_ads_persona_fisica.docx
@@ -3338,9 +3338,9 @@
       <w:r>
         <w:rPr>
           <w:rFonts w:ascii="Garamond" w:eastAsia="Garamond" w:hAnsi="Garamond" w:cs="Garamond"/>
-          <w:sz w:val="23"/>
-          <w:szCs w:val="23"/>
-          <w:b/>
+          <w:b/>
+          <w:sz w:val="23"/>
+          <w:szCs w:val="23"/>
         </w:rPr>
         <w:t>{{ ROM</w:t>
       </w:r>
@@ -3348,9 +3348,9 @@
       <w:r>
         <w:rPr>
           <w:rFonts w:ascii="Garamond" w:eastAsia="Garamond" w:hAnsi="Garamond" w:cs="Garamond"/>
-          <w:sz w:val="23"/>
-          <w:szCs w:val="23"/>
-          <w:b/>
+          <w:b/>
+          <w:sz w:val="23"/>
+          <w:szCs w:val="23"/>
         </w:rPr>
         <w:t>_DESCUENTO_</w:t>
       </w:r>
@@ -3358,9 +3358,9 @@
       <w:r>
         <w:rPr>
           <w:rFonts w:ascii="Garamond" w:eastAsia="Garamond" w:hAnsi="Garamond" w:cs="Garamond"/>
-          <w:sz w:val="23"/>
-          <w:szCs w:val="23"/>
-          <w:b/>
+          <w:b/>
+          <w:sz w:val="23"/>
+          <w:szCs w:val="23"/>
         </w:rPr>
         <w:t>MENU }</w:t>
       </w:r>
@@ -3368,9 +3368,9 @@
       <w:r>
         <w:rPr>
           <w:rFonts w:ascii="Garamond" w:eastAsia="Garamond" w:hAnsi="Garamond" w:cs="Garamond"/>
-          <w:sz w:val="23"/>
-          <w:szCs w:val="23"/>
-          <w:b/>
+          <w:b/>
+          <w:sz w:val="23"/>
+          <w:szCs w:val="23"/>
         </w:rPr>
         <w:t xml:space="preserve">} Realizar un descuento de por lo menos el </w:t>
       </w:r>
@@ -3709,9 +3709,9 @@
       <w:r>
         <w:rPr>
           <w:rFonts w:ascii="Garamond" w:eastAsia="Garamond" w:hAnsi="Garamond" w:cs="Garamond"/>
-          <w:sz w:val="23"/>
-          <w:szCs w:val="23"/>
-          <w:b/>
+          <w:b/>
+          <w:sz w:val="23"/>
+          <w:szCs w:val="23"/>
         </w:rPr>
         <w:t>{{ ROM</w:t>
       </w:r>
@@ -3719,9 +3719,9 @@
       <w:r>
         <w:rPr>
           <w:rFonts w:ascii="Garamond" w:eastAsia="Garamond" w:hAnsi="Garamond" w:cs="Garamond"/>
-          <w:sz w:val="23"/>
-          <w:szCs w:val="23"/>
-          <w:b/>
+          <w:b/>
+          <w:sz w:val="23"/>
+          <w:szCs w:val="23"/>
         </w:rPr>
         <w:t>_MARK_</w:t>
       </w:r>
@@ -3729,9 +3729,9 @@
       <w:r>
         <w:rPr>
           <w:rFonts w:ascii="Garamond" w:eastAsia="Garamond" w:hAnsi="Garamond" w:cs="Garamond"/>
-          <w:sz w:val="23"/>
-          <w:szCs w:val="23"/>
-          <w:b/>
+          <w:b/>
+          <w:sz w:val="23"/>
+          <w:szCs w:val="23"/>
         </w:rPr>
         <w:t>DOWN }</w:t>
       </w:r>
@@ -3739,9 +3739,9 @@
       <w:r>
         <w:rPr>
           <w:rFonts w:ascii="Garamond" w:eastAsia="Garamond" w:hAnsi="Garamond" w:cs="Garamond"/>
-          <w:sz w:val="23"/>
-          <w:szCs w:val="23"/>
-          <w:b/>
+          <w:b/>
+          <w:sz w:val="23"/>
+          <w:szCs w:val="23"/>
         </w:rPr>
         <w:t xml:space="preserve">} Realizar una inversión mensual en promociones del </w:t>
       </w:r>
@@ -3992,9 +3992,9 @@
       <w:r>
         <w:rPr>
           <w:rFonts w:ascii="Garamond" w:eastAsia="Garamond" w:hAnsi="Garamond" w:cs="Garamond"/>
-          <w:sz w:val="23"/>
-          <w:szCs w:val="23"/>
-          <w:b/>
+          <w:b/>
+          <w:sz w:val="23"/>
+          <w:szCs w:val="23"/>
         </w:rPr>
         <w:t>{{ ROM</w:t>
       </w:r>
@@ -4002,9 +4002,9 @@
       <w:r>
         <w:rPr>
           <w:rFonts w:ascii="Garamond" w:eastAsia="Garamond" w:hAnsi="Garamond" w:cs="Garamond"/>
-          <w:sz w:val="23"/>
-          <w:szCs w:val="23"/>
-          <w:b/>
+          <w:b/>
+          <w:sz w:val="23"/>
+          <w:szCs w:val="23"/>
         </w:rPr>
         <w:t>_</w:t>
       </w:r>
@@ -4012,9 +4012,9 @@
       <w:r>
         <w:rPr>
           <w:rFonts w:ascii="Garamond" w:eastAsia="Garamond" w:hAnsi="Garamond" w:cs="Garamond"/>
-          <w:sz w:val="23"/>
-          <w:szCs w:val="23"/>
-          <w:b/>
+          <w:b/>
+          <w:sz w:val="23"/>
+          <w:szCs w:val="23"/>
         </w:rPr>
         <w:t>REDES }</w:t>
       </w:r>
@@ -4022,9 +4022,9 @@
       <w:r>
         <w:rPr>
           <w:rFonts w:ascii="Garamond" w:eastAsia="Garamond" w:hAnsi="Garamond" w:cs="Garamond"/>
-          <w:sz w:val="23"/>
-          <w:szCs w:val="23"/>
-          <w:b/>
+          <w:b/>
+          <w:sz w:val="23"/>
+          <w:szCs w:val="23"/>
         </w:rPr>
         <w:t xml:space="preserve">} Realizar, al menos </w:t>
       </w:r>
@@ -4291,73 +4291,78 @@
           <w:rFonts w:ascii="Garamond" w:eastAsia="Garamond" w:hAnsi="Garamond" w:cs="Garamond"/>
           <w:b/>
         </w:rPr>
-        <w:t xml:space="preserve">} Ofrecer {{ N_CANTIDAD_PLATILLOS }} ({{ VALOR_CANTIDAD_PLATILLOS }}) platillos</w:t>
+        <w:t xml:space="preserve">} </w:t>
+      </w:r>
+      <w:r>
+        <w:rPr>
+          <w:rFonts w:ascii="Garamond" w:eastAsia="Garamond" w:hAnsi="Garamond" w:cs="Garamond"/>
+          <w:bCs/>
+        </w:rPr>
+        <w:t xml:space="preserve">Ofrecer </w:t>
       </w:r>
       <w:proofErr w:type="gramStart"/>
       <w:r>
         <w:rPr>
           <w:rFonts w:ascii="Garamond" w:eastAsia="Garamond" w:hAnsi="Garamond" w:cs="Garamond"/>
-          <w:sz w:val="23"/>
-          <w:szCs w:val="23"/>
-          <w:highlight w:val="yellow"/>
-        </w:rPr>
-        <w:t xml:space="preserve"/>
-      </w:r>
-      <w:r>
-        <w:rPr>
-          <w:rFonts w:ascii="Garamond" w:eastAsia="Garamond" w:hAnsi="Garamond" w:cs="Garamond"/>
-          <w:sz w:val="23"/>
-          <w:szCs w:val="23"/>
-          <w:highlight w:val="yellow"/>
-        </w:rPr>
-        <w:t/>
+          <w:bCs/>
+        </w:rPr>
+        <w:t>{{ N</w:t>
       </w:r>
       <w:proofErr w:type="gramEnd"/>
       <w:r>
         <w:rPr>
           <w:rFonts w:ascii="Garamond" w:eastAsia="Garamond" w:hAnsi="Garamond" w:cs="Garamond"/>
-          <w:sz w:val="23"/>
-          <w:szCs w:val="23"/>
-          <w:highlight w:val="yellow"/>
-        </w:rPr>
-        <w:t/>
-      </w:r>
-      <w:r>
-        <w:rPr>
-          <w:rFonts w:ascii="Garamond" w:eastAsia="Garamond" w:hAnsi="Garamond" w:cs="Garamond"/>
-          <w:sz w:val="23"/>
-          <w:szCs w:val="23"/>
-          <w:highlight w:val="yellow"/>
-        </w:rPr>
-        <w:t/>
+          <w:bCs/>
+        </w:rPr>
+        <w:t>_CANTIDAD_</w:t>
       </w:r>
       <w:proofErr w:type="gramStart"/>
       <w:r>
         <w:rPr>
           <w:rFonts w:ascii="Garamond" w:eastAsia="Garamond" w:hAnsi="Garamond" w:cs="Garamond"/>
-          <w:sz w:val="23"/>
-          <w:szCs w:val="23"/>
-          <w:highlight w:val="yellow"/>
-        </w:rPr>
-        <w:t/>
+          <w:bCs/>
+        </w:rPr>
+        <w:t>PLATILLOS }</w:t>
       </w:r>
       <w:proofErr w:type="gramEnd"/>
       <w:r>
         <w:rPr>
           <w:rFonts w:ascii="Garamond" w:eastAsia="Garamond" w:hAnsi="Garamond" w:cs="Garamond"/>
-          <w:sz w:val="23"/>
-          <w:szCs w:val="23"/>
-          <w:highlight w:val="yellow"/>
-        </w:rPr>
-        <w:t/>
-      </w:r>
-      <w:r>
-        <w:rPr>
-          <w:rFonts w:ascii="Garamond" w:eastAsia="Garamond" w:hAnsi="Garamond" w:cs="Garamond"/>
-          <w:sz w:val="23"/>
-          <w:szCs w:val="23"/>
-        </w:rPr>
-        <w:t xml:space="preserve"/>
+          <w:bCs/>
+        </w:rPr>
+        <w:t>} (</w:t>
+      </w:r>
+      <w:proofErr w:type="gramStart"/>
+      <w:r>
+        <w:rPr>
+          <w:rFonts w:ascii="Garamond" w:eastAsia="Garamond" w:hAnsi="Garamond" w:cs="Garamond"/>
+          <w:bCs/>
+        </w:rPr>
+        <w:t>{{ VALOR</w:t>
+      </w:r>
+      <w:proofErr w:type="gramEnd"/>
+      <w:r>
+        <w:rPr>
+          <w:rFonts w:ascii="Garamond" w:eastAsia="Garamond" w:hAnsi="Garamond" w:cs="Garamond"/>
+          <w:bCs/>
+        </w:rPr>
+        <w:t>_CANTIDAD_</w:t>
+      </w:r>
+      <w:proofErr w:type="gramStart"/>
+      <w:r>
+        <w:rPr>
+          <w:rFonts w:ascii="Garamond" w:eastAsia="Garamond" w:hAnsi="Garamond" w:cs="Garamond"/>
+          <w:bCs/>
+        </w:rPr>
+        <w:t>PLATILLOS }</w:t>
+      </w:r>
+      <w:proofErr w:type="gramEnd"/>
+      <w:r>
+        <w:rPr>
+          <w:rFonts w:ascii="Garamond" w:eastAsia="Garamond" w:hAnsi="Garamond" w:cs="Garamond"/>
+          <w:bCs/>
+        </w:rPr>
+        <w:t>}) platillos</w:t>
       </w:r>
       <w:r>
         <w:rPr>
@@ -5145,14 +5150,8 @@
         <w:rPr>
           <w:rFonts w:ascii="Garamond" w:eastAsia="Garamond" w:hAnsi="Garamond" w:cs="Garamond"/>
         </w:rPr>
-        <w:t xml:space="preserve">Se aclara que este porcentaje se calculará semanalmente sobre el precio total de los Productos del Aliado </w:t>
-      </w:r>
-      <w:r>
-        <w:rPr>
-          <w:rFonts w:ascii="Garamond" w:eastAsia="Garamond" w:hAnsi="Garamond" w:cs="Garamond"/>
-        </w:rPr>
         <w:lastRenderedPageBreak/>
-        <w:t>Comercial en la Plataforma Rappi.</w:t>
+        <w:t>Se aclara que este porcentaje se calculará semanalmente sobre el precio total de los Productos del Aliado Comercial en la Plataforma Rappi.</w:t>
       </w:r>
       <w:r>
         <w:rPr>
@@ -5930,14 +5929,14 @@
         <w:rPr>
           <w:rFonts w:ascii="Garamond" w:eastAsia="Garamond" w:hAnsi="Garamond" w:cs="Garamond"/>
         </w:rPr>
-        <w:t xml:space="preserve">Rappi reembolsará al Aliado Comercial el valor de las órdenes solicitadas semanalmente por los Usuarios/Consumidores y tramitadas a través de la Plataforma </w:t>
+        <w:t xml:space="preserve">Rappi reembolsará al Aliado Comercial el valor de las </w:t>
       </w:r>
       <w:r>
         <w:rPr>
           <w:rFonts w:ascii="Garamond" w:eastAsia="Garamond" w:hAnsi="Garamond" w:cs="Garamond"/>
         </w:rPr>
         <w:lastRenderedPageBreak/>
-        <w:t xml:space="preserve">Rappi, la semana inmediatamente siguiente al corte semanal menos: </w:t>
+        <w:t xml:space="preserve">órdenes solicitadas semanalmente por los Usuarios/Consumidores y tramitadas a través de la Plataforma Rappi, la semana inmediatamente siguiente al corte semanal menos: </w:t>
       </w:r>
       <w:r>
         <w:rPr>
@@ -6755,7 +6754,6 @@
           <w:bCs/>
           <w:u w:val="single"/>
         </w:rPr>
-        <w:lastRenderedPageBreak/>
         <w:t>CLÁUSULA DÉCIMA SEGUNDA. - Tablets</w:t>
       </w:r>
       <w:r>
@@ -7308,6 +7306,7 @@
         <w:rPr>
           <w:rFonts w:ascii="Garamond" w:eastAsia="Garamond" w:hAnsi="Garamond" w:cs="Garamond"/>
         </w:rPr>
+        <w:lastRenderedPageBreak/>
         <w:t xml:space="preserve">VP = Ventas promedio del Aliado Comercial.  </w:t>
       </w:r>
     </w:p>
@@ -7323,7 +7322,6 @@
         <w:rPr>
           <w:rFonts w:ascii="Garamond" w:eastAsia="Garamond" w:hAnsi="Garamond" w:cs="Garamond"/>
         </w:rPr>
-        <w:lastRenderedPageBreak/>
         <w:t>VA = Vigencia del Acuerdo de Cooperación (en meses).</w:t>
       </w:r>
     </w:p>
@@ -7629,26 +7627,27 @@
           <w:b/>
           <w:bCs/>
           <w:u w:val="single"/>
-        </w:rPr>
-      </w:pPr>
-    </w:p>
-    <w:p>
-      <w:pPr>
-        <w:jc w:val="both"/>
-        <w:rPr>
-          <w:rFonts w:ascii="Garamond" w:eastAsia="Garamond" w:hAnsi="Garamond" w:cs="Garamond"/>
-        </w:rPr>
-      </w:pPr>
-      <w:r>
-        <w:rPr>
-          <w:rFonts w:ascii="Garamond" w:eastAsia="Garamond" w:hAnsi="Garamond" w:cs="Garamond"/>
-          <w:b/>
-          <w:bCs/>
-          <w:sz w:val="23"/>
-          <w:szCs w:val="23"/>
-          <w:u w:val="single"/>
           <w:lang w:val="pt-PT"/>
         </w:rPr>
+      </w:pPr>
+    </w:p>
+    <w:p>
+      <w:pPr>
+        <w:jc w:val="both"/>
+        <w:rPr>
+          <w:rFonts w:ascii="Garamond" w:eastAsia="Garamond" w:hAnsi="Garamond" w:cs="Garamond"/>
+        </w:rPr>
+      </w:pPr>
+      <w:r>
+        <w:rPr>
+          <w:rFonts w:ascii="Garamond" w:eastAsia="Garamond" w:hAnsi="Garamond" w:cs="Garamond"/>
+          <w:b/>
+          <w:bCs/>
+          <w:sz w:val="23"/>
+          <w:szCs w:val="23"/>
+          <w:u w:val="single"/>
+          <w:lang w:val="pt-PT"/>
+        </w:rPr>
         <w:t xml:space="preserve">CLÁUSULA </w:t>
       </w:r>
       <w:r>
@@ -7719,14 +7718,8 @@
         <w:rPr>
           <w:rFonts w:ascii="Garamond" w:eastAsia="Garamond" w:hAnsi="Garamond" w:cs="Garamond"/>
         </w:rPr>
-        <w:t xml:space="preserve">En caso de incumplir con esta obligación, se duplicará de manera automática el porcentaje acordado por </w:t>
-      </w:r>
-      <w:r>
-        <w:rPr>
-          <w:rFonts w:ascii="Garamond" w:eastAsia="Garamond" w:hAnsi="Garamond" w:cs="Garamond"/>
-        </w:rPr>
         <w:lastRenderedPageBreak/>
-        <w:t>concepto del Uso y Alquiler de la Plataforma Rappi.</w:t>
+        <w:t>En caso de incumplir con esta obligación, se duplicará de manera automática el porcentaje acordado por concepto del Uso y Alquiler de la Plataforma Rappi.</w:t>
       </w:r>
     </w:p>
     <w:p>
@@ -7892,110 +7885,39 @@
           <w:sz w:val="23"/>
           <w:szCs w:val="23"/>
           <w:u w:val="single"/>
-          <w:lang w:val="es-MX"/>
+          <w:lang w:val="pt-PT"/>
         </w:rPr>
         <w:t xml:space="preserve">CLÁUSULA </w:t>
       </w:r>
-      <w:proofErr w:type="gramStart"/>
-      <w:r>
-        <w:rPr>
-          <w:rFonts w:ascii="Garamond" w:eastAsia="Garamond" w:hAnsi="Garamond" w:cs="Garamond"/>
-          <w:b/>
-          <w:bCs/>
-          <w:sz w:val="23"/>
-          <w:szCs w:val="23"/>
-          <w:highlight w:val="yellow"/>
-          <w:u w:val="single"/>
-          <w:lang w:val="es-MX"/>
-        </w:rPr>
-        <w:t xml:space="preserve">{{ </w:t>
-      </w:r>
-      <w:proofErr w:type="spellStart"/>
-      <w:r>
-        <w:rPr>
-          <w:rFonts w:ascii="Garamond" w:eastAsia="Garamond" w:hAnsi="Garamond" w:cs="Garamond"/>
-          <w:b/>
-          <w:bCs/>
-          <w:sz w:val="23"/>
-          <w:szCs w:val="23"/>
-          <w:highlight w:val="yellow"/>
-          <w:u w:val="single"/>
-          <w:lang w:val="es-MX"/>
-        </w:rPr>
-        <w:t>NUM</w:t>
-      </w:r>
-      <w:proofErr w:type="gramEnd"/>
-      <w:r>
-        <w:rPr>
-          <w:rFonts w:ascii="Garamond" w:eastAsia="Garamond" w:hAnsi="Garamond" w:cs="Garamond"/>
-          <w:b/>
-          <w:bCs/>
-          <w:sz w:val="23"/>
-          <w:szCs w:val="23"/>
-          <w:highlight w:val="yellow"/>
-          <w:u w:val="single"/>
-          <w:lang w:val="es-MX"/>
-        </w:rPr>
-        <w:t>_SEMI_EXCLUSIVIDAD|</w:t>
-      </w:r>
-      <w:proofErr w:type="gramStart"/>
-      <w:r>
-        <w:rPr>
-          <w:rFonts w:ascii="Garamond" w:eastAsia="Garamond" w:hAnsi="Garamond" w:cs="Garamond"/>
-          <w:b/>
-          <w:bCs/>
-          <w:sz w:val="23"/>
-          <w:szCs w:val="23"/>
-          <w:highlight w:val="yellow"/>
-          <w:u w:val="single"/>
-          <w:lang w:val="es-MX"/>
-        </w:rPr>
-        <w:t>upper</w:t>
-      </w:r>
-      <w:proofErr w:type="spellEnd"/>
-      <w:r>
-        <w:rPr>
-          <w:rFonts w:ascii="Garamond" w:eastAsia="Garamond" w:hAnsi="Garamond" w:cs="Garamond"/>
-          <w:b/>
-          <w:bCs/>
-          <w:sz w:val="23"/>
-          <w:szCs w:val="23"/>
-          <w:highlight w:val="yellow"/>
-          <w:u w:val="single"/>
-          <w:lang w:val="es-MX"/>
-        </w:rPr>
-        <w:t xml:space="preserve"> }</w:t>
-      </w:r>
-      <w:proofErr w:type="gramEnd"/>
-      <w:r>
-        <w:rPr>
-          <w:rFonts w:ascii="Garamond" w:eastAsia="Garamond" w:hAnsi="Garamond" w:cs="Garamond"/>
-          <w:b/>
-          <w:bCs/>
-          <w:sz w:val="23"/>
-          <w:szCs w:val="23"/>
-          <w:highlight w:val="yellow"/>
-          <w:u w:val="single"/>
-          <w:lang w:val="es-MX"/>
-        </w:rPr>
-        <w:t>}</w:t>
-      </w:r>
-      <w:r>
-        <w:rPr>
-          <w:rFonts w:ascii="Garamond" w:eastAsia="Garamond" w:hAnsi="Garamond" w:cs="Garamond"/>
-          <w:b/>
-          <w:bCs/>
-          <w:sz w:val="23"/>
-          <w:szCs w:val="23"/>
-          <w:u w:val="single"/>
-          <w:lang w:val="es-MX"/>
+      <w:r>
+        <w:rPr>
+          <w:rFonts w:ascii="Garamond" w:eastAsia="Garamond" w:hAnsi="Garamond" w:cs="Garamond"/>
+          <w:b/>
+          <w:bCs/>
+          <w:sz w:val="23"/>
+          <w:szCs w:val="23"/>
+          <w:highlight w:val="yellow"/>
+          <w:u w:val="single"/>
+          <w:lang w:val="pt-PT"/>
+        </w:rPr>
+        <w:t>{{ NUM_SEMI_EXCLUSIVIDAD|upper }}</w:t>
+      </w:r>
+      <w:r>
+        <w:rPr>
+          <w:rFonts w:ascii="Garamond" w:eastAsia="Garamond" w:hAnsi="Garamond" w:cs="Garamond"/>
+          <w:b/>
+          <w:bCs/>
+          <w:sz w:val="23"/>
+          <w:szCs w:val="23"/>
+          <w:u w:val="single"/>
+          <w:lang w:val="pt-PT"/>
         </w:rPr>
         <w:t>. - Semi Exclusividad.</w:t>
       </w:r>
       <w:r>
         <w:rPr>
           <w:rFonts w:ascii="Garamond" w:eastAsia="Garamond" w:hAnsi="Garamond" w:cs="Garamond"/>
-          <w:lang w:val="es-MX"/>
+          <w:lang w:val="pt-PT"/>
         </w:rPr>
         <w:t xml:space="preserve"> </w:t>
       </w:r>
@@ -8458,14 +8380,14 @@
           <w:rFonts w:ascii="Garamond" w:eastAsia="Garamond" w:hAnsi="Garamond" w:cs="Garamond"/>
         </w:rPr>
         <w:br/>
-        <w:t xml:space="preserve">Para asegurar el máximo beneficio mutuo derivado del Bono de Crecimiento, el Aliado Comercial se compromete a compartir con Rappi el soporte documental de su uso (facturas, CFDI o reportes de campaña) dentro de los 30 (treinta) días naturales posteriores a la recepción de los fondos. En caso de que el Aliado Comercial presente un retraso en la entrega de la documentación, Rappi le notificará </w:t>
+        <w:t xml:space="preserve">Para asegurar el máximo beneficio mutuo derivado del Bono de Crecimiento, el Aliado Comercial se compromete a compartir con Rappi el soporte documental de su uso (facturas, CFDI o reportes de campaña) dentro de los 30 (treinta) días naturales posteriores a la recepción de los fondos. En caso de </w:t>
       </w:r>
       <w:r>
         <w:rPr>
           <w:rFonts w:ascii="Garamond" w:eastAsia="Garamond" w:hAnsi="Garamond" w:cs="Garamond"/>
         </w:rPr>
         <w:lastRenderedPageBreak/>
-        <w:t>otorgándole un periodo de gracia de 5 (cinco) días hábiles para regularizar la situación. Si transcurrido este periodo no se entrega el soporte documental, o si se confirma que los fondos se destinaron a fines no autorizados, el Aliado Comercial reembolsará la cantidad no justificada. Para facilitar este proceso, el Aliado Comercial autoriza a Rappi a gestionar dicho reembolso mediante: (i) transferencia bancaria en un plazo de 15 (quince) días hábiles, o (</w:t>
+        <w:t>que el Aliado Comercial presente un retraso en la entrega de la documentación, Rappi le notificará otorgándole un periodo de gracia de 5 (cinco) días hábiles para regularizar la situación. Si transcurrido este periodo no se entrega el soporte documental, o si se confirma que los fondos se destinaron a fines no autorizados, el Aliado Comercial reembolsará la cantidad no justificada. Para facilitar este proceso, el Aliado Comercial autoriza a Rappi a gestionar dicho reembolso mediante: (i) transferencia bancaria en un plazo de 15 (quince) días hábiles, o (</w:t>
       </w:r>
       <w:proofErr w:type="spellStart"/>
       <w:r>
@@ -8855,7 +8777,14 @@
           <w:rFonts w:ascii="Garamond" w:eastAsia="Garamond" w:hAnsi="Garamond" w:cs="Garamond"/>
         </w:rPr>
         <w:br/>
-        <w:t>El Aliado Comercial deberá acreditar ante Rappi el destino dado al Bono de Mercadotecnia mediante documentación comprobatoria (facturas, CFDI, contratos de servicios, reportes de campaña u otros documentos equivalentes), dentro de los 30 (treinta) días naturales siguientes al desembolso. En caso de que el Aliado Comercial no entregue dicha documentación dentro del plazo señalado, o que el uso dado al Bono de Mercadotecnia no corresponda a las finalidades previstas en la presente Cláusula, el Aliado Comercial deberá reembolsar a Rappi el monto que no haya sido debidamente comprobado o que haya sido destinado a finalidades no permitidas, mediante (i) transferencia bancaria dentro de los 15 (quince) días hábiles siguientes a la notificación correspondiente y/o (</w:t>
+        <w:t xml:space="preserve">El Aliado Comercial deberá acreditar ante Rappi el destino dado al Bono de Mercadotecnia mediante documentación comprobatoria (facturas, CFDI, contratos de servicios, reportes de campaña u otros documentos equivalentes), dentro de los 30 (treinta) días naturales siguientes al desembolso. En caso de que el Aliado Comercial no entregue dicha documentación dentro del plazo señalado, o que el uso dado al Bono de Mercadotecnia no corresponda a las finalidades previstas en la presente Cláusula, el Aliado Comercial deberá reembolsar a Rappi el monto que no haya sido debidamente comprobado o que haya sido destinado a finalidades no permitidas, mediante (i) transferencia bancaria dentro de los 15 (quince) </w:t>
+      </w:r>
+      <w:r>
+        <w:rPr>
+          <w:rFonts w:ascii="Garamond" w:eastAsia="Garamond" w:hAnsi="Garamond" w:cs="Garamond"/>
+        </w:rPr>
+        <w:lastRenderedPageBreak/>
+        <w:t>días hábiles siguientes a la notificación correspondiente y/o (</w:t>
       </w:r>
       <w:proofErr w:type="spellStart"/>
       <w:r>
@@ -8869,14 +8798,7 @@
         <w:rPr>
           <w:rFonts w:ascii="Garamond" w:eastAsia="Garamond" w:hAnsi="Garamond" w:cs="Garamond"/>
         </w:rPr>
-        <w:t xml:space="preserve">) retención y descuento semanalmente de </w:t>
-      </w:r>
-      <w:r>
-        <w:rPr>
-          <w:rFonts w:ascii="Garamond" w:eastAsia="Garamond" w:hAnsi="Garamond" w:cs="Garamond"/>
-        </w:rPr>
-        <w:lastRenderedPageBreak/>
-        <w:t>las ventas realizadas por el Aliado Comercial a través de la Plataforma Rappi, por lo que el Aliado Comercial acepta y autoriza expresamente desde este momento el descuento que corresponda.</w:t>
+        <w:t>) retención y descuento semanalmente de las ventas realizadas por el Aliado Comercial a través de la Plataforma Rappi, por lo que el Aliado Comercial acepta y autoriza expresamente desde este momento el descuento que corresponda.</w:t>
       </w:r>
       <w:r>
         <w:rPr>
@@ -9613,14 +9535,13 @@
           <w:rFonts w:ascii="Garamond" w:eastAsia="Garamond" w:hAnsi="Garamond" w:cs="Garamond"/>
         </w:rPr>
         <w:br/>
-        <w:t xml:space="preserve">El Aliado Comercial acepta y reconoce que es el único responsable del correcto manejo contable y </w:t>
       </w:r>
       <w:r>
         <w:rPr>
           <w:rFonts w:ascii="Garamond" w:eastAsia="Garamond" w:hAnsi="Garamond" w:cs="Garamond"/>
         </w:rPr>
         <w:lastRenderedPageBreak/>
-        <w:t>tributario de estos recursos, y del cumplimiento de sus obligaciones fiscales derivadas del Bono para Nuevas Aperturas, obligándose a indemnizar y sacar en paz y a salvo a Rappi de cualquier contingencia, sanción, multa o responsabilidad de carácter fiscal que en su caso las autoridades pudieren imponer en relación con en relación con el Bono para Nuevas Aperturas.</w:t>
+        <w:t>El Aliado Comercial acepta y reconoce que es el único responsable del correcto manejo contable y tributario de estos recursos, y del cumplimiento de sus obligaciones fiscales derivadas del Bono para Nuevas Aperturas, obligándose a indemnizar y sacar en paz y a salvo a Rappi de cualquier contingencia, sanción, multa o responsabilidad de carácter fiscal que en su caso las autoridades pudieren imponer en relación con en relación con el Bono para Nuevas Aperturas.</w:t>
       </w:r>
     </w:p>
     <w:p>
@@ -10355,14 +10276,13 @@
           <w:rFonts w:ascii="Garamond" w:eastAsia="Garamond" w:hAnsi="Garamond" w:cs="Garamond"/>
         </w:rPr>
         <w:br/>
-        <w:t xml:space="preserve">Sin perjuicio de lo anterior, Rappi contará con la facultad irrevocable de solicitar al Aliado Comercial en </w:t>
       </w:r>
       <w:r>
         <w:rPr>
           <w:rFonts w:ascii="Garamond" w:eastAsia="Garamond" w:hAnsi="Garamond" w:cs="Garamond"/>
         </w:rPr>
         <w:lastRenderedPageBreak/>
-        <w:t>cualquier momento la acreditación de la efectiva aplicación del Bono para Nuevas Aperturas mediante la entrega, dentro de los 15 (quince) días naturales siguientes a dicha solicitud, de la evidencia documental correspondiente, incluyendo de manera enunciativa mas no limitativa: comprobantes fiscales (CFDI) de los gastos de construcción, adecuación y equipamiento; evidencia fotográfica del Establecimiento de Comercio y/o Cocina Oculta; aviso de apertura o licencia de funcionamiento aplicable; y constancia de activación en la Plataforma Rappi. En caso de que el Aliado Comercial no entregue dicha documentación dentro del plazo señalado, o que el uso dado al Bono para Nuevas Aperturas no corresponda a las finalidades previstas en la presente Cláusula, el Aliado Comercial deberá reembolsar a Rappi el monto que no haya sido debidamente comprobado o que haya sido destinado a finalidades no permitidas, mediante (i) transferencia bancaria dentro de los 15 (quince) días hábiles siguientes a la notificación correspondiente y/o (</w:t>
+        <w:t>Sin perjuicio de lo anterior, Rappi contará con la facultad irrevocable de solicitar al Aliado Comercial en cualquier momento la acreditación de la efectiva aplicación del Bono para Nuevas Aperturas mediante la entrega, dentro de los 15 (quince) días naturales siguientes a dicha solicitud, de la evidencia documental correspondiente, incluyendo de manera enunciativa mas no limitativa: comprobantes fiscales (CFDI) de los gastos de construcción, adecuación y equipamiento; evidencia fotográfica del Establecimiento de Comercio y/o Cocina Oculta; aviso de apertura o licencia de funcionamiento aplicable; y constancia de activación en la Plataforma Rappi. En caso de que el Aliado Comercial no entregue dicha documentación dentro del plazo señalado, o que el uso dado al Bono para Nuevas Aperturas no corresponda a las finalidades previstas en la presente Cláusula, el Aliado Comercial deberá reembolsar a Rappi el monto que no haya sido debidamente comprobado o que haya sido destinado a finalidades no permitidas, mediante (i) transferencia bancaria dentro de los 15 (quince) días hábiles siguientes a la notificación correspondiente y/o (</w:t>
       </w:r>
       <w:proofErr w:type="spellStart"/>
       <w:r>
@@ -11108,7 +11028,6 @@
           <w:szCs w:val="23"/>
           <w:u w:val="single"/>
         </w:rPr>
-        <w:lastRenderedPageBreak/>
         <w:t xml:space="preserve">CLÁUSULA </w:t>
       </w:r>
       <w:proofErr w:type="gramStart"/>
@@ -11769,14 +11688,13 @@
           <w:rFonts w:ascii="Garamond" w:eastAsia="Garamond" w:hAnsi="Garamond" w:cs="Garamond"/>
         </w:rPr>
         <w:br/>
-        <w:t xml:space="preserve">Adicionalmente, si el Aliado actualiza el Incumplimiento señalado en el inciso (i) de la presente Cláusula, </w:t>
       </w:r>
       <w:r>
         <w:rPr>
           <w:rFonts w:ascii="Garamond" w:eastAsia="Garamond" w:hAnsi="Garamond" w:cs="Garamond"/>
         </w:rPr>
         <w:lastRenderedPageBreak/>
-        <w:t>deberá pagar una penalidad del 10% (diez por ciento) del valor total de las ventas realizadas a través de la Plataforma Rappi hasta el momento en el que se configure el incumplimiento.</w:t>
+        <w:t>Adicionalmente, si el Aliado actualiza el Incumplimiento señalado en el inciso (i) de la presente Cláusula, deberá pagar una penalidad del 10% (diez por ciento) del valor total de las ventas realizadas a través de la Plataforma Rappi hasta el momento en el que se configure el incumplimiento.</w:t>
       </w:r>
       <w:r>
         <w:rPr>
@@ -12488,14 +12406,14 @@
         <w:rPr>
           <w:rFonts w:ascii="Garamond" w:eastAsia="Garamond" w:hAnsi="Garamond" w:cs="Garamond"/>
         </w:rPr>
-        <w:t xml:space="preserve">Excepto por lo expresamente establecido en este Acuerdo de Cooperación, nada de lo aquí estipulado se considerará que efectúa la transferencia, cesión o asignación de cualquier derecho de propiedad intelectual u otros derechos de propiedad de una Parte a la otra Parte. Bajo ningún supuesto, el presente Acuerdo de Cooperación se podrá entender como transferencia a cualquier título de la tecnología de la cual es propietaria Rappi, su matriz, sus subsidiarias y/o compañías filiales. Rappi es el titular y conserva todos los derechos de propiedad intelectual relacionados con la Plataforma Rappi, la Aplicación Rappi Aliados </w:t>
+        <w:t xml:space="preserve">Excepto por lo expresamente establecido en este Acuerdo de Cooperación, nada de lo aquí estipulado se considerará que efectúa la transferencia, cesión o asignación de cualquier derecho de propiedad intelectual u otros derechos de propiedad de una Parte a la otra Parte. Bajo ningún supuesto, el presente Acuerdo de Cooperación se podrá entender como transferencia a cualquier título de la tecnología de la cual es propietaria Rappi, su matriz, sus subsidiarias y/o compañías filiales. Rappi es el titular y conserva todos </w:t>
       </w:r>
       <w:r>
         <w:rPr>
           <w:rFonts w:ascii="Garamond" w:eastAsia="Garamond" w:hAnsi="Garamond" w:cs="Garamond"/>
         </w:rPr>
         <w:lastRenderedPageBreak/>
-        <w:t xml:space="preserve">y el Portal </w:t>
+        <w:t xml:space="preserve">los derechos de propiedad intelectual relacionados con la Plataforma Rappi, la Aplicación Rappi Aliados y el Portal </w:t>
       </w:r>
       <w:proofErr w:type="spellStart"/>
       <w:r>
@@ -12914,7 +12832,14 @@
         <w:rPr>
           <w:rFonts w:ascii="Garamond" w:eastAsia="Garamond" w:hAnsi="Garamond" w:cs="Garamond"/>
         </w:rPr>
-        <w:t xml:space="preserve">El Aliado Comercial y Rappi son contratistas independientes y nada en este Acuerdo de Cooperación tiene la intención o crea algún tipo de empresa conjunta, sociedad, </w:t>
+        <w:t xml:space="preserve">El Aliado Comercial y Rappi son contratistas independientes y nada en este Acuerdo de Cooperación tiene </w:t>
+      </w:r>
+      <w:r>
+        <w:rPr>
+          <w:rFonts w:ascii="Garamond" w:eastAsia="Garamond" w:hAnsi="Garamond" w:cs="Garamond"/>
+        </w:rPr>
+        <w:lastRenderedPageBreak/>
+        <w:t xml:space="preserve">la intención o crea algún tipo de empresa conjunta, sociedad, </w:t>
       </w:r>
       <w:proofErr w:type="spellStart"/>
       <w:r>
@@ -12952,14 +12877,7 @@
         <w:rPr>
           <w:rFonts w:ascii="Garamond" w:eastAsia="Garamond" w:hAnsi="Garamond" w:cs="Garamond"/>
         </w:rPr>
-        <w:t xml:space="preserve">/empleado </w:t>
-      </w:r>
-      <w:r>
-        <w:rPr>
-          <w:rFonts w:ascii="Garamond" w:eastAsia="Garamond" w:hAnsi="Garamond" w:cs="Garamond"/>
-        </w:rPr>
-        <w:lastRenderedPageBreak/>
-        <w:t>entre las Partes. En virtud de lo anterior, las Partes cumplirán con sus obligaciones frente a terceros (incluyendo, pero sin limitarse, al ámbito laboral, de seguridad social y fiscal) independientemente.</w:t>
+        <w:t>/empleado entre las Partes. En virtud de lo anterior, las Partes cumplirán con sus obligaciones frente a terceros (incluyendo, pero sin limitarse, al ámbito laboral, de seguridad social y fiscal) independientemente.</w:t>
       </w:r>
     </w:p>
     <w:p>
@@ -13880,14 +13798,8 @@
         <w:rPr>
           <w:rFonts w:ascii="Garamond" w:eastAsia="Garamond" w:hAnsi="Garamond" w:cs="Garamond"/>
         </w:rPr>
-        <w:t xml:space="preserve">Los Datos Personales de los Usuarios/Consumidores que adquieran un Producto del Aliado Comercial </w:t>
-      </w:r>
-      <w:r>
-        <w:rPr>
-          <w:rFonts w:ascii="Garamond" w:eastAsia="Garamond" w:hAnsi="Garamond" w:cs="Garamond"/>
-        </w:rPr>
         <w:lastRenderedPageBreak/>
-        <w:t xml:space="preserve">a través de la Plataforma Rappi, únicamente serán transferidos a </w:t>
+        <w:t xml:space="preserve">Los Datos Personales de los Usuarios/Consumidores que adquieran un Producto del Aliado Comercial a través de la Plataforma Rappi, únicamente serán transferidos a </w:t>
       </w:r>
       <w:proofErr w:type="gramStart"/>
       <w:r>
@@ -14364,6 +14276,7 @@
           <w:b/>
           <w:bCs/>
         </w:rPr>
+        <w:lastRenderedPageBreak/>
         <w:t>(</w:t>
       </w:r>
       <w:proofErr w:type="spellStart"/>
@@ -14405,14 +14318,7 @@
         <w:rPr>
           <w:rFonts w:ascii="Garamond" w:eastAsia="Garamond" w:hAnsi="Garamond" w:cs="Garamond"/>
         </w:rPr>
-        <w:t xml:space="preserve">Salvo lo acordado específicamente en el presente Acuerdo de Cooperación, </w:t>
-      </w:r>
-      <w:r>
-        <w:rPr>
-          <w:rFonts w:ascii="Garamond" w:eastAsia="Garamond" w:hAnsi="Garamond" w:cs="Garamond"/>
-        </w:rPr>
-        <w:lastRenderedPageBreak/>
-        <w:t xml:space="preserve">cada Parte será responsable de los pagos de los impuestos que la Ley Aplicable le imponga con ocasión de la celebración y ejecución del presente Acuerdo de Cooperación. En particular, el Aliado Comercial declara y garantiza que cumplirá con las obligaciones tributarias a su cargo derivadas de la comercialización de los Productos exhibidos y ofrecidos a través de la Plataforma Rappi. </w:t>
+        <w:t xml:space="preserve">Salvo lo acordado específicamente en el presente Acuerdo de Cooperación, cada Parte será responsable de los pagos de los impuestos que la Ley Aplicable le imponga con ocasión de la celebración y ejecución del presente Acuerdo de Cooperación. En particular, el Aliado Comercial declara y garantiza que cumplirá con las obligaciones tributarias a su cargo derivadas de la comercialización de los Productos exhibidos y ofrecidos a través de la Plataforma Rappi. </w:t>
       </w:r>
     </w:p>
     <w:p>
@@ -15114,14 +15020,14 @@
         <w:rPr>
           <w:rFonts w:ascii="Garamond" w:eastAsia="Garamond" w:hAnsi="Garamond" w:cs="Garamond"/>
         </w:rPr>
-        <w:t xml:space="preserve">El Aliado Comercial reconoce que, en caso de comercializar bebidas alcohólicas, cuenta con los permisos y licencias de las autoridades competentes para la </w:t>
+        <w:t xml:space="preserve">El Aliado Comercial reconoce que, en caso de comercializar </w:t>
       </w:r>
       <w:r>
         <w:rPr>
           <w:rFonts w:ascii="Garamond" w:eastAsia="Garamond" w:hAnsi="Garamond" w:cs="Garamond"/>
         </w:rPr>
         <w:lastRenderedPageBreak/>
-        <w:t xml:space="preserve">venta y expendio de bebidas alcohólicas. Así mismo, el Aliado Comercial acepta cumplir la Ley Aplicable referente a las restricciones de venta por zonas, horarios y cualquier otro tipo de limitaciones aplicables a la comercialización de estos Productos. </w:t>
+        <w:t xml:space="preserve">bebidas alcohólicas, cuenta con los permisos y licencias de las autoridades competentes para la venta y expendio de bebidas alcohólicas. Así mismo, el Aliado Comercial acepta cumplir la Ley Aplicable referente a las restricciones de venta por zonas, horarios y cualquier otro tipo de limitaciones aplicables a la comercialización de estos Productos. </w:t>
       </w:r>
     </w:p>
     <w:p>
@@ -15582,14 +15488,14 @@
         <w:rPr>
           <w:rFonts w:ascii="Garamond" w:eastAsia="Garamond" w:hAnsi="Garamond" w:cs="Garamond"/>
         </w:rPr>
-        <w:t xml:space="preserve"> retardar, cualquier acto relacionado con el ejercicio de sus funciones. Las Partes declaran y garantizan que tanto ellas como sus funcionarios, empleados, directivos,  o subcontratistas cumplen la Ley Aplicable en materia de anticorrupción, incluyendo, pero sin limitarse a la Ley General de Responsabilidades Administrativas, la Ley sobre Prácticas Corruptas en el Extranjero de EE.UU. de 1977, la Ley sobre Sobornos del Reino Unido de 2010 o aquellas que la modifiquen, subroguen, reglamenten o desarrollen, así como aquellas regulaciones nacionales e internacionales relativas a la prevención del fraude, el soborno, </w:t>
+        <w:t xml:space="preserve"> retardar, cualquier acto relacionado con el ejercicio de sus funciones. Las Partes declaran y garantizan que tanto ellas como sus funcionarios, empleados, directivos,  o subcontratistas cumplen la Ley Aplicable en materia de anticorrupción, incluyendo, pero sin limitarse a la Ley General de Responsabilidades Administrativas, la Ley sobre Prácticas Corruptas en el Extranjero de EE.UU. de 1977, la Ley sobre Sobornos del Reino Unido de 2010 o aquellas que la modifiquen, subroguen, reglamenten o desarrollen, así como </w:t>
       </w:r>
       <w:r>
         <w:rPr>
           <w:rFonts w:ascii="Garamond" w:eastAsia="Garamond" w:hAnsi="Garamond" w:cs="Garamond"/>
         </w:rPr>
         <w:lastRenderedPageBreak/>
-        <w:t xml:space="preserve">la corrupción, el lavado de dinero y el terrorismo. Igualmente, las Partes declaran y garantizan que ni ellas ni sus funcionarios, empleados, directivos, o subcontratistas son objeto de investigaciones, acusaciones o procesos relativos a la violación de la Ley Aplicable en materia de anticorrupción ni han sido objeto de sanciones penales, disciplinarias o contractuales derivadas de la violación de tal Ley Aplicable. Las Partes se obligan a cumplir la Ley Aplicable en materia de anticorrupción y declaran que cualquier incumplimiento constituye una violación al presente Acuerdo de Cooperación, que da derecho exclusivo a la otra Parte de terminar el presente Acuerdo de Cooperación.    Igualmente, cada Parte se obliga a notificar a la otra Parte cualquier notificación asociada a una investigación, procedimiento, sanción o similar, iniciado en su contra o en contra de cualquiera de sus funcionarios, empleados, directivos, o subcontratistas, dentro de las 24 (veinticuatro) horas siguientes a la fecha en la que tenga conocimiento de la notificación de la investigación. </w:t>
+        <w:t xml:space="preserve">aquellas regulaciones nacionales e internacionales relativas a la prevención del fraude, el soborno, la corrupción, el lavado de dinero y el terrorismo. Igualmente, las Partes declaran y garantizan que ni ellas ni sus funcionarios, empleados, directivos, o subcontratistas son objeto de investigaciones, acusaciones o procesos relativos a la violación de la Ley Aplicable en materia de anticorrupción ni han sido objeto de sanciones penales, disciplinarias o contractuales derivadas de la violación de tal Ley Aplicable. Las Partes se obligan a cumplir la Ley Aplicable en materia de anticorrupción y declaran que cualquier incumplimiento constituye una violación al presente Acuerdo de Cooperación, que da derecho exclusivo a la otra Parte de terminar el presente Acuerdo de Cooperación.    Igualmente, cada Parte se obliga a notificar a la otra Parte cualquier notificación asociada a una investigación, procedimiento, sanción o similar, iniciado en su contra o en contra de cualquiera de sus funcionarios, empleados, directivos, o subcontratistas, dentro de las 24 (veinticuatro) horas siguientes a la fecha en la que tenga conocimiento de la notificación de la investigación. </w:t>
       </w:r>
     </w:p>
     <w:p>
@@ -16079,6 +15985,7 @@
                 <w:b/>
                 <w:bCs/>
               </w:rPr>
+              <w:lastRenderedPageBreak/>
               <w:t>Rappi</w:t>
             </w:r>
           </w:p>

--- a/formatos/New_draft/acuerdo_sin_ads_persona_fisica.docx
+++ b/formatos/New_draft/acuerdo_sin_ads_persona_fisica.docx
@@ -10657,17 +10657,30 @@
         </w:rPr>
         <w:t xml:space="preserve">Rappi: </w:t>
       </w:r>
-      <w:hyperlink r:id="rId8">
-        <w:r>
-          <w:rPr>
-            <w:rFonts w:ascii="Garamond" w:eastAsia="Garamond" w:hAnsi="Garamond" w:cs="Garamond"/>
-            <w:color w:val="467886"/>
-            <w:u w:val="single"/>
-            <w:lang w:val="en-US"/>
-          </w:rPr>
-          <w:t>notificacionlegalmx@rappi.com</w:t>
-        </w:r>
-      </w:hyperlink>
+      <w:r>
+        <w:fldChar w:fldCharType="begin"/>
+      </w:r>
+      <w:r>
+        <w:rPr>
+          <w:lang w:val="en-US"/>
+        </w:rPr>
+        <w:instrText>HYPERLINK "mailto:notificacionlegalmx@rappi.com" \h</w:instrText>
+      </w:r>
+      <w:r>
+        <w:fldChar w:fldCharType="separate"/>
+      </w:r>
+      <w:r>
+        <w:rPr>
+          <w:rFonts w:ascii="Garamond" w:eastAsia="Garamond" w:hAnsi="Garamond" w:cs="Garamond"/>
+          <w:color w:val="467886"/>
+          <w:u w:val="single"/>
+          <w:lang w:val="en-US"/>
+        </w:rPr>
+        <w:t>notificacionlegalmx@rappi.com</w:t>
+      </w:r>
+      <w:r>
+        <w:fldChar w:fldCharType="end"/>
+      </w:r>
       <w:r>
         <w:rPr>
           <w:rFonts w:ascii="Garamond" w:eastAsia="Garamond" w:hAnsi="Garamond" w:cs="Garamond"/>
@@ -11063,7 +11076,76 @@
           <w:bCs/>
           <w:u w:val="single"/>
         </w:rPr>
-        <w:t>Ley Aplicable y Domicilio Contractual</w:t>
+        <w:t>Ley Aplicable y Resolución de Conflictos.</w:t>
+      </w:r>
+      <w:r>
+        <w:rPr>
+          <w:rFonts w:ascii="Garamond" w:eastAsia="Garamond" w:hAnsi="Garamond" w:cs="Garamond"/>
+          <w:b/>
+          <w:bCs/>
+        </w:rPr>
+        <w:t xml:space="preserve"> </w:t>
+      </w:r>
+      <w:r>
+        <w:rPr>
+          <w:rFonts w:ascii="Garamond" w:eastAsia="Garamond" w:hAnsi="Garamond" w:cs="Garamond"/>
+        </w:rPr>
+        <w:t>Para la interpretación, cumplimiento y ejecución del presente contrato, las Partes se someten a las leyes vigentes en los Estados Unidos Mexicanos y a la jurisdicción de los tribunales competentes de la Ciudad de México, renunciando expresa e irrevocablemente a cualquier otro fuero que pudiera corresponderles por razón de sus domicilios presentes o futuros, o por cualquier otra causa.</w:t>
+      </w:r>
+    </w:p>
+    <w:p>
+      <w:pPr>
+        <w:ind w:left="720"/>
+        <w:jc w:val="both"/>
+        <w:rPr>
+          <w:rFonts w:ascii="Garamond" w:eastAsia="Garamond" w:hAnsi="Garamond" w:cs="Garamond"/>
+          <w:b/>
+          <w:bCs/>
+        </w:rPr>
+      </w:pPr>
+    </w:p>
+    <w:p>
+      <w:pPr>
+        <w:ind w:left="720"/>
+        <w:jc w:val="both"/>
+        <w:rPr>
+          <w:rFonts w:ascii="Garamond" w:eastAsia="Garamond" w:hAnsi="Garamond" w:cs="Garamond"/>
+        </w:rPr>
+      </w:pPr>
+      <w:r>
+        <w:rPr>
+          <w:rFonts w:ascii="Garamond" w:eastAsia="Garamond" w:hAnsi="Garamond" w:cs="Garamond"/>
+          <w:b/>
+          <w:bCs/>
+        </w:rPr>
+        <w:t>(</w:t>
+      </w:r>
+      <w:proofErr w:type="spellStart"/>
+      <w:r>
+        <w:rPr>
+          <w:rFonts w:ascii="Garamond" w:eastAsia="Garamond" w:hAnsi="Garamond" w:cs="Garamond"/>
+          <w:b/>
+          <w:bCs/>
+        </w:rPr>
+        <w:t>xii</w:t>
+      </w:r>
+      <w:proofErr w:type="spellEnd"/>
+      <w:r>
+        <w:rPr>
+          <w:rFonts w:ascii="Garamond" w:eastAsia="Garamond" w:hAnsi="Garamond" w:cs="Garamond"/>
+          <w:b/>
+          <w:bCs/>
+        </w:rPr>
+        <w:t xml:space="preserve">) </w:t>
+      </w:r>
+      <w:r>
+        <w:rPr>
+          <w:rFonts w:ascii="Garamond" w:eastAsia="Garamond" w:hAnsi="Garamond" w:cs="Garamond"/>
+          <w:b/>
+          <w:bCs/>
+          <w:u w:val="single"/>
+        </w:rPr>
+        <w:t>Autorización</w:t>
       </w:r>
       <w:r>
         <w:rPr>
@@ -11077,36 +11159,229 @@
         <w:rPr>
           <w:rFonts w:ascii="Garamond" w:eastAsia="Garamond" w:hAnsi="Garamond" w:cs="Garamond"/>
         </w:rPr>
-        <w:t>Para la interpretación y cumplimiento del presente Acuerdo de Cooperación, las Partes se someten a las leyes de los Estados Unidos Mexicanos. Para todos los efectos legales el domicilio contractual será la Ciudad de México, renunciando expresamente a cualquier otra jurisdicción que pudiera corresponderles en razón de sus domicilios presentes o futuros. No obstante, lo anterior, se aclara que para efectos tributarios el domicilio contractual corresponderá al municipio desde donde comercialice los Productos el Aliado Comercial.</w:t>
-      </w:r>
-      <w:r>
-        <w:rPr>
-          <w:rFonts w:ascii="Garamond" w:eastAsia="Garamond" w:hAnsi="Garamond" w:cs="Garamond"/>
-          <w:b/>
-          <w:bCs/>
+        <w:t xml:space="preserve">En caso de incumplimiento por parte del Aliado Comercial de alguna de las disposiciones del presente Acuerdo de Cooperación, el Aliado Comercial autoriza expresamente a Rappi para ejecutar las penalidades y liquidar cualquier adeudo que se tuviere a la fecha, reteniendo para tal efecto las cantidades correspondientes de las ventas semanales de Productos a través de la Plataforma Rappi. </w:t>
+      </w:r>
+    </w:p>
+    <w:p>
+      <w:pPr>
+        <w:ind w:left="720"/>
+        <w:jc w:val="both"/>
+        <w:rPr>
+          <w:rFonts w:ascii="Garamond" w:eastAsia="Garamond" w:hAnsi="Garamond" w:cs="Garamond"/>
+        </w:rPr>
+      </w:pPr>
+    </w:p>
+    <w:p>
+      <w:pPr>
+        <w:ind w:left="720"/>
+        <w:jc w:val="both"/>
+        <w:rPr>
+          <w:rFonts w:ascii="Garamond" w:eastAsia="Garamond" w:hAnsi="Garamond" w:cs="Garamond"/>
+        </w:rPr>
+      </w:pPr>
+      <w:r>
+        <w:rPr>
+          <w:rFonts w:ascii="Garamond" w:eastAsia="Garamond" w:hAnsi="Garamond" w:cs="Garamond"/>
+          <w:b/>
+          <w:bCs/>
+        </w:rPr>
+        <w:t>(</w:t>
+      </w:r>
+      <w:proofErr w:type="spellStart"/>
+      <w:r>
+        <w:rPr>
+          <w:rFonts w:ascii="Garamond" w:eastAsia="Garamond" w:hAnsi="Garamond" w:cs="Garamond"/>
+          <w:b/>
+          <w:bCs/>
+        </w:rPr>
+        <w:t>xiii</w:t>
+      </w:r>
+      <w:proofErr w:type="spellEnd"/>
+      <w:r>
+        <w:rPr>
+          <w:rFonts w:ascii="Garamond" w:eastAsia="Garamond" w:hAnsi="Garamond" w:cs="Garamond"/>
+          <w:b/>
+          <w:bCs/>
+        </w:rPr>
+        <w:t xml:space="preserve">) </w:t>
+      </w:r>
+      <w:r>
+        <w:rPr>
+          <w:rFonts w:ascii="Garamond" w:eastAsia="Garamond" w:hAnsi="Garamond" w:cs="Garamond"/>
+          <w:b/>
+          <w:bCs/>
+          <w:u w:val="single"/>
+        </w:rPr>
+        <w:t>Declaración de Origen de Fondos y Financiación del Terrorismo</w:t>
+      </w:r>
+      <w:r>
+        <w:rPr>
+          <w:rFonts w:ascii="Garamond" w:eastAsia="Garamond" w:hAnsi="Garamond" w:cs="Garamond"/>
+          <w:b/>
+          <w:bCs/>
+        </w:rPr>
+        <w:t xml:space="preserve">. </w:t>
+      </w:r>
+      <w:r>
+        <w:rPr>
+          <w:rFonts w:ascii="Garamond" w:eastAsia="Garamond" w:hAnsi="Garamond" w:cs="Garamond"/>
+        </w:rPr>
+        <w:t xml:space="preserve">Las Partes declaran que sus ingresos provienen de actividades lícitas, que no se encuentran incluidas en listas para el control de lavado de activos y financiación del terrorismo, administradas por cualquier autoridad nacional o extranjera, y que, en consecuencia, se obligan a responder por todos los daños y/o perjuicios que llegasen a causar como consecuencia de esta afirmación. Conforme a lo anterior, cualquiera de las Partes podrá terminar el presente Acuerdo de Cooperación en el caso en el que la otra Parte sea incluida en la lista de la Oficina de Control de Activos en el Exterior – OFAC emitida por la Oficina del Tesoro de los Estados Unidos de Norte América, la lista de la Organización de las Naciones Unidas y otras listas públicas relacionadas con el tema de lavado de activos y financiación del terrorismo. </w:t>
+      </w:r>
+    </w:p>
+    <w:p>
+      <w:pPr>
+        <w:ind w:left="720"/>
+        <w:jc w:val="both"/>
+        <w:rPr>
+          <w:rFonts w:ascii="Garamond" w:eastAsia="Garamond" w:hAnsi="Garamond" w:cs="Garamond"/>
+        </w:rPr>
+      </w:pPr>
+    </w:p>
+    <w:p>
+      <w:pPr>
+        <w:ind w:left="720"/>
+        <w:jc w:val="both"/>
+        <w:rPr>
+          <w:rFonts w:ascii="Garamond" w:eastAsia="Garamond" w:hAnsi="Garamond" w:cs="Garamond"/>
+        </w:rPr>
+      </w:pPr>
+      <w:r>
+        <w:rPr>
+          <w:rFonts w:ascii="Garamond" w:eastAsia="Garamond" w:hAnsi="Garamond" w:cs="Garamond"/>
+          <w:b/>
+          <w:bCs/>
+        </w:rPr>
+        <w:t>(</w:t>
+      </w:r>
+      <w:proofErr w:type="spellStart"/>
+      <w:r>
+        <w:rPr>
+          <w:rFonts w:ascii="Garamond" w:eastAsia="Garamond" w:hAnsi="Garamond" w:cs="Garamond"/>
+          <w:b/>
+          <w:bCs/>
+        </w:rPr>
+        <w:t>xiv</w:t>
+      </w:r>
+      <w:proofErr w:type="spellEnd"/>
+      <w:r>
+        <w:rPr>
+          <w:rFonts w:ascii="Garamond" w:eastAsia="Garamond" w:hAnsi="Garamond" w:cs="Garamond"/>
+          <w:b/>
+          <w:bCs/>
+        </w:rPr>
+        <w:t xml:space="preserve">) </w:t>
+      </w:r>
+      <w:r>
+        <w:rPr>
+          <w:rFonts w:ascii="Garamond" w:eastAsia="Garamond" w:hAnsi="Garamond" w:cs="Garamond"/>
+          <w:b/>
+          <w:bCs/>
+          <w:u w:val="single"/>
+        </w:rPr>
+        <w:t>Política de Gestión y Código de Ética</w:t>
+      </w:r>
+      <w:r>
+        <w:rPr>
+          <w:rFonts w:ascii="Garamond" w:eastAsia="Garamond" w:hAnsi="Garamond" w:cs="Garamond"/>
+          <w:b/>
+          <w:bCs/>
+        </w:rPr>
+        <w:t>.</w:t>
+      </w:r>
+      <w:r>
+        <w:rPr>
+          <w:rFonts w:ascii="Garamond" w:eastAsia="Garamond" w:hAnsi="Garamond" w:cs="Garamond"/>
+        </w:rPr>
+        <w:t xml:space="preserve"> El Aliado Comercial acepta conocer y cumplir la Política de Gestión para la Prevención y Control del Riesgo de Lavado de Activos y de la Financiación del Terrorismo y el Código de Ética de Rappi. </w:t>
+      </w:r>
+    </w:p>
+    <w:p>
+      <w:pPr>
+        <w:ind w:left="720"/>
+        <w:jc w:val="both"/>
+        <w:rPr>
+          <w:rFonts w:ascii="Garamond" w:eastAsia="Garamond" w:hAnsi="Garamond" w:cs="Garamond"/>
+        </w:rPr>
+      </w:pPr>
+    </w:p>
+    <w:p>
+      <w:pPr>
+        <w:ind w:left="720"/>
+        <w:jc w:val="both"/>
+        <w:rPr>
+          <w:rFonts w:ascii="Garamond" w:eastAsia="Garamond" w:hAnsi="Garamond" w:cs="Garamond"/>
+        </w:rPr>
+      </w:pPr>
+      <w:r>
+        <w:rPr>
+          <w:rFonts w:ascii="Garamond" w:eastAsia="Garamond" w:hAnsi="Garamond" w:cs="Garamond"/>
+          <w:b/>
+          <w:bCs/>
+        </w:rPr>
+        <w:t>(</w:t>
+      </w:r>
+      <w:proofErr w:type="spellStart"/>
+      <w:r>
+        <w:rPr>
+          <w:rFonts w:ascii="Garamond" w:eastAsia="Garamond" w:hAnsi="Garamond" w:cs="Garamond"/>
+          <w:b/>
+          <w:bCs/>
+        </w:rPr>
+        <w:t>xv</w:t>
+      </w:r>
+      <w:proofErr w:type="spellEnd"/>
+      <w:r>
+        <w:rPr>
+          <w:rFonts w:ascii="Garamond" w:eastAsia="Garamond" w:hAnsi="Garamond" w:cs="Garamond"/>
+          <w:b/>
+          <w:bCs/>
+        </w:rPr>
+        <w:t>)</w:t>
+      </w:r>
+      <w:r>
+        <w:rPr>
+          <w:rFonts w:ascii="Garamond" w:eastAsia="Garamond" w:hAnsi="Garamond" w:cs="Garamond"/>
         </w:rPr>
         <w:t xml:space="preserve"> </w:t>
       </w:r>
-    </w:p>
-    <w:p>
-      <w:pPr>
-        <w:ind w:left="720"/>
-        <w:jc w:val="both"/>
-        <w:rPr>
-          <w:rFonts w:ascii="Garamond" w:eastAsia="Garamond" w:hAnsi="Garamond" w:cs="Garamond"/>
-          <w:b/>
-          <w:bCs/>
-        </w:rPr>
-      </w:pPr>
-    </w:p>
-    <w:p>
-      <w:pPr>
-        <w:ind w:left="720"/>
-        <w:jc w:val="both"/>
-        <w:rPr>
-          <w:rFonts w:ascii="Garamond" w:eastAsia="Garamond" w:hAnsi="Garamond" w:cs="Garamond"/>
-        </w:rPr>
-      </w:pPr>
+      <w:r>
+        <w:rPr>
+          <w:rFonts w:ascii="Garamond" w:eastAsia="Garamond" w:hAnsi="Garamond" w:cs="Garamond"/>
+          <w:b/>
+          <w:bCs/>
+          <w:u w:val="single"/>
+        </w:rPr>
+        <w:t>Ética en los Negocios y Anticorrupción</w:t>
+      </w:r>
+      <w:r>
+        <w:rPr>
+          <w:rFonts w:ascii="Garamond" w:eastAsia="Garamond" w:hAnsi="Garamond" w:cs="Garamond"/>
+          <w:b/>
+          <w:bCs/>
+        </w:rPr>
+        <w:t xml:space="preserve">. </w:t>
+      </w:r>
+      <w:r>
+        <w:rPr>
+          <w:rFonts w:ascii="Garamond" w:eastAsia="Garamond" w:hAnsi="Garamond" w:cs="Garamond"/>
+        </w:rPr>
+        <w:t xml:space="preserve">Las Partes se comprometen a implementar mecanismos de control interno con el fin de evitar que se presenten actos de corrupción en las negociaciones que se lleven a cabo. De acuerdo con lo anterior, las Partes se obligan a no recibir ni ofrecer, directa o indirectamente, de y a los empleados, administradores, o subordinados de la otra Parte: </w:t>
+      </w:r>
+      <w:r>
+        <w:rPr>
+          <w:rFonts w:ascii="Garamond" w:eastAsia="Garamond" w:hAnsi="Garamond" w:cs="Garamond"/>
+          <w:b/>
+          <w:bCs/>
+        </w:rPr>
+        <w:t>(i)</w:t>
+      </w:r>
+      <w:r>
+        <w:rPr>
+          <w:rFonts w:ascii="Garamond" w:eastAsia="Garamond" w:hAnsi="Garamond" w:cs="Garamond"/>
+        </w:rPr>
+        <w:t xml:space="preserve"> sumas de dinero, </w:t>
+      </w:r>
       <w:r>
         <w:rPr>
           <w:rFonts w:ascii="Garamond" w:eastAsia="Garamond" w:hAnsi="Garamond" w:cs="Garamond"/>
@@ -11122,58 +11397,23 @@
           <w:b/>
           <w:bCs/>
         </w:rPr>
-        <w:t>xii</w:t>
-      </w:r>
-      <w:proofErr w:type="spellEnd"/>
-      <w:r>
-        <w:rPr>
-          <w:rFonts w:ascii="Garamond" w:eastAsia="Garamond" w:hAnsi="Garamond" w:cs="Garamond"/>
-          <w:b/>
-          <w:bCs/>
-        </w:rPr>
-        <w:t xml:space="preserve">) </w:t>
-      </w:r>
-      <w:r>
-        <w:rPr>
-          <w:rFonts w:ascii="Garamond" w:eastAsia="Garamond" w:hAnsi="Garamond" w:cs="Garamond"/>
-          <w:b/>
-          <w:bCs/>
-          <w:u w:val="single"/>
-        </w:rPr>
-        <w:t>Autorización</w:t>
-      </w:r>
-      <w:r>
-        <w:rPr>
-          <w:rFonts w:ascii="Garamond" w:eastAsia="Garamond" w:hAnsi="Garamond" w:cs="Garamond"/>
-          <w:b/>
-          <w:bCs/>
-        </w:rPr>
-        <w:t xml:space="preserve">. </w:t>
-      </w:r>
-      <w:r>
-        <w:rPr>
-          <w:rFonts w:ascii="Garamond" w:eastAsia="Garamond" w:hAnsi="Garamond" w:cs="Garamond"/>
-        </w:rPr>
-        <w:t xml:space="preserve">En caso de incumplimiento por parte del Aliado Comercial de alguna de las disposiciones del presente Acuerdo de Cooperación, el Aliado Comercial autoriza expresamente a Rappi para ejecutar las penalidades y liquidar cualquier adeudo que se tuviere a la fecha, reteniendo para tal efecto las cantidades correspondientes de las ventas semanales de Productos a través de la Plataforma Rappi. </w:t>
-      </w:r>
-    </w:p>
-    <w:p>
-      <w:pPr>
-        <w:ind w:left="720"/>
-        <w:jc w:val="both"/>
-        <w:rPr>
-          <w:rFonts w:ascii="Garamond" w:eastAsia="Garamond" w:hAnsi="Garamond" w:cs="Garamond"/>
-        </w:rPr>
-      </w:pPr>
-    </w:p>
-    <w:p>
-      <w:pPr>
-        <w:ind w:left="720"/>
-        <w:jc w:val="both"/>
-        <w:rPr>
-          <w:rFonts w:ascii="Garamond" w:eastAsia="Garamond" w:hAnsi="Garamond" w:cs="Garamond"/>
-        </w:rPr>
-      </w:pPr>
+        <w:t>ii</w:t>
+      </w:r>
+      <w:proofErr w:type="spellEnd"/>
+      <w:r>
+        <w:rPr>
+          <w:rFonts w:ascii="Garamond" w:eastAsia="Garamond" w:hAnsi="Garamond" w:cs="Garamond"/>
+          <w:b/>
+          <w:bCs/>
+        </w:rPr>
+        <w:t>)</w:t>
+      </w:r>
+      <w:r>
+        <w:rPr>
+          <w:rFonts w:ascii="Garamond" w:eastAsia="Garamond" w:hAnsi="Garamond" w:cs="Garamond"/>
+        </w:rPr>
+        <w:t xml:space="preserve"> cualquier objeto de valor pecuniario; u </w:t>
+      </w:r>
       <w:r>
         <w:rPr>
           <w:rFonts w:ascii="Garamond" w:eastAsia="Garamond" w:hAnsi="Garamond" w:cs="Garamond"/>
@@ -11189,141 +11429,7 @@
           <w:b/>
           <w:bCs/>
         </w:rPr>
-        <w:t>xiii</w:t>
-      </w:r>
-      <w:proofErr w:type="spellEnd"/>
-      <w:r>
-        <w:rPr>
-          <w:rFonts w:ascii="Garamond" w:eastAsia="Garamond" w:hAnsi="Garamond" w:cs="Garamond"/>
-          <w:b/>
-          <w:bCs/>
-        </w:rPr>
-        <w:t xml:space="preserve">) </w:t>
-      </w:r>
-      <w:r>
-        <w:rPr>
-          <w:rFonts w:ascii="Garamond" w:eastAsia="Garamond" w:hAnsi="Garamond" w:cs="Garamond"/>
-          <w:b/>
-          <w:bCs/>
-          <w:u w:val="single"/>
-        </w:rPr>
-        <w:t>Declaración de Origen de Fondos y Financiación del Terrorismo</w:t>
-      </w:r>
-      <w:r>
-        <w:rPr>
-          <w:rFonts w:ascii="Garamond" w:eastAsia="Garamond" w:hAnsi="Garamond" w:cs="Garamond"/>
-          <w:b/>
-          <w:bCs/>
-        </w:rPr>
-        <w:t xml:space="preserve">. </w:t>
-      </w:r>
-      <w:r>
-        <w:rPr>
-          <w:rFonts w:ascii="Garamond" w:eastAsia="Garamond" w:hAnsi="Garamond" w:cs="Garamond"/>
-        </w:rPr>
-        <w:t xml:space="preserve">Las Partes declaran que sus ingresos provienen de actividades lícitas, que no se encuentran incluidas en listas para el control de lavado de activos y financiación del terrorismo, administradas por cualquier autoridad nacional o extranjera, y que, en consecuencia, se obligan a responder por todos los daños y/o perjuicios que llegasen a causar como consecuencia de esta afirmación. Conforme a lo anterior, cualquiera de las Partes podrá terminar el presente Acuerdo de Cooperación en el caso en el que la otra Parte sea incluida en la lista de la Oficina de Control de Activos en el Exterior – OFAC emitida por la Oficina del Tesoro de los Estados Unidos de Norte América, la lista de la Organización de las Naciones Unidas y otras listas públicas relacionadas con el tema de lavado de activos y financiación del terrorismo. </w:t>
-      </w:r>
-    </w:p>
-    <w:p>
-      <w:pPr>
-        <w:ind w:left="720"/>
-        <w:jc w:val="both"/>
-        <w:rPr>
-          <w:rFonts w:ascii="Garamond" w:eastAsia="Garamond" w:hAnsi="Garamond" w:cs="Garamond"/>
-        </w:rPr>
-      </w:pPr>
-    </w:p>
-    <w:p>
-      <w:pPr>
-        <w:ind w:left="720"/>
-        <w:jc w:val="both"/>
-        <w:rPr>
-          <w:rFonts w:ascii="Garamond" w:eastAsia="Garamond" w:hAnsi="Garamond" w:cs="Garamond"/>
-        </w:rPr>
-      </w:pPr>
-      <w:r>
-        <w:rPr>
-          <w:rFonts w:ascii="Garamond" w:eastAsia="Garamond" w:hAnsi="Garamond" w:cs="Garamond"/>
-          <w:b/>
-          <w:bCs/>
-        </w:rPr>
-        <w:t>(</w:t>
-      </w:r>
-      <w:proofErr w:type="spellStart"/>
-      <w:r>
-        <w:rPr>
-          <w:rFonts w:ascii="Garamond" w:eastAsia="Garamond" w:hAnsi="Garamond" w:cs="Garamond"/>
-          <w:b/>
-          <w:bCs/>
-        </w:rPr>
-        <w:t>xiv</w:t>
-      </w:r>
-      <w:proofErr w:type="spellEnd"/>
-      <w:r>
-        <w:rPr>
-          <w:rFonts w:ascii="Garamond" w:eastAsia="Garamond" w:hAnsi="Garamond" w:cs="Garamond"/>
-          <w:b/>
-          <w:bCs/>
-        </w:rPr>
-        <w:t xml:space="preserve">) </w:t>
-      </w:r>
-      <w:r>
-        <w:rPr>
-          <w:rFonts w:ascii="Garamond" w:eastAsia="Garamond" w:hAnsi="Garamond" w:cs="Garamond"/>
-          <w:b/>
-          <w:bCs/>
-          <w:u w:val="single"/>
-        </w:rPr>
-        <w:t>Política de Gestión y Código de Ética</w:t>
-      </w:r>
-      <w:r>
-        <w:rPr>
-          <w:rFonts w:ascii="Garamond" w:eastAsia="Garamond" w:hAnsi="Garamond" w:cs="Garamond"/>
-          <w:b/>
-          <w:bCs/>
-        </w:rPr>
-        <w:t>.</w:t>
-      </w:r>
-      <w:r>
-        <w:rPr>
-          <w:rFonts w:ascii="Garamond" w:eastAsia="Garamond" w:hAnsi="Garamond" w:cs="Garamond"/>
-        </w:rPr>
-        <w:t xml:space="preserve"> El Aliado Comercial acepta conocer y cumplir la Política de Gestión para la Prevención y Control del Riesgo de Lavado de Activos y de la Financiación del Terrorismo y el Código de Ética de Rappi. </w:t>
-      </w:r>
-    </w:p>
-    <w:p>
-      <w:pPr>
-        <w:ind w:left="720"/>
-        <w:jc w:val="both"/>
-        <w:rPr>
-          <w:rFonts w:ascii="Garamond" w:eastAsia="Garamond" w:hAnsi="Garamond" w:cs="Garamond"/>
-        </w:rPr>
-      </w:pPr>
-    </w:p>
-    <w:p>
-      <w:pPr>
-        <w:ind w:left="720"/>
-        <w:jc w:val="both"/>
-        <w:rPr>
-          <w:rFonts w:ascii="Garamond" w:eastAsia="Garamond" w:hAnsi="Garamond" w:cs="Garamond"/>
-        </w:rPr>
-      </w:pPr>
-      <w:r>
-        <w:rPr>
-          <w:rFonts w:ascii="Garamond" w:eastAsia="Garamond" w:hAnsi="Garamond" w:cs="Garamond"/>
-          <w:b/>
-          <w:bCs/>
-        </w:rPr>
-        <w:t>(</w:t>
-      </w:r>
-      <w:proofErr w:type="spellStart"/>
-      <w:r>
-        <w:rPr>
-          <w:rFonts w:ascii="Garamond" w:eastAsia="Garamond" w:hAnsi="Garamond" w:cs="Garamond"/>
-          <w:b/>
-          <w:bCs/>
-        </w:rPr>
-        <w:t>xv</w:t>
+        <w:t>iii</w:t>
       </w:r>
       <w:proofErr w:type="spellEnd"/>
       <w:r>
@@ -11338,107 +11444,6 @@
         <w:rPr>
           <w:rFonts w:ascii="Garamond" w:eastAsia="Garamond" w:hAnsi="Garamond" w:cs="Garamond"/>
         </w:rPr>
-        <w:t xml:space="preserve"> </w:t>
-      </w:r>
-      <w:r>
-        <w:rPr>
-          <w:rFonts w:ascii="Garamond" w:eastAsia="Garamond" w:hAnsi="Garamond" w:cs="Garamond"/>
-          <w:b/>
-          <w:bCs/>
-          <w:u w:val="single"/>
-        </w:rPr>
-        <w:t>Ética en los Negocios y Anticorrupción</w:t>
-      </w:r>
-      <w:r>
-        <w:rPr>
-          <w:rFonts w:ascii="Garamond" w:eastAsia="Garamond" w:hAnsi="Garamond" w:cs="Garamond"/>
-          <w:b/>
-          <w:bCs/>
-        </w:rPr>
-        <w:t xml:space="preserve">. </w:t>
-      </w:r>
-      <w:r>
-        <w:rPr>
-          <w:rFonts w:ascii="Garamond" w:eastAsia="Garamond" w:hAnsi="Garamond" w:cs="Garamond"/>
-        </w:rPr>
-        <w:t xml:space="preserve">Las Partes se comprometen a implementar mecanismos de control interno con el fin de evitar que se presenten actos de corrupción en las negociaciones que se lleven a cabo. De acuerdo con lo anterior, las Partes se obligan a no recibir ni ofrecer, directa o indirectamente, de y a los empleados, administradores, o subordinados de la otra Parte: </w:t>
-      </w:r>
-      <w:r>
-        <w:rPr>
-          <w:rFonts w:ascii="Garamond" w:eastAsia="Garamond" w:hAnsi="Garamond" w:cs="Garamond"/>
-          <w:b/>
-          <w:bCs/>
-        </w:rPr>
-        <w:t>(i)</w:t>
-      </w:r>
-      <w:r>
-        <w:rPr>
-          <w:rFonts w:ascii="Garamond" w:eastAsia="Garamond" w:hAnsi="Garamond" w:cs="Garamond"/>
-        </w:rPr>
-        <w:t xml:space="preserve"> sumas de dinero, </w:t>
-      </w:r>
-      <w:r>
-        <w:rPr>
-          <w:rFonts w:ascii="Garamond" w:eastAsia="Garamond" w:hAnsi="Garamond" w:cs="Garamond"/>
-          <w:b/>
-          <w:bCs/>
-        </w:rPr>
-        <w:t>(</w:t>
-      </w:r>
-      <w:proofErr w:type="spellStart"/>
-      <w:r>
-        <w:rPr>
-          <w:rFonts w:ascii="Garamond" w:eastAsia="Garamond" w:hAnsi="Garamond" w:cs="Garamond"/>
-          <w:b/>
-          <w:bCs/>
-        </w:rPr>
-        <w:t>ii</w:t>
-      </w:r>
-      <w:proofErr w:type="spellEnd"/>
-      <w:r>
-        <w:rPr>
-          <w:rFonts w:ascii="Garamond" w:eastAsia="Garamond" w:hAnsi="Garamond" w:cs="Garamond"/>
-          <w:b/>
-          <w:bCs/>
-        </w:rPr>
-        <w:t>)</w:t>
-      </w:r>
-      <w:r>
-        <w:rPr>
-          <w:rFonts w:ascii="Garamond" w:eastAsia="Garamond" w:hAnsi="Garamond" w:cs="Garamond"/>
-        </w:rPr>
-        <w:t xml:space="preserve"> cualquier objeto de valor pecuniario; u </w:t>
-      </w:r>
-      <w:r>
-        <w:rPr>
-          <w:rFonts w:ascii="Garamond" w:eastAsia="Garamond" w:hAnsi="Garamond" w:cs="Garamond"/>
-          <w:b/>
-          <w:bCs/>
-        </w:rPr>
-        <w:t>(</w:t>
-      </w:r>
-      <w:proofErr w:type="spellStart"/>
-      <w:r>
-        <w:rPr>
-          <w:rFonts w:ascii="Garamond" w:eastAsia="Garamond" w:hAnsi="Garamond" w:cs="Garamond"/>
-          <w:b/>
-          <w:bCs/>
-        </w:rPr>
-        <w:t>iii</w:t>
-      </w:r>
-      <w:proofErr w:type="spellEnd"/>
-      <w:r>
-        <w:rPr>
-          <w:rFonts w:ascii="Garamond" w:eastAsia="Garamond" w:hAnsi="Garamond" w:cs="Garamond"/>
-          <w:b/>
-          <w:bCs/>
-        </w:rPr>
-        <w:t>)</w:t>
-      </w:r>
-      <w:r>
-        <w:rPr>
-          <w:rFonts w:ascii="Garamond" w:eastAsia="Garamond" w:hAnsi="Garamond" w:cs="Garamond"/>
-        </w:rPr>
         <w:t xml:space="preserve"> otro beneficio o utilidad, a cambio de:</w:t>
       </w:r>
       <w:r>
@@ -11481,14 +11486,14 @@
         <w:rPr>
           <w:rFonts w:ascii="Garamond" w:eastAsia="Garamond" w:hAnsi="Garamond" w:cs="Garamond"/>
         </w:rPr>
-        <w:t xml:space="preserve"> retardar, cualquier acto relacionado con el ejercicio de sus funciones. Las Partes declaran y garantizan que tanto ellas como sus funcionarios, empleados, directivos,  o subcontratistas cumplen la Ley Aplicable en materia de anticorrupción, incluyendo, pero sin limitarse a la Ley General de Responsabilidades Administrativas, la Ley sobre Prácticas Corruptas en el Extranjero de EE.UU. de 1977, la Ley sobre Sobornos del Reino Unido de 2010 o aquellas que la modifiquen, subroguen, reglamenten o desarrollen, así como </w:t>
+        <w:t xml:space="preserve"> retardar, cualquier acto relacionado con el ejercicio de sus funciones. Las Partes declaran y garantizan que tanto ellas como sus funcionarios, empleados, directivos,  o subcontratistas cumplen la Ley Aplicable en materia de anticorrupción, incluyendo, pero sin limitarse a la Ley General de Responsabilidades Administrativas, la Ley sobre Prácticas Corruptas en el Extranjero de EE.UU. de 1977, la Ley sobre Sobornos del Reino Unido de 2010 o aquellas que la modifiquen, subroguen, reglamenten o desarrollen, así como aquellas regulaciones nacionales e internacionales relativas a la prevención del fraude, el soborno, la corrupción, el lavado de dinero y el terrorismo. Igualmente, las Partes declaran y garantizan </w:t>
       </w:r>
       <w:r>
         <w:rPr>
           <w:rFonts w:ascii="Garamond" w:eastAsia="Garamond" w:hAnsi="Garamond" w:cs="Garamond"/>
         </w:rPr>
         <w:lastRenderedPageBreak/>
-        <w:t xml:space="preserve">aquellas regulaciones nacionales e internacionales relativas a la prevención del fraude, el soborno, la corrupción, el lavado de dinero y el terrorismo. Igualmente, las Partes declaran y garantizan que ni ellas ni sus funcionarios, empleados, directivos, o subcontratistas son objeto de investigaciones, acusaciones o procesos relativos a la violación de la Ley Aplicable en materia de anticorrupción ni han sido objeto de sanciones penales, disciplinarias o contractuales derivadas de la violación de tal Ley Aplicable. Las Partes se obligan a cumplir la Ley Aplicable en materia de anticorrupción y declaran que cualquier incumplimiento constituye una violación al presente Acuerdo de Cooperación, que da derecho exclusivo a la otra Parte de terminar el presente Acuerdo de Cooperación.    Igualmente, cada Parte se obliga a notificar a la otra Parte cualquier notificación asociada a una investigación, procedimiento, sanción o similar, iniciado en su contra o en contra de cualquiera de sus funcionarios, empleados, directivos, o subcontratistas, dentro de las 24 (veinticuatro) horas siguientes a la fecha en la que tenga conocimiento de la notificación de la investigación. </w:t>
+        <w:t xml:space="preserve">que ni ellas ni sus funcionarios, empleados, directivos, o subcontratistas son objeto de investigaciones, acusaciones o procesos relativos a la violación de la Ley Aplicable en materia de anticorrupción ni han sido objeto de sanciones penales, disciplinarias o contractuales derivadas de la violación de tal Ley Aplicable. Las Partes se obligan a cumplir la Ley Aplicable en materia de anticorrupción y declaran que cualquier incumplimiento constituye una violación al presente Acuerdo de Cooperación, que da derecho exclusivo a la otra Parte de terminar el presente Acuerdo de Cooperación.    Igualmente, cada Parte se obliga a notificar a la otra Parte cualquier notificación asociada a una investigación, procedimiento, sanción o similar, iniciado en su contra o en contra de cualquiera de sus funcionarios, empleados, directivos, o subcontratistas, dentro de las 24 (veinticuatro) horas siguientes a la fecha en la que tenga conocimiento de la notificación de la investigación. </w:t>
       </w:r>
     </w:p>
     <w:p>
@@ -11958,7 +11963,6 @@
                 <w:b/>
                 <w:bCs/>
               </w:rPr>
-              <w:lastRenderedPageBreak/>
               <w:t>Rappi</w:t>
             </w:r>
           </w:p>
@@ -12541,7 +12545,7 @@
       </w:pPr>
     </w:p>
     <w:sectPr>
-      <w:headerReference w:type="default" r:id="rId9"/>
+      <w:headerReference w:type="default" r:id="rId8"/>
       <w:pgSz w:w="12240" w:h="15840"/>
       <w:pgMar w:top="1417" w:right="1701" w:bottom="1417" w:left="1701" w:header="708" w:footer="708" w:gutter="0"/>
       <w:pgNumType w:start="1"/>
